--- a/6-过程管理/流程制度规范类文件/060107-发布管理程序.docx
+++ b/6-过程管理/流程制度规范类文件/060107-发布管理程序.docx
@@ -1,11 +1,10 @@
 
 <file path=word/document.xml><?xml version="1.0" encoding="utf-8"?>
-<w:document xmlns:wpc="http://schemas.microsoft.com/office/word/2010/wordprocessingCanvas" xmlns:mc="http://schemas.openxmlformats.org/markup-compatibility/2006" xmlns:o="urn:schemas-microsoft-com:office:office" xmlns:r="http://schemas.openxmlformats.org/officeDocument/2006/relationships" xmlns:m="http://schemas.openxmlformats.org/officeDocument/2006/math" xmlns:v="urn:schemas-microsoft-com:vml" xmlns:wp14="http://schemas.microsoft.com/office/word/2010/wordprocessingDrawing" xmlns:wp="http://schemas.openxmlformats.org/drawingml/2006/wordprocessingDrawing" xmlns:w10="urn:schemas-microsoft-com:office:word" xmlns:w="http://schemas.openxmlformats.org/wordprocessingml/2006/main" xmlns:w14="http://schemas.microsoft.com/office/word/2010/wordml" xmlns:w15="http://schemas.microsoft.com/office/word/2012/wordml" xmlns:wne="http://schemas.microsoft.com/office/word/2006/wordml" xmlns:wpg="http://schemas.microsoft.com/office/word/2010/wordprocessingGroup" xmlns:wpi="http://schemas.microsoft.com/office/word/2010/wordprocessingInk" xmlns:wps="http://schemas.microsoft.com/office/word/2010/wordprocessingShape" mc:Ignorable="w14 w15 wp14">
-  <!-- Generated by Aspose.Words for .NET 13.3.0.1 -->
+<w:document xmlns:wpc="http://schemas.microsoft.com/office/word/2010/wordprocessingCanvas" xmlns:mc="http://schemas.openxmlformats.org/markup-compatibility/2006" xmlns:o="urn:schemas-microsoft-com:office:office" xmlns:r="http://schemas.openxmlformats.org/officeDocument/2006/relationships" xmlns:m="http://schemas.openxmlformats.org/officeDocument/2006/math" xmlns:v="urn:schemas-microsoft-com:vml" xmlns:wp14="http://schemas.microsoft.com/office/word/2010/wordprocessingDrawing" xmlns:wp="http://schemas.openxmlformats.org/drawingml/2006/wordprocessingDrawing" xmlns:w="http://schemas.openxmlformats.org/wordprocessingml/2006/main" xmlns:w14="http://schemas.microsoft.com/office/word/2010/wordml" xmlns:w10="urn:schemas-microsoft-com:office:word" xmlns:w15="http://schemas.microsoft.com/office/word/2012/wordml" xmlns:wpg="http://schemas.microsoft.com/office/word/2010/wordprocessingGroup" xmlns:wpi="http://schemas.microsoft.com/office/word/2010/wordprocessingInk" xmlns:wne="http://schemas.microsoft.com/office/word/2006/wordml" xmlns:wps="http://schemas.microsoft.com/office/word/2010/wordprocessingShape" xmlns:wpsCustomData="http://www.wps.cn/officeDocument/2013/wpsCustomData" mc:Ignorable="w14 w15 wp14">
   <w:body>
     <w:p>
       <w:pPr>
-        <w:pStyle w:val="a1"/>
+        <w:pStyle w:val="31"/>
         <w:keepNext w:val="0"/>
         <w:keepLines w:val="0"/>
         <w:pageBreakBefore w:val="0"/>
@@ -21,11 +20,10 @@
         <w:snapToGrid w:val="0"/>
         <w:textAlignment w:val="baseline"/>
       </w:pPr>
-      <w:bookmarkStart w:id="0" w:name="_Toc27558"/>
-    </w:p>
-    <w:p>
-      <w:pPr>
-        <w:pStyle w:val="a1"/>
+    </w:p>
+    <w:p>
+      <w:pPr>
+        <w:pStyle w:val="31"/>
         <w:keepNext w:val="0"/>
         <w:keepLines w:val="0"/>
         <w:pageBreakBefore w:val="0"/>
@@ -41,6 +39,7 @@
         <w:snapToGrid w:val="0"/>
         <w:textAlignment w:val="baseline"/>
       </w:pPr>
+      <w:bookmarkStart w:id="0" w:name="_Toc8487"/>
       <w:r>
         <w:t>发布管理程序</w:t>
       </w:r>
@@ -48,7 +47,7 @@
     </w:p>
     <w:p>
       <w:pPr>
-        <w:pStyle w:val="a2"/>
+        <w:pStyle w:val="32"/>
         <w:keepNext w:val="0"/>
         <w:keepLines w:val="0"/>
         <w:pageBreakBefore w:val="0"/>
@@ -64,7 +63,7 @@
         <w:snapToGrid w:val="0"/>
         <w:textAlignment w:val="baseline"/>
       </w:pPr>
-      <w:bookmarkStart w:id="1" w:name="_Toc31759"/>
+      <w:bookmarkStart w:id="1" w:name="_Toc6404"/>
       <w:r>
         <w:t>江苏云储智能科技有限公司</w:t>
       </w:r>
@@ -107,14 +106,14 @@
         <w:ind w:left="3285"/>
         <w:textAlignment w:val="baseline"/>
         <w:rPr>
-          <w:rFonts w:ascii="宋体" w:eastAsia="宋体" w:hAnsi="宋体" w:cs="宋体"/>
+          <w:rFonts w:ascii="宋体" w:hAnsi="宋体" w:eastAsia="宋体" w:cs="宋体"/>
           <w:sz w:val="36"/>
           <w:szCs w:val="36"/>
         </w:rPr>
       </w:pPr>
       <w:r>
         <w:rPr>
-          <w:rFonts w:ascii="宋体" w:eastAsia="宋体" w:hAnsi="宋体" w:cs="宋体"/>
+          <w:rFonts w:ascii="宋体" w:hAnsi="宋体" w:eastAsia="宋体" w:cs="宋体"/>
           <w:spacing w:val="-2"/>
           <w:sz w:val="36"/>
           <w:szCs w:val="36"/>
@@ -124,7 +123,7 @@
     </w:p>
     <w:p>
       <w:pPr>
-        <w:pStyle w:val="a2"/>
+        <w:pStyle w:val="32"/>
         <w:keepNext w:val="0"/>
         <w:keepLines w:val="0"/>
         <w:pageBreakBefore w:val="0"/>
@@ -140,7 +139,7 @@
         <w:snapToGrid w:val="0"/>
         <w:textAlignment w:val="baseline"/>
         <w:rPr>
-          <w:rFonts w:ascii="宋体" w:eastAsia="宋体" w:hAnsi="宋体" w:cs="宋体" w:hint="eastAsia"/>
+          <w:rFonts w:hint="eastAsia" w:ascii="宋体" w:hAnsi="宋体" w:eastAsia="宋体" w:cs="宋体"/>
           <w:b w:val="0"/>
           <w:bCs w:val="0"/>
           <w:sz w:val="36"/>
@@ -148,11 +147,11 @@
           <w:lang w:val="en-US" w:eastAsia="zh-CN"/>
         </w:rPr>
         <w:sectPr>
-          <w:headerReference w:type="default" r:id="rId5"/>
-          <w:footerReference w:type="default" r:id="rId6"/>
+          <w:headerReference r:id="rId5" w:type="default"/>
+          <w:footerReference r:id="rId6" w:type="default"/>
           <w:pgSz w:w="11906" w:h="16839"/>
           <w:pgMar w:top="1105" w:right="1671" w:bottom="3017" w:left="1672" w:header="1090" w:footer="2628" w:gutter="0"/>
-          <w:cols w:num="1" w:space="720"/>
+          <w:cols w:space="720" w:num="1"/>
         </w:sectPr>
       </w:pPr>
     </w:p>
@@ -176,15 +175,15 @@
         <w:textAlignment w:val="baseline"/>
         <w:outlineLvl w:val="0"/>
         <w:rPr>
-          <w:rFonts w:ascii="宋体" w:eastAsia="宋体" w:hAnsi="宋体" w:cs="宋体"/>
+          <w:rFonts w:ascii="宋体" w:hAnsi="宋体" w:eastAsia="宋体" w:cs="宋体"/>
           <w:sz w:val="28"/>
           <w:szCs w:val="28"/>
         </w:rPr>
       </w:pPr>
-      <w:bookmarkStart w:id="2" w:name="_Toc10006"/>
+      <w:bookmarkStart w:id="2" w:name="_Toc30671"/>
       <w:r>
         <w:rPr>
-          <w:rFonts w:ascii="宋体" w:eastAsia="宋体" w:hAnsi="宋体" w:cs="宋体"/>
+          <w:rFonts w:ascii="宋体" w:hAnsi="宋体" w:eastAsia="宋体" w:cs="宋体"/>
           <w:spacing w:val="-3"/>
           <w:sz w:val="28"/>
           <w:szCs w:val="28"/>
@@ -195,16 +194,16 @@
     </w:p>
     <w:tbl>
       <w:tblPr>
-        <w:tblStyle w:val="TableNormal0"/>
+        <w:tblStyle w:val="24"/>
         <w:tblW w:w="9072" w:type="dxa"/>
         <w:tblInd w:w="5" w:type="dxa"/>
         <w:tblBorders>
-          <w:top w:val="single" w:sz="4" w:space="0" w:color="000000"/>
-          <w:left w:val="single" w:sz="4" w:space="0" w:color="000000"/>
-          <w:bottom w:val="single" w:sz="4" w:space="0" w:color="000000"/>
-          <w:right w:val="single" w:sz="4" w:space="0" w:color="000000"/>
-          <w:insideH w:val="single" w:sz="4" w:space="0" w:color="000000"/>
-          <w:insideV w:val="single" w:sz="4" w:space="0" w:color="000000"/>
+          <w:top w:val="single" w:color="000000" w:sz="4" w:space="0"/>
+          <w:left w:val="single" w:color="000000" w:sz="4" w:space="0"/>
+          <w:bottom w:val="single" w:color="000000" w:sz="4" w:space="0"/>
+          <w:right w:val="single" w:color="000000" w:sz="4" w:space="0"/>
+          <w:insideH w:val="single" w:color="000000" w:sz="4" w:space="0"/>
+          <w:insideV w:val="single" w:color="000000" w:sz="4" w:space="0"/>
         </w:tblBorders>
         <w:tblLayout w:type="fixed"/>
         <w:tblCellMar>
@@ -223,17 +222,14 @@
       </w:tblGrid>
       <w:tr>
         <w:tblPrEx>
-          <w:tblW w:w="9072" w:type="dxa"/>
-          <w:tblInd w:w="5" w:type="dxa"/>
           <w:tblBorders>
-            <w:top w:val="single" w:sz="4" w:space="0" w:color="000000"/>
-            <w:left w:val="single" w:sz="4" w:space="0" w:color="000000"/>
-            <w:bottom w:val="single" w:sz="4" w:space="0" w:color="000000"/>
-            <w:right w:val="single" w:sz="4" w:space="0" w:color="000000"/>
-            <w:insideH w:val="single" w:sz="4" w:space="0" w:color="000000"/>
-            <w:insideV w:val="single" w:sz="4" w:space="0" w:color="000000"/>
+            <w:top w:val="single" w:color="000000" w:sz="4" w:space="0"/>
+            <w:left w:val="single" w:color="000000" w:sz="4" w:space="0"/>
+            <w:bottom w:val="single" w:color="000000" w:sz="4" w:space="0"/>
+            <w:right w:val="single" w:color="000000" w:sz="4" w:space="0"/>
+            <w:insideH w:val="single" w:color="000000" w:sz="4" w:space="0"/>
+            <w:insideV w:val="single" w:color="000000" w:sz="4" w:space="0"/>
           </w:tblBorders>
-          <w:tblLayout w:type="fixed"/>
           <w:tblCellMar>
             <w:top w:w="0" w:type="dxa"/>
             <w:left w:w="0" w:type="dxa"/>
@@ -242,7 +238,7 @@
           </w:tblCellMar>
         </w:tblPrEx>
         <w:trPr>
-          <w:trHeight w:val="612"/>
+          <w:trHeight w:val="612" w:hRule="atLeast"/>
         </w:trPr>
         <w:tc>
           <w:tcPr>
@@ -267,14 +263,14 @@
               <w:ind w:left="207"/>
               <w:textAlignment w:val="baseline"/>
               <w:rPr>
-                <w:rFonts w:ascii="宋体" w:eastAsia="宋体" w:hAnsi="宋体" w:cs="宋体"/>
+                <w:rFonts w:ascii="宋体" w:hAnsi="宋体" w:eastAsia="宋体" w:cs="宋体"/>
                 <w:sz w:val="24"/>
                 <w:szCs w:val="24"/>
               </w:rPr>
             </w:pPr>
             <w:r>
               <w:rPr>
-                <w:rFonts w:ascii="宋体" w:eastAsia="宋体" w:hAnsi="宋体" w:cs="宋体"/>
+                <w:rFonts w:ascii="宋体" w:hAnsi="宋体" w:eastAsia="宋体" w:cs="宋体"/>
                 <w:spacing w:val="-2"/>
                 <w:sz w:val="24"/>
                 <w:szCs w:val="24"/>
@@ -307,14 +303,14 @@
               <w:ind w:left="113"/>
               <w:textAlignment w:val="baseline"/>
               <w:rPr>
-                <w:rFonts w:ascii="宋体" w:eastAsia="宋体" w:hAnsi="宋体" w:cs="宋体"/>
+                <w:rFonts w:ascii="宋体" w:hAnsi="宋体" w:eastAsia="宋体" w:cs="宋体"/>
                 <w:sz w:val="24"/>
                 <w:szCs w:val="24"/>
               </w:rPr>
             </w:pPr>
             <w:r>
               <w:rPr>
-                <w:rFonts w:ascii="宋体" w:eastAsia="宋体" w:hAnsi="宋体" w:cs="宋体"/>
+                <w:rFonts w:ascii="宋体" w:hAnsi="宋体" w:eastAsia="宋体" w:cs="宋体"/>
                 <w:spacing w:val="-1"/>
                 <w:sz w:val="24"/>
                 <w:szCs w:val="24"/>
@@ -326,9 +322,14 @@
       </w:tr>
       <w:tr>
         <w:tblPrEx>
-          <w:tblW w:w="9072" w:type="dxa"/>
-          <w:tblInd w:w="5" w:type="dxa"/>
-          <w:tblLayout w:type="fixed"/>
+          <w:tblBorders>
+            <w:top w:val="single" w:color="000000" w:sz="4" w:space="0"/>
+            <w:left w:val="single" w:color="000000" w:sz="4" w:space="0"/>
+            <w:bottom w:val="single" w:color="000000" w:sz="4" w:space="0"/>
+            <w:right w:val="single" w:color="000000" w:sz="4" w:space="0"/>
+            <w:insideH w:val="single" w:color="000000" w:sz="4" w:space="0"/>
+            <w:insideV w:val="single" w:color="000000" w:sz="4" w:space="0"/>
+          </w:tblBorders>
           <w:tblCellMar>
             <w:top w:w="0" w:type="dxa"/>
             <w:left w:w="0" w:type="dxa"/>
@@ -337,7 +338,7 @@
           </w:tblCellMar>
         </w:tblPrEx>
         <w:trPr>
-          <w:trHeight w:val="607"/>
+          <w:trHeight w:val="607" w:hRule="atLeast"/>
         </w:trPr>
         <w:tc>
           <w:tcPr>
@@ -362,14 +363,14 @@
               <w:ind w:left="447"/>
               <w:textAlignment w:val="baseline"/>
               <w:rPr>
-                <w:rFonts w:ascii="宋体" w:eastAsia="宋体" w:hAnsi="宋体" w:cs="宋体"/>
+                <w:rFonts w:ascii="宋体" w:hAnsi="宋体" w:eastAsia="宋体" w:cs="宋体"/>
                 <w:sz w:val="24"/>
                 <w:szCs w:val="24"/>
               </w:rPr>
             </w:pPr>
             <w:r>
               <w:rPr>
-                <w:rFonts w:ascii="宋体" w:eastAsia="宋体" w:hAnsi="宋体" w:cs="宋体"/>
+                <w:rFonts w:ascii="宋体" w:hAnsi="宋体" w:eastAsia="宋体" w:cs="宋体"/>
                 <w:spacing w:val="-3"/>
                 <w:sz w:val="24"/>
                 <w:szCs w:val="24"/>
@@ -402,14 +403,14 @@
               <w:ind w:left="109"/>
               <w:textAlignment w:val="baseline"/>
               <w:rPr>
-                <w:rFonts w:ascii="宋体" w:eastAsia="宋体" w:hAnsi="宋体" w:cs="宋体"/>
+                <w:rFonts w:ascii="宋体" w:hAnsi="宋体" w:eastAsia="宋体" w:cs="宋体"/>
                 <w:sz w:val="24"/>
                 <w:szCs w:val="24"/>
               </w:rPr>
             </w:pPr>
             <w:r>
               <w:rPr>
-                <w:rFonts w:ascii="宋体" w:eastAsia="宋体" w:hAnsi="宋体" w:cs="宋体"/>
+                <w:rFonts w:ascii="宋体" w:hAnsi="宋体" w:eastAsia="宋体" w:cs="宋体"/>
                 <w:spacing w:val="-1"/>
                 <w:sz w:val="24"/>
                 <w:szCs w:val="24"/>
@@ -421,9 +422,14 @@
       </w:tr>
       <w:tr>
         <w:tblPrEx>
-          <w:tblW w:w="9072" w:type="dxa"/>
-          <w:tblInd w:w="5" w:type="dxa"/>
-          <w:tblLayout w:type="fixed"/>
+          <w:tblBorders>
+            <w:top w:val="single" w:color="000000" w:sz="4" w:space="0"/>
+            <w:left w:val="single" w:color="000000" w:sz="4" w:space="0"/>
+            <w:bottom w:val="single" w:color="000000" w:sz="4" w:space="0"/>
+            <w:right w:val="single" w:color="000000" w:sz="4" w:space="0"/>
+            <w:insideH w:val="single" w:color="000000" w:sz="4" w:space="0"/>
+            <w:insideV w:val="single" w:color="000000" w:sz="4" w:space="0"/>
+          </w:tblBorders>
           <w:tblCellMar>
             <w:top w:w="0" w:type="dxa"/>
             <w:left w:w="0" w:type="dxa"/>
@@ -432,7 +438,7 @@
           </w:tblCellMar>
         </w:tblPrEx>
         <w:trPr>
-          <w:trHeight w:val="607"/>
+          <w:trHeight w:val="607" w:hRule="atLeast"/>
         </w:trPr>
         <w:tc>
           <w:tcPr>
@@ -457,14 +463,14 @@
               <w:ind w:left="447"/>
               <w:textAlignment w:val="baseline"/>
               <w:rPr>
-                <w:rFonts w:ascii="宋体" w:eastAsia="宋体" w:hAnsi="宋体" w:cs="宋体"/>
+                <w:rFonts w:ascii="宋体" w:hAnsi="宋体" w:eastAsia="宋体" w:cs="宋体"/>
                 <w:sz w:val="24"/>
                 <w:szCs w:val="24"/>
               </w:rPr>
             </w:pPr>
             <w:r>
               <w:rPr>
-                <w:rFonts w:ascii="宋体" w:eastAsia="宋体" w:hAnsi="宋体" w:cs="宋体"/>
+                <w:rFonts w:ascii="宋体" w:hAnsi="宋体" w:eastAsia="宋体" w:cs="宋体"/>
                 <w:spacing w:val="-3"/>
                 <w:sz w:val="24"/>
                 <w:szCs w:val="24"/>
@@ -496,14 +502,14 @@
               <w:ind w:left="229"/>
               <w:textAlignment w:val="baseline"/>
               <w:rPr>
-                <w:rFonts w:ascii="宋体" w:eastAsia="宋体" w:hAnsi="宋体" w:cs="宋体"/>
+                <w:rFonts w:ascii="宋体" w:hAnsi="宋体" w:eastAsia="宋体" w:cs="宋体"/>
                 <w:sz w:val="24"/>
                 <w:szCs w:val="24"/>
               </w:rPr>
             </w:pPr>
             <w:r>
               <w:rPr>
-                <w:rFonts w:ascii="宋体" w:eastAsia="宋体" w:hAnsi="宋体" w:cs="宋体"/>
+                <w:rFonts w:ascii="宋体" w:hAnsi="宋体" w:eastAsia="宋体" w:cs="宋体"/>
                 <w:spacing w:val="-2"/>
                 <w:sz w:val="24"/>
                 <w:szCs w:val="24"/>
@@ -535,14 +541,14 @@
               <w:ind w:left="676"/>
               <w:textAlignment w:val="baseline"/>
               <w:rPr>
-                <w:rFonts w:ascii="宋体" w:eastAsia="宋体" w:hAnsi="宋体" w:cs="宋体"/>
+                <w:rFonts w:ascii="宋体" w:hAnsi="宋体" w:eastAsia="宋体" w:cs="宋体"/>
                 <w:sz w:val="24"/>
                 <w:szCs w:val="24"/>
               </w:rPr>
             </w:pPr>
             <w:r>
               <w:rPr>
-                <w:rFonts w:ascii="宋体" w:eastAsia="宋体" w:hAnsi="宋体" w:cs="宋体"/>
+                <w:rFonts w:ascii="宋体" w:hAnsi="宋体" w:eastAsia="宋体" w:cs="宋体"/>
                 <w:spacing w:val="-2"/>
                 <w:sz w:val="24"/>
                 <w:szCs w:val="24"/>
@@ -574,14 +580,14 @@
               <w:ind w:left="545"/>
               <w:textAlignment w:val="baseline"/>
               <w:rPr>
-                <w:rFonts w:ascii="宋体" w:eastAsia="宋体" w:hAnsi="宋体" w:cs="宋体"/>
+                <w:rFonts w:ascii="宋体" w:hAnsi="宋体" w:eastAsia="宋体" w:cs="宋体"/>
                 <w:sz w:val="24"/>
                 <w:szCs w:val="24"/>
               </w:rPr>
             </w:pPr>
             <w:r>
               <w:rPr>
-                <w:rFonts w:ascii="宋体" w:eastAsia="宋体" w:hAnsi="宋体" w:cs="宋体"/>
+                <w:rFonts w:ascii="宋体" w:hAnsi="宋体" w:eastAsia="宋体" w:cs="宋体"/>
                 <w:spacing w:val="-3"/>
                 <w:sz w:val="24"/>
                 <w:szCs w:val="24"/>
@@ -613,14 +619,14 @@
               <w:ind w:left="754"/>
               <w:textAlignment w:val="baseline"/>
               <w:rPr>
-                <w:rFonts w:ascii="宋体" w:eastAsia="宋体" w:hAnsi="宋体" w:cs="宋体"/>
+                <w:rFonts w:ascii="宋体" w:hAnsi="宋体" w:eastAsia="宋体" w:cs="宋体"/>
                 <w:sz w:val="24"/>
                 <w:szCs w:val="24"/>
               </w:rPr>
             </w:pPr>
             <w:r>
               <w:rPr>
-                <w:rFonts w:ascii="宋体" w:eastAsia="宋体" w:hAnsi="宋体" w:cs="宋体"/>
+                <w:rFonts w:ascii="宋体" w:hAnsi="宋体" w:eastAsia="宋体" w:cs="宋体"/>
                 <w:spacing w:val="-6"/>
                 <w:sz w:val="24"/>
                 <w:szCs w:val="24"/>
@@ -632,9 +638,14 @@
       </w:tr>
       <w:tr>
         <w:tblPrEx>
-          <w:tblW w:w="9072" w:type="dxa"/>
-          <w:tblInd w:w="5" w:type="dxa"/>
-          <w:tblLayout w:type="fixed"/>
+          <w:tblBorders>
+            <w:top w:val="single" w:color="000000" w:sz="4" w:space="0"/>
+            <w:left w:val="single" w:color="000000" w:sz="4" w:space="0"/>
+            <w:bottom w:val="single" w:color="000000" w:sz="4" w:space="0"/>
+            <w:right w:val="single" w:color="000000" w:sz="4" w:space="0"/>
+            <w:insideH w:val="single" w:color="000000" w:sz="4" w:space="0"/>
+            <w:insideV w:val="single" w:color="000000" w:sz="4" w:space="0"/>
+          </w:tblBorders>
           <w:tblCellMar>
             <w:top w:w="0" w:type="dxa"/>
             <w:left w:w="0" w:type="dxa"/>
@@ -643,7 +654,7 @@
           </w:tblCellMar>
         </w:tblPrEx>
         <w:trPr>
-          <w:trHeight w:val="474"/>
+          <w:trHeight w:val="474" w:hRule="atLeast"/>
         </w:trPr>
         <w:tc>
           <w:tcPr>
@@ -668,14 +679,14 @@
               <w:ind w:left="709"/>
               <w:textAlignment w:val="baseline"/>
               <w:rPr>
-                <w:rFonts w:ascii="宋体" w:eastAsia="宋体" w:hAnsi="宋体" w:cs="宋体"/>
+                <w:rFonts w:ascii="宋体" w:hAnsi="宋体" w:eastAsia="宋体" w:cs="宋体"/>
                 <w:sz w:val="21"/>
                 <w:szCs w:val="21"/>
               </w:rPr>
             </w:pPr>
             <w:r>
               <w:rPr>
-                <w:rFonts w:ascii="宋体" w:eastAsia="宋体" w:hAnsi="宋体" w:cs="宋体"/>
+                <w:rFonts w:ascii="宋体" w:hAnsi="宋体" w:eastAsia="宋体" w:cs="宋体"/>
                 <w:spacing w:val="-1"/>
                 <w:sz w:val="21"/>
                 <w:szCs w:val="21"/>
@@ -707,14 +718,14 @@
               <w:ind w:left="290"/>
               <w:textAlignment w:val="baseline"/>
               <w:rPr>
-                <w:rFonts w:ascii="宋体" w:eastAsia="宋体" w:hAnsi="宋体" w:cs="宋体"/>
+                <w:rFonts w:ascii="宋体" w:hAnsi="宋体" w:eastAsia="宋体" w:cs="宋体"/>
                 <w:sz w:val="21"/>
                 <w:szCs w:val="21"/>
               </w:rPr>
             </w:pPr>
             <w:r>
               <w:rPr>
-                <w:rFonts w:ascii="宋体" w:eastAsia="宋体" w:hAnsi="宋体" w:cs="宋体"/>
+                <w:rFonts w:ascii="宋体" w:hAnsi="宋体" w:eastAsia="宋体" w:cs="宋体"/>
                 <w:spacing w:val="-2"/>
                 <w:sz w:val="21"/>
                 <w:szCs w:val="21"/>
@@ -746,14 +757,14 @@
               <w:ind w:left="738"/>
               <w:textAlignment w:val="baseline"/>
               <w:rPr>
-                <w:rFonts w:ascii="宋体" w:eastAsia="宋体" w:hAnsi="宋体" w:cs="宋体"/>
+                <w:rFonts w:ascii="宋体" w:hAnsi="宋体" w:eastAsia="宋体" w:cs="宋体"/>
                 <w:sz w:val="21"/>
                 <w:szCs w:val="21"/>
               </w:rPr>
             </w:pPr>
             <w:r>
               <w:rPr>
-                <w:rFonts w:ascii="宋体" w:eastAsia="宋体" w:hAnsi="宋体" w:cs="宋体"/>
+                <w:rFonts w:ascii="宋体" w:hAnsi="宋体" w:eastAsia="宋体" w:cs="宋体"/>
                 <w:spacing w:val="-3"/>
                 <w:sz w:val="21"/>
                 <w:szCs w:val="21"/>
@@ -785,7 +796,7 @@
               <w:ind w:left="479"/>
               <w:textAlignment w:val="baseline"/>
               <w:rPr>
-                <w:rFonts w:ascii="宋体" w:eastAsia="宋体" w:hAnsi="宋体" w:cs="宋体" w:hint="default"/>
+                <w:rFonts w:hint="default" w:ascii="宋体" w:hAnsi="宋体" w:eastAsia="宋体" w:cs="宋体"/>
                 <w:sz w:val="21"/>
                 <w:szCs w:val="21"/>
                 <w:lang w:val="en-US" w:eastAsia="zh-CN"/>
@@ -793,7 +804,7 @@
             </w:pPr>
             <w:r>
               <w:rPr>
-                <w:rFonts w:ascii="宋体" w:eastAsia="宋体" w:hAnsi="宋体" w:cs="宋体" w:hint="eastAsia"/>
+                <w:rFonts w:hint="eastAsia" w:ascii="宋体" w:hAnsi="宋体" w:eastAsia="宋体" w:cs="宋体"/>
                 <w:sz w:val="21"/>
                 <w:szCs w:val="21"/>
                 <w:lang w:val="en-US" w:eastAsia="zh-CN"/>
@@ -825,14 +836,14 @@
               <w:ind w:left="671"/>
               <w:textAlignment w:val="baseline"/>
               <w:rPr>
-                <w:rFonts w:ascii="宋体" w:eastAsia="宋体" w:hAnsi="宋体" w:cs="宋体"/>
+                <w:rFonts w:ascii="宋体" w:hAnsi="宋体" w:eastAsia="宋体" w:cs="宋体"/>
                 <w:sz w:val="21"/>
                 <w:szCs w:val="21"/>
               </w:rPr>
             </w:pPr>
             <w:r>
               <w:rPr>
-                <w:rFonts w:ascii="宋体" w:eastAsia="宋体" w:hAnsi="宋体" w:cs="宋体"/>
+                <w:rFonts w:ascii="宋体" w:hAnsi="宋体" w:eastAsia="宋体" w:cs="宋体"/>
                 <w:spacing w:val="-3"/>
                 <w:sz w:val="21"/>
                 <w:szCs w:val="21"/>
@@ -844,9 +855,14 @@
       </w:tr>
       <w:tr>
         <w:tblPrEx>
-          <w:tblW w:w="9072" w:type="dxa"/>
-          <w:tblInd w:w="5" w:type="dxa"/>
-          <w:tblLayout w:type="fixed"/>
+          <w:tblBorders>
+            <w:top w:val="single" w:color="000000" w:sz="4" w:space="0"/>
+            <w:left w:val="single" w:color="000000" w:sz="4" w:space="0"/>
+            <w:bottom w:val="single" w:color="000000" w:sz="4" w:space="0"/>
+            <w:right w:val="single" w:color="000000" w:sz="4" w:space="0"/>
+            <w:insideH w:val="single" w:color="000000" w:sz="4" w:space="0"/>
+            <w:insideV w:val="single" w:color="000000" w:sz="4" w:space="0"/>
+          </w:tblBorders>
           <w:tblCellMar>
             <w:top w:w="0" w:type="dxa"/>
             <w:left w:w="0" w:type="dxa"/>
@@ -855,7 +871,7 @@
           </w:tblCellMar>
         </w:tblPrEx>
         <w:trPr>
-          <w:trHeight w:val="474"/>
+          <w:trHeight w:val="474" w:hRule="atLeast"/>
         </w:trPr>
         <w:tc>
           <w:tcPr>
@@ -863,7 +879,7 @@
           </w:tcPr>
           <w:p>
             <w:pPr>
-              <w:pStyle w:val="TableText"/>
+              <w:pStyle w:val="25"/>
               <w:keepNext w:val="0"/>
               <w:keepLines w:val="0"/>
               <w:pageBreakBefore w:val="0"/>
@@ -887,7 +903,7 @@
           </w:tcPr>
           <w:p>
             <w:pPr>
-              <w:pStyle w:val="TableText"/>
+              <w:pStyle w:val="25"/>
               <w:keepNext w:val="0"/>
               <w:keepLines w:val="0"/>
               <w:pageBreakBefore w:val="0"/>
@@ -911,7 +927,7 @@
           </w:tcPr>
           <w:p>
             <w:pPr>
-              <w:pStyle w:val="TableText"/>
+              <w:pStyle w:val="25"/>
               <w:keepNext w:val="0"/>
               <w:keepLines w:val="0"/>
               <w:pageBreakBefore w:val="0"/>
@@ -935,7 +951,7 @@
           </w:tcPr>
           <w:p>
             <w:pPr>
-              <w:pStyle w:val="TableText"/>
+              <w:pStyle w:val="25"/>
               <w:keepNext w:val="0"/>
               <w:keepLines w:val="0"/>
               <w:pageBreakBefore w:val="0"/>
@@ -959,7 +975,7 @@
           </w:tcPr>
           <w:p>
             <w:pPr>
-              <w:pStyle w:val="TableText"/>
+              <w:pStyle w:val="25"/>
               <w:keepNext w:val="0"/>
               <w:keepLines w:val="0"/>
               <w:pageBreakBefore w:val="0"/>
@@ -980,9 +996,14 @@
       </w:tr>
       <w:tr>
         <w:tblPrEx>
-          <w:tblW w:w="9072" w:type="dxa"/>
-          <w:tblInd w:w="5" w:type="dxa"/>
-          <w:tblLayout w:type="fixed"/>
+          <w:tblBorders>
+            <w:top w:val="single" w:color="000000" w:sz="4" w:space="0"/>
+            <w:left w:val="single" w:color="000000" w:sz="4" w:space="0"/>
+            <w:bottom w:val="single" w:color="000000" w:sz="4" w:space="0"/>
+            <w:right w:val="single" w:color="000000" w:sz="4" w:space="0"/>
+            <w:insideH w:val="single" w:color="000000" w:sz="4" w:space="0"/>
+            <w:insideV w:val="single" w:color="000000" w:sz="4" w:space="0"/>
+          </w:tblBorders>
           <w:tblCellMar>
             <w:top w:w="0" w:type="dxa"/>
             <w:left w:w="0" w:type="dxa"/>
@@ -991,7 +1012,7 @@
           </w:tblCellMar>
         </w:tblPrEx>
         <w:trPr>
-          <w:trHeight w:val="474"/>
+          <w:trHeight w:val="474" w:hRule="atLeast"/>
         </w:trPr>
         <w:tc>
           <w:tcPr>
@@ -999,7 +1020,7 @@
           </w:tcPr>
           <w:p>
             <w:pPr>
-              <w:pStyle w:val="TableText"/>
+              <w:pStyle w:val="25"/>
               <w:keepNext w:val="0"/>
               <w:keepLines w:val="0"/>
               <w:pageBreakBefore w:val="0"/>
@@ -1023,7 +1044,7 @@
           </w:tcPr>
           <w:p>
             <w:pPr>
-              <w:pStyle w:val="TableText"/>
+              <w:pStyle w:val="25"/>
               <w:keepNext w:val="0"/>
               <w:keepLines w:val="0"/>
               <w:pageBreakBefore w:val="0"/>
@@ -1047,7 +1068,7 @@
           </w:tcPr>
           <w:p>
             <w:pPr>
-              <w:pStyle w:val="TableText"/>
+              <w:pStyle w:val="25"/>
               <w:keepNext w:val="0"/>
               <w:keepLines w:val="0"/>
               <w:pageBreakBefore w:val="0"/>
@@ -1071,7 +1092,7 @@
           </w:tcPr>
           <w:p>
             <w:pPr>
-              <w:pStyle w:val="TableText"/>
+              <w:pStyle w:val="25"/>
               <w:keepNext w:val="0"/>
               <w:keepLines w:val="0"/>
               <w:pageBreakBefore w:val="0"/>
@@ -1095,7 +1116,7 @@
           </w:tcPr>
           <w:p>
             <w:pPr>
-              <w:pStyle w:val="TableText"/>
+              <w:pStyle w:val="25"/>
               <w:keepNext w:val="0"/>
               <w:keepLines w:val="0"/>
               <w:pageBreakBefore w:val="0"/>
@@ -1116,9 +1137,14 @@
       </w:tr>
       <w:tr>
         <w:tblPrEx>
-          <w:tblW w:w="9072" w:type="dxa"/>
-          <w:tblInd w:w="5" w:type="dxa"/>
-          <w:tblLayout w:type="fixed"/>
+          <w:tblBorders>
+            <w:top w:val="single" w:color="000000" w:sz="4" w:space="0"/>
+            <w:left w:val="single" w:color="000000" w:sz="4" w:space="0"/>
+            <w:bottom w:val="single" w:color="000000" w:sz="4" w:space="0"/>
+            <w:right w:val="single" w:color="000000" w:sz="4" w:space="0"/>
+            <w:insideH w:val="single" w:color="000000" w:sz="4" w:space="0"/>
+            <w:insideV w:val="single" w:color="000000" w:sz="4" w:space="0"/>
+          </w:tblBorders>
           <w:tblCellMar>
             <w:top w:w="0" w:type="dxa"/>
             <w:left w:w="0" w:type="dxa"/>
@@ -1127,7 +1153,7 @@
           </w:tblCellMar>
         </w:tblPrEx>
         <w:trPr>
-          <w:trHeight w:val="474"/>
+          <w:trHeight w:val="474" w:hRule="atLeast"/>
         </w:trPr>
         <w:tc>
           <w:tcPr>
@@ -1135,7 +1161,7 @@
           </w:tcPr>
           <w:p>
             <w:pPr>
-              <w:pStyle w:val="TableText"/>
+              <w:pStyle w:val="25"/>
               <w:keepNext w:val="0"/>
               <w:keepLines w:val="0"/>
               <w:pageBreakBefore w:val="0"/>
@@ -1159,7 +1185,7 @@
           </w:tcPr>
           <w:p>
             <w:pPr>
-              <w:pStyle w:val="TableText"/>
+              <w:pStyle w:val="25"/>
               <w:keepNext w:val="0"/>
               <w:keepLines w:val="0"/>
               <w:pageBreakBefore w:val="0"/>
@@ -1183,7 +1209,7 @@
           </w:tcPr>
           <w:p>
             <w:pPr>
-              <w:pStyle w:val="TableText"/>
+              <w:pStyle w:val="25"/>
               <w:keepNext w:val="0"/>
               <w:keepLines w:val="0"/>
               <w:pageBreakBefore w:val="0"/>
@@ -1207,7 +1233,7 @@
           </w:tcPr>
           <w:p>
             <w:pPr>
-              <w:pStyle w:val="TableText"/>
+              <w:pStyle w:val="25"/>
               <w:keepNext w:val="0"/>
               <w:keepLines w:val="0"/>
               <w:pageBreakBefore w:val="0"/>
@@ -1231,7 +1257,7 @@
           </w:tcPr>
           <w:p>
             <w:pPr>
-              <w:pStyle w:val="TableText"/>
+              <w:pStyle w:val="25"/>
               <w:keepNext w:val="0"/>
               <w:keepLines w:val="0"/>
               <w:pageBreakBefore w:val="0"/>
@@ -1252,9 +1278,14 @@
       </w:tr>
       <w:tr>
         <w:tblPrEx>
-          <w:tblW w:w="9072" w:type="dxa"/>
-          <w:tblInd w:w="5" w:type="dxa"/>
-          <w:tblLayout w:type="fixed"/>
+          <w:tblBorders>
+            <w:top w:val="single" w:color="000000" w:sz="4" w:space="0"/>
+            <w:left w:val="single" w:color="000000" w:sz="4" w:space="0"/>
+            <w:bottom w:val="single" w:color="000000" w:sz="4" w:space="0"/>
+            <w:right w:val="single" w:color="000000" w:sz="4" w:space="0"/>
+            <w:insideH w:val="single" w:color="000000" w:sz="4" w:space="0"/>
+            <w:insideV w:val="single" w:color="000000" w:sz="4" w:space="0"/>
+          </w:tblBorders>
           <w:tblCellMar>
             <w:top w:w="0" w:type="dxa"/>
             <w:left w:w="0" w:type="dxa"/>
@@ -1263,7 +1294,7 @@
           </w:tblCellMar>
         </w:tblPrEx>
         <w:trPr>
-          <w:trHeight w:val="474"/>
+          <w:trHeight w:val="474" w:hRule="atLeast"/>
         </w:trPr>
         <w:tc>
           <w:tcPr>
@@ -1271,7 +1302,7 @@
           </w:tcPr>
           <w:p>
             <w:pPr>
-              <w:pStyle w:val="TableText"/>
+              <w:pStyle w:val="25"/>
               <w:keepNext w:val="0"/>
               <w:keepLines w:val="0"/>
               <w:pageBreakBefore w:val="0"/>
@@ -1295,7 +1326,7 @@
           </w:tcPr>
           <w:p>
             <w:pPr>
-              <w:pStyle w:val="TableText"/>
+              <w:pStyle w:val="25"/>
               <w:keepNext w:val="0"/>
               <w:keepLines w:val="0"/>
               <w:pageBreakBefore w:val="0"/>
@@ -1319,7 +1350,7 @@
           </w:tcPr>
           <w:p>
             <w:pPr>
-              <w:pStyle w:val="TableText"/>
+              <w:pStyle w:val="25"/>
               <w:keepNext w:val="0"/>
               <w:keepLines w:val="0"/>
               <w:pageBreakBefore w:val="0"/>
@@ -1343,7 +1374,7 @@
           </w:tcPr>
           <w:p>
             <w:pPr>
-              <w:pStyle w:val="TableText"/>
+              <w:pStyle w:val="25"/>
               <w:keepNext w:val="0"/>
               <w:keepLines w:val="0"/>
               <w:pageBreakBefore w:val="0"/>
@@ -1367,7 +1398,7 @@
           </w:tcPr>
           <w:p>
             <w:pPr>
-              <w:pStyle w:val="TableText"/>
+              <w:pStyle w:val="25"/>
               <w:keepNext w:val="0"/>
               <w:keepLines w:val="0"/>
               <w:pageBreakBefore w:val="0"/>
@@ -1388,9 +1419,14 @@
       </w:tr>
       <w:tr>
         <w:tblPrEx>
-          <w:tblW w:w="9072" w:type="dxa"/>
-          <w:tblInd w:w="5" w:type="dxa"/>
-          <w:tblLayout w:type="fixed"/>
+          <w:tblBorders>
+            <w:top w:val="single" w:color="000000" w:sz="4" w:space="0"/>
+            <w:left w:val="single" w:color="000000" w:sz="4" w:space="0"/>
+            <w:bottom w:val="single" w:color="000000" w:sz="4" w:space="0"/>
+            <w:right w:val="single" w:color="000000" w:sz="4" w:space="0"/>
+            <w:insideH w:val="single" w:color="000000" w:sz="4" w:space="0"/>
+            <w:insideV w:val="single" w:color="000000" w:sz="4" w:space="0"/>
+          </w:tblBorders>
           <w:tblCellMar>
             <w:top w:w="0" w:type="dxa"/>
             <w:left w:w="0" w:type="dxa"/>
@@ -1399,7 +1435,7 @@
           </w:tblCellMar>
         </w:tblPrEx>
         <w:trPr>
-          <w:trHeight w:val="528"/>
+          <w:trHeight w:val="528" w:hRule="atLeast"/>
         </w:trPr>
         <w:tc>
           <w:tcPr>
@@ -1407,7 +1443,7 @@
           </w:tcPr>
           <w:p>
             <w:pPr>
-              <w:pStyle w:val="TableText"/>
+              <w:pStyle w:val="25"/>
               <w:keepNext w:val="0"/>
               <w:keepLines w:val="0"/>
               <w:pageBreakBefore w:val="0"/>
@@ -1431,7 +1467,7 @@
           </w:tcPr>
           <w:p>
             <w:pPr>
-              <w:pStyle w:val="TableText"/>
+              <w:pStyle w:val="25"/>
               <w:keepNext w:val="0"/>
               <w:keepLines w:val="0"/>
               <w:pageBreakBefore w:val="0"/>
@@ -1455,7 +1491,7 @@
           </w:tcPr>
           <w:p>
             <w:pPr>
-              <w:pStyle w:val="TableText"/>
+              <w:pStyle w:val="25"/>
               <w:keepNext w:val="0"/>
               <w:keepLines w:val="0"/>
               <w:pageBreakBefore w:val="0"/>
@@ -1479,7 +1515,7 @@
           </w:tcPr>
           <w:p>
             <w:pPr>
-              <w:pStyle w:val="TableText"/>
+              <w:pStyle w:val="25"/>
               <w:keepNext w:val="0"/>
               <w:keepLines w:val="0"/>
               <w:pageBreakBefore w:val="0"/>
@@ -1503,7 +1539,7 @@
           </w:tcPr>
           <w:p>
             <w:pPr>
-              <w:pStyle w:val="TableText"/>
+              <w:pStyle w:val="25"/>
               <w:keepNext w:val="0"/>
               <w:keepLines w:val="0"/>
               <w:pageBreakBefore w:val="0"/>
@@ -1524,9 +1560,14 @@
       </w:tr>
       <w:tr>
         <w:tblPrEx>
-          <w:tblW w:w="9072" w:type="dxa"/>
-          <w:tblInd w:w="5" w:type="dxa"/>
-          <w:tblLayout w:type="fixed"/>
+          <w:tblBorders>
+            <w:top w:val="single" w:color="000000" w:sz="4" w:space="0"/>
+            <w:left w:val="single" w:color="000000" w:sz="4" w:space="0"/>
+            <w:bottom w:val="single" w:color="000000" w:sz="4" w:space="0"/>
+            <w:right w:val="single" w:color="000000" w:sz="4" w:space="0"/>
+            <w:insideH w:val="single" w:color="000000" w:sz="4" w:space="0"/>
+            <w:insideV w:val="single" w:color="000000" w:sz="4" w:space="0"/>
+          </w:tblBorders>
           <w:tblCellMar>
             <w:top w:w="0" w:type="dxa"/>
             <w:left w:w="0" w:type="dxa"/>
@@ -1535,7 +1576,7 @@
           </w:tblCellMar>
         </w:tblPrEx>
         <w:trPr>
-          <w:trHeight w:val="589"/>
+          <w:trHeight w:val="589" w:hRule="atLeast"/>
         </w:trPr>
         <w:tc>
           <w:tcPr>
@@ -1543,7 +1584,7 @@
           </w:tcPr>
           <w:p>
             <w:pPr>
-              <w:pStyle w:val="TableText"/>
+              <w:pStyle w:val="25"/>
               <w:keepNext w:val="0"/>
               <w:keepLines w:val="0"/>
               <w:pageBreakBefore w:val="0"/>
@@ -1567,7 +1608,7 @@
           </w:tcPr>
           <w:p>
             <w:pPr>
-              <w:pStyle w:val="TableText"/>
+              <w:pStyle w:val="25"/>
               <w:keepNext w:val="0"/>
               <w:keepLines w:val="0"/>
               <w:pageBreakBefore w:val="0"/>
@@ -1591,7 +1632,7 @@
           </w:tcPr>
           <w:p>
             <w:pPr>
-              <w:pStyle w:val="TableText"/>
+              <w:pStyle w:val="25"/>
               <w:keepNext w:val="0"/>
               <w:keepLines w:val="0"/>
               <w:pageBreakBefore w:val="0"/>
@@ -1615,7 +1656,7 @@
           </w:tcPr>
           <w:p>
             <w:pPr>
-              <w:pStyle w:val="TableText"/>
+              <w:pStyle w:val="25"/>
               <w:keepNext w:val="0"/>
               <w:keepLines w:val="0"/>
               <w:pageBreakBefore w:val="0"/>
@@ -1639,7 +1680,7 @@
           </w:tcPr>
           <w:p>
             <w:pPr>
-              <w:pStyle w:val="TableText"/>
+              <w:pStyle w:val="25"/>
               <w:keepNext w:val="0"/>
               <w:keepLines w:val="0"/>
               <w:pageBreakBefore w:val="0"/>
@@ -1661,7 +1702,7 @@
     </w:tbl>
     <w:p>
       <w:pPr>
-        <w:pStyle w:val="BodyText"/>
+        <w:pStyle w:val="12"/>
         <w:keepNext w:val="0"/>
         <w:keepLines w:val="0"/>
         <w:pageBreakBefore w:val="0"/>
@@ -1695,18 +1736,18 @@
         <w:snapToGrid w:val="0"/>
         <w:textAlignment w:val="baseline"/>
         <w:sectPr>
-          <w:headerReference w:type="default" r:id="rId7"/>
-          <w:footerReference w:type="default" r:id="rId8"/>
+          <w:headerReference r:id="rId7" w:type="default"/>
+          <w:footerReference r:id="rId8" w:type="default"/>
           <w:pgSz w:w="11906" w:h="16839"/>
           <w:pgMar w:top="400" w:right="1127" w:bottom="1234" w:left="1696" w:header="0" w:footer="1070" w:gutter="0"/>
-          <w:cols w:num="1" w:space="720"/>
+          <w:cols w:space="720" w:num="1"/>
         </w:sectPr>
       </w:pPr>
     </w:p>
     <w:sdt>
       <w:sdtPr>
         <w:rPr>
-          <w:rFonts w:ascii="宋体" w:eastAsia="宋体" w:hAnsi="宋体" w:cs="Arial"/>
+          <w:rFonts w:ascii="宋体" w:hAnsi="宋体" w:eastAsia="宋体" w:cs="Arial"/>
           <w:snapToGrid w:val="0"/>
           <w:color w:val="000000"/>
           <w:kern w:val="0"/>
@@ -1722,7 +1763,7 @@
       </w:sdtPr>
       <w:sdtEndPr>
         <w:rPr>
-          <w:rFonts w:ascii="Times New Roman" w:eastAsia="Times New Roman" w:hAnsi="Times New Roman" w:cs="Times New Roman"/>
+          <w:rFonts w:ascii="Times New Roman" w:hAnsi="Times New Roman" w:eastAsia="Times New Roman" w:cs="Times New Roman"/>
           <w:snapToGrid w:val="0"/>
           <w:color w:val="000000"/>
           <w:kern w:val="0"/>
@@ -1748,13 +1789,13 @@
             <w:adjustRightInd w:val="0"/>
             <w:snapToGrid w:val="0"/>
             <w:spacing w:before="0" w:beforeLines="0" w:after="0" w:afterLines="0" w:line="240" w:lineRule="auto"/>
-            <w:ind w:left="0" w:right="0" w:firstLine="0" w:leftChars="0" w:rightChars="0" w:firstLineChars="0"/>
+            <w:ind w:left="0" w:leftChars="0" w:right="0" w:rightChars="0" w:firstLine="0" w:firstLineChars="0"/>
             <w:jc w:val="center"/>
             <w:textAlignment w:val="baseline"/>
           </w:pPr>
           <w:r>
             <w:rPr>
-              <w:rFonts w:ascii="宋体" w:eastAsia="宋体" w:hAnsi="宋体"/>
+              <w:rFonts w:ascii="宋体" w:hAnsi="宋体" w:eastAsia="宋体"/>
               <w:sz w:val="21"/>
             </w:rPr>
             <w:t>目录</w:t>
@@ -1762,28 +1803,16 @@
         </w:p>
         <w:p>
           <w:pPr>
-            <w:pStyle w:val="TOC1"/>
-            <w:keepNext w:val="0"/>
-            <w:keepLines w:val="0"/>
-            <w:pageBreakBefore w:val="0"/>
-            <w:widowControl w:val="0"/>
+            <w:pStyle w:val="16"/>
             <w:tabs>
               <w:tab w:val="right" w:leader="dot" w:pos="8492"/>
             </w:tabs>
-            <w:kinsoku w:val="0"/>
-            <w:wordWrap/>
-            <w:overflowPunct/>
-            <w:topLinePunct w:val="0"/>
-            <w:autoSpaceDE w:val="0"/>
-            <w:autoSpaceDN w:val="0"/>
-            <w:bidi w:val="0"/>
-            <w:adjustRightInd w:val="0"/>
-            <w:snapToGrid w:val="0"/>
-            <w:textAlignment w:val="baseline"/>
           </w:pPr>
-          <w:r>
-            <w:rPr>
-              <w:rFonts w:ascii="Times New Roman" w:eastAsia="Times New Roman" w:hAnsi="Times New Roman" w:cs="Times New Roman"/>
+          <w:bookmarkStart w:id="27" w:name="_GoBack"/>
+          <w:bookmarkEnd w:id="27"/>
+          <w:r>
+            <w:rPr>
+              <w:rFonts w:ascii="Times New Roman" w:hAnsi="Times New Roman" w:eastAsia="Times New Roman" w:cs="Times New Roman"/>
               <w:sz w:val="24"/>
               <w:szCs w:val="24"/>
             </w:rPr>
@@ -1791,7 +1820,7 @@
           </w:r>
           <w:r>
             <w:rPr>
-              <w:rFonts w:ascii="Times New Roman" w:eastAsia="Times New Roman" w:hAnsi="Times New Roman" w:cs="Times New Roman"/>
+              <w:rFonts w:ascii="Times New Roman" w:hAnsi="Times New Roman" w:eastAsia="Times New Roman" w:cs="Times New Roman"/>
               <w:sz w:val="24"/>
               <w:szCs w:val="24"/>
             </w:rPr>
@@ -1799,7 +1828,7 @@
           </w:r>
           <w:r>
             <w:rPr>
-              <w:rFonts w:ascii="Times New Roman" w:eastAsia="Times New Roman" w:hAnsi="Times New Roman" w:cs="Times New Roman"/>
+              <w:rFonts w:ascii="Times New Roman" w:hAnsi="Times New Roman" w:eastAsia="Times New Roman" w:cs="Times New Roman"/>
               <w:sz w:val="24"/>
               <w:szCs w:val="24"/>
             </w:rPr>
@@ -1807,21 +1836,21 @@
           </w:r>
           <w:r>
             <w:rPr>
-              <w:rFonts w:ascii="Times New Roman" w:eastAsia="Times New Roman" w:hAnsi="Times New Roman" w:cs="Times New Roman"/>
+              <w:rFonts w:ascii="Times New Roman" w:hAnsi="Times New Roman" w:eastAsia="Times New Roman" w:cs="Times New Roman"/>
               <w:szCs w:val="24"/>
             </w:rPr>
             <w:fldChar w:fldCharType="begin"/>
           </w:r>
           <w:r>
             <w:rPr>
-              <w:rFonts w:ascii="Times New Roman" w:eastAsia="Times New Roman" w:hAnsi="Times New Roman" w:cs="Times New Roman"/>
+              <w:rFonts w:ascii="Times New Roman" w:hAnsi="Times New Roman" w:eastAsia="Times New Roman" w:cs="Times New Roman"/>
               <w:szCs w:val="24"/>
             </w:rPr>
-            <w:instrText xml:space="preserve"> HYPERLINK \l _Toc27558 </w:instrText>
-          </w:r>
-          <w:r>
-            <w:rPr>
-              <w:rFonts w:ascii="Times New Roman" w:eastAsia="Times New Roman" w:hAnsi="Times New Roman" w:cs="Times New Roman"/>
+            <w:instrText xml:space="preserve"> HYPERLINK \l _Toc8487 </w:instrText>
+          </w:r>
+          <w:r>
+            <w:rPr>
+              <w:rFonts w:ascii="Times New Roman" w:hAnsi="Times New Roman" w:eastAsia="Times New Roman" w:cs="Times New Roman"/>
               <w:szCs w:val="24"/>
             </w:rPr>
             <w:fldChar w:fldCharType="separate"/>
@@ -1836,7 +1865,7 @@
             <w:fldChar w:fldCharType="begin"/>
           </w:r>
           <w:r>
-            <w:instrText xml:space="preserve"> PAGEREF _Toc27558 \h </w:instrText>
+            <w:instrText xml:space="preserve"> PAGEREF _Toc8487 \h </w:instrText>
           </w:r>
           <w:r>
             <w:fldChar w:fldCharType="separate"/>
@@ -1849,7 +1878,7 @@
           </w:r>
           <w:r>
             <w:rPr>
-              <w:rFonts w:ascii="Times New Roman" w:eastAsia="Times New Roman" w:hAnsi="Times New Roman" w:cs="Times New Roman"/>
+              <w:rFonts w:ascii="Times New Roman" w:hAnsi="Times New Roman" w:eastAsia="Times New Roman" w:cs="Times New Roman"/>
               <w:szCs w:val="24"/>
             </w:rPr>
             <w:fldChar w:fldCharType="end"/>
@@ -1857,42 +1886,28 @@
         </w:p>
         <w:p>
           <w:pPr>
-            <w:pStyle w:val="TOC1"/>
-            <w:keepNext w:val="0"/>
-            <w:keepLines w:val="0"/>
-            <w:pageBreakBefore w:val="0"/>
-            <w:widowControl w:val="0"/>
+            <w:pStyle w:val="16"/>
             <w:tabs>
               <w:tab w:val="right" w:leader="dot" w:pos="8492"/>
             </w:tabs>
-            <w:kinsoku w:val="0"/>
-            <w:wordWrap/>
-            <w:overflowPunct/>
-            <w:topLinePunct w:val="0"/>
-            <w:autoSpaceDE w:val="0"/>
-            <w:autoSpaceDN w:val="0"/>
-            <w:bidi w:val="0"/>
-            <w:adjustRightInd w:val="0"/>
-            <w:snapToGrid w:val="0"/>
-            <w:textAlignment w:val="baseline"/>
           </w:pPr>
           <w:r>
             <w:rPr>
-              <w:rFonts w:ascii="Times New Roman" w:eastAsia="Times New Roman" w:hAnsi="Times New Roman" w:cs="Times New Roman"/>
+              <w:rFonts w:ascii="Times New Roman" w:hAnsi="Times New Roman" w:eastAsia="Times New Roman" w:cs="Times New Roman"/>
               <w:szCs w:val="24"/>
             </w:rPr>
             <w:fldChar w:fldCharType="begin"/>
           </w:r>
           <w:r>
             <w:rPr>
-              <w:rFonts w:ascii="Times New Roman" w:eastAsia="Times New Roman" w:hAnsi="Times New Roman" w:cs="Times New Roman"/>
+              <w:rFonts w:ascii="Times New Roman" w:hAnsi="Times New Roman" w:eastAsia="Times New Roman" w:cs="Times New Roman"/>
               <w:szCs w:val="24"/>
             </w:rPr>
-            <w:instrText xml:space="preserve"> HYPERLINK \l _Toc31759 </w:instrText>
-          </w:r>
-          <w:r>
-            <w:rPr>
-              <w:rFonts w:ascii="Times New Roman" w:eastAsia="Times New Roman" w:hAnsi="Times New Roman" w:cs="Times New Roman"/>
+            <w:instrText xml:space="preserve"> HYPERLINK \l _Toc6404 </w:instrText>
+          </w:r>
+          <w:r>
+            <w:rPr>
+              <w:rFonts w:ascii="Times New Roman" w:hAnsi="Times New Roman" w:eastAsia="Times New Roman" w:cs="Times New Roman"/>
               <w:szCs w:val="24"/>
             </w:rPr>
             <w:fldChar w:fldCharType="separate"/>
@@ -1907,7 +1922,7 @@
             <w:fldChar w:fldCharType="begin"/>
           </w:r>
           <w:r>
-            <w:instrText xml:space="preserve"> PAGEREF _Toc31759 \h </w:instrText>
+            <w:instrText xml:space="preserve"> PAGEREF _Toc6404 \h </w:instrText>
           </w:r>
           <w:r>
             <w:fldChar w:fldCharType="separate"/>
@@ -1920,7 +1935,7 @@
           </w:r>
           <w:r>
             <w:rPr>
-              <w:rFonts w:ascii="Times New Roman" w:eastAsia="Times New Roman" w:hAnsi="Times New Roman" w:cs="Times New Roman"/>
+              <w:rFonts w:ascii="Times New Roman" w:hAnsi="Times New Roman" w:eastAsia="Times New Roman" w:cs="Times New Roman"/>
               <w:szCs w:val="24"/>
             </w:rPr>
             <w:fldChar w:fldCharType="end"/>
@@ -1928,49 +1943,35 @@
         </w:p>
         <w:p>
           <w:pPr>
-            <w:pStyle w:val="TOC1"/>
-            <w:keepNext w:val="0"/>
-            <w:keepLines w:val="0"/>
-            <w:pageBreakBefore w:val="0"/>
-            <w:widowControl w:val="0"/>
+            <w:pStyle w:val="16"/>
             <w:tabs>
               <w:tab w:val="right" w:leader="dot" w:pos="8492"/>
             </w:tabs>
-            <w:kinsoku w:val="0"/>
-            <w:wordWrap/>
-            <w:overflowPunct/>
-            <w:topLinePunct w:val="0"/>
-            <w:autoSpaceDE w:val="0"/>
-            <w:autoSpaceDN w:val="0"/>
-            <w:bidi w:val="0"/>
-            <w:adjustRightInd w:val="0"/>
-            <w:snapToGrid w:val="0"/>
-            <w:textAlignment w:val="baseline"/>
           </w:pPr>
           <w:r>
             <w:rPr>
-              <w:rFonts w:ascii="Times New Roman" w:eastAsia="Times New Roman" w:hAnsi="Times New Roman" w:cs="Times New Roman"/>
+              <w:rFonts w:ascii="Times New Roman" w:hAnsi="Times New Roman" w:eastAsia="Times New Roman" w:cs="Times New Roman"/>
               <w:szCs w:val="24"/>
             </w:rPr>
             <w:fldChar w:fldCharType="begin"/>
           </w:r>
           <w:r>
             <w:rPr>
-              <w:rFonts w:ascii="Times New Roman" w:eastAsia="Times New Roman" w:hAnsi="Times New Roman" w:cs="Times New Roman"/>
+              <w:rFonts w:ascii="Times New Roman" w:hAnsi="Times New Roman" w:eastAsia="Times New Roman" w:cs="Times New Roman"/>
               <w:szCs w:val="24"/>
             </w:rPr>
-            <w:instrText xml:space="preserve"> HYPERLINK \l _Toc10006 </w:instrText>
-          </w:r>
-          <w:r>
-            <w:rPr>
-              <w:rFonts w:ascii="Times New Roman" w:eastAsia="Times New Roman" w:hAnsi="Times New Roman" w:cs="Times New Roman"/>
+            <w:instrText xml:space="preserve"> HYPERLINK \l _Toc30671 </w:instrText>
+          </w:r>
+          <w:r>
+            <w:rPr>
+              <w:rFonts w:ascii="Times New Roman" w:hAnsi="Times New Roman" w:eastAsia="Times New Roman" w:cs="Times New Roman"/>
               <w:szCs w:val="24"/>
             </w:rPr>
             <w:fldChar w:fldCharType="separate"/>
           </w:r>
           <w:r>
             <w:rPr>
-              <w:rFonts w:ascii="宋体" w:eastAsia="宋体" w:hAnsi="宋体" w:cs="宋体"/>
+              <w:rFonts w:ascii="宋体" w:hAnsi="宋体" w:eastAsia="宋体" w:cs="宋体"/>
               <w:spacing w:val="-3"/>
               <w:szCs w:val="28"/>
             </w:rPr>
@@ -1983,7 +1984,7 @@
             <w:fldChar w:fldCharType="begin"/>
           </w:r>
           <w:r>
-            <w:instrText xml:space="preserve"> PAGEREF _Toc10006 \h </w:instrText>
+            <w:instrText xml:space="preserve"> PAGEREF _Toc30671 \h </w:instrText>
           </w:r>
           <w:r>
             <w:fldChar w:fldCharType="separate"/>
@@ -1996,7 +1997,7 @@
           </w:r>
           <w:r>
             <w:rPr>
-              <w:rFonts w:ascii="Times New Roman" w:eastAsia="Times New Roman" w:hAnsi="Times New Roman" w:cs="Times New Roman"/>
+              <w:rFonts w:ascii="Times New Roman" w:hAnsi="Times New Roman" w:eastAsia="Times New Roman" w:cs="Times New Roman"/>
               <w:szCs w:val="24"/>
             </w:rPr>
             <w:fldChar w:fldCharType="end"/>
@@ -2004,42 +2005,28 @@
         </w:p>
         <w:p>
           <w:pPr>
-            <w:pStyle w:val="TOC1"/>
-            <w:keepNext w:val="0"/>
-            <w:keepLines w:val="0"/>
-            <w:pageBreakBefore w:val="0"/>
-            <w:widowControl w:val="0"/>
+            <w:pStyle w:val="16"/>
             <w:tabs>
               <w:tab w:val="right" w:leader="dot" w:pos="8492"/>
             </w:tabs>
-            <w:kinsoku w:val="0"/>
-            <w:wordWrap/>
-            <w:overflowPunct/>
-            <w:topLinePunct w:val="0"/>
-            <w:autoSpaceDE w:val="0"/>
-            <w:autoSpaceDN w:val="0"/>
-            <w:bidi w:val="0"/>
-            <w:adjustRightInd w:val="0"/>
-            <w:snapToGrid w:val="0"/>
-            <w:textAlignment w:val="baseline"/>
           </w:pPr>
           <w:r>
             <w:rPr>
-              <w:rFonts w:ascii="Times New Roman" w:eastAsia="Times New Roman" w:hAnsi="Times New Roman" w:cs="Times New Roman"/>
+              <w:rFonts w:ascii="Times New Roman" w:hAnsi="Times New Roman" w:eastAsia="Times New Roman" w:cs="Times New Roman"/>
               <w:szCs w:val="24"/>
             </w:rPr>
             <w:fldChar w:fldCharType="begin"/>
           </w:r>
           <w:r>
             <w:rPr>
-              <w:rFonts w:ascii="Times New Roman" w:eastAsia="Times New Roman" w:hAnsi="Times New Roman" w:cs="Times New Roman"/>
+              <w:rFonts w:ascii="Times New Roman" w:hAnsi="Times New Roman" w:eastAsia="Times New Roman" w:cs="Times New Roman"/>
               <w:szCs w:val="24"/>
             </w:rPr>
-            <w:instrText xml:space="preserve"> HYPERLINK \l _Toc5745 </w:instrText>
-          </w:r>
-          <w:r>
-            <w:rPr>
-              <w:rFonts w:ascii="Times New Roman" w:eastAsia="Times New Roman" w:hAnsi="Times New Roman" w:cs="Times New Roman"/>
+            <w:instrText xml:space="preserve"> HYPERLINK \l _Toc3454 </w:instrText>
+          </w:r>
+          <w:r>
+            <w:rPr>
+              <w:rFonts w:ascii="Times New Roman" w:hAnsi="Times New Roman" w:eastAsia="Times New Roman" w:cs="Times New Roman"/>
               <w:szCs w:val="24"/>
             </w:rPr>
             <w:fldChar w:fldCharType="separate"/>
@@ -2060,7 +2047,7 @@
             <w:fldChar w:fldCharType="begin"/>
           </w:r>
           <w:r>
-            <w:instrText xml:space="preserve"> PAGEREF _Toc5745 \h </w:instrText>
+            <w:instrText xml:space="preserve"> PAGEREF _Toc3454 \h </w:instrText>
           </w:r>
           <w:r>
             <w:fldChar w:fldCharType="separate"/>
@@ -2073,7 +2060,7 @@
           </w:r>
           <w:r>
             <w:rPr>
-              <w:rFonts w:ascii="Times New Roman" w:eastAsia="Times New Roman" w:hAnsi="Times New Roman" w:cs="Times New Roman"/>
+              <w:rFonts w:ascii="Times New Roman" w:hAnsi="Times New Roman" w:eastAsia="Times New Roman" w:cs="Times New Roman"/>
               <w:szCs w:val="24"/>
             </w:rPr>
             <w:fldChar w:fldCharType="end"/>
@@ -2081,42 +2068,28 @@
         </w:p>
         <w:p>
           <w:pPr>
-            <w:pStyle w:val="TOC1"/>
-            <w:keepNext w:val="0"/>
-            <w:keepLines w:val="0"/>
-            <w:pageBreakBefore w:val="0"/>
-            <w:widowControl w:val="0"/>
+            <w:pStyle w:val="16"/>
             <w:tabs>
               <w:tab w:val="right" w:leader="dot" w:pos="8492"/>
             </w:tabs>
-            <w:kinsoku w:val="0"/>
-            <w:wordWrap/>
-            <w:overflowPunct/>
-            <w:topLinePunct w:val="0"/>
-            <w:autoSpaceDE w:val="0"/>
-            <w:autoSpaceDN w:val="0"/>
-            <w:bidi w:val="0"/>
-            <w:adjustRightInd w:val="0"/>
-            <w:snapToGrid w:val="0"/>
-            <w:textAlignment w:val="baseline"/>
           </w:pPr>
           <w:r>
             <w:rPr>
-              <w:rFonts w:ascii="Times New Roman" w:eastAsia="Times New Roman" w:hAnsi="Times New Roman" w:cs="Times New Roman"/>
+              <w:rFonts w:ascii="Times New Roman" w:hAnsi="Times New Roman" w:eastAsia="Times New Roman" w:cs="Times New Roman"/>
               <w:szCs w:val="24"/>
             </w:rPr>
             <w:fldChar w:fldCharType="begin"/>
           </w:r>
           <w:r>
             <w:rPr>
-              <w:rFonts w:ascii="Times New Roman" w:eastAsia="Times New Roman" w:hAnsi="Times New Roman" w:cs="Times New Roman"/>
+              <w:rFonts w:ascii="Times New Roman" w:hAnsi="Times New Roman" w:eastAsia="Times New Roman" w:cs="Times New Roman"/>
               <w:szCs w:val="24"/>
             </w:rPr>
-            <w:instrText xml:space="preserve"> HYPERLINK \l _Toc10107 </w:instrText>
-          </w:r>
-          <w:r>
-            <w:rPr>
-              <w:rFonts w:ascii="Times New Roman" w:eastAsia="Times New Roman" w:hAnsi="Times New Roman" w:cs="Times New Roman"/>
+            <w:instrText xml:space="preserve"> HYPERLINK \l _Toc26283 </w:instrText>
+          </w:r>
+          <w:r>
+            <w:rPr>
+              <w:rFonts w:ascii="Times New Roman" w:hAnsi="Times New Roman" w:eastAsia="Times New Roman" w:cs="Times New Roman"/>
               <w:szCs w:val="24"/>
             </w:rPr>
             <w:fldChar w:fldCharType="separate"/>
@@ -2137,7 +2110,7 @@
             <w:fldChar w:fldCharType="begin"/>
           </w:r>
           <w:r>
-            <w:instrText xml:space="preserve"> PAGEREF _Toc10107 \h </w:instrText>
+            <w:instrText xml:space="preserve"> PAGEREF _Toc26283 \h </w:instrText>
           </w:r>
           <w:r>
             <w:fldChar w:fldCharType="separate"/>
@@ -2150,7 +2123,7 @@
           </w:r>
           <w:r>
             <w:rPr>
-              <w:rFonts w:ascii="Times New Roman" w:eastAsia="Times New Roman" w:hAnsi="Times New Roman" w:cs="Times New Roman"/>
+              <w:rFonts w:ascii="Times New Roman" w:hAnsi="Times New Roman" w:eastAsia="Times New Roman" w:cs="Times New Roman"/>
               <w:szCs w:val="24"/>
             </w:rPr>
             <w:fldChar w:fldCharType="end"/>
@@ -2158,42 +2131,28 @@
         </w:p>
         <w:p>
           <w:pPr>
-            <w:pStyle w:val="TOC1"/>
-            <w:keepNext w:val="0"/>
-            <w:keepLines w:val="0"/>
-            <w:pageBreakBefore w:val="0"/>
-            <w:widowControl w:val="0"/>
+            <w:pStyle w:val="16"/>
             <w:tabs>
               <w:tab w:val="right" w:leader="dot" w:pos="8492"/>
             </w:tabs>
-            <w:kinsoku w:val="0"/>
-            <w:wordWrap/>
-            <w:overflowPunct/>
-            <w:topLinePunct w:val="0"/>
-            <w:autoSpaceDE w:val="0"/>
-            <w:autoSpaceDN w:val="0"/>
-            <w:bidi w:val="0"/>
-            <w:adjustRightInd w:val="0"/>
-            <w:snapToGrid w:val="0"/>
-            <w:textAlignment w:val="baseline"/>
           </w:pPr>
           <w:r>
             <w:rPr>
-              <w:rFonts w:ascii="Times New Roman" w:eastAsia="Times New Roman" w:hAnsi="Times New Roman" w:cs="Times New Roman"/>
+              <w:rFonts w:ascii="Times New Roman" w:hAnsi="Times New Roman" w:eastAsia="Times New Roman" w:cs="Times New Roman"/>
               <w:szCs w:val="24"/>
             </w:rPr>
             <w:fldChar w:fldCharType="begin"/>
           </w:r>
           <w:r>
             <w:rPr>
-              <w:rFonts w:ascii="Times New Roman" w:eastAsia="Times New Roman" w:hAnsi="Times New Roman" w:cs="Times New Roman"/>
+              <w:rFonts w:ascii="Times New Roman" w:hAnsi="Times New Roman" w:eastAsia="Times New Roman" w:cs="Times New Roman"/>
               <w:szCs w:val="24"/>
             </w:rPr>
-            <w:instrText xml:space="preserve"> HYPERLINK \l _Toc1466 </w:instrText>
-          </w:r>
-          <w:r>
-            <w:rPr>
-              <w:rFonts w:ascii="Times New Roman" w:eastAsia="Times New Roman" w:hAnsi="Times New Roman" w:cs="Times New Roman"/>
+            <w:instrText xml:space="preserve"> HYPERLINK \l _Toc15137 </w:instrText>
+          </w:r>
+          <w:r>
+            <w:rPr>
+              <w:rFonts w:ascii="Times New Roman" w:hAnsi="Times New Roman" w:eastAsia="Times New Roman" w:cs="Times New Roman"/>
               <w:szCs w:val="24"/>
             </w:rPr>
             <w:fldChar w:fldCharType="separate"/>
@@ -2214,7 +2173,7 @@
             <w:fldChar w:fldCharType="begin"/>
           </w:r>
           <w:r>
-            <w:instrText xml:space="preserve"> PAGEREF _Toc1466 \h </w:instrText>
+            <w:instrText xml:space="preserve"> PAGEREF _Toc15137 \h </w:instrText>
           </w:r>
           <w:r>
             <w:fldChar w:fldCharType="separate"/>
@@ -2227,7 +2186,7 @@
           </w:r>
           <w:r>
             <w:rPr>
-              <w:rFonts w:ascii="Times New Roman" w:eastAsia="Times New Roman" w:hAnsi="Times New Roman" w:cs="Times New Roman"/>
+              <w:rFonts w:ascii="Times New Roman" w:hAnsi="Times New Roman" w:eastAsia="Times New Roman" w:cs="Times New Roman"/>
               <w:szCs w:val="24"/>
             </w:rPr>
             <w:fldChar w:fldCharType="end"/>
@@ -2235,42 +2194,28 @@
         </w:p>
         <w:p>
           <w:pPr>
-            <w:pStyle w:val="TOC1"/>
-            <w:keepNext w:val="0"/>
-            <w:keepLines w:val="0"/>
-            <w:pageBreakBefore w:val="0"/>
-            <w:widowControl w:val="0"/>
+            <w:pStyle w:val="16"/>
             <w:tabs>
               <w:tab w:val="right" w:leader="dot" w:pos="8492"/>
             </w:tabs>
-            <w:kinsoku w:val="0"/>
-            <w:wordWrap/>
-            <w:overflowPunct/>
-            <w:topLinePunct w:val="0"/>
-            <w:autoSpaceDE w:val="0"/>
-            <w:autoSpaceDN w:val="0"/>
-            <w:bidi w:val="0"/>
-            <w:adjustRightInd w:val="0"/>
-            <w:snapToGrid w:val="0"/>
-            <w:textAlignment w:val="baseline"/>
           </w:pPr>
           <w:r>
             <w:rPr>
-              <w:rFonts w:ascii="Times New Roman" w:eastAsia="Times New Roman" w:hAnsi="Times New Roman" w:cs="Times New Roman"/>
+              <w:rFonts w:ascii="Times New Roman" w:hAnsi="Times New Roman" w:eastAsia="Times New Roman" w:cs="Times New Roman"/>
               <w:szCs w:val="24"/>
             </w:rPr>
             <w:fldChar w:fldCharType="begin"/>
           </w:r>
           <w:r>
             <w:rPr>
-              <w:rFonts w:ascii="Times New Roman" w:eastAsia="Times New Roman" w:hAnsi="Times New Roman" w:cs="Times New Roman"/>
+              <w:rFonts w:ascii="Times New Roman" w:hAnsi="Times New Roman" w:eastAsia="Times New Roman" w:cs="Times New Roman"/>
               <w:szCs w:val="24"/>
             </w:rPr>
-            <w:instrText xml:space="preserve"> HYPERLINK \l _Toc27353 </w:instrText>
-          </w:r>
-          <w:r>
-            <w:rPr>
-              <w:rFonts w:ascii="Times New Roman" w:eastAsia="Times New Roman" w:hAnsi="Times New Roman" w:cs="Times New Roman"/>
+            <w:instrText xml:space="preserve"> HYPERLINK \l _Toc20924 </w:instrText>
+          </w:r>
+          <w:r>
+            <w:rPr>
+              <w:rFonts w:ascii="Times New Roman" w:hAnsi="Times New Roman" w:eastAsia="Times New Roman" w:cs="Times New Roman"/>
               <w:szCs w:val="24"/>
             </w:rPr>
             <w:fldChar w:fldCharType="separate"/>
@@ -2291,7 +2236,7 @@
             <w:fldChar w:fldCharType="begin"/>
           </w:r>
           <w:r>
-            <w:instrText xml:space="preserve"> PAGEREF _Toc27353 \h </w:instrText>
+            <w:instrText xml:space="preserve"> PAGEREF _Toc20924 \h </w:instrText>
           </w:r>
           <w:r>
             <w:fldChar w:fldCharType="separate"/>
@@ -2304,7 +2249,7 @@
           </w:r>
           <w:r>
             <w:rPr>
-              <w:rFonts w:ascii="Times New Roman" w:eastAsia="Times New Roman" w:hAnsi="Times New Roman" w:cs="Times New Roman"/>
+              <w:rFonts w:ascii="Times New Roman" w:hAnsi="Times New Roman" w:eastAsia="Times New Roman" w:cs="Times New Roman"/>
               <w:szCs w:val="24"/>
             </w:rPr>
             <w:fldChar w:fldCharType="end"/>
@@ -2312,42 +2257,28 @@
         </w:p>
         <w:p>
           <w:pPr>
-            <w:pStyle w:val="TOC1"/>
-            <w:keepNext w:val="0"/>
-            <w:keepLines w:val="0"/>
-            <w:pageBreakBefore w:val="0"/>
-            <w:widowControl w:val="0"/>
+            <w:pStyle w:val="16"/>
             <w:tabs>
               <w:tab w:val="right" w:leader="dot" w:pos="8492"/>
             </w:tabs>
-            <w:kinsoku w:val="0"/>
-            <w:wordWrap/>
-            <w:overflowPunct/>
-            <w:topLinePunct w:val="0"/>
-            <w:autoSpaceDE w:val="0"/>
-            <w:autoSpaceDN w:val="0"/>
-            <w:bidi w:val="0"/>
-            <w:adjustRightInd w:val="0"/>
-            <w:snapToGrid w:val="0"/>
-            <w:textAlignment w:val="baseline"/>
           </w:pPr>
           <w:r>
             <w:rPr>
-              <w:rFonts w:ascii="Times New Roman" w:eastAsia="Times New Roman" w:hAnsi="Times New Roman" w:cs="Times New Roman"/>
+              <w:rFonts w:ascii="Times New Roman" w:hAnsi="Times New Roman" w:eastAsia="Times New Roman" w:cs="Times New Roman"/>
               <w:szCs w:val="24"/>
             </w:rPr>
             <w:fldChar w:fldCharType="begin"/>
           </w:r>
           <w:r>
             <w:rPr>
-              <w:rFonts w:ascii="Times New Roman" w:eastAsia="Times New Roman" w:hAnsi="Times New Roman" w:cs="Times New Roman"/>
+              <w:rFonts w:ascii="Times New Roman" w:hAnsi="Times New Roman" w:eastAsia="Times New Roman" w:cs="Times New Roman"/>
               <w:szCs w:val="24"/>
             </w:rPr>
-            <w:instrText xml:space="preserve"> HYPERLINK \l _Toc24602 </w:instrText>
-          </w:r>
-          <w:r>
-            <w:rPr>
-              <w:rFonts w:ascii="Times New Roman" w:eastAsia="Times New Roman" w:hAnsi="Times New Roman" w:cs="Times New Roman"/>
+            <w:instrText xml:space="preserve"> HYPERLINK \l _Toc30248 </w:instrText>
+          </w:r>
+          <w:r>
+            <w:rPr>
+              <w:rFonts w:ascii="Times New Roman" w:hAnsi="Times New Roman" w:eastAsia="Times New Roman" w:cs="Times New Roman"/>
               <w:szCs w:val="24"/>
             </w:rPr>
             <w:fldChar w:fldCharType="separate"/>
@@ -2368,7 +2299,7 @@
             <w:fldChar w:fldCharType="begin"/>
           </w:r>
           <w:r>
-            <w:instrText xml:space="preserve"> PAGEREF _Toc24602 \h </w:instrText>
+            <w:instrText xml:space="preserve"> PAGEREF _Toc30248 \h </w:instrText>
           </w:r>
           <w:r>
             <w:fldChar w:fldCharType="separate"/>
@@ -2381,7 +2312,7 @@
           </w:r>
           <w:r>
             <w:rPr>
-              <w:rFonts w:ascii="Times New Roman" w:eastAsia="Times New Roman" w:hAnsi="Times New Roman" w:cs="Times New Roman"/>
+              <w:rFonts w:ascii="Times New Roman" w:hAnsi="Times New Roman" w:eastAsia="Times New Roman" w:cs="Times New Roman"/>
               <w:szCs w:val="24"/>
             </w:rPr>
             <w:fldChar w:fldCharType="end"/>
@@ -2389,42 +2320,28 @@
         </w:p>
         <w:p>
           <w:pPr>
-            <w:pStyle w:val="TOC2"/>
-            <w:keepNext w:val="0"/>
-            <w:keepLines w:val="0"/>
-            <w:pageBreakBefore w:val="0"/>
-            <w:widowControl w:val="0"/>
+            <w:pStyle w:val="17"/>
             <w:tabs>
               <w:tab w:val="right" w:leader="dot" w:pos="8492"/>
             </w:tabs>
-            <w:kinsoku w:val="0"/>
-            <w:wordWrap/>
-            <w:overflowPunct/>
-            <w:topLinePunct w:val="0"/>
-            <w:autoSpaceDE w:val="0"/>
-            <w:autoSpaceDN w:val="0"/>
-            <w:bidi w:val="0"/>
-            <w:adjustRightInd w:val="0"/>
-            <w:snapToGrid w:val="0"/>
-            <w:textAlignment w:val="baseline"/>
           </w:pPr>
           <w:r>
             <w:rPr>
-              <w:rFonts w:ascii="Times New Roman" w:eastAsia="Times New Roman" w:hAnsi="Times New Roman" w:cs="Times New Roman"/>
+              <w:rFonts w:ascii="Times New Roman" w:hAnsi="Times New Roman" w:eastAsia="Times New Roman" w:cs="Times New Roman"/>
               <w:szCs w:val="24"/>
             </w:rPr>
             <w:fldChar w:fldCharType="begin"/>
           </w:r>
           <w:r>
             <w:rPr>
-              <w:rFonts w:ascii="Times New Roman" w:eastAsia="Times New Roman" w:hAnsi="Times New Roman" w:cs="Times New Roman"/>
+              <w:rFonts w:ascii="Times New Roman" w:hAnsi="Times New Roman" w:eastAsia="Times New Roman" w:cs="Times New Roman"/>
               <w:szCs w:val="24"/>
             </w:rPr>
-            <w:instrText xml:space="preserve"> HYPERLINK \l _Toc26092 </w:instrText>
-          </w:r>
-          <w:r>
-            <w:rPr>
-              <w:rFonts w:ascii="Times New Roman" w:eastAsia="Times New Roman" w:hAnsi="Times New Roman" w:cs="Times New Roman"/>
+            <w:instrText xml:space="preserve"> HYPERLINK \l _Toc9114 </w:instrText>
+          </w:r>
+          <w:r>
+            <w:rPr>
+              <w:rFonts w:ascii="Times New Roman" w:hAnsi="Times New Roman" w:eastAsia="Times New Roman" w:cs="Times New Roman"/>
               <w:szCs w:val="24"/>
             </w:rPr>
             <w:fldChar w:fldCharType="separate"/>
@@ -2445,7 +2362,7 @@
             <w:fldChar w:fldCharType="begin"/>
           </w:r>
           <w:r>
-            <w:instrText xml:space="preserve"> PAGEREF _Toc26092 \h </w:instrText>
+            <w:instrText xml:space="preserve"> PAGEREF _Toc9114 \h </w:instrText>
           </w:r>
           <w:r>
             <w:fldChar w:fldCharType="separate"/>
@@ -2458,7 +2375,7 @@
           </w:r>
           <w:r>
             <w:rPr>
-              <w:rFonts w:ascii="Times New Roman" w:eastAsia="Times New Roman" w:hAnsi="Times New Roman" w:cs="Times New Roman"/>
+              <w:rFonts w:ascii="Times New Roman" w:hAnsi="Times New Roman" w:eastAsia="Times New Roman" w:cs="Times New Roman"/>
               <w:szCs w:val="24"/>
             </w:rPr>
             <w:fldChar w:fldCharType="end"/>
@@ -2466,42 +2383,28 @@
         </w:p>
         <w:p>
           <w:pPr>
-            <w:pStyle w:val="TOC2"/>
-            <w:keepNext w:val="0"/>
-            <w:keepLines w:val="0"/>
-            <w:pageBreakBefore w:val="0"/>
-            <w:widowControl w:val="0"/>
+            <w:pStyle w:val="17"/>
             <w:tabs>
               <w:tab w:val="right" w:leader="dot" w:pos="8492"/>
             </w:tabs>
-            <w:kinsoku w:val="0"/>
-            <w:wordWrap/>
-            <w:overflowPunct/>
-            <w:topLinePunct w:val="0"/>
-            <w:autoSpaceDE w:val="0"/>
-            <w:autoSpaceDN w:val="0"/>
-            <w:bidi w:val="0"/>
-            <w:adjustRightInd w:val="0"/>
-            <w:snapToGrid w:val="0"/>
-            <w:textAlignment w:val="baseline"/>
           </w:pPr>
           <w:r>
             <w:rPr>
-              <w:rFonts w:ascii="Times New Roman" w:eastAsia="Times New Roman" w:hAnsi="Times New Roman" w:cs="Times New Roman"/>
+              <w:rFonts w:ascii="Times New Roman" w:hAnsi="Times New Roman" w:eastAsia="Times New Roman" w:cs="Times New Roman"/>
               <w:szCs w:val="24"/>
             </w:rPr>
             <w:fldChar w:fldCharType="begin"/>
           </w:r>
           <w:r>
             <w:rPr>
-              <w:rFonts w:ascii="Times New Roman" w:eastAsia="Times New Roman" w:hAnsi="Times New Roman" w:cs="Times New Roman"/>
+              <w:rFonts w:ascii="Times New Roman" w:hAnsi="Times New Roman" w:eastAsia="Times New Roman" w:cs="Times New Roman"/>
               <w:szCs w:val="24"/>
             </w:rPr>
-            <w:instrText xml:space="preserve"> HYPERLINK \l _Toc26981 </w:instrText>
-          </w:r>
-          <w:r>
-            <w:rPr>
-              <w:rFonts w:ascii="Times New Roman" w:eastAsia="Times New Roman" w:hAnsi="Times New Roman" w:cs="Times New Roman"/>
+            <w:instrText xml:space="preserve"> HYPERLINK \l _Toc4308 </w:instrText>
+          </w:r>
+          <w:r>
+            <w:rPr>
+              <w:rFonts w:ascii="Times New Roman" w:hAnsi="Times New Roman" w:eastAsia="Times New Roman" w:cs="Times New Roman"/>
               <w:szCs w:val="24"/>
             </w:rPr>
             <w:fldChar w:fldCharType="separate"/>
@@ -2522,7 +2425,7 @@
             <w:fldChar w:fldCharType="begin"/>
           </w:r>
           <w:r>
-            <w:instrText xml:space="preserve"> PAGEREF _Toc26981 \h </w:instrText>
+            <w:instrText xml:space="preserve"> PAGEREF _Toc4308 \h </w:instrText>
           </w:r>
           <w:r>
             <w:fldChar w:fldCharType="separate"/>
@@ -2535,7 +2438,7 @@
           </w:r>
           <w:r>
             <w:rPr>
-              <w:rFonts w:ascii="Times New Roman" w:eastAsia="Times New Roman" w:hAnsi="Times New Roman" w:cs="Times New Roman"/>
+              <w:rFonts w:ascii="Times New Roman" w:hAnsi="Times New Roman" w:eastAsia="Times New Roman" w:cs="Times New Roman"/>
               <w:szCs w:val="24"/>
             </w:rPr>
             <w:fldChar w:fldCharType="end"/>
@@ -2543,42 +2446,28 @@
         </w:p>
         <w:p>
           <w:pPr>
-            <w:pStyle w:val="TOC2"/>
-            <w:keepNext w:val="0"/>
-            <w:keepLines w:val="0"/>
-            <w:pageBreakBefore w:val="0"/>
-            <w:widowControl w:val="0"/>
+            <w:pStyle w:val="17"/>
             <w:tabs>
               <w:tab w:val="right" w:leader="dot" w:pos="8492"/>
             </w:tabs>
-            <w:kinsoku w:val="0"/>
-            <w:wordWrap/>
-            <w:overflowPunct/>
-            <w:topLinePunct w:val="0"/>
-            <w:autoSpaceDE w:val="0"/>
-            <w:autoSpaceDN w:val="0"/>
-            <w:bidi w:val="0"/>
-            <w:adjustRightInd w:val="0"/>
-            <w:snapToGrid w:val="0"/>
-            <w:textAlignment w:val="baseline"/>
           </w:pPr>
           <w:r>
             <w:rPr>
-              <w:rFonts w:ascii="Times New Roman" w:eastAsia="Times New Roman" w:hAnsi="Times New Roman" w:cs="Times New Roman"/>
+              <w:rFonts w:ascii="Times New Roman" w:hAnsi="Times New Roman" w:eastAsia="Times New Roman" w:cs="Times New Roman"/>
               <w:szCs w:val="24"/>
             </w:rPr>
             <w:fldChar w:fldCharType="begin"/>
           </w:r>
           <w:r>
             <w:rPr>
-              <w:rFonts w:ascii="Times New Roman" w:eastAsia="Times New Roman" w:hAnsi="Times New Roman" w:cs="Times New Roman"/>
+              <w:rFonts w:ascii="Times New Roman" w:hAnsi="Times New Roman" w:eastAsia="Times New Roman" w:cs="Times New Roman"/>
               <w:szCs w:val="24"/>
             </w:rPr>
-            <w:instrText xml:space="preserve"> HYPERLINK \l _Toc3870 </w:instrText>
-          </w:r>
-          <w:r>
-            <w:rPr>
-              <w:rFonts w:ascii="Times New Roman" w:eastAsia="Times New Roman" w:hAnsi="Times New Roman" w:cs="Times New Roman"/>
+            <w:instrText xml:space="preserve"> HYPERLINK \l _Toc22377 </w:instrText>
+          </w:r>
+          <w:r>
+            <w:rPr>
+              <w:rFonts w:ascii="Times New Roman" w:hAnsi="Times New Roman" w:eastAsia="Times New Roman" w:cs="Times New Roman"/>
               <w:szCs w:val="24"/>
             </w:rPr>
             <w:fldChar w:fldCharType="separate"/>
@@ -2606,7 +2495,7 @@
             <w:fldChar w:fldCharType="begin"/>
           </w:r>
           <w:r>
-            <w:instrText xml:space="preserve"> PAGEREF _Toc3870 \h </w:instrText>
+            <w:instrText xml:space="preserve"> PAGEREF _Toc22377 \h </w:instrText>
           </w:r>
           <w:r>
             <w:fldChar w:fldCharType="separate"/>
@@ -2619,7 +2508,7 @@
           </w:r>
           <w:r>
             <w:rPr>
-              <w:rFonts w:ascii="Times New Roman" w:eastAsia="Times New Roman" w:hAnsi="Times New Roman" w:cs="Times New Roman"/>
+              <w:rFonts w:ascii="Times New Roman" w:hAnsi="Times New Roman" w:eastAsia="Times New Roman" w:cs="Times New Roman"/>
               <w:szCs w:val="24"/>
             </w:rPr>
             <w:fldChar w:fldCharType="end"/>
@@ -2627,42 +2516,28 @@
         </w:p>
         <w:p>
           <w:pPr>
-            <w:pStyle w:val="TOC3"/>
-            <w:keepNext w:val="0"/>
-            <w:keepLines w:val="0"/>
-            <w:pageBreakBefore w:val="0"/>
-            <w:widowControl w:val="0"/>
+            <w:pStyle w:val="13"/>
             <w:tabs>
               <w:tab w:val="right" w:leader="dot" w:pos="8492"/>
             </w:tabs>
-            <w:kinsoku w:val="0"/>
-            <w:wordWrap/>
-            <w:overflowPunct/>
-            <w:topLinePunct w:val="0"/>
-            <w:autoSpaceDE w:val="0"/>
-            <w:autoSpaceDN w:val="0"/>
-            <w:bidi w:val="0"/>
-            <w:adjustRightInd w:val="0"/>
-            <w:snapToGrid w:val="0"/>
-            <w:textAlignment w:val="baseline"/>
           </w:pPr>
           <w:r>
             <w:rPr>
-              <w:rFonts w:ascii="Times New Roman" w:eastAsia="Times New Roman" w:hAnsi="Times New Roman" w:cs="Times New Roman"/>
+              <w:rFonts w:ascii="Times New Roman" w:hAnsi="Times New Roman" w:eastAsia="Times New Roman" w:cs="Times New Roman"/>
               <w:szCs w:val="24"/>
             </w:rPr>
             <w:fldChar w:fldCharType="begin"/>
           </w:r>
           <w:r>
             <w:rPr>
-              <w:rFonts w:ascii="Times New Roman" w:eastAsia="Times New Roman" w:hAnsi="Times New Roman" w:cs="Times New Roman"/>
+              <w:rFonts w:ascii="Times New Roman" w:hAnsi="Times New Roman" w:eastAsia="Times New Roman" w:cs="Times New Roman"/>
               <w:szCs w:val="24"/>
             </w:rPr>
-            <w:instrText xml:space="preserve"> HYPERLINK \l _Toc186 </w:instrText>
-          </w:r>
-          <w:r>
-            <w:rPr>
-              <w:rFonts w:ascii="Times New Roman" w:eastAsia="Times New Roman" w:hAnsi="Times New Roman" w:cs="Times New Roman"/>
+            <w:instrText xml:space="preserve"> HYPERLINK \l _Toc19471 </w:instrText>
+          </w:r>
+          <w:r>
+            <w:rPr>
+              <w:rFonts w:ascii="Times New Roman" w:hAnsi="Times New Roman" w:eastAsia="Times New Roman" w:cs="Times New Roman"/>
               <w:szCs w:val="24"/>
             </w:rPr>
             <w:fldChar w:fldCharType="separate"/>
@@ -2683,20 +2558,20 @@
             <w:fldChar w:fldCharType="begin"/>
           </w:r>
           <w:r>
-            <w:instrText xml:space="preserve"> PAGEREF _Toc186 \h </w:instrText>
+            <w:instrText xml:space="preserve"> PAGEREF _Toc19471 \h </w:instrText>
           </w:r>
           <w:r>
             <w:fldChar w:fldCharType="separate"/>
           </w:r>
           <w:r>
-            <w:t>9</w:t>
+            <w:t>8</w:t>
           </w:r>
           <w:r>
             <w:fldChar w:fldCharType="end"/>
           </w:r>
           <w:r>
             <w:rPr>
-              <w:rFonts w:ascii="Times New Roman" w:eastAsia="Times New Roman" w:hAnsi="Times New Roman" w:cs="Times New Roman"/>
+              <w:rFonts w:ascii="Times New Roman" w:hAnsi="Times New Roman" w:eastAsia="Times New Roman" w:cs="Times New Roman"/>
               <w:szCs w:val="24"/>
             </w:rPr>
             <w:fldChar w:fldCharType="end"/>
@@ -2704,42 +2579,28 @@
         </w:p>
         <w:p>
           <w:pPr>
-            <w:pStyle w:val="TOC3"/>
-            <w:keepNext w:val="0"/>
-            <w:keepLines w:val="0"/>
-            <w:pageBreakBefore w:val="0"/>
-            <w:widowControl w:val="0"/>
+            <w:pStyle w:val="13"/>
             <w:tabs>
               <w:tab w:val="right" w:leader="dot" w:pos="8492"/>
             </w:tabs>
-            <w:kinsoku w:val="0"/>
-            <w:wordWrap/>
-            <w:overflowPunct/>
-            <w:topLinePunct w:val="0"/>
-            <w:autoSpaceDE w:val="0"/>
-            <w:autoSpaceDN w:val="0"/>
-            <w:bidi w:val="0"/>
-            <w:adjustRightInd w:val="0"/>
-            <w:snapToGrid w:val="0"/>
-            <w:textAlignment w:val="baseline"/>
           </w:pPr>
           <w:r>
             <w:rPr>
-              <w:rFonts w:ascii="Times New Roman" w:eastAsia="Times New Roman" w:hAnsi="Times New Roman" w:cs="Times New Roman"/>
+              <w:rFonts w:ascii="Times New Roman" w:hAnsi="Times New Roman" w:eastAsia="Times New Roman" w:cs="Times New Roman"/>
               <w:szCs w:val="24"/>
             </w:rPr>
             <w:fldChar w:fldCharType="begin"/>
           </w:r>
           <w:r>
             <w:rPr>
-              <w:rFonts w:ascii="Times New Roman" w:eastAsia="Times New Roman" w:hAnsi="Times New Roman" w:cs="Times New Roman"/>
+              <w:rFonts w:ascii="Times New Roman" w:hAnsi="Times New Roman" w:eastAsia="Times New Roman" w:cs="Times New Roman"/>
               <w:szCs w:val="24"/>
             </w:rPr>
-            <w:instrText xml:space="preserve"> HYPERLINK \l _Toc27137 </w:instrText>
-          </w:r>
-          <w:r>
-            <w:rPr>
-              <w:rFonts w:ascii="Times New Roman" w:eastAsia="Times New Roman" w:hAnsi="Times New Roman" w:cs="Times New Roman"/>
+            <w:instrText xml:space="preserve"> HYPERLINK \l _Toc31578 </w:instrText>
+          </w:r>
+          <w:r>
+            <w:rPr>
+              <w:rFonts w:ascii="Times New Roman" w:hAnsi="Times New Roman" w:eastAsia="Times New Roman" w:cs="Times New Roman"/>
               <w:szCs w:val="24"/>
             </w:rPr>
             <w:fldChar w:fldCharType="separate"/>
@@ -2760,20 +2621,20 @@
             <w:fldChar w:fldCharType="begin"/>
           </w:r>
           <w:r>
-            <w:instrText xml:space="preserve"> PAGEREF _Toc27137 \h </w:instrText>
+            <w:instrText xml:space="preserve"> PAGEREF _Toc31578 \h </w:instrText>
           </w:r>
           <w:r>
             <w:fldChar w:fldCharType="separate"/>
           </w:r>
           <w:r>
-            <w:t>9</w:t>
+            <w:t>8</w:t>
           </w:r>
           <w:r>
             <w:fldChar w:fldCharType="end"/>
           </w:r>
           <w:r>
             <w:rPr>
-              <w:rFonts w:ascii="Times New Roman" w:eastAsia="Times New Roman" w:hAnsi="Times New Roman" w:cs="Times New Roman"/>
+              <w:rFonts w:ascii="Times New Roman" w:hAnsi="Times New Roman" w:eastAsia="Times New Roman" w:cs="Times New Roman"/>
               <w:szCs w:val="24"/>
             </w:rPr>
             <w:fldChar w:fldCharType="end"/>
@@ -2781,42 +2642,28 @@
         </w:p>
         <w:p>
           <w:pPr>
-            <w:pStyle w:val="TOC3"/>
-            <w:keepNext w:val="0"/>
-            <w:keepLines w:val="0"/>
-            <w:pageBreakBefore w:val="0"/>
-            <w:widowControl w:val="0"/>
+            <w:pStyle w:val="13"/>
             <w:tabs>
               <w:tab w:val="right" w:leader="dot" w:pos="8492"/>
             </w:tabs>
-            <w:kinsoku w:val="0"/>
-            <w:wordWrap/>
-            <w:overflowPunct/>
-            <w:topLinePunct w:val="0"/>
-            <w:autoSpaceDE w:val="0"/>
-            <w:autoSpaceDN w:val="0"/>
-            <w:bidi w:val="0"/>
-            <w:adjustRightInd w:val="0"/>
-            <w:snapToGrid w:val="0"/>
-            <w:textAlignment w:val="baseline"/>
           </w:pPr>
           <w:r>
             <w:rPr>
-              <w:rFonts w:ascii="Times New Roman" w:eastAsia="Times New Roman" w:hAnsi="Times New Roman" w:cs="Times New Roman"/>
+              <w:rFonts w:ascii="Times New Roman" w:hAnsi="Times New Roman" w:eastAsia="Times New Roman" w:cs="Times New Roman"/>
               <w:szCs w:val="24"/>
             </w:rPr>
             <w:fldChar w:fldCharType="begin"/>
           </w:r>
           <w:r>
             <w:rPr>
-              <w:rFonts w:ascii="Times New Roman" w:eastAsia="Times New Roman" w:hAnsi="Times New Roman" w:cs="Times New Roman"/>
+              <w:rFonts w:ascii="Times New Roman" w:hAnsi="Times New Roman" w:eastAsia="Times New Roman" w:cs="Times New Roman"/>
               <w:szCs w:val="24"/>
             </w:rPr>
-            <w:instrText xml:space="preserve"> HYPERLINK \l _Toc137 </w:instrText>
-          </w:r>
-          <w:r>
-            <w:rPr>
-              <w:rFonts w:ascii="Times New Roman" w:eastAsia="Times New Roman" w:hAnsi="Times New Roman" w:cs="Times New Roman"/>
+            <w:instrText xml:space="preserve"> HYPERLINK \l _Toc21110 </w:instrText>
+          </w:r>
+          <w:r>
+            <w:rPr>
+              <w:rFonts w:ascii="Times New Roman" w:hAnsi="Times New Roman" w:eastAsia="Times New Roman" w:cs="Times New Roman"/>
               <w:szCs w:val="24"/>
             </w:rPr>
             <w:fldChar w:fldCharType="separate"/>
@@ -2837,7 +2684,7 @@
             <w:fldChar w:fldCharType="begin"/>
           </w:r>
           <w:r>
-            <w:instrText xml:space="preserve"> PAGEREF _Toc137 \h </w:instrText>
+            <w:instrText xml:space="preserve"> PAGEREF _Toc21110 \h </w:instrText>
           </w:r>
           <w:r>
             <w:fldChar w:fldCharType="separate"/>
@@ -2850,7 +2697,7 @@
           </w:r>
           <w:r>
             <w:rPr>
-              <w:rFonts w:ascii="Times New Roman" w:eastAsia="Times New Roman" w:hAnsi="Times New Roman" w:cs="Times New Roman"/>
+              <w:rFonts w:ascii="Times New Roman" w:hAnsi="Times New Roman" w:eastAsia="Times New Roman" w:cs="Times New Roman"/>
               <w:szCs w:val="24"/>
             </w:rPr>
             <w:fldChar w:fldCharType="end"/>
@@ -2858,42 +2705,28 @@
         </w:p>
         <w:p>
           <w:pPr>
-            <w:pStyle w:val="TOC3"/>
-            <w:keepNext w:val="0"/>
-            <w:keepLines w:val="0"/>
-            <w:pageBreakBefore w:val="0"/>
-            <w:widowControl w:val="0"/>
+            <w:pStyle w:val="13"/>
             <w:tabs>
               <w:tab w:val="right" w:leader="dot" w:pos="8492"/>
             </w:tabs>
-            <w:kinsoku w:val="0"/>
-            <w:wordWrap/>
-            <w:overflowPunct/>
-            <w:topLinePunct w:val="0"/>
-            <w:autoSpaceDE w:val="0"/>
-            <w:autoSpaceDN w:val="0"/>
-            <w:bidi w:val="0"/>
-            <w:adjustRightInd w:val="0"/>
-            <w:snapToGrid w:val="0"/>
-            <w:textAlignment w:val="baseline"/>
           </w:pPr>
           <w:r>
             <w:rPr>
-              <w:rFonts w:ascii="Times New Roman" w:eastAsia="Times New Roman" w:hAnsi="Times New Roman" w:cs="Times New Roman"/>
+              <w:rFonts w:ascii="Times New Roman" w:hAnsi="Times New Roman" w:eastAsia="Times New Roman" w:cs="Times New Roman"/>
               <w:szCs w:val="24"/>
             </w:rPr>
             <w:fldChar w:fldCharType="begin"/>
           </w:r>
           <w:r>
             <w:rPr>
-              <w:rFonts w:ascii="Times New Roman" w:eastAsia="Times New Roman" w:hAnsi="Times New Roman" w:cs="Times New Roman"/>
+              <w:rFonts w:ascii="Times New Roman" w:hAnsi="Times New Roman" w:eastAsia="Times New Roman" w:cs="Times New Roman"/>
               <w:szCs w:val="24"/>
             </w:rPr>
-            <w:instrText xml:space="preserve"> HYPERLINK \l _Toc24519 </w:instrText>
-          </w:r>
-          <w:r>
-            <w:rPr>
-              <w:rFonts w:ascii="Times New Roman" w:eastAsia="Times New Roman" w:hAnsi="Times New Roman" w:cs="Times New Roman"/>
+            <w:instrText xml:space="preserve"> HYPERLINK \l _Toc14361 </w:instrText>
+          </w:r>
+          <w:r>
+            <w:rPr>
+              <w:rFonts w:ascii="Times New Roman" w:hAnsi="Times New Roman" w:eastAsia="Times New Roman" w:cs="Times New Roman"/>
               <w:szCs w:val="24"/>
             </w:rPr>
             <w:fldChar w:fldCharType="separate"/>
@@ -2914,7 +2747,7 @@
             <w:fldChar w:fldCharType="begin"/>
           </w:r>
           <w:r>
-            <w:instrText xml:space="preserve"> PAGEREF _Toc24519 \h </w:instrText>
+            <w:instrText xml:space="preserve"> PAGEREF _Toc14361 \h </w:instrText>
           </w:r>
           <w:r>
             <w:fldChar w:fldCharType="separate"/>
@@ -2927,7 +2760,7 @@
           </w:r>
           <w:r>
             <w:rPr>
-              <w:rFonts w:ascii="Times New Roman" w:eastAsia="Times New Roman" w:hAnsi="Times New Roman" w:cs="Times New Roman"/>
+              <w:rFonts w:ascii="Times New Roman" w:hAnsi="Times New Roman" w:eastAsia="Times New Roman" w:cs="Times New Roman"/>
               <w:szCs w:val="24"/>
             </w:rPr>
             <w:fldChar w:fldCharType="end"/>
@@ -2935,42 +2768,28 @@
         </w:p>
         <w:p>
           <w:pPr>
-            <w:pStyle w:val="TOC3"/>
-            <w:keepNext w:val="0"/>
-            <w:keepLines w:val="0"/>
-            <w:pageBreakBefore w:val="0"/>
-            <w:widowControl w:val="0"/>
+            <w:pStyle w:val="13"/>
             <w:tabs>
               <w:tab w:val="right" w:leader="dot" w:pos="8492"/>
             </w:tabs>
-            <w:kinsoku w:val="0"/>
-            <w:wordWrap/>
-            <w:overflowPunct/>
-            <w:topLinePunct w:val="0"/>
-            <w:autoSpaceDE w:val="0"/>
-            <w:autoSpaceDN w:val="0"/>
-            <w:bidi w:val="0"/>
-            <w:adjustRightInd w:val="0"/>
-            <w:snapToGrid w:val="0"/>
-            <w:textAlignment w:val="baseline"/>
           </w:pPr>
           <w:r>
             <w:rPr>
-              <w:rFonts w:ascii="Times New Roman" w:eastAsia="Times New Roman" w:hAnsi="Times New Roman" w:cs="Times New Roman"/>
+              <w:rFonts w:ascii="Times New Roman" w:hAnsi="Times New Roman" w:eastAsia="Times New Roman" w:cs="Times New Roman"/>
               <w:szCs w:val="24"/>
             </w:rPr>
             <w:fldChar w:fldCharType="begin"/>
           </w:r>
           <w:r>
             <w:rPr>
-              <w:rFonts w:ascii="Times New Roman" w:eastAsia="Times New Roman" w:hAnsi="Times New Roman" w:cs="Times New Roman"/>
+              <w:rFonts w:ascii="Times New Roman" w:hAnsi="Times New Roman" w:eastAsia="Times New Roman" w:cs="Times New Roman"/>
               <w:szCs w:val="24"/>
             </w:rPr>
-            <w:instrText xml:space="preserve"> HYPERLINK \l _Toc19385 </w:instrText>
-          </w:r>
-          <w:r>
-            <w:rPr>
-              <w:rFonts w:ascii="Times New Roman" w:eastAsia="Times New Roman" w:hAnsi="Times New Roman" w:cs="Times New Roman"/>
+            <w:instrText xml:space="preserve"> HYPERLINK \l _Toc14459 </w:instrText>
+          </w:r>
+          <w:r>
+            <w:rPr>
+              <w:rFonts w:ascii="Times New Roman" w:hAnsi="Times New Roman" w:eastAsia="Times New Roman" w:cs="Times New Roman"/>
               <w:szCs w:val="24"/>
             </w:rPr>
             <w:fldChar w:fldCharType="separate"/>
@@ -2991,7 +2810,7 @@
             <w:fldChar w:fldCharType="begin"/>
           </w:r>
           <w:r>
-            <w:instrText xml:space="preserve"> PAGEREF _Toc19385 \h </w:instrText>
+            <w:instrText xml:space="preserve"> PAGEREF _Toc14459 \h </w:instrText>
           </w:r>
           <w:r>
             <w:fldChar w:fldCharType="separate"/>
@@ -3004,7 +2823,7 @@
           </w:r>
           <w:r>
             <w:rPr>
-              <w:rFonts w:ascii="Times New Roman" w:eastAsia="Times New Roman" w:hAnsi="Times New Roman" w:cs="Times New Roman"/>
+              <w:rFonts w:ascii="Times New Roman" w:hAnsi="Times New Roman" w:eastAsia="Times New Roman" w:cs="Times New Roman"/>
               <w:szCs w:val="24"/>
             </w:rPr>
             <w:fldChar w:fldCharType="end"/>
@@ -3012,42 +2831,28 @@
         </w:p>
         <w:p>
           <w:pPr>
-            <w:pStyle w:val="TOC3"/>
-            <w:keepNext w:val="0"/>
-            <w:keepLines w:val="0"/>
-            <w:pageBreakBefore w:val="0"/>
-            <w:widowControl w:val="0"/>
+            <w:pStyle w:val="13"/>
             <w:tabs>
               <w:tab w:val="right" w:leader="dot" w:pos="8492"/>
             </w:tabs>
-            <w:kinsoku w:val="0"/>
-            <w:wordWrap/>
-            <w:overflowPunct/>
-            <w:topLinePunct w:val="0"/>
-            <w:autoSpaceDE w:val="0"/>
-            <w:autoSpaceDN w:val="0"/>
-            <w:bidi w:val="0"/>
-            <w:adjustRightInd w:val="0"/>
-            <w:snapToGrid w:val="0"/>
-            <w:textAlignment w:val="baseline"/>
           </w:pPr>
           <w:r>
             <w:rPr>
-              <w:rFonts w:ascii="Times New Roman" w:eastAsia="Times New Roman" w:hAnsi="Times New Roman" w:cs="Times New Roman"/>
+              <w:rFonts w:ascii="Times New Roman" w:hAnsi="Times New Roman" w:eastAsia="Times New Roman" w:cs="Times New Roman"/>
               <w:szCs w:val="24"/>
             </w:rPr>
             <w:fldChar w:fldCharType="begin"/>
           </w:r>
           <w:r>
             <w:rPr>
-              <w:rFonts w:ascii="Times New Roman" w:eastAsia="Times New Roman" w:hAnsi="Times New Roman" w:cs="Times New Roman"/>
+              <w:rFonts w:ascii="Times New Roman" w:hAnsi="Times New Roman" w:eastAsia="Times New Roman" w:cs="Times New Roman"/>
               <w:szCs w:val="24"/>
             </w:rPr>
-            <w:instrText xml:space="preserve"> HYPERLINK \l _Toc21584 </w:instrText>
-          </w:r>
-          <w:r>
-            <w:rPr>
-              <w:rFonts w:ascii="Times New Roman" w:eastAsia="Times New Roman" w:hAnsi="Times New Roman" w:cs="Times New Roman"/>
+            <w:instrText xml:space="preserve"> HYPERLINK \l _Toc3299 </w:instrText>
+          </w:r>
+          <w:r>
+            <w:rPr>
+              <w:rFonts w:ascii="Times New Roman" w:hAnsi="Times New Roman" w:eastAsia="Times New Roman" w:cs="Times New Roman"/>
               <w:szCs w:val="24"/>
             </w:rPr>
             <w:fldChar w:fldCharType="separate"/>
@@ -3068,20 +2873,20 @@
             <w:fldChar w:fldCharType="begin"/>
           </w:r>
           <w:r>
-            <w:instrText xml:space="preserve"> PAGEREF _Toc21584 \h </w:instrText>
+            <w:instrText xml:space="preserve"> PAGEREF _Toc3299 \h </w:instrText>
           </w:r>
           <w:r>
             <w:fldChar w:fldCharType="separate"/>
           </w:r>
           <w:r>
-            <w:t>10</w:t>
+            <w:t>9</w:t>
           </w:r>
           <w:r>
             <w:fldChar w:fldCharType="end"/>
           </w:r>
           <w:r>
             <w:rPr>
-              <w:rFonts w:ascii="Times New Roman" w:eastAsia="Times New Roman" w:hAnsi="Times New Roman" w:cs="Times New Roman"/>
+              <w:rFonts w:ascii="Times New Roman" w:hAnsi="Times New Roman" w:eastAsia="Times New Roman" w:cs="Times New Roman"/>
               <w:szCs w:val="24"/>
             </w:rPr>
             <w:fldChar w:fldCharType="end"/>
@@ -3089,42 +2894,28 @@
         </w:p>
         <w:p>
           <w:pPr>
-            <w:pStyle w:val="TOC3"/>
-            <w:keepNext w:val="0"/>
-            <w:keepLines w:val="0"/>
-            <w:pageBreakBefore w:val="0"/>
-            <w:widowControl w:val="0"/>
+            <w:pStyle w:val="13"/>
             <w:tabs>
               <w:tab w:val="right" w:leader="dot" w:pos="8492"/>
             </w:tabs>
-            <w:kinsoku w:val="0"/>
-            <w:wordWrap/>
-            <w:overflowPunct/>
-            <w:topLinePunct w:val="0"/>
-            <w:autoSpaceDE w:val="0"/>
-            <w:autoSpaceDN w:val="0"/>
-            <w:bidi w:val="0"/>
-            <w:adjustRightInd w:val="0"/>
-            <w:snapToGrid w:val="0"/>
-            <w:textAlignment w:val="baseline"/>
           </w:pPr>
           <w:r>
             <w:rPr>
-              <w:rFonts w:ascii="Times New Roman" w:eastAsia="Times New Roman" w:hAnsi="Times New Roman" w:cs="Times New Roman"/>
+              <w:rFonts w:ascii="Times New Roman" w:hAnsi="Times New Roman" w:eastAsia="Times New Roman" w:cs="Times New Roman"/>
               <w:szCs w:val="24"/>
             </w:rPr>
             <w:fldChar w:fldCharType="begin"/>
           </w:r>
           <w:r>
             <w:rPr>
-              <w:rFonts w:ascii="Times New Roman" w:eastAsia="Times New Roman" w:hAnsi="Times New Roman" w:cs="Times New Roman"/>
+              <w:rFonts w:ascii="Times New Roman" w:hAnsi="Times New Roman" w:eastAsia="Times New Roman" w:cs="Times New Roman"/>
               <w:szCs w:val="24"/>
             </w:rPr>
-            <w:instrText xml:space="preserve"> HYPERLINK \l _Toc22771 </w:instrText>
-          </w:r>
-          <w:r>
-            <w:rPr>
-              <w:rFonts w:ascii="Times New Roman" w:eastAsia="Times New Roman" w:hAnsi="Times New Roman" w:cs="Times New Roman"/>
+            <w:instrText xml:space="preserve"> HYPERLINK \l _Toc4788 </w:instrText>
+          </w:r>
+          <w:r>
+            <w:rPr>
+              <w:rFonts w:ascii="Times New Roman" w:hAnsi="Times New Roman" w:eastAsia="Times New Roman" w:cs="Times New Roman"/>
               <w:szCs w:val="24"/>
             </w:rPr>
             <w:fldChar w:fldCharType="separate"/>
@@ -3145,20 +2936,20 @@
             <w:fldChar w:fldCharType="begin"/>
           </w:r>
           <w:r>
-            <w:instrText xml:space="preserve"> PAGEREF _Toc22771 \h </w:instrText>
+            <w:instrText xml:space="preserve"> PAGEREF _Toc4788 \h </w:instrText>
           </w:r>
           <w:r>
             <w:fldChar w:fldCharType="separate"/>
           </w:r>
           <w:r>
-            <w:t>10</w:t>
+            <w:t>9</w:t>
           </w:r>
           <w:r>
             <w:fldChar w:fldCharType="end"/>
           </w:r>
           <w:r>
             <w:rPr>
-              <w:rFonts w:ascii="Times New Roman" w:eastAsia="Times New Roman" w:hAnsi="Times New Roman" w:cs="Times New Roman"/>
+              <w:rFonts w:ascii="Times New Roman" w:hAnsi="Times New Roman" w:eastAsia="Times New Roman" w:cs="Times New Roman"/>
               <w:szCs w:val="24"/>
             </w:rPr>
             <w:fldChar w:fldCharType="end"/>
@@ -3166,42 +2957,28 @@
         </w:p>
         <w:p>
           <w:pPr>
-            <w:pStyle w:val="TOC3"/>
-            <w:keepNext w:val="0"/>
-            <w:keepLines w:val="0"/>
-            <w:pageBreakBefore w:val="0"/>
-            <w:widowControl w:val="0"/>
+            <w:pStyle w:val="13"/>
             <w:tabs>
               <w:tab w:val="right" w:leader="dot" w:pos="8492"/>
             </w:tabs>
-            <w:kinsoku w:val="0"/>
-            <w:wordWrap/>
-            <w:overflowPunct/>
-            <w:topLinePunct w:val="0"/>
-            <w:autoSpaceDE w:val="0"/>
-            <w:autoSpaceDN w:val="0"/>
-            <w:bidi w:val="0"/>
-            <w:adjustRightInd w:val="0"/>
-            <w:snapToGrid w:val="0"/>
-            <w:textAlignment w:val="baseline"/>
           </w:pPr>
           <w:r>
             <w:rPr>
-              <w:rFonts w:ascii="Times New Roman" w:eastAsia="Times New Roman" w:hAnsi="Times New Roman" w:cs="Times New Roman"/>
+              <w:rFonts w:ascii="Times New Roman" w:hAnsi="Times New Roman" w:eastAsia="Times New Roman" w:cs="Times New Roman"/>
               <w:szCs w:val="24"/>
             </w:rPr>
             <w:fldChar w:fldCharType="begin"/>
           </w:r>
           <w:r>
             <w:rPr>
-              <w:rFonts w:ascii="Times New Roman" w:eastAsia="Times New Roman" w:hAnsi="Times New Roman" w:cs="Times New Roman"/>
+              <w:rFonts w:ascii="Times New Roman" w:hAnsi="Times New Roman" w:eastAsia="Times New Roman" w:cs="Times New Roman"/>
               <w:szCs w:val="24"/>
             </w:rPr>
-            <w:instrText xml:space="preserve"> HYPERLINK \l _Toc9409 </w:instrText>
-          </w:r>
-          <w:r>
-            <w:rPr>
-              <w:rFonts w:ascii="Times New Roman" w:eastAsia="Times New Roman" w:hAnsi="Times New Roman" w:cs="Times New Roman"/>
+            <w:instrText xml:space="preserve"> HYPERLINK \l _Toc11543 </w:instrText>
+          </w:r>
+          <w:r>
+            <w:rPr>
+              <w:rFonts w:ascii="Times New Roman" w:hAnsi="Times New Roman" w:eastAsia="Times New Roman" w:cs="Times New Roman"/>
               <w:szCs w:val="24"/>
             </w:rPr>
             <w:fldChar w:fldCharType="separate"/>
@@ -3222,7 +2999,7 @@
             <w:fldChar w:fldCharType="begin"/>
           </w:r>
           <w:r>
-            <w:instrText xml:space="preserve"> PAGEREF _Toc9409 \h </w:instrText>
+            <w:instrText xml:space="preserve"> PAGEREF _Toc11543 \h </w:instrText>
           </w:r>
           <w:r>
             <w:fldChar w:fldCharType="separate"/>
@@ -3235,7 +3012,7 @@
           </w:r>
           <w:r>
             <w:rPr>
-              <w:rFonts w:ascii="Times New Roman" w:eastAsia="Times New Roman" w:hAnsi="Times New Roman" w:cs="Times New Roman"/>
+              <w:rFonts w:ascii="Times New Roman" w:hAnsi="Times New Roman" w:eastAsia="Times New Roman" w:cs="Times New Roman"/>
               <w:szCs w:val="24"/>
             </w:rPr>
             <w:fldChar w:fldCharType="end"/>
@@ -3243,42 +3020,28 @@
         </w:p>
         <w:p>
           <w:pPr>
-            <w:pStyle w:val="TOC1"/>
-            <w:keepNext w:val="0"/>
-            <w:keepLines w:val="0"/>
-            <w:pageBreakBefore w:val="0"/>
-            <w:widowControl w:val="0"/>
+            <w:pStyle w:val="16"/>
             <w:tabs>
               <w:tab w:val="right" w:leader="dot" w:pos="8492"/>
             </w:tabs>
-            <w:kinsoku w:val="0"/>
-            <w:wordWrap/>
-            <w:overflowPunct/>
-            <w:topLinePunct w:val="0"/>
-            <w:autoSpaceDE w:val="0"/>
-            <w:autoSpaceDN w:val="0"/>
-            <w:bidi w:val="0"/>
-            <w:adjustRightInd w:val="0"/>
-            <w:snapToGrid w:val="0"/>
-            <w:textAlignment w:val="baseline"/>
           </w:pPr>
           <w:r>
             <w:rPr>
-              <w:rFonts w:ascii="Times New Roman" w:eastAsia="Times New Roman" w:hAnsi="Times New Roman" w:cs="Times New Roman"/>
+              <w:rFonts w:ascii="Times New Roman" w:hAnsi="Times New Roman" w:eastAsia="Times New Roman" w:cs="Times New Roman"/>
               <w:szCs w:val="24"/>
             </w:rPr>
             <w:fldChar w:fldCharType="begin"/>
           </w:r>
           <w:r>
             <w:rPr>
-              <w:rFonts w:ascii="Times New Roman" w:eastAsia="Times New Roman" w:hAnsi="Times New Roman" w:cs="Times New Roman"/>
+              <w:rFonts w:ascii="Times New Roman" w:hAnsi="Times New Roman" w:eastAsia="Times New Roman" w:cs="Times New Roman"/>
               <w:szCs w:val="24"/>
             </w:rPr>
-            <w:instrText xml:space="preserve"> HYPERLINK \l _Toc21861 </w:instrText>
-          </w:r>
-          <w:r>
-            <w:rPr>
-              <w:rFonts w:ascii="Times New Roman" w:eastAsia="Times New Roman" w:hAnsi="Times New Roman" w:cs="Times New Roman"/>
+            <w:instrText xml:space="preserve"> HYPERLINK \l _Toc31641 </w:instrText>
+          </w:r>
+          <w:r>
+            <w:rPr>
+              <w:rFonts w:ascii="Times New Roman" w:hAnsi="Times New Roman" w:eastAsia="Times New Roman" w:cs="Times New Roman"/>
               <w:szCs w:val="24"/>
             </w:rPr>
             <w:fldChar w:fldCharType="separate"/>
@@ -3299,7 +3062,7 @@
             <w:fldChar w:fldCharType="begin"/>
           </w:r>
           <w:r>
-            <w:instrText xml:space="preserve"> PAGEREF _Toc21861 \h </w:instrText>
+            <w:instrText xml:space="preserve"> PAGEREF _Toc31641 \h </w:instrText>
           </w:r>
           <w:r>
             <w:fldChar w:fldCharType="separate"/>
@@ -3312,7 +3075,7 @@
           </w:r>
           <w:r>
             <w:rPr>
-              <w:rFonts w:ascii="Times New Roman" w:eastAsia="Times New Roman" w:hAnsi="Times New Roman" w:cs="Times New Roman"/>
+              <w:rFonts w:ascii="Times New Roman" w:hAnsi="Times New Roman" w:eastAsia="Times New Roman" w:cs="Times New Roman"/>
               <w:szCs w:val="24"/>
             </w:rPr>
             <w:fldChar w:fldCharType="end"/>
@@ -3320,42 +3083,28 @@
         </w:p>
         <w:p>
           <w:pPr>
-            <w:pStyle w:val="TOC1"/>
-            <w:keepNext w:val="0"/>
-            <w:keepLines w:val="0"/>
-            <w:pageBreakBefore w:val="0"/>
-            <w:widowControl w:val="0"/>
+            <w:pStyle w:val="16"/>
             <w:tabs>
               <w:tab w:val="right" w:leader="dot" w:pos="8492"/>
             </w:tabs>
-            <w:kinsoku w:val="0"/>
-            <w:wordWrap/>
-            <w:overflowPunct/>
-            <w:topLinePunct w:val="0"/>
-            <w:autoSpaceDE w:val="0"/>
-            <w:autoSpaceDN w:val="0"/>
-            <w:bidi w:val="0"/>
-            <w:adjustRightInd w:val="0"/>
-            <w:snapToGrid w:val="0"/>
-            <w:textAlignment w:val="baseline"/>
           </w:pPr>
           <w:r>
             <w:rPr>
-              <w:rFonts w:ascii="Times New Roman" w:eastAsia="Times New Roman" w:hAnsi="Times New Roman" w:cs="Times New Roman"/>
+              <w:rFonts w:ascii="Times New Roman" w:hAnsi="Times New Roman" w:eastAsia="Times New Roman" w:cs="Times New Roman"/>
               <w:szCs w:val="24"/>
             </w:rPr>
             <w:fldChar w:fldCharType="begin"/>
           </w:r>
           <w:r>
             <w:rPr>
-              <w:rFonts w:ascii="Times New Roman" w:eastAsia="Times New Roman" w:hAnsi="Times New Roman" w:cs="Times New Roman"/>
+              <w:rFonts w:ascii="Times New Roman" w:hAnsi="Times New Roman" w:eastAsia="Times New Roman" w:cs="Times New Roman"/>
               <w:szCs w:val="24"/>
             </w:rPr>
-            <w:instrText xml:space="preserve"> HYPERLINK \l _Toc25540 </w:instrText>
-          </w:r>
-          <w:r>
-            <w:rPr>
-              <w:rFonts w:ascii="Times New Roman" w:eastAsia="Times New Roman" w:hAnsi="Times New Roman" w:cs="Times New Roman"/>
+            <w:instrText xml:space="preserve"> HYPERLINK \l _Toc4990 </w:instrText>
+          </w:r>
+          <w:r>
+            <w:rPr>
+              <w:rFonts w:ascii="Times New Roman" w:hAnsi="Times New Roman" w:eastAsia="Times New Roman" w:cs="Times New Roman"/>
               <w:szCs w:val="24"/>
             </w:rPr>
             <w:fldChar w:fldCharType="separate"/>
@@ -3374,7 +3123,7 @@
             <w:fldChar w:fldCharType="begin"/>
           </w:r>
           <w:r>
-            <w:instrText xml:space="preserve"> PAGEREF _Toc25540 \h </w:instrText>
+            <w:instrText xml:space="preserve"> PAGEREF _Toc4990 \h </w:instrText>
           </w:r>
           <w:r>
             <w:fldChar w:fldCharType="separate"/>
@@ -3387,7 +3136,7 @@
           </w:r>
           <w:r>
             <w:rPr>
-              <w:rFonts w:ascii="Times New Roman" w:eastAsia="Times New Roman" w:hAnsi="Times New Roman" w:cs="Times New Roman"/>
+              <w:rFonts w:ascii="Times New Roman" w:hAnsi="Times New Roman" w:eastAsia="Times New Roman" w:cs="Times New Roman"/>
               <w:szCs w:val="24"/>
             </w:rPr>
             <w:fldChar w:fldCharType="end"/>
@@ -3395,42 +3144,28 @@
         </w:p>
         <w:p>
           <w:pPr>
-            <w:pStyle w:val="TOC1"/>
-            <w:keepNext w:val="0"/>
-            <w:keepLines w:val="0"/>
-            <w:pageBreakBefore w:val="0"/>
-            <w:widowControl w:val="0"/>
+            <w:pStyle w:val="16"/>
             <w:tabs>
               <w:tab w:val="right" w:leader="dot" w:pos="8492"/>
             </w:tabs>
-            <w:kinsoku w:val="0"/>
-            <w:wordWrap/>
-            <w:overflowPunct/>
-            <w:topLinePunct w:val="0"/>
-            <w:autoSpaceDE w:val="0"/>
-            <w:autoSpaceDN w:val="0"/>
-            <w:bidi w:val="0"/>
-            <w:adjustRightInd w:val="0"/>
-            <w:snapToGrid w:val="0"/>
-            <w:textAlignment w:val="baseline"/>
           </w:pPr>
           <w:r>
             <w:rPr>
-              <w:rFonts w:ascii="Times New Roman" w:eastAsia="Times New Roman" w:hAnsi="Times New Roman" w:cs="Times New Roman"/>
+              <w:rFonts w:ascii="Times New Roman" w:hAnsi="Times New Roman" w:eastAsia="Times New Roman" w:cs="Times New Roman"/>
               <w:szCs w:val="24"/>
             </w:rPr>
             <w:fldChar w:fldCharType="begin"/>
           </w:r>
           <w:r>
             <w:rPr>
-              <w:rFonts w:ascii="Times New Roman" w:eastAsia="Times New Roman" w:hAnsi="Times New Roman" w:cs="Times New Roman"/>
+              <w:rFonts w:ascii="Times New Roman" w:hAnsi="Times New Roman" w:eastAsia="Times New Roman" w:cs="Times New Roman"/>
               <w:szCs w:val="24"/>
             </w:rPr>
-            <w:instrText xml:space="preserve"> HYPERLINK \l _Toc629 </w:instrText>
-          </w:r>
-          <w:r>
-            <w:rPr>
-              <w:rFonts w:ascii="Times New Roman" w:eastAsia="Times New Roman" w:hAnsi="Times New Roman" w:cs="Times New Roman"/>
+            <w:instrText xml:space="preserve"> HYPERLINK \l _Toc27712 </w:instrText>
+          </w:r>
+          <w:r>
+            <w:rPr>
+              <w:rFonts w:ascii="Times New Roman" w:hAnsi="Times New Roman" w:eastAsia="Times New Roman" w:cs="Times New Roman"/>
               <w:szCs w:val="24"/>
             </w:rPr>
             <w:fldChar w:fldCharType="separate"/>
@@ -3451,7 +3186,7 @@
             <w:fldChar w:fldCharType="begin"/>
           </w:r>
           <w:r>
-            <w:instrText xml:space="preserve"> PAGEREF _Toc629 \h </w:instrText>
+            <w:instrText xml:space="preserve"> PAGEREF _Toc27712 \h </w:instrText>
           </w:r>
           <w:r>
             <w:fldChar w:fldCharType="separate"/>
@@ -3464,7 +3199,76 @@
           </w:r>
           <w:r>
             <w:rPr>
-              <w:rFonts w:ascii="Times New Roman" w:eastAsia="Times New Roman" w:hAnsi="Times New Roman" w:cs="Times New Roman"/>
+              <w:rFonts w:ascii="Times New Roman" w:hAnsi="Times New Roman" w:eastAsia="Times New Roman" w:cs="Times New Roman"/>
+              <w:szCs w:val="24"/>
+            </w:rPr>
+            <w:fldChar w:fldCharType="end"/>
+          </w:r>
+        </w:p>
+        <w:p>
+          <w:pPr>
+            <w:pStyle w:val="17"/>
+            <w:tabs>
+              <w:tab w:val="right" w:leader="dot" w:pos="8492"/>
+            </w:tabs>
+          </w:pPr>
+          <w:r>
+            <w:rPr>
+              <w:rFonts w:ascii="Times New Roman" w:hAnsi="Times New Roman" w:eastAsia="Times New Roman" w:cs="Times New Roman"/>
+              <w:szCs w:val="24"/>
+            </w:rPr>
+            <w:fldChar w:fldCharType="begin"/>
+          </w:r>
+          <w:r>
+            <w:rPr>
+              <w:rFonts w:ascii="Times New Roman" w:hAnsi="Times New Roman" w:eastAsia="Times New Roman" w:cs="Times New Roman"/>
+              <w:szCs w:val="24"/>
+            </w:rPr>
+            <w:instrText xml:space="preserve"> HYPERLINK \l _Toc16541 </w:instrText>
+          </w:r>
+          <w:r>
+            <w:rPr>
+              <w:rFonts w:ascii="Times New Roman" w:hAnsi="Times New Roman" w:eastAsia="Times New Roman" w:cs="Times New Roman"/>
+              <w:szCs w:val="24"/>
+            </w:rPr>
+            <w:fldChar w:fldCharType="separate"/>
+          </w:r>
+          <w:r>
+            <w:rPr>
+              <w:rFonts w:hint="default" w:ascii="宋体" w:hAnsi="宋体" w:eastAsia="宋体" w:cs="宋体"/>
+              <w:szCs w:val="24"/>
+            </w:rPr>
+            <w:t xml:space="preserve">8.1. </w:t>
+          </w:r>
+          <w:r>
+            <w:rPr>
+              <w:rFonts w:ascii="宋体" w:hAnsi="宋体" w:eastAsia="宋体" w:cs="宋体"/>
+              <w:spacing w:val="-2"/>
+              <w:szCs w:val="24"/>
+            </w:rPr>
+            <w:t>《发布计划》</w:t>
+          </w:r>
+          <w:r>
+            <w:tab/>
+          </w:r>
+          <w:r>
+            <w:fldChar w:fldCharType="begin"/>
+          </w:r>
+          <w:r>
+            <w:instrText xml:space="preserve"> PAGEREF _Toc16541 \h </w:instrText>
+          </w:r>
+          <w:r>
+            <w:fldChar w:fldCharType="separate"/>
+          </w:r>
+          <w:r>
+            <w:t>10</w:t>
+          </w:r>
+          <w:r>
+            <w:fldChar w:fldCharType="end"/>
+          </w:r>
+          <w:r>
+            <w:rPr>
+              <w:rFonts w:ascii="Times New Roman" w:hAnsi="Times New Roman" w:eastAsia="Times New Roman" w:cs="Times New Roman"/>
               <w:szCs w:val="24"/>
             </w:rPr>
             <w:fldChar w:fldCharType="end"/>
@@ -3488,7 +3292,7 @@
             <w:spacing w:line="219" w:lineRule="auto"/>
             <w:textAlignment w:val="baseline"/>
             <w:rPr>
-              <w:rFonts w:ascii="Times New Roman" w:eastAsia="Times New Roman" w:hAnsi="Times New Roman" w:cs="Times New Roman"/>
+              <w:rFonts w:ascii="Times New Roman" w:hAnsi="Times New Roman" w:eastAsia="Times New Roman" w:cs="Times New Roman"/>
               <w:snapToGrid w:val="0"/>
               <w:color w:val="000000"/>
               <w:kern w:val="0"/>
@@ -3499,7 +3303,7 @@
           </w:pPr>
           <w:r>
             <w:rPr>
-              <w:rFonts w:ascii="Times New Roman" w:eastAsia="Times New Roman" w:hAnsi="Times New Roman" w:cs="Times New Roman"/>
+              <w:rFonts w:ascii="Times New Roman" w:hAnsi="Times New Roman" w:eastAsia="Times New Roman" w:cs="Times New Roman"/>
               <w:szCs w:val="24"/>
             </w:rPr>
             <w:fldChar w:fldCharType="end"/>
@@ -3525,7 +3329,7 @@
         <w:spacing w:line="219" w:lineRule="auto"/>
         <w:textAlignment w:val="baseline"/>
         <w:rPr>
-          <w:rFonts w:ascii="Times New Roman" w:eastAsia="Times New Roman" w:hAnsi="Times New Roman" w:cs="Times New Roman"/>
+          <w:rFonts w:ascii="Times New Roman" w:hAnsi="Times New Roman" w:eastAsia="Times New Roman" w:cs="Times New Roman"/>
           <w:snapToGrid w:val="0"/>
           <w:color w:val="000000"/>
           <w:kern w:val="0"/>
@@ -3534,16 +3338,16 @@
           <w:lang w:val="en-US" w:eastAsia="en-US" w:bidi="ar-SA"/>
         </w:rPr>
         <w:sectPr>
-          <w:footerReference w:type="default" r:id="rId9"/>
+          <w:footerReference r:id="rId9" w:type="default"/>
           <w:pgSz w:w="11906" w:h="16839"/>
           <w:pgMar w:top="1040" w:right="1710" w:bottom="1234" w:left="1704" w:header="0" w:footer="1070" w:gutter="0"/>
-          <w:cols w:num="1" w:space="720"/>
+          <w:cols w:space="720" w:num="1"/>
         </w:sectPr>
       </w:pPr>
     </w:p>
     <w:p>
       <w:pPr>
-        <w:pStyle w:val="1"/>
+        <w:pStyle w:val="26"/>
         <w:keepNext w:val="0"/>
         <w:keepLines w:val="0"/>
         <w:pageBreakBefore w:val="0"/>
@@ -3559,7 +3363,7 @@
         <w:snapToGrid w:val="0"/>
         <w:textAlignment w:val="baseline"/>
       </w:pPr>
-      <w:bookmarkStart w:id="3" w:name="_Toc5745"/>
+      <w:bookmarkStart w:id="3" w:name="_Toc3454"/>
       <w:r>
         <w:t>目的</w:t>
       </w:r>
@@ -3567,7 +3371,7 @@
     </w:p>
     <w:p>
       <w:pPr>
-        <w:pStyle w:val="a"/>
+        <w:pStyle w:val="27"/>
         <w:keepNext w:val="0"/>
         <w:keepLines w:val="0"/>
         <w:pageBreakBefore w:val="0"/>
@@ -3589,7 +3393,7 @@
     </w:p>
     <w:p>
       <w:pPr>
-        <w:pStyle w:val="a"/>
+        <w:pStyle w:val="27"/>
         <w:keepNext w:val="0"/>
         <w:keepLines w:val="0"/>
         <w:pageBreakBefore w:val="0"/>
@@ -3629,17 +3433,17 @@
         <w:adjustRightInd w:val="0"/>
         <w:snapToGrid w:val="0"/>
         <w:spacing w:line="360" w:lineRule="auto"/>
-        <w:ind w:left="425" w:right="0" w:hanging="425" w:leftChars="0" w:firstLineChars="0"/>
+        <w:ind w:left="425" w:leftChars="0" w:right="0" w:hanging="425" w:firstLineChars="0"/>
         <w:textAlignment w:val="baseline"/>
         <w:rPr>
-          <w:rFonts w:ascii="宋体" w:eastAsia="宋体" w:hAnsi="宋体" w:cs="宋体"/>
+          <w:rFonts w:ascii="宋体" w:hAnsi="宋体" w:eastAsia="宋体" w:cs="宋体"/>
           <w:sz w:val="24"/>
           <w:szCs w:val="24"/>
         </w:rPr>
       </w:pPr>
       <w:r>
         <w:rPr>
-          <w:rFonts w:ascii="宋体" w:eastAsia="宋体" w:hAnsi="宋体" w:cs="宋体"/>
+          <w:rFonts w:ascii="宋体" w:hAnsi="宋体" w:eastAsia="宋体" w:cs="宋体"/>
           <w:spacing w:val="-4"/>
           <w:sz w:val="24"/>
           <w:szCs w:val="24"/>
@@ -3648,7 +3452,7 @@
       </w:r>
       <w:r>
         <w:rPr>
-          <w:rFonts w:ascii="Calibri" w:eastAsia="Calibri" w:hAnsi="Calibri" w:cs="Calibri"/>
+          <w:rFonts w:ascii="Calibri" w:hAnsi="Calibri" w:eastAsia="Calibri" w:cs="Calibri"/>
           <w:spacing w:val="-4"/>
           <w:sz w:val="24"/>
           <w:szCs w:val="24"/>
@@ -3657,7 +3461,7 @@
       </w:r>
       <w:r>
         <w:rPr>
-          <w:rFonts w:ascii="宋体" w:eastAsia="宋体" w:hAnsi="宋体" w:cs="宋体"/>
+          <w:rFonts w:ascii="宋体" w:hAnsi="宋体" w:eastAsia="宋体" w:cs="宋体"/>
           <w:spacing w:val="-4"/>
           <w:sz w:val="24"/>
           <w:szCs w:val="24"/>
@@ -3685,17 +3489,17 @@
         <w:adjustRightInd w:val="0"/>
         <w:snapToGrid w:val="0"/>
         <w:spacing w:line="360" w:lineRule="auto"/>
-        <w:ind w:left="425" w:right="0" w:hanging="425" w:leftChars="0" w:firstLineChars="0"/>
+        <w:ind w:left="425" w:leftChars="0" w:right="0" w:hanging="425" w:firstLineChars="0"/>
         <w:textAlignment w:val="baseline"/>
         <w:rPr>
-          <w:rFonts w:ascii="宋体" w:eastAsia="宋体" w:hAnsi="宋体" w:cs="宋体"/>
+          <w:rFonts w:ascii="宋体" w:hAnsi="宋体" w:eastAsia="宋体" w:cs="宋体"/>
           <w:sz w:val="24"/>
           <w:szCs w:val="24"/>
         </w:rPr>
       </w:pPr>
       <w:r>
         <w:rPr>
-          <w:rFonts w:ascii="宋体" w:eastAsia="宋体" w:hAnsi="宋体" w:cs="宋体"/>
+          <w:rFonts w:ascii="宋体" w:hAnsi="宋体" w:eastAsia="宋体" w:cs="宋体"/>
           <w:spacing w:val="-4"/>
           <w:sz w:val="24"/>
           <w:szCs w:val="24"/>
@@ -3704,7 +3508,7 @@
       </w:r>
       <w:r>
         <w:rPr>
-          <w:rFonts w:ascii="Calibri" w:eastAsia="Calibri" w:hAnsi="Calibri" w:cs="Calibri"/>
+          <w:rFonts w:ascii="Calibri" w:hAnsi="Calibri" w:eastAsia="Calibri" w:cs="Calibri"/>
           <w:spacing w:val="-4"/>
           <w:sz w:val="24"/>
           <w:szCs w:val="24"/>
@@ -3713,7 +3517,7 @@
       </w:r>
       <w:r>
         <w:rPr>
-          <w:rFonts w:ascii="宋体" w:eastAsia="宋体" w:hAnsi="宋体" w:cs="宋体"/>
+          <w:rFonts w:ascii="宋体" w:hAnsi="宋体" w:eastAsia="宋体" w:cs="宋体"/>
           <w:spacing w:val="-4"/>
           <w:sz w:val="24"/>
           <w:szCs w:val="24"/>
@@ -3722,7 +3526,7 @@
       </w:r>
       <w:r>
         <w:rPr>
-          <w:rFonts w:ascii="宋体" w:eastAsia="宋体" w:hAnsi="宋体" w:cs="宋体"/>
+          <w:rFonts w:ascii="宋体" w:hAnsi="宋体" w:eastAsia="宋体" w:cs="宋体"/>
           <w:spacing w:val="-5"/>
           <w:sz w:val="24"/>
           <w:szCs w:val="24"/>
@@ -3750,17 +3554,17 @@
         <w:adjustRightInd w:val="0"/>
         <w:snapToGrid w:val="0"/>
         <w:spacing w:line="360" w:lineRule="auto"/>
-        <w:ind w:left="425" w:right="0" w:hanging="425" w:leftChars="0" w:firstLineChars="0"/>
+        <w:ind w:left="425" w:leftChars="0" w:right="0" w:hanging="425" w:firstLineChars="0"/>
         <w:textAlignment w:val="baseline"/>
         <w:rPr>
-          <w:rFonts w:ascii="宋体" w:eastAsia="宋体" w:hAnsi="宋体" w:cs="宋体"/>
+          <w:rFonts w:ascii="宋体" w:hAnsi="宋体" w:eastAsia="宋体" w:cs="宋体"/>
           <w:sz w:val="24"/>
           <w:szCs w:val="24"/>
         </w:rPr>
       </w:pPr>
       <w:r>
         <w:rPr>
-          <w:rFonts w:ascii="宋体" w:eastAsia="宋体" w:hAnsi="宋体" w:cs="宋体"/>
+          <w:rFonts w:ascii="宋体" w:hAnsi="宋体" w:eastAsia="宋体" w:cs="宋体"/>
           <w:spacing w:val="-3"/>
           <w:sz w:val="24"/>
           <w:szCs w:val="24"/>
@@ -3788,17 +3592,17 @@
         <w:adjustRightInd w:val="0"/>
         <w:snapToGrid w:val="0"/>
         <w:spacing w:line="360" w:lineRule="auto"/>
-        <w:ind w:left="425" w:right="0" w:hanging="425" w:leftChars="0" w:firstLineChars="0"/>
+        <w:ind w:left="425" w:leftChars="0" w:right="0" w:hanging="425" w:firstLineChars="0"/>
         <w:textAlignment w:val="baseline"/>
         <w:rPr>
-          <w:rFonts w:ascii="宋体" w:eastAsia="宋体" w:hAnsi="宋体" w:cs="宋体"/>
+          <w:rFonts w:ascii="宋体" w:hAnsi="宋体" w:eastAsia="宋体" w:cs="宋体"/>
           <w:sz w:val="24"/>
           <w:szCs w:val="24"/>
         </w:rPr>
       </w:pPr>
       <w:r>
         <w:rPr>
-          <w:rFonts w:ascii="宋体" w:eastAsia="宋体" w:hAnsi="宋体" w:cs="宋体"/>
+          <w:rFonts w:ascii="宋体" w:hAnsi="宋体" w:eastAsia="宋体" w:cs="宋体"/>
           <w:spacing w:val="-3"/>
           <w:sz w:val="24"/>
           <w:szCs w:val="24"/>
@@ -3807,7 +3611,7 @@
       </w:r>
       <w:r>
         <w:rPr>
-          <w:rFonts w:ascii="宋体" w:eastAsia="宋体" w:hAnsi="宋体" w:cs="宋体"/>
+          <w:rFonts w:ascii="宋体" w:hAnsi="宋体" w:eastAsia="宋体" w:cs="宋体"/>
           <w:spacing w:val="-8"/>
           <w:sz w:val="24"/>
           <w:szCs w:val="24"/>
@@ -3835,17 +3639,17 @@
         <w:adjustRightInd w:val="0"/>
         <w:snapToGrid w:val="0"/>
         <w:spacing w:line="360" w:lineRule="auto"/>
-        <w:ind w:left="425" w:right="0" w:hanging="425" w:leftChars="0" w:firstLineChars="0"/>
+        <w:ind w:left="425" w:leftChars="0" w:right="0" w:hanging="425" w:firstLineChars="0"/>
         <w:textAlignment w:val="baseline"/>
         <w:rPr>
-          <w:rFonts w:ascii="宋体" w:eastAsia="宋体" w:hAnsi="宋体" w:cs="宋体"/>
+          <w:rFonts w:ascii="宋体" w:hAnsi="宋体" w:eastAsia="宋体" w:cs="宋体"/>
           <w:sz w:val="24"/>
           <w:szCs w:val="24"/>
         </w:rPr>
       </w:pPr>
       <w:r>
         <w:rPr>
-          <w:rFonts w:ascii="宋体" w:eastAsia="宋体" w:hAnsi="宋体" w:cs="宋体"/>
+          <w:rFonts w:ascii="宋体" w:hAnsi="宋体" w:eastAsia="宋体" w:cs="宋体"/>
           <w:spacing w:val="-3"/>
           <w:sz w:val="24"/>
           <w:szCs w:val="24"/>
@@ -3855,7 +3659,7 @@
     </w:p>
     <w:p>
       <w:pPr>
-        <w:pStyle w:val="1"/>
+        <w:pStyle w:val="26"/>
         <w:keepNext w:val="0"/>
         <w:keepLines w:val="0"/>
         <w:pageBreakBefore w:val="0"/>
@@ -3871,7 +3675,7 @@
         <w:snapToGrid w:val="0"/>
         <w:textAlignment w:val="baseline"/>
       </w:pPr>
-      <w:bookmarkStart w:id="4" w:name="_Toc10107"/>
+      <w:bookmarkStart w:id="4" w:name="_Toc26283"/>
       <w:r>
         <w:t>适用范围</w:t>
       </w:r>
@@ -3879,7 +3683,7 @@
     </w:p>
     <w:p>
       <w:pPr>
-        <w:pStyle w:val="a"/>
+        <w:pStyle w:val="27"/>
         <w:keepNext w:val="0"/>
         <w:keepLines w:val="0"/>
         <w:pageBreakBefore w:val="0"/>
@@ -3901,7 +3705,7 @@
     </w:p>
     <w:p>
       <w:pPr>
-        <w:pStyle w:val="a"/>
+        <w:pStyle w:val="27"/>
         <w:keepNext w:val="0"/>
         <w:keepLines w:val="0"/>
         <w:pageBreakBefore w:val="0"/>
@@ -3915,7 +3719,7 @@
         <w:bidi w:val="0"/>
         <w:adjustRightInd w:val="0"/>
         <w:snapToGrid w:val="0"/>
-        <w:ind w:left="0" w:firstLine="0" w:leftChars="0" w:firstLineChars="0"/>
+        <w:ind w:left="0" w:leftChars="0" w:firstLine="0" w:firstLineChars="0"/>
         <w:textAlignment w:val="baseline"/>
       </w:pPr>
       <w:r>
@@ -3924,7 +3728,7 @@
     </w:p>
     <w:p>
       <w:pPr>
-        <w:pStyle w:val="a3"/>
+        <w:pStyle w:val="39"/>
         <w:keepNext w:val="0"/>
         <w:keepLines w:val="0"/>
         <w:pageBreakBefore w:val="0"/>
@@ -3950,7 +3754,7 @@
     </w:p>
     <w:p>
       <w:pPr>
-        <w:pStyle w:val="a3"/>
+        <w:pStyle w:val="39"/>
         <w:keepNext w:val="0"/>
         <w:keepLines w:val="0"/>
         <w:pageBreakBefore w:val="0"/>
@@ -3976,7 +3780,7 @@
     </w:p>
     <w:p>
       <w:pPr>
-        <w:pStyle w:val="a3"/>
+        <w:pStyle w:val="39"/>
         <w:keepNext w:val="0"/>
         <w:keepLines w:val="0"/>
         <w:pageBreakBefore w:val="0"/>
@@ -4002,7 +3806,7 @@
     </w:p>
     <w:p>
       <w:pPr>
-        <w:pStyle w:val="a3"/>
+        <w:pStyle w:val="39"/>
         <w:keepNext w:val="0"/>
         <w:keepLines w:val="0"/>
         <w:pageBreakBefore w:val="0"/>
@@ -4028,7 +3832,7 @@
     </w:p>
     <w:p>
       <w:pPr>
-        <w:pStyle w:val="a3"/>
+        <w:pStyle w:val="39"/>
         <w:keepNext w:val="0"/>
         <w:keepLines w:val="0"/>
         <w:pageBreakBefore w:val="0"/>
@@ -4061,7 +3865,7 @@
     </w:p>
     <w:p>
       <w:pPr>
-        <w:pStyle w:val="1"/>
+        <w:pStyle w:val="26"/>
         <w:keepNext w:val="0"/>
         <w:keepLines w:val="0"/>
         <w:pageBreakBefore w:val="0"/>
@@ -4077,7 +3881,7 @@
         <w:snapToGrid w:val="0"/>
         <w:textAlignment w:val="baseline"/>
       </w:pPr>
-      <w:bookmarkStart w:id="5" w:name="_Toc1466"/>
+      <w:bookmarkStart w:id="5" w:name="_Toc15137"/>
       <w:r>
         <w:t>术语、缩略词和定义</w:t>
       </w:r>
@@ -4108,16 +3912,16 @@
     </w:p>
     <w:tbl>
       <w:tblPr>
-        <w:tblStyle w:val="TableNormal0"/>
+        <w:tblStyle w:val="24"/>
         <w:tblW w:w="8559" w:type="dxa"/>
         <w:jc w:val="center"/>
         <w:tblBorders>
-          <w:top w:val="single" w:sz="4" w:space="0" w:color="000000"/>
-          <w:left w:val="single" w:sz="4" w:space="0" w:color="000000"/>
-          <w:bottom w:val="single" w:sz="4" w:space="0" w:color="000000"/>
-          <w:right w:val="single" w:sz="4" w:space="0" w:color="000000"/>
-          <w:insideH w:val="single" w:sz="4" w:space="0" w:color="000000"/>
-          <w:insideV w:val="single" w:sz="4" w:space="0" w:color="000000"/>
+          <w:top w:val="single" w:color="000000" w:sz="4" w:space="0"/>
+          <w:left w:val="single" w:color="000000" w:sz="4" w:space="0"/>
+          <w:bottom w:val="single" w:color="000000" w:sz="4" w:space="0"/>
+          <w:right w:val="single" w:color="000000" w:sz="4" w:space="0"/>
+          <w:insideH w:val="single" w:color="000000" w:sz="4" w:space="0"/>
+          <w:insideV w:val="single" w:color="000000" w:sz="4" w:space="0"/>
         </w:tblBorders>
         <w:tblLayout w:type="fixed"/>
         <w:tblCellMar>
@@ -4138,17 +3942,14 @@
       </w:tblGrid>
       <w:tr>
         <w:tblPrEx>
-          <w:tblW w:w="8559" w:type="dxa"/>
-          <w:jc w:val="center"/>
           <w:tblBorders>
-            <w:top w:val="single" w:sz="4" w:space="0" w:color="000000"/>
-            <w:left w:val="single" w:sz="4" w:space="0" w:color="000000"/>
-            <w:bottom w:val="single" w:sz="4" w:space="0" w:color="000000"/>
-            <w:right w:val="single" w:sz="4" w:space="0" w:color="000000"/>
-            <w:insideH w:val="single" w:sz="4" w:space="0" w:color="000000"/>
-            <w:insideV w:val="single" w:sz="4" w:space="0" w:color="000000"/>
+            <w:top w:val="single" w:color="000000" w:sz="4" w:space="0"/>
+            <w:left w:val="single" w:color="000000" w:sz="4" w:space="0"/>
+            <w:bottom w:val="single" w:color="000000" w:sz="4" w:space="0"/>
+            <w:right w:val="single" w:color="000000" w:sz="4" w:space="0"/>
+            <w:insideH w:val="single" w:color="000000" w:sz="4" w:space="0"/>
+            <w:insideV w:val="single" w:color="000000" w:sz="4" w:space="0"/>
           </w:tblBorders>
-          <w:tblLayout w:type="fixed"/>
           <w:tblCellMar>
             <w:top w:w="0" w:type="dxa"/>
             <w:left w:w="0" w:type="dxa"/>
@@ -4159,7 +3960,7 @@
         <w:trPr>
           <w:gridAfter w:val="1"/>
           <w:wAfter w:w="38" w:type="dxa"/>
-          <w:trHeight w:val="569"/>
+          <w:trHeight w:val="569" w:hRule="atLeast"/>
           <w:jc w:val="center"/>
         </w:trPr>
         <w:tc>
@@ -4187,14 +3988,14 @@
               <w:ind w:left="581"/>
               <w:textAlignment w:val="baseline"/>
               <w:rPr>
-                <w:rFonts w:ascii="宋体" w:eastAsia="宋体" w:hAnsi="宋体" w:cs="宋体"/>
+                <w:rFonts w:ascii="宋体" w:hAnsi="宋体" w:eastAsia="宋体" w:cs="宋体"/>
                 <w:sz w:val="21"/>
                 <w:szCs w:val="21"/>
               </w:rPr>
             </w:pPr>
             <w:r>
               <w:rPr>
-                <w:rFonts w:ascii="宋体" w:eastAsia="宋体" w:hAnsi="宋体" w:cs="宋体"/>
+                <w:rFonts w:ascii="宋体" w:hAnsi="宋体" w:eastAsia="宋体" w:cs="宋体"/>
                 <w:b/>
                 <w:bCs/>
                 <w:spacing w:val="-8"/>
@@ -4205,7 +4006,7 @@
             </w:r>
             <w:r>
               <w:rPr>
-                <w:rFonts w:ascii="宋体" w:eastAsia="宋体" w:hAnsi="宋体" w:cs="宋体"/>
+                <w:rFonts w:ascii="宋体" w:hAnsi="宋体" w:eastAsia="宋体" w:cs="宋体"/>
                 <w:spacing w:val="8"/>
                 <w:sz w:val="21"/>
                 <w:szCs w:val="21"/>
@@ -4214,7 +4015,7 @@
             </w:r>
             <w:r>
               <w:rPr>
-                <w:rFonts w:ascii="宋体" w:eastAsia="宋体" w:hAnsi="宋体" w:cs="宋体"/>
+                <w:rFonts w:ascii="宋体" w:hAnsi="宋体" w:eastAsia="宋体" w:cs="宋体"/>
                 <w:b/>
                 <w:bCs/>
                 <w:spacing w:val="-8"/>
@@ -4250,14 +4051,14 @@
               <w:ind w:left="995"/>
               <w:textAlignment w:val="baseline"/>
               <w:rPr>
-                <w:rFonts w:ascii="宋体" w:eastAsia="宋体" w:hAnsi="宋体" w:cs="宋体"/>
+                <w:rFonts w:ascii="宋体" w:hAnsi="宋体" w:eastAsia="宋体" w:cs="宋体"/>
                 <w:sz w:val="21"/>
                 <w:szCs w:val="21"/>
               </w:rPr>
             </w:pPr>
             <w:r>
               <w:rPr>
-                <w:rFonts w:ascii="宋体" w:eastAsia="宋体" w:hAnsi="宋体" w:cs="宋体"/>
+                <w:rFonts w:ascii="宋体" w:hAnsi="宋体" w:eastAsia="宋体" w:cs="宋体"/>
                 <w:b/>
                 <w:bCs/>
                 <w:spacing w:val="-5"/>
@@ -4293,14 +4094,14 @@
               <w:ind w:left="1858"/>
               <w:textAlignment w:val="baseline"/>
               <w:rPr>
-                <w:rFonts w:ascii="宋体" w:eastAsia="宋体" w:hAnsi="宋体" w:cs="宋体"/>
+                <w:rFonts w:ascii="宋体" w:hAnsi="宋体" w:eastAsia="宋体" w:cs="宋体"/>
                 <w:sz w:val="21"/>
                 <w:szCs w:val="21"/>
               </w:rPr>
             </w:pPr>
             <w:r>
               <w:rPr>
-                <w:rFonts w:ascii="宋体" w:eastAsia="宋体" w:hAnsi="宋体" w:cs="宋体"/>
+                <w:rFonts w:ascii="宋体" w:hAnsi="宋体" w:eastAsia="宋体" w:cs="宋体"/>
                 <w:b/>
                 <w:bCs/>
                 <w:spacing w:val="-9"/>
@@ -4311,7 +4112,7 @@
             </w:r>
             <w:r>
               <w:rPr>
-                <w:rFonts w:ascii="宋体" w:eastAsia="宋体" w:hAnsi="宋体" w:cs="宋体"/>
+                <w:rFonts w:ascii="宋体" w:hAnsi="宋体" w:eastAsia="宋体" w:cs="宋体"/>
                 <w:spacing w:val="10"/>
                 <w:sz w:val="21"/>
                 <w:szCs w:val="21"/>
@@ -4320,7 +4121,7 @@
             </w:r>
             <w:r>
               <w:rPr>
-                <w:rFonts w:ascii="宋体" w:eastAsia="宋体" w:hAnsi="宋体" w:cs="宋体"/>
+                <w:rFonts w:ascii="宋体" w:hAnsi="宋体" w:eastAsia="宋体" w:cs="宋体"/>
                 <w:b/>
                 <w:bCs/>
                 <w:spacing w:val="-9"/>
@@ -4334,9 +4135,14 @@
       </w:tr>
       <w:tr>
         <w:tblPrEx>
-          <w:tblW w:w="8559" w:type="dxa"/>
-          <w:jc w:val="center"/>
-          <w:tblLayout w:type="fixed"/>
+          <w:tblBorders>
+            <w:top w:val="single" w:color="000000" w:sz="4" w:space="0"/>
+            <w:left w:val="single" w:color="000000" w:sz="4" w:space="0"/>
+            <w:bottom w:val="single" w:color="000000" w:sz="4" w:space="0"/>
+            <w:right w:val="single" w:color="000000" w:sz="4" w:space="0"/>
+            <w:insideH w:val="single" w:color="000000" w:sz="4" w:space="0"/>
+            <w:insideV w:val="single" w:color="000000" w:sz="4" w:space="0"/>
+          </w:tblBorders>
           <w:tblCellMar>
             <w:top w:w="0" w:type="dxa"/>
             <w:left w:w="0" w:type="dxa"/>
@@ -4347,7 +4153,7 @@
         <w:trPr>
           <w:gridAfter w:val="1"/>
           <w:wAfter w:w="38" w:type="dxa"/>
-          <w:trHeight w:val="1797"/>
+          <w:trHeight w:val="1797" w:hRule="atLeast"/>
           <w:jc w:val="center"/>
         </w:trPr>
         <w:tc>
@@ -4375,14 +4181,14 @@
               <w:ind w:left="527"/>
               <w:textAlignment w:val="baseline"/>
               <w:rPr>
-                <w:rFonts w:ascii="宋体" w:eastAsia="宋体" w:hAnsi="宋体" w:cs="宋体"/>
+                <w:rFonts w:ascii="宋体" w:hAnsi="宋体" w:eastAsia="宋体" w:cs="宋体"/>
                 <w:sz w:val="21"/>
                 <w:szCs w:val="21"/>
               </w:rPr>
             </w:pPr>
             <w:r>
               <w:rPr>
-                <w:rFonts w:ascii="宋体" w:eastAsia="宋体" w:hAnsi="宋体" w:cs="宋体"/>
+                <w:rFonts w:ascii="宋体" w:hAnsi="宋体" w:eastAsia="宋体" w:cs="宋体"/>
                 <w:spacing w:val="-2"/>
                 <w:sz w:val="21"/>
                 <w:szCs w:val="21"/>
@@ -4416,14 +4222,14 @@
               <w:ind w:left="1124"/>
               <w:textAlignment w:val="baseline"/>
               <w:rPr>
-                <w:rFonts w:ascii="Times New Roman" w:eastAsia="Times New Roman" w:hAnsi="Times New Roman" w:cs="Times New Roman"/>
+                <w:rFonts w:ascii="Times New Roman" w:hAnsi="Times New Roman" w:eastAsia="Times New Roman" w:cs="Times New Roman"/>
                 <w:sz w:val="21"/>
                 <w:szCs w:val="21"/>
               </w:rPr>
             </w:pPr>
             <w:r>
               <w:rPr>
-                <w:rFonts w:ascii="Times New Roman" w:eastAsia="Times New Roman" w:hAnsi="Times New Roman" w:cs="Times New Roman"/>
+                <w:rFonts w:ascii="Times New Roman" w:hAnsi="Times New Roman" w:eastAsia="Times New Roman" w:cs="Times New Roman"/>
                 <w:spacing w:val="-2"/>
                 <w:sz w:val="21"/>
                 <w:szCs w:val="21"/>
@@ -4450,14 +4256,14 @@
               <w:ind w:left="543"/>
               <w:textAlignment w:val="baseline"/>
               <w:rPr>
-                <w:rFonts w:ascii="Times New Roman" w:eastAsia="Times New Roman" w:hAnsi="Times New Roman" w:cs="Times New Roman"/>
+                <w:rFonts w:ascii="Times New Roman" w:hAnsi="Times New Roman" w:eastAsia="Times New Roman" w:cs="Times New Roman"/>
                 <w:sz w:val="21"/>
                 <w:szCs w:val="21"/>
               </w:rPr>
             </w:pPr>
             <w:r>
               <w:rPr>
-                <w:rFonts w:ascii="Times New Roman" w:eastAsia="Times New Roman" w:hAnsi="Times New Roman" w:cs="Times New Roman"/>
+                <w:rFonts w:ascii="Times New Roman" w:hAnsi="Times New Roman" w:eastAsia="Times New Roman" w:cs="Times New Roman"/>
                 <w:spacing w:val="-2"/>
                 <w:sz w:val="21"/>
                 <w:szCs w:val="21"/>
@@ -4466,7 +4272,7 @@
             </w:r>
             <w:r>
               <w:rPr>
-                <w:rFonts w:ascii="Times New Roman" w:eastAsia="Times New Roman" w:hAnsi="Times New Roman" w:cs="Times New Roman"/>
+                <w:rFonts w:ascii="Times New Roman" w:hAnsi="Times New Roman" w:eastAsia="Times New Roman" w:cs="Times New Roman"/>
                 <w:spacing w:val="23"/>
                 <w:sz w:val="21"/>
                 <w:szCs w:val="21"/>
@@ -4475,7 +4281,7 @@
             </w:r>
             <w:r>
               <w:rPr>
-                <w:rFonts w:ascii="Times New Roman" w:eastAsia="Times New Roman" w:hAnsi="Times New Roman" w:cs="Times New Roman"/>
+                <w:rFonts w:ascii="Times New Roman" w:hAnsi="Times New Roman" w:eastAsia="Times New Roman" w:cs="Times New Roman"/>
                 <w:spacing w:val="-2"/>
                 <w:sz w:val="21"/>
                 <w:szCs w:val="21"/>
@@ -4502,14 +4308,14 @@
               <w:ind w:left="956"/>
               <w:textAlignment w:val="baseline"/>
               <w:rPr>
-                <w:rFonts w:ascii="Times New Roman" w:eastAsia="Times New Roman" w:hAnsi="Times New Roman" w:cs="Times New Roman"/>
+                <w:rFonts w:ascii="Times New Roman" w:hAnsi="Times New Roman" w:eastAsia="Times New Roman" w:cs="Times New Roman"/>
                 <w:sz w:val="21"/>
                 <w:szCs w:val="21"/>
               </w:rPr>
             </w:pPr>
             <w:r>
               <w:rPr>
-                <w:rFonts w:ascii="Times New Roman" w:eastAsia="Times New Roman" w:hAnsi="Times New Roman" w:cs="Times New Roman"/>
+                <w:rFonts w:ascii="Times New Roman" w:hAnsi="Times New Roman" w:eastAsia="Times New Roman" w:cs="Times New Roman"/>
                 <w:spacing w:val="-1"/>
                 <w:sz w:val="21"/>
                 <w:szCs w:val="21"/>
@@ -4543,14 +4349,14 @@
               <w:jc w:val="both"/>
               <w:textAlignment w:val="baseline"/>
               <w:rPr>
-                <w:rFonts w:ascii="宋体" w:eastAsia="宋体" w:hAnsi="宋体" w:cs="宋体"/>
+                <w:rFonts w:ascii="宋体" w:hAnsi="宋体" w:eastAsia="宋体" w:cs="宋体"/>
                 <w:sz w:val="21"/>
                 <w:szCs w:val="21"/>
               </w:rPr>
             </w:pPr>
             <w:r>
               <w:rPr>
-                <w:rFonts w:ascii="宋体" w:eastAsia="宋体" w:hAnsi="宋体" w:cs="宋体"/>
+                <w:rFonts w:ascii="宋体" w:hAnsi="宋体" w:eastAsia="宋体" w:cs="宋体"/>
                 <w:spacing w:val="-1"/>
                 <w:sz w:val="21"/>
                 <w:szCs w:val="21"/>
@@ -4559,7 +4365,7 @@
             </w:r>
             <w:r>
               <w:rPr>
-                <w:rFonts w:ascii="宋体" w:eastAsia="宋体" w:hAnsi="宋体" w:cs="宋体"/>
+                <w:rFonts w:ascii="宋体" w:hAnsi="宋体" w:eastAsia="宋体" w:cs="宋体"/>
                 <w:spacing w:val="-3"/>
                 <w:sz w:val="21"/>
                 <w:szCs w:val="21"/>
@@ -4571,9 +4377,14 @@
       </w:tr>
       <w:tr>
         <w:tblPrEx>
-          <w:tblW w:w="8559" w:type="dxa"/>
-          <w:jc w:val="center"/>
-          <w:tblLayout w:type="fixed"/>
+          <w:tblBorders>
+            <w:top w:val="single" w:color="000000" w:sz="4" w:space="0"/>
+            <w:left w:val="single" w:color="000000" w:sz="4" w:space="0"/>
+            <w:bottom w:val="single" w:color="000000" w:sz="4" w:space="0"/>
+            <w:right w:val="single" w:color="000000" w:sz="4" w:space="0"/>
+            <w:insideH w:val="single" w:color="000000" w:sz="4" w:space="0"/>
+            <w:insideV w:val="single" w:color="000000" w:sz="4" w:space="0"/>
+          </w:tblBorders>
           <w:tblCellMar>
             <w:top w:w="0" w:type="dxa"/>
             <w:left w:w="0" w:type="dxa"/>
@@ -4584,7 +4395,7 @@
         <w:trPr>
           <w:gridBefore w:val="1"/>
           <w:wBefore w:w="38" w:type="dxa"/>
-          <w:trHeight w:val="1801"/>
+          <w:trHeight w:val="1801" w:hRule="atLeast"/>
           <w:jc w:val="center"/>
         </w:trPr>
         <w:tc>
@@ -4612,14 +4423,14 @@
               <w:ind w:left="425"/>
               <w:textAlignment w:val="baseline"/>
               <w:rPr>
-                <w:rFonts w:ascii="宋体" w:eastAsia="宋体" w:hAnsi="宋体" w:cs="宋体"/>
+                <w:rFonts w:ascii="宋体" w:hAnsi="宋体" w:eastAsia="宋体" w:cs="宋体"/>
                 <w:sz w:val="21"/>
                 <w:szCs w:val="21"/>
               </w:rPr>
             </w:pPr>
             <w:r>
               <w:rPr>
-                <w:rFonts w:ascii="宋体" w:eastAsia="宋体" w:hAnsi="宋体" w:cs="宋体"/>
+                <w:rFonts w:ascii="宋体" w:hAnsi="宋体" w:eastAsia="宋体" w:cs="宋体"/>
                 <w:spacing w:val="-3"/>
                 <w:sz w:val="21"/>
                 <w:szCs w:val="21"/>
@@ -4653,14 +4464,14 @@
               <w:ind w:left="1142"/>
               <w:textAlignment w:val="baseline"/>
               <w:rPr>
-                <w:rFonts w:ascii="Times New Roman" w:eastAsia="Times New Roman" w:hAnsi="Times New Roman" w:cs="Times New Roman"/>
+                <w:rFonts w:ascii="Times New Roman" w:hAnsi="Times New Roman" w:eastAsia="Times New Roman" w:cs="Times New Roman"/>
                 <w:sz w:val="21"/>
                 <w:szCs w:val="21"/>
               </w:rPr>
             </w:pPr>
             <w:r>
               <w:rPr>
-                <w:rFonts w:ascii="Times New Roman" w:eastAsia="Times New Roman" w:hAnsi="Times New Roman" w:cs="Times New Roman"/>
+                <w:rFonts w:ascii="Times New Roman" w:hAnsi="Times New Roman" w:eastAsia="Times New Roman" w:cs="Times New Roman"/>
                 <w:spacing w:val="-1"/>
                 <w:sz w:val="21"/>
                 <w:szCs w:val="21"/>
@@ -4687,14 +4498,14 @@
               <w:ind w:left="339"/>
               <w:textAlignment w:val="baseline"/>
               <w:rPr>
-                <w:rFonts w:ascii="Times New Roman" w:eastAsia="Times New Roman" w:hAnsi="Times New Roman" w:cs="Times New Roman"/>
+                <w:rFonts w:ascii="Times New Roman" w:hAnsi="Times New Roman" w:eastAsia="Times New Roman" w:cs="Times New Roman"/>
                 <w:sz w:val="21"/>
                 <w:szCs w:val="21"/>
               </w:rPr>
             </w:pPr>
             <w:r>
               <w:rPr>
-                <w:rFonts w:ascii="Times New Roman" w:eastAsia="Times New Roman" w:hAnsi="Times New Roman" w:cs="Times New Roman"/>
+                <w:rFonts w:ascii="Times New Roman" w:hAnsi="Times New Roman" w:eastAsia="Times New Roman" w:cs="Times New Roman"/>
                 <w:spacing w:val="-1"/>
                 <w:sz w:val="21"/>
                 <w:szCs w:val="21"/>
@@ -4728,14 +4539,14 @@
               <w:jc w:val="both"/>
               <w:textAlignment w:val="baseline"/>
               <w:rPr>
-                <w:rFonts w:ascii="宋体" w:eastAsia="宋体" w:hAnsi="宋体" w:cs="宋体"/>
+                <w:rFonts w:ascii="宋体" w:hAnsi="宋体" w:eastAsia="宋体" w:cs="宋体"/>
                 <w:sz w:val="21"/>
                 <w:szCs w:val="21"/>
               </w:rPr>
             </w:pPr>
             <w:r>
               <w:rPr>
-                <w:rFonts w:ascii="宋体" w:eastAsia="宋体" w:hAnsi="宋体" w:cs="宋体"/>
+                <w:rFonts w:ascii="宋体" w:hAnsi="宋体" w:eastAsia="宋体" w:cs="宋体"/>
                 <w:spacing w:val="-1"/>
                 <w:sz w:val="21"/>
                 <w:szCs w:val="21"/>
@@ -4744,7 +4555,7 @@
             </w:r>
             <w:r>
               <w:rPr>
-                <w:rFonts w:ascii="宋体" w:eastAsia="宋体" w:hAnsi="宋体" w:cs="宋体"/>
+                <w:rFonts w:ascii="宋体" w:hAnsi="宋体" w:eastAsia="宋体" w:cs="宋体"/>
                 <w:spacing w:val="-4"/>
                 <w:sz w:val="21"/>
                 <w:szCs w:val="21"/>
@@ -4756,9 +4567,14 @@
       </w:tr>
       <w:tr>
         <w:tblPrEx>
-          <w:tblW w:w="8559" w:type="dxa"/>
-          <w:jc w:val="center"/>
-          <w:tblLayout w:type="fixed"/>
+          <w:tblBorders>
+            <w:top w:val="single" w:color="000000" w:sz="4" w:space="0"/>
+            <w:left w:val="single" w:color="000000" w:sz="4" w:space="0"/>
+            <w:bottom w:val="single" w:color="000000" w:sz="4" w:space="0"/>
+            <w:right w:val="single" w:color="000000" w:sz="4" w:space="0"/>
+            <w:insideH w:val="single" w:color="000000" w:sz="4" w:space="0"/>
+            <w:insideV w:val="single" w:color="000000" w:sz="4" w:space="0"/>
+          </w:tblBorders>
           <w:tblCellMar>
             <w:top w:w="0" w:type="dxa"/>
             <w:left w:w="0" w:type="dxa"/>
@@ -4769,7 +4585,7 @@
         <w:trPr>
           <w:gridBefore w:val="1"/>
           <w:wBefore w:w="38" w:type="dxa"/>
-          <w:trHeight w:val="1437"/>
+          <w:trHeight w:val="1437" w:hRule="atLeast"/>
           <w:jc w:val="center"/>
         </w:trPr>
         <w:tc>
@@ -4797,14 +4613,14 @@
               <w:ind w:left="425"/>
               <w:textAlignment w:val="baseline"/>
               <w:rPr>
-                <w:rFonts w:ascii="宋体" w:eastAsia="宋体" w:hAnsi="宋体" w:cs="宋体"/>
+                <w:rFonts w:ascii="宋体" w:hAnsi="宋体" w:eastAsia="宋体" w:cs="宋体"/>
                 <w:sz w:val="21"/>
                 <w:szCs w:val="21"/>
               </w:rPr>
             </w:pPr>
             <w:r>
               <w:rPr>
-                <w:rFonts w:ascii="宋体" w:eastAsia="宋体" w:hAnsi="宋体" w:cs="宋体"/>
+                <w:rFonts w:ascii="宋体" w:hAnsi="宋体" w:eastAsia="宋体" w:cs="宋体"/>
                 <w:spacing w:val="-3"/>
                 <w:sz w:val="21"/>
                 <w:szCs w:val="21"/>
@@ -4838,14 +4654,14 @@
               <w:ind w:left="1226"/>
               <w:textAlignment w:val="baseline"/>
               <w:rPr>
-                <w:rFonts w:ascii="Calibri" w:eastAsia="Calibri" w:hAnsi="Calibri" w:cs="Calibri"/>
+                <w:rFonts w:ascii="Calibri" w:hAnsi="Calibri" w:eastAsia="Calibri" w:cs="Calibri"/>
                 <w:sz w:val="24"/>
                 <w:szCs w:val="24"/>
               </w:rPr>
             </w:pPr>
             <w:r>
               <w:rPr>
-                <w:rFonts w:ascii="Calibri" w:eastAsia="Calibri" w:hAnsi="Calibri" w:cs="Calibri"/>
+                <w:rFonts w:ascii="Calibri" w:hAnsi="Calibri" w:eastAsia="Calibri" w:cs="Calibri"/>
                 <w:spacing w:val="-4"/>
                 <w:sz w:val="24"/>
                 <w:szCs w:val="24"/>
@@ -4872,14 +4688,14 @@
               <w:ind w:left="615"/>
               <w:textAlignment w:val="baseline"/>
               <w:rPr>
-                <w:rFonts w:ascii="Calibri" w:eastAsia="Calibri" w:hAnsi="Calibri" w:cs="Calibri"/>
+                <w:rFonts w:ascii="Calibri" w:hAnsi="Calibri" w:eastAsia="Calibri" w:cs="Calibri"/>
                 <w:sz w:val="24"/>
                 <w:szCs w:val="24"/>
               </w:rPr>
             </w:pPr>
             <w:r>
               <w:rPr>
-                <w:rFonts w:ascii="Calibri" w:eastAsia="Calibri" w:hAnsi="Calibri" w:cs="Calibri"/>
+                <w:rFonts w:ascii="Calibri" w:hAnsi="Calibri" w:eastAsia="Calibri" w:cs="Calibri"/>
                 <w:spacing w:val="-3"/>
                 <w:sz w:val="24"/>
                 <w:szCs w:val="24"/>
@@ -4888,7 +4704,7 @@
             </w:r>
             <w:r>
               <w:rPr>
-                <w:rFonts w:ascii="Calibri" w:eastAsia="Calibri" w:hAnsi="Calibri" w:cs="Calibri"/>
+                <w:rFonts w:ascii="Calibri" w:hAnsi="Calibri" w:eastAsia="Calibri" w:cs="Calibri"/>
                 <w:spacing w:val="23"/>
                 <w:sz w:val="24"/>
                 <w:szCs w:val="24"/>
@@ -4897,7 +4713,7 @@
             </w:r>
             <w:r>
               <w:rPr>
-                <w:rFonts w:ascii="Calibri" w:eastAsia="Calibri" w:hAnsi="Calibri" w:cs="Calibri"/>
+                <w:rFonts w:ascii="Calibri" w:hAnsi="Calibri" w:eastAsia="Calibri" w:cs="Calibri"/>
                 <w:spacing w:val="-3"/>
                 <w:sz w:val="24"/>
                 <w:szCs w:val="24"/>
@@ -4931,14 +4747,14 @@
               <w:jc w:val="both"/>
               <w:textAlignment w:val="baseline"/>
               <w:rPr>
-                <w:rFonts w:ascii="宋体" w:eastAsia="宋体" w:hAnsi="宋体" w:cs="宋体"/>
+                <w:rFonts w:ascii="宋体" w:hAnsi="宋体" w:eastAsia="宋体" w:cs="宋体"/>
                 <w:sz w:val="21"/>
                 <w:szCs w:val="21"/>
               </w:rPr>
             </w:pPr>
             <w:r>
               <w:rPr>
-                <w:rFonts w:ascii="宋体" w:eastAsia="宋体" w:hAnsi="宋体" w:cs="宋体"/>
+                <w:rFonts w:ascii="宋体" w:hAnsi="宋体" w:eastAsia="宋体" w:cs="宋体"/>
                 <w:spacing w:val="-2"/>
                 <w:sz w:val="21"/>
                 <w:szCs w:val="21"/>
@@ -4947,7 +4763,7 @@
             </w:r>
             <w:r>
               <w:rPr>
-                <w:rFonts w:ascii="宋体" w:eastAsia="宋体" w:hAnsi="宋体" w:cs="宋体"/>
+                <w:rFonts w:ascii="宋体" w:hAnsi="宋体" w:eastAsia="宋体" w:cs="宋体"/>
                 <w:spacing w:val="-1"/>
                 <w:sz w:val="21"/>
                 <w:szCs w:val="21"/>
@@ -4956,7 +4772,7 @@
             </w:r>
             <w:r>
               <w:rPr>
-                <w:rFonts w:ascii="宋体" w:eastAsia="宋体" w:hAnsi="宋体" w:cs="宋体"/>
+                <w:rFonts w:ascii="宋体" w:hAnsi="宋体" w:eastAsia="宋体" w:cs="宋体"/>
                 <w:spacing w:val="-3"/>
                 <w:sz w:val="21"/>
                 <w:szCs w:val="21"/>
@@ -4968,9 +4784,14 @@
       </w:tr>
       <w:tr>
         <w:tblPrEx>
-          <w:tblW w:w="8559" w:type="dxa"/>
-          <w:jc w:val="center"/>
-          <w:tblLayout w:type="fixed"/>
+          <w:tblBorders>
+            <w:top w:val="single" w:color="000000" w:sz="4" w:space="0"/>
+            <w:left w:val="single" w:color="000000" w:sz="4" w:space="0"/>
+            <w:bottom w:val="single" w:color="000000" w:sz="4" w:space="0"/>
+            <w:right w:val="single" w:color="000000" w:sz="4" w:space="0"/>
+            <w:insideH w:val="single" w:color="000000" w:sz="4" w:space="0"/>
+            <w:insideV w:val="single" w:color="000000" w:sz="4" w:space="0"/>
+          </w:tblBorders>
           <w:tblCellMar>
             <w:top w:w="0" w:type="dxa"/>
             <w:left w:w="0" w:type="dxa"/>
@@ -4981,7 +4802,7 @@
         <w:trPr>
           <w:gridBefore w:val="1"/>
           <w:wBefore w:w="38" w:type="dxa"/>
-          <w:trHeight w:val="1441"/>
+          <w:trHeight w:val="1441" w:hRule="atLeast"/>
           <w:jc w:val="center"/>
         </w:trPr>
         <w:tc>
@@ -5009,14 +4830,14 @@
               <w:ind w:left="528"/>
               <w:textAlignment w:val="baseline"/>
               <w:rPr>
-                <w:rFonts w:ascii="宋体" w:eastAsia="宋体" w:hAnsi="宋体" w:cs="宋体"/>
+                <w:rFonts w:ascii="宋体" w:hAnsi="宋体" w:eastAsia="宋体" w:cs="宋体"/>
                 <w:sz w:val="21"/>
                 <w:szCs w:val="21"/>
               </w:rPr>
             </w:pPr>
             <w:r>
               <w:rPr>
-                <w:rFonts w:ascii="宋体" w:eastAsia="宋体" w:hAnsi="宋体" w:cs="宋体"/>
+                <w:rFonts w:ascii="宋体" w:hAnsi="宋体" w:eastAsia="宋体" w:cs="宋体"/>
                 <w:spacing w:val="-3"/>
                 <w:sz w:val="21"/>
                 <w:szCs w:val="21"/>
@@ -5050,14 +4871,14 @@
               <w:ind w:left="1152"/>
               <w:textAlignment w:val="baseline"/>
               <w:rPr>
-                <w:rFonts w:ascii="Times New Roman" w:eastAsia="Times New Roman" w:hAnsi="Times New Roman" w:cs="Times New Roman"/>
+                <w:rFonts w:ascii="Times New Roman" w:hAnsi="Times New Roman" w:eastAsia="Times New Roman" w:cs="Times New Roman"/>
                 <w:sz w:val="21"/>
                 <w:szCs w:val="21"/>
               </w:rPr>
             </w:pPr>
             <w:r>
               <w:rPr>
-                <w:rFonts w:ascii="Times New Roman" w:eastAsia="Times New Roman" w:hAnsi="Times New Roman" w:cs="Times New Roman"/>
+                <w:rFonts w:ascii="Times New Roman" w:hAnsi="Times New Roman" w:eastAsia="Times New Roman" w:cs="Times New Roman"/>
                 <w:spacing w:val="-1"/>
                 <w:sz w:val="21"/>
                 <w:szCs w:val="21"/>
@@ -5084,14 +4905,14 @@
               <w:ind w:left="537"/>
               <w:textAlignment w:val="baseline"/>
               <w:rPr>
-                <w:rFonts w:ascii="Times New Roman" w:eastAsia="Times New Roman" w:hAnsi="Times New Roman" w:cs="Times New Roman"/>
+                <w:rFonts w:ascii="Times New Roman" w:hAnsi="Times New Roman" w:eastAsia="Times New Roman" w:cs="Times New Roman"/>
                 <w:sz w:val="21"/>
                 <w:szCs w:val="21"/>
               </w:rPr>
             </w:pPr>
             <w:r>
               <w:rPr>
-                <w:rFonts w:ascii="Times New Roman" w:eastAsia="Times New Roman" w:hAnsi="Times New Roman" w:cs="Times New Roman"/>
+                <w:rFonts w:ascii="Times New Roman" w:hAnsi="Times New Roman" w:eastAsia="Times New Roman" w:cs="Times New Roman"/>
                 <w:spacing w:val="-1"/>
                 <w:sz w:val="21"/>
                 <w:szCs w:val="21"/>
@@ -5125,14 +4946,14 @@
               <w:jc w:val="both"/>
               <w:textAlignment w:val="baseline"/>
               <w:rPr>
-                <w:rFonts w:ascii="宋体" w:eastAsia="宋体" w:hAnsi="宋体" w:cs="宋体"/>
+                <w:rFonts w:ascii="宋体" w:hAnsi="宋体" w:eastAsia="宋体" w:cs="宋体"/>
                 <w:sz w:val="21"/>
                 <w:szCs w:val="21"/>
               </w:rPr>
             </w:pPr>
             <w:r>
               <w:rPr>
-                <w:rFonts w:ascii="宋体" w:eastAsia="宋体" w:hAnsi="宋体" w:cs="宋体"/>
+                <w:rFonts w:ascii="宋体" w:hAnsi="宋体" w:eastAsia="宋体" w:cs="宋体"/>
                 <w:spacing w:val="-1"/>
                 <w:sz w:val="21"/>
                 <w:szCs w:val="21"/>
@@ -5141,7 +4962,7 @@
             </w:r>
             <w:r>
               <w:rPr>
-                <w:rFonts w:ascii="宋体" w:eastAsia="宋体" w:hAnsi="宋体" w:cs="宋体"/>
+                <w:rFonts w:ascii="宋体" w:hAnsi="宋体" w:eastAsia="宋体" w:cs="宋体"/>
                 <w:spacing w:val="-4"/>
                 <w:sz w:val="21"/>
                 <w:szCs w:val="21"/>
@@ -5154,31 +4975,13 @@
     </w:tbl>
     <w:p>
       <w:pPr>
-        <w:pStyle w:val="1"/>
-        <w:keepNext w:val="0"/>
-        <w:keepLines w:val="0"/>
-        <w:pageBreakBefore w:val="0"/>
-        <w:widowControl w:val="0"/>
-        <w:numPr>
-          <w:numId w:val="0"/>
-        </w:numPr>
-        <w:kinsoku w:val="0"/>
-        <w:wordWrap/>
-        <w:overflowPunct/>
-        <w:topLinePunct w:val="0"/>
-        <w:autoSpaceDE w:val="0"/>
-        <w:autoSpaceDN w:val="0"/>
+        <w:pStyle w:val="27"/>
         <w:bidi w:val="0"/>
-        <w:adjustRightInd w:val="0"/>
-        <w:snapToGrid w:val="0"/>
-        <w:ind w:leftChars="0"/>
-        <w:textAlignment w:val="baseline"/>
-      </w:pPr>
-      <w:bookmarkStart w:id="6" w:name="_Toc27353"/>
-    </w:p>
-    <w:p>
-      <w:pPr>
-        <w:pStyle w:val="1"/>
+      </w:pPr>
+    </w:p>
+    <w:p>
+      <w:pPr>
+        <w:pStyle w:val="26"/>
         <w:keepNext w:val="0"/>
         <w:keepLines w:val="0"/>
         <w:pageBreakBefore w:val="0"/>
@@ -5194,6 +4997,7 @@
         <w:snapToGrid w:val="0"/>
         <w:textAlignment w:val="baseline"/>
       </w:pPr>
+      <w:bookmarkStart w:id="6" w:name="_Toc20924"/>
       <w:r>
         <w:t>角色与职责</w:t>
       </w:r>
@@ -5224,16 +5028,16 @@
     </w:p>
     <w:tbl>
       <w:tblPr>
-        <w:tblStyle w:val="TableNormal0"/>
+        <w:tblStyle w:val="24"/>
         <w:tblW w:w="8590" w:type="dxa"/>
         <w:jc w:val="center"/>
         <w:tblBorders>
-          <w:top w:val="single" w:sz="4" w:space="0" w:color="000000"/>
-          <w:left w:val="single" w:sz="4" w:space="0" w:color="000000"/>
-          <w:bottom w:val="single" w:sz="4" w:space="0" w:color="000000"/>
-          <w:right w:val="single" w:sz="4" w:space="0" w:color="000000"/>
-          <w:insideH w:val="single" w:sz="4" w:space="0" w:color="000000"/>
-          <w:insideV w:val="single" w:sz="4" w:space="0" w:color="000000"/>
+          <w:top w:val="single" w:color="000000" w:sz="4" w:space="0"/>
+          <w:left w:val="single" w:color="000000" w:sz="4" w:space="0"/>
+          <w:bottom w:val="single" w:color="000000" w:sz="4" w:space="0"/>
+          <w:right w:val="single" w:color="000000" w:sz="4" w:space="0"/>
+          <w:insideH w:val="single" w:color="000000" w:sz="4" w:space="0"/>
+          <w:insideV w:val="single" w:color="000000" w:sz="4" w:space="0"/>
         </w:tblBorders>
         <w:tblLayout w:type="fixed"/>
         <w:tblCellMar>
@@ -5249,17 +5053,14 @@
       </w:tblGrid>
       <w:tr>
         <w:tblPrEx>
-          <w:tblW w:w="8590" w:type="dxa"/>
-          <w:jc w:val="center"/>
           <w:tblBorders>
-            <w:top w:val="single" w:sz="4" w:space="0" w:color="000000"/>
-            <w:left w:val="single" w:sz="4" w:space="0" w:color="000000"/>
-            <w:bottom w:val="single" w:sz="4" w:space="0" w:color="000000"/>
-            <w:right w:val="single" w:sz="4" w:space="0" w:color="000000"/>
-            <w:insideH w:val="single" w:sz="4" w:space="0" w:color="000000"/>
-            <w:insideV w:val="single" w:sz="4" w:space="0" w:color="000000"/>
+            <w:top w:val="single" w:color="000000" w:sz="4" w:space="0"/>
+            <w:left w:val="single" w:color="000000" w:sz="4" w:space="0"/>
+            <w:bottom w:val="single" w:color="000000" w:sz="4" w:space="0"/>
+            <w:right w:val="single" w:color="000000" w:sz="4" w:space="0"/>
+            <w:insideH w:val="single" w:color="000000" w:sz="4" w:space="0"/>
+            <w:insideV w:val="single" w:color="000000" w:sz="4" w:space="0"/>
           </w:tblBorders>
-          <w:tblLayout w:type="fixed"/>
           <w:tblCellMar>
             <w:top w:w="0" w:type="dxa"/>
             <w:left w:w="0" w:type="dxa"/>
@@ -5268,7 +5069,7 @@
           </w:tblCellMar>
         </w:tblPrEx>
         <w:trPr>
-          <w:trHeight w:val="571"/>
+          <w:trHeight w:val="571" w:hRule="atLeast"/>
           <w:jc w:val="center"/>
         </w:trPr>
         <w:tc>
@@ -5295,14 +5096,14 @@
               <w:ind w:left="1352"/>
               <w:textAlignment w:val="baseline"/>
               <w:rPr>
-                <w:rFonts w:ascii="宋体" w:eastAsia="宋体" w:hAnsi="宋体" w:cs="宋体"/>
+                <w:rFonts w:ascii="宋体" w:hAnsi="宋体" w:eastAsia="宋体" w:cs="宋体"/>
                 <w:sz w:val="21"/>
                 <w:szCs w:val="21"/>
               </w:rPr>
             </w:pPr>
             <w:r>
               <w:rPr>
-                <w:rFonts w:ascii="宋体" w:eastAsia="宋体" w:hAnsi="宋体" w:cs="宋体"/>
+                <w:rFonts w:ascii="宋体" w:hAnsi="宋体" w:eastAsia="宋体" w:cs="宋体"/>
                 <w:b/>
                 <w:bCs/>
                 <w:spacing w:val="-6"/>
@@ -5337,14 +5138,14 @@
               <w:ind w:left="2480"/>
               <w:textAlignment w:val="baseline"/>
               <w:rPr>
-                <w:rFonts w:ascii="宋体" w:eastAsia="宋体" w:hAnsi="宋体" w:cs="宋体"/>
+                <w:rFonts w:ascii="宋体" w:hAnsi="宋体" w:eastAsia="宋体" w:cs="宋体"/>
                 <w:sz w:val="21"/>
                 <w:szCs w:val="21"/>
               </w:rPr>
             </w:pPr>
             <w:r>
               <w:rPr>
-                <w:rFonts w:ascii="宋体" w:eastAsia="宋体" w:hAnsi="宋体" w:cs="宋体"/>
+                <w:rFonts w:ascii="宋体" w:hAnsi="宋体" w:eastAsia="宋体" w:cs="宋体"/>
                 <w:b/>
                 <w:bCs/>
                 <w:spacing w:val="-7"/>
@@ -5355,7 +5156,7 @@
             </w:r>
             <w:r>
               <w:rPr>
-                <w:rFonts w:ascii="宋体" w:eastAsia="宋体" w:hAnsi="宋体" w:cs="宋体"/>
+                <w:rFonts w:ascii="宋体" w:hAnsi="宋体" w:eastAsia="宋体" w:cs="宋体"/>
                 <w:spacing w:val="15"/>
                 <w:sz w:val="21"/>
                 <w:szCs w:val="21"/>
@@ -5364,7 +5165,7 @@
             </w:r>
             <w:r>
               <w:rPr>
-                <w:rFonts w:ascii="宋体" w:eastAsia="宋体" w:hAnsi="宋体" w:cs="宋体"/>
+                <w:rFonts w:ascii="宋体" w:hAnsi="宋体" w:eastAsia="宋体" w:cs="宋体"/>
                 <w:b/>
                 <w:bCs/>
                 <w:spacing w:val="-7"/>
@@ -5378,9 +5179,14 @@
       </w:tr>
       <w:tr>
         <w:tblPrEx>
-          <w:tblW w:w="8590" w:type="dxa"/>
-          <w:jc w:val="center"/>
-          <w:tblLayout w:type="fixed"/>
+          <w:tblBorders>
+            <w:top w:val="single" w:color="000000" w:sz="4" w:space="0"/>
+            <w:left w:val="single" w:color="000000" w:sz="4" w:space="0"/>
+            <w:bottom w:val="single" w:color="000000" w:sz="4" w:space="0"/>
+            <w:right w:val="single" w:color="000000" w:sz="4" w:space="0"/>
+            <w:insideH w:val="single" w:color="000000" w:sz="4" w:space="0"/>
+            <w:insideV w:val="single" w:color="000000" w:sz="4" w:space="0"/>
+          </w:tblBorders>
           <w:tblCellMar>
             <w:top w:w="0" w:type="dxa"/>
             <w:left w:w="0" w:type="dxa"/>
@@ -5389,7 +5195,7 @@
           </w:tblCellMar>
         </w:tblPrEx>
         <w:trPr>
-          <w:trHeight w:val="359"/>
+          <w:trHeight w:val="359" w:hRule="atLeast"/>
           <w:jc w:val="center"/>
         </w:trPr>
         <w:tc>
@@ -5413,18 +5219,18 @@
               <w:adjustRightInd w:val="0"/>
               <w:snapToGrid w:val="0"/>
               <w:spacing w:before="103" w:line="216" w:lineRule="auto"/>
-              <w:ind w:left="0" w:right="0" w:firstLine="0" w:leftChars="0" w:rightChars="0" w:firstLineChars="0"/>
+              <w:ind w:left="0" w:leftChars="0" w:right="0" w:rightChars="0" w:firstLine="0" w:firstLineChars="0"/>
               <w:jc w:val="center"/>
               <w:textAlignment w:val="baseline"/>
               <w:rPr>
-                <w:rFonts w:ascii="宋体" w:eastAsia="宋体" w:hAnsi="宋体" w:cs="宋体"/>
+                <w:rFonts w:ascii="宋体" w:hAnsi="宋体" w:eastAsia="宋体" w:cs="宋体"/>
                 <w:sz w:val="21"/>
                 <w:szCs w:val="21"/>
               </w:rPr>
             </w:pPr>
             <w:r>
               <w:rPr>
-                <w:rFonts w:ascii="宋体" w:eastAsia="宋体" w:hAnsi="宋体" w:cs="宋体"/>
+                <w:rFonts w:ascii="宋体" w:hAnsi="宋体" w:eastAsia="宋体" w:cs="宋体"/>
                 <w:spacing w:val="-2"/>
                 <w:sz w:val="21"/>
                 <w:szCs w:val="21"/>
@@ -5456,14 +5262,14 @@
               <w:ind w:left="111"/>
               <w:textAlignment w:val="baseline"/>
               <w:rPr>
-                <w:rFonts w:ascii="宋体" w:eastAsia="宋体" w:hAnsi="宋体" w:cs="宋体"/>
+                <w:rFonts w:ascii="宋体" w:hAnsi="宋体" w:eastAsia="宋体" w:cs="宋体"/>
                 <w:sz w:val="21"/>
                 <w:szCs w:val="21"/>
               </w:rPr>
             </w:pPr>
             <w:r>
               <w:rPr>
-                <w:rFonts w:ascii="宋体" w:eastAsia="宋体" w:hAnsi="宋体" w:cs="宋体"/>
+                <w:rFonts w:ascii="宋体" w:hAnsi="宋体" w:eastAsia="宋体" w:cs="宋体"/>
                 <w:spacing w:val="-1"/>
                 <w:sz w:val="21"/>
                 <w:szCs w:val="21"/>
@@ -5475,9 +5281,14 @@
       </w:tr>
       <w:tr>
         <w:tblPrEx>
-          <w:tblW w:w="8590" w:type="dxa"/>
-          <w:jc w:val="center"/>
-          <w:tblLayout w:type="fixed"/>
+          <w:tblBorders>
+            <w:top w:val="single" w:color="000000" w:sz="4" w:space="0"/>
+            <w:left w:val="single" w:color="000000" w:sz="4" w:space="0"/>
+            <w:bottom w:val="single" w:color="000000" w:sz="4" w:space="0"/>
+            <w:right w:val="single" w:color="000000" w:sz="4" w:space="0"/>
+            <w:insideH w:val="single" w:color="000000" w:sz="4" w:space="0"/>
+            <w:insideV w:val="single" w:color="000000" w:sz="4" w:space="0"/>
+          </w:tblBorders>
           <w:tblCellMar>
             <w:top w:w="0" w:type="dxa"/>
             <w:left w:w="0" w:type="dxa"/>
@@ -5486,7 +5297,7 @@
           </w:tblCellMar>
         </w:tblPrEx>
         <w:trPr>
-          <w:trHeight w:val="1437"/>
+          <w:trHeight w:val="1437" w:hRule="atLeast"/>
           <w:jc w:val="center"/>
         </w:trPr>
         <w:tc>
@@ -5510,18 +5321,18 @@
               <w:adjustRightInd w:val="0"/>
               <w:snapToGrid w:val="0"/>
               <w:spacing w:before="69" w:line="220" w:lineRule="auto"/>
-              <w:ind w:left="0" w:right="0" w:firstLine="0" w:leftChars="0" w:rightChars="0" w:firstLineChars="0"/>
+              <w:ind w:left="0" w:leftChars="0" w:right="0" w:rightChars="0" w:firstLine="0" w:firstLineChars="0"/>
               <w:jc w:val="center"/>
               <w:textAlignment w:val="baseline"/>
               <w:rPr>
-                <w:rFonts w:ascii="宋体" w:eastAsia="宋体" w:hAnsi="宋体" w:cs="宋体"/>
+                <w:rFonts w:ascii="宋体" w:hAnsi="宋体" w:eastAsia="宋体" w:cs="宋体"/>
                 <w:sz w:val="21"/>
                 <w:szCs w:val="21"/>
               </w:rPr>
             </w:pPr>
             <w:r>
               <w:rPr>
-                <w:rFonts w:ascii="宋体" w:eastAsia="宋体" w:hAnsi="宋体" w:cs="宋体" w:hint="eastAsia"/>
+                <w:rFonts w:hint="eastAsia" w:ascii="宋体" w:hAnsi="宋体" w:eastAsia="宋体" w:cs="宋体"/>
                 <w:spacing w:val="-3"/>
                 <w:sz w:val="21"/>
                 <w:szCs w:val="21"/>
@@ -5531,7 +5342,7 @@
             </w:r>
             <w:r>
               <w:rPr>
-                <w:rFonts w:ascii="宋体" w:eastAsia="宋体" w:hAnsi="宋体" w:cs="宋体"/>
+                <w:rFonts w:ascii="宋体" w:hAnsi="宋体" w:eastAsia="宋体" w:cs="宋体"/>
                 <w:spacing w:val="-3"/>
                 <w:sz w:val="21"/>
                 <w:szCs w:val="21"/>
@@ -5563,14 +5374,14 @@
               <w:ind w:left="110" w:right="124" w:firstLine="8"/>
               <w:textAlignment w:val="baseline"/>
               <w:rPr>
-                <w:rFonts w:ascii="宋体" w:eastAsia="宋体" w:hAnsi="宋体" w:cs="宋体"/>
+                <w:rFonts w:ascii="宋体" w:hAnsi="宋体" w:eastAsia="宋体" w:cs="宋体"/>
                 <w:sz w:val="21"/>
                 <w:szCs w:val="21"/>
               </w:rPr>
             </w:pPr>
             <w:r>
               <w:rPr>
-                <w:rFonts w:ascii="宋体" w:eastAsia="宋体" w:hAnsi="宋体" w:cs="宋体"/>
+                <w:rFonts w:ascii="宋体" w:hAnsi="宋体" w:eastAsia="宋体" w:cs="宋体"/>
                 <w:spacing w:val="-1"/>
                 <w:sz w:val="21"/>
                 <w:szCs w:val="21"/>
@@ -5579,7 +5390,7 @@
             </w:r>
             <w:r>
               <w:rPr>
-                <w:rFonts w:ascii="宋体" w:eastAsia="宋体" w:hAnsi="宋体" w:cs="宋体"/>
+                <w:rFonts w:ascii="宋体" w:hAnsi="宋体" w:eastAsia="宋体" w:cs="宋体"/>
                 <w:spacing w:val="2"/>
                 <w:sz w:val="21"/>
                 <w:szCs w:val="21"/>
@@ -5588,7 +5399,7 @@
             </w:r>
             <w:r>
               <w:rPr>
-                <w:rFonts w:ascii="宋体" w:eastAsia="宋体" w:hAnsi="宋体" w:cs="宋体"/>
+                <w:rFonts w:ascii="宋体" w:hAnsi="宋体" w:eastAsia="宋体" w:cs="宋体"/>
                 <w:spacing w:val="-1"/>
                 <w:sz w:val="21"/>
                 <w:szCs w:val="21"/>
@@ -5597,7 +5408,7 @@
             </w:r>
             <w:r>
               <w:rPr>
-                <w:rFonts w:ascii="宋体" w:eastAsia="宋体" w:hAnsi="宋体" w:cs="宋体"/>
+                <w:rFonts w:ascii="宋体" w:hAnsi="宋体" w:eastAsia="宋体" w:cs="宋体"/>
                 <w:sz w:val="21"/>
                 <w:szCs w:val="21"/>
               </w:rPr>
@@ -5605,7 +5416,7 @@
             </w:r>
             <w:r>
               <w:rPr>
-                <w:rFonts w:ascii="宋体" w:eastAsia="宋体" w:hAnsi="宋体" w:cs="宋体"/>
+                <w:rFonts w:ascii="宋体" w:hAnsi="宋体" w:eastAsia="宋体" w:cs="宋体"/>
                 <w:spacing w:val="-3"/>
                 <w:sz w:val="21"/>
                 <w:szCs w:val="21"/>
@@ -5617,9 +5428,14 @@
       </w:tr>
       <w:tr>
         <w:tblPrEx>
-          <w:tblW w:w="8590" w:type="dxa"/>
-          <w:jc w:val="center"/>
-          <w:tblLayout w:type="fixed"/>
+          <w:tblBorders>
+            <w:top w:val="single" w:color="000000" w:sz="4" w:space="0"/>
+            <w:left w:val="single" w:color="000000" w:sz="4" w:space="0"/>
+            <w:bottom w:val="single" w:color="000000" w:sz="4" w:space="0"/>
+            <w:right w:val="single" w:color="000000" w:sz="4" w:space="0"/>
+            <w:insideH w:val="single" w:color="000000" w:sz="4" w:space="0"/>
+            <w:insideV w:val="single" w:color="000000" w:sz="4" w:space="0"/>
+          </w:tblBorders>
           <w:tblCellMar>
             <w:top w:w="0" w:type="dxa"/>
             <w:left w:w="0" w:type="dxa"/>
@@ -5628,7 +5444,7 @@
           </w:tblCellMar>
         </w:tblPrEx>
         <w:trPr>
-          <w:trHeight w:val="718"/>
+          <w:trHeight w:val="718" w:hRule="atLeast"/>
           <w:jc w:val="center"/>
         </w:trPr>
         <w:tc>
@@ -5652,18 +5468,18 @@
               <w:adjustRightInd w:val="0"/>
               <w:snapToGrid w:val="0"/>
               <w:spacing w:before="286" w:line="220" w:lineRule="auto"/>
-              <w:ind w:left="0" w:right="0" w:firstLine="0" w:leftChars="0" w:rightChars="0" w:firstLineChars="0"/>
+              <w:ind w:left="0" w:leftChars="0" w:right="0" w:rightChars="0" w:firstLine="0" w:firstLineChars="0"/>
               <w:jc w:val="center"/>
               <w:textAlignment w:val="baseline"/>
               <w:rPr>
-                <w:rFonts w:ascii="宋体" w:eastAsia="宋体" w:hAnsi="宋体" w:cs="宋体"/>
+                <w:rFonts w:ascii="宋体" w:hAnsi="宋体" w:eastAsia="宋体" w:cs="宋体"/>
                 <w:sz w:val="21"/>
                 <w:szCs w:val="21"/>
               </w:rPr>
             </w:pPr>
             <w:r>
               <w:rPr>
-                <w:rFonts w:ascii="宋体" w:eastAsia="宋体" w:hAnsi="宋体" w:cs="宋体"/>
+                <w:rFonts w:ascii="宋体" w:hAnsi="宋体" w:eastAsia="宋体" w:cs="宋体"/>
                 <w:spacing w:val="-4"/>
                 <w:sz w:val="21"/>
                 <w:szCs w:val="21"/>
@@ -5695,14 +5511,14 @@
               <w:ind w:left="111" w:right="326" w:firstLine="1"/>
               <w:textAlignment w:val="baseline"/>
               <w:rPr>
-                <w:rFonts w:ascii="宋体" w:eastAsia="宋体" w:hAnsi="宋体" w:cs="宋体"/>
+                <w:rFonts w:ascii="宋体" w:hAnsi="宋体" w:eastAsia="宋体" w:cs="宋体"/>
                 <w:sz w:val="21"/>
                 <w:szCs w:val="21"/>
               </w:rPr>
             </w:pPr>
             <w:r>
               <w:rPr>
-                <w:rFonts w:ascii="宋体" w:eastAsia="宋体" w:hAnsi="宋体" w:cs="宋体"/>
+                <w:rFonts w:ascii="宋体" w:hAnsi="宋体" w:eastAsia="宋体" w:cs="宋体"/>
                 <w:spacing w:val="-1"/>
                 <w:sz w:val="21"/>
                 <w:szCs w:val="21"/>
@@ -5711,7 +5527,7 @@
             </w:r>
             <w:r>
               <w:rPr>
-                <w:rFonts w:ascii="宋体" w:eastAsia="宋体" w:hAnsi="宋体" w:cs="宋体"/>
+                <w:rFonts w:ascii="宋体" w:hAnsi="宋体" w:eastAsia="宋体" w:cs="宋体"/>
                 <w:spacing w:val="-6"/>
                 <w:sz w:val="21"/>
                 <w:szCs w:val="21"/>
@@ -5723,9 +5539,14 @@
       </w:tr>
       <w:tr>
         <w:tblPrEx>
-          <w:tblW w:w="8590" w:type="dxa"/>
-          <w:jc w:val="center"/>
-          <w:tblLayout w:type="fixed"/>
+          <w:tblBorders>
+            <w:top w:val="single" w:color="000000" w:sz="4" w:space="0"/>
+            <w:left w:val="single" w:color="000000" w:sz="4" w:space="0"/>
+            <w:bottom w:val="single" w:color="000000" w:sz="4" w:space="0"/>
+            <w:right w:val="single" w:color="000000" w:sz="4" w:space="0"/>
+            <w:insideH w:val="single" w:color="000000" w:sz="4" w:space="0"/>
+            <w:insideV w:val="single" w:color="000000" w:sz="4" w:space="0"/>
+          </w:tblBorders>
           <w:tblCellMar>
             <w:top w:w="0" w:type="dxa"/>
             <w:left w:w="0" w:type="dxa"/>
@@ -5734,7 +5555,7 @@
           </w:tblCellMar>
         </w:tblPrEx>
         <w:trPr>
-          <w:trHeight w:val="718"/>
+          <w:trHeight w:val="718" w:hRule="atLeast"/>
           <w:jc w:val="center"/>
         </w:trPr>
         <w:tc>
@@ -5758,11 +5579,11 @@
               <w:adjustRightInd w:val="0"/>
               <w:snapToGrid w:val="0"/>
               <w:spacing w:before="289" w:line="220" w:lineRule="auto"/>
-              <w:ind w:left="0" w:right="0" w:firstLine="0" w:leftChars="0" w:rightChars="0" w:firstLineChars="0"/>
+              <w:ind w:left="0" w:leftChars="0" w:right="0" w:rightChars="0" w:firstLine="0" w:firstLineChars="0"/>
               <w:jc w:val="center"/>
               <w:textAlignment w:val="baseline"/>
               <w:rPr>
-                <w:rFonts w:ascii="宋体" w:eastAsia="宋体" w:hAnsi="宋体" w:cs="宋体" w:hint="default"/>
+                <w:rFonts w:hint="default" w:ascii="宋体" w:hAnsi="宋体" w:eastAsia="宋体" w:cs="宋体"/>
                 <w:sz w:val="21"/>
                 <w:szCs w:val="21"/>
                 <w:lang w:val="en-US" w:eastAsia="zh-CN"/>
@@ -5770,7 +5591,7 @@
             </w:pPr>
             <w:r>
               <w:rPr>
-                <w:rFonts w:ascii="宋体" w:eastAsia="宋体" w:hAnsi="宋体" w:cs="宋体" w:hint="eastAsia"/>
+                <w:rFonts w:hint="eastAsia" w:ascii="宋体" w:hAnsi="宋体" w:eastAsia="宋体" w:cs="宋体"/>
                 <w:sz w:val="21"/>
                 <w:szCs w:val="21"/>
                 <w:lang w:val="en-US" w:eastAsia="zh-CN"/>
@@ -5802,14 +5623,14 @@
               <w:ind w:left="111" w:right="326" w:firstLine="7"/>
               <w:textAlignment w:val="baseline"/>
               <w:rPr>
-                <w:rFonts w:ascii="宋体" w:eastAsia="宋体" w:hAnsi="宋体" w:cs="宋体"/>
+                <w:rFonts w:ascii="宋体" w:hAnsi="宋体" w:eastAsia="宋体" w:cs="宋体"/>
                 <w:sz w:val="21"/>
                 <w:szCs w:val="21"/>
               </w:rPr>
             </w:pPr>
             <w:r>
               <w:rPr>
-                <w:rFonts w:ascii="宋体" w:eastAsia="宋体" w:hAnsi="宋体" w:cs="宋体"/>
+                <w:rFonts w:ascii="宋体" w:hAnsi="宋体" w:eastAsia="宋体" w:cs="宋体"/>
                 <w:spacing w:val="-1"/>
                 <w:sz w:val="21"/>
                 <w:szCs w:val="21"/>
@@ -5818,7 +5639,7 @@
             </w:r>
             <w:r>
               <w:rPr>
-                <w:rFonts w:ascii="宋体" w:eastAsia="宋体" w:hAnsi="宋体" w:cs="宋体"/>
+                <w:rFonts w:ascii="宋体" w:hAnsi="宋体" w:eastAsia="宋体" w:cs="宋体"/>
                 <w:spacing w:val="-2"/>
                 <w:sz w:val="21"/>
                 <w:szCs w:val="21"/>
@@ -5831,31 +5652,13 @@
     </w:tbl>
     <w:p>
       <w:pPr>
-        <w:pStyle w:val="1"/>
-        <w:keepNext w:val="0"/>
-        <w:keepLines w:val="0"/>
-        <w:pageBreakBefore w:val="0"/>
-        <w:widowControl w:val="0"/>
-        <w:numPr>
-          <w:numId w:val="0"/>
-        </w:numPr>
-        <w:kinsoku w:val="0"/>
-        <w:wordWrap/>
-        <w:overflowPunct/>
-        <w:topLinePunct w:val="0"/>
-        <w:autoSpaceDE w:val="0"/>
-        <w:autoSpaceDN w:val="0"/>
+        <w:pStyle w:val="27"/>
         <w:bidi w:val="0"/>
-        <w:adjustRightInd w:val="0"/>
-        <w:snapToGrid w:val="0"/>
-        <w:ind w:leftChars="0"/>
-        <w:textAlignment w:val="baseline"/>
-      </w:pPr>
-      <w:bookmarkStart w:id="7" w:name="_Toc24602"/>
-    </w:p>
-    <w:p>
-      <w:pPr>
-        <w:pStyle w:val="1"/>
+      </w:pPr>
+    </w:p>
+    <w:p>
+      <w:pPr>
+        <w:pStyle w:val="26"/>
         <w:keepNext w:val="0"/>
         <w:keepLines w:val="0"/>
         <w:pageBreakBefore w:val="0"/>
@@ -5871,6 +5674,7 @@
         <w:snapToGrid w:val="0"/>
         <w:textAlignment w:val="baseline"/>
       </w:pPr>
+      <w:bookmarkStart w:id="7" w:name="_Toc30248"/>
       <w:r>
         <w:t>流程</w:t>
       </w:r>
@@ -5878,7 +5682,7 @@
     </w:p>
     <w:p>
       <w:pPr>
-        <w:pStyle w:val="2"/>
+        <w:pStyle w:val="28"/>
         <w:keepNext w:val="0"/>
         <w:keepLines w:val="0"/>
         <w:pageBreakBefore w:val="0"/>
@@ -5896,7 +5700,7 @@
       </w:pPr>
       <w:bookmarkStart w:id="8" w:name="bookmark21"/>
       <w:bookmarkEnd w:id="8"/>
-      <w:bookmarkStart w:id="9" w:name="_Toc26092"/>
+      <w:bookmarkStart w:id="9" w:name="_Toc9114"/>
       <w:r>
         <w:t>流程说明</w:t>
       </w:r>
@@ -5904,7 +5708,7 @@
     </w:p>
     <w:p>
       <w:pPr>
-        <w:pStyle w:val="a"/>
+        <w:pStyle w:val="27"/>
         <w:keepNext w:val="0"/>
         <w:keepLines w:val="0"/>
         <w:pageBreakBefore w:val="0"/>
@@ -5926,7 +5730,7 @@
     </w:p>
     <w:p>
       <w:pPr>
-        <w:pStyle w:val="a"/>
+        <w:pStyle w:val="27"/>
         <w:keepNext w:val="0"/>
         <w:keepLines w:val="0"/>
         <w:pageBreakBefore w:val="0"/>
@@ -5948,7 +5752,7 @@
     </w:p>
     <w:p>
       <w:pPr>
-        <w:pStyle w:val="a"/>
+        <w:pStyle w:val="27"/>
         <w:keepNext w:val="0"/>
         <w:keepLines w:val="0"/>
         <w:pageBreakBefore w:val="0"/>
@@ -5966,7 +5770,7 @@
         <w:bidi w:val="0"/>
         <w:adjustRightInd w:val="0"/>
         <w:snapToGrid w:val="0"/>
-        <w:ind w:left="425" w:hanging="425" w:leftChars="0" w:firstLineChars="0"/>
+        <w:ind w:left="425" w:leftChars="0" w:hanging="425" w:firstLineChars="0"/>
         <w:textAlignment w:val="baseline"/>
       </w:pPr>
       <w:r>
@@ -5975,7 +5779,7 @@
     </w:p>
     <w:p>
       <w:pPr>
-        <w:pStyle w:val="a"/>
+        <w:pStyle w:val="27"/>
         <w:keepNext w:val="0"/>
         <w:keepLines w:val="0"/>
         <w:pageBreakBefore w:val="0"/>
@@ -5993,7 +5797,7 @@
         <w:bidi w:val="0"/>
         <w:adjustRightInd w:val="0"/>
         <w:snapToGrid w:val="0"/>
-        <w:ind w:left="425" w:hanging="425" w:leftChars="0" w:firstLineChars="0"/>
+        <w:ind w:left="425" w:leftChars="0" w:hanging="425" w:firstLineChars="0"/>
         <w:textAlignment w:val="baseline"/>
       </w:pPr>
       <w:r>
@@ -6002,7 +5806,7 @@
     </w:p>
     <w:p>
       <w:pPr>
-        <w:pStyle w:val="a"/>
+        <w:pStyle w:val="27"/>
         <w:keepNext w:val="0"/>
         <w:keepLines w:val="0"/>
         <w:pageBreakBefore w:val="0"/>
@@ -6020,7 +5824,7 @@
         <w:bidi w:val="0"/>
         <w:adjustRightInd w:val="0"/>
         <w:snapToGrid w:val="0"/>
-        <w:ind w:left="425" w:hanging="425" w:leftChars="0" w:firstLineChars="0"/>
+        <w:ind w:left="425" w:leftChars="0" w:hanging="425" w:firstLineChars="0"/>
         <w:textAlignment w:val="baseline"/>
       </w:pPr>
       <w:r>
@@ -6029,7 +5833,7 @@
     </w:p>
     <w:p>
       <w:pPr>
-        <w:pStyle w:val="a"/>
+        <w:pStyle w:val="27"/>
         <w:keepNext w:val="0"/>
         <w:keepLines w:val="0"/>
         <w:pageBreakBefore w:val="0"/>
@@ -6047,7 +5851,7 @@
         <w:bidi w:val="0"/>
         <w:adjustRightInd w:val="0"/>
         <w:snapToGrid w:val="0"/>
-        <w:ind w:left="425" w:hanging="425" w:leftChars="0" w:firstLineChars="0"/>
+        <w:ind w:left="425" w:leftChars="0" w:hanging="425" w:firstLineChars="0"/>
         <w:textAlignment w:val="baseline"/>
       </w:pPr>
       <w:r>
@@ -6056,7 +5860,7 @@
     </w:p>
     <w:p>
       <w:pPr>
-        <w:pStyle w:val="a"/>
+        <w:pStyle w:val="27"/>
         <w:keepNext w:val="0"/>
         <w:keepLines w:val="0"/>
         <w:pageBreakBefore w:val="0"/>
@@ -6074,7 +5878,7 @@
         <w:bidi w:val="0"/>
         <w:adjustRightInd w:val="0"/>
         <w:snapToGrid w:val="0"/>
-        <w:ind w:left="425" w:hanging="425" w:leftChars="0" w:firstLineChars="0"/>
+        <w:ind w:left="425" w:leftChars="0" w:hanging="425" w:firstLineChars="0"/>
         <w:textAlignment w:val="baseline"/>
       </w:pPr>
       <w:r>
@@ -6083,7 +5887,7 @@
     </w:p>
     <w:p>
       <w:pPr>
-        <w:pStyle w:val="a"/>
+        <w:pStyle w:val="27"/>
         <w:keepNext w:val="0"/>
         <w:keepLines w:val="0"/>
         <w:pageBreakBefore w:val="0"/>
@@ -6101,7 +5905,7 @@
         <w:bidi w:val="0"/>
         <w:adjustRightInd w:val="0"/>
         <w:snapToGrid w:val="0"/>
-        <w:ind w:left="425" w:hanging="425" w:leftChars="0" w:firstLineChars="0"/>
+        <w:ind w:left="425" w:leftChars="0" w:hanging="425" w:firstLineChars="0"/>
         <w:textAlignment w:val="baseline"/>
       </w:pPr>
       <w:r>
@@ -6110,7 +5914,7 @@
     </w:p>
     <w:p>
       <w:pPr>
-        <w:pStyle w:val="a"/>
+        <w:pStyle w:val="27"/>
         <w:keepNext w:val="0"/>
         <w:keepLines w:val="0"/>
         <w:pageBreakBefore w:val="0"/>
@@ -6128,7 +5932,7 @@
         <w:bidi w:val="0"/>
         <w:adjustRightInd w:val="0"/>
         <w:snapToGrid w:val="0"/>
-        <w:ind w:left="425" w:hanging="425" w:leftChars="0" w:firstLineChars="0"/>
+        <w:ind w:left="425" w:leftChars="0" w:hanging="425" w:firstLineChars="0"/>
         <w:textAlignment w:val="baseline"/>
       </w:pPr>
       <w:r>
@@ -6137,7 +5941,7 @@
     </w:p>
     <w:p>
       <w:pPr>
-        <w:pStyle w:val="a"/>
+        <w:pStyle w:val="27"/>
         <w:keepNext w:val="0"/>
         <w:keepLines w:val="0"/>
         <w:pageBreakBefore w:val="0"/>
@@ -6155,7 +5959,7 @@
         <w:bidi w:val="0"/>
         <w:adjustRightInd w:val="0"/>
         <w:snapToGrid w:val="0"/>
-        <w:ind w:left="425" w:hanging="425" w:leftChars="0" w:firstLineChars="0"/>
+        <w:ind w:left="425" w:leftChars="0" w:hanging="425" w:firstLineChars="0"/>
         <w:textAlignment w:val="baseline"/>
       </w:pPr>
       <w:r>
@@ -6164,7 +5968,7 @@
     </w:p>
     <w:p>
       <w:pPr>
-        <w:pStyle w:val="2"/>
+        <w:pStyle w:val="28"/>
         <w:keepNext w:val="0"/>
         <w:keepLines w:val="0"/>
         <w:pageBreakBefore w:val="0"/>
@@ -6182,7 +5986,7 @@
       </w:pPr>
       <w:bookmarkStart w:id="10" w:name="bookmark1"/>
       <w:bookmarkEnd w:id="10"/>
-      <w:bookmarkStart w:id="11" w:name="_Toc26981"/>
+      <w:bookmarkStart w:id="11" w:name="_Toc4308"/>
       <w:r>
         <w:t>发布管理程序的原则</w:t>
       </w:r>
@@ -6190,7 +5994,7 @@
     </w:p>
     <w:p>
       <w:pPr>
-        <w:pStyle w:val="a"/>
+        <w:pStyle w:val="27"/>
         <w:keepNext w:val="0"/>
         <w:keepLines w:val="0"/>
         <w:pageBreakBefore w:val="0"/>
@@ -6212,7 +6016,7 @@
     </w:p>
     <w:p>
       <w:pPr>
-        <w:pStyle w:val="a3"/>
+        <w:pStyle w:val="39"/>
         <w:keepNext w:val="0"/>
         <w:keepLines w:val="0"/>
         <w:pageBreakBefore w:val="0"/>
@@ -6230,7 +6034,7 @@
         <w:bidi w:val="0"/>
         <w:adjustRightInd w:val="0"/>
         <w:snapToGrid w:val="0"/>
-        <w:ind w:left="425" w:hanging="425" w:leftChars="0" w:firstLineChars="0"/>
+        <w:ind w:left="425" w:leftChars="0" w:hanging="425" w:firstLineChars="0"/>
         <w:textAlignment w:val="baseline"/>
       </w:pPr>
       <w:r>
@@ -6239,7 +6043,7 @@
     </w:p>
     <w:p>
       <w:pPr>
-        <w:pStyle w:val="a3"/>
+        <w:pStyle w:val="39"/>
         <w:keepNext w:val="0"/>
         <w:keepLines w:val="0"/>
         <w:pageBreakBefore w:val="0"/>
@@ -6257,7 +6061,7 @@
         <w:bidi w:val="0"/>
         <w:adjustRightInd w:val="0"/>
         <w:snapToGrid w:val="0"/>
-        <w:ind w:left="425" w:hanging="425" w:leftChars="0" w:firstLineChars="0"/>
+        <w:ind w:left="425" w:leftChars="0" w:hanging="425" w:firstLineChars="0"/>
         <w:textAlignment w:val="baseline"/>
       </w:pPr>
       <w:r>
@@ -6266,7 +6070,7 @@
     </w:p>
     <w:p>
       <w:pPr>
-        <w:pStyle w:val="a3"/>
+        <w:pStyle w:val="39"/>
         <w:keepNext w:val="0"/>
         <w:keepLines w:val="0"/>
         <w:pageBreakBefore w:val="0"/>
@@ -6284,7 +6088,7 @@
         <w:bidi w:val="0"/>
         <w:adjustRightInd w:val="0"/>
         <w:snapToGrid w:val="0"/>
-        <w:ind w:left="425" w:hanging="425" w:leftChars="0" w:firstLineChars="0"/>
+        <w:ind w:left="425" w:leftChars="0" w:hanging="425" w:firstLineChars="0"/>
         <w:textAlignment w:val="baseline"/>
       </w:pPr>
       <w:r>
@@ -6293,7 +6097,7 @@
     </w:p>
     <w:p>
       <w:pPr>
-        <w:pStyle w:val="a3"/>
+        <w:pStyle w:val="39"/>
         <w:keepNext w:val="0"/>
         <w:keepLines w:val="0"/>
         <w:pageBreakBefore w:val="0"/>
@@ -6311,7 +6115,7 @@
         <w:bidi w:val="0"/>
         <w:adjustRightInd w:val="0"/>
         <w:snapToGrid w:val="0"/>
-        <w:ind w:left="425" w:hanging="425" w:leftChars="0" w:firstLineChars="0"/>
+        <w:ind w:left="425" w:leftChars="0" w:hanging="425" w:firstLineChars="0"/>
         <w:textAlignment w:val="baseline"/>
       </w:pPr>
       <w:r>
@@ -6320,7 +6124,7 @@
     </w:p>
     <w:p>
       <w:pPr>
-        <w:pStyle w:val="a3"/>
+        <w:pStyle w:val="39"/>
         <w:keepNext w:val="0"/>
         <w:keepLines w:val="0"/>
         <w:pageBreakBefore w:val="0"/>
@@ -6338,7 +6142,7 @@
         <w:bidi w:val="0"/>
         <w:adjustRightInd w:val="0"/>
         <w:snapToGrid w:val="0"/>
-        <w:ind w:left="425" w:hanging="425" w:leftChars="0" w:firstLineChars="0"/>
+        <w:ind w:left="425" w:leftChars="0" w:hanging="425" w:firstLineChars="0"/>
         <w:textAlignment w:val="baseline"/>
       </w:pPr>
       <w:r>
@@ -6347,7 +6151,7 @@
     </w:p>
     <w:p>
       <w:pPr>
-        <w:pStyle w:val="2"/>
+        <w:pStyle w:val="28"/>
         <w:keepNext w:val="0"/>
         <w:keepLines w:val="0"/>
         <w:pageBreakBefore w:val="0"/>
@@ -6363,11 +6167,14 @@
         <w:snapToGrid w:val="0"/>
         <w:textAlignment w:val="baseline"/>
       </w:pPr>
-      <w:bookmarkStart w:id="12" w:name="_Toc3870"/>
+      <w:bookmarkStart w:id="12" w:name="_Toc22377"/>
       <w:r>
         <w:pict>
-          <v:shape id="_x0000_s1026" o:spid="_x0000_s1025" style="height:0.25pt;margin-left:359.5pt;margin-top:199.05pt;mso-height-relative:page;mso-width-relative:page;position:absolute;width:13.35pt;z-index:251658240" coordsize="267,5" path="m2,2l264,2e" filled="f" stroked="t">
+          <v:shape id="_x0000_s1025" o:spid="_x0000_s1025" style="position:absolute;left:0pt;margin-left:359.5pt;margin-top:199.05pt;height:0.25pt;width:13.35pt;z-index:251659264;mso-width-relative:page;mso-height-relative:page;" filled="f" stroked="t" coordsize="267,5" path="m2,2l264,2e">
+            <v:fill on="f" focussize="0,0"/>
             <v:stroke dashstyle="dash" endcap="round"/>
+            <v:imagedata o:title=""/>
+            <o:lock v:ext="edit"/>
           </v:shape>
         </w:pict>
       </w:r>
@@ -6402,7 +6209,7 @@
         <w:jc w:val="both"/>
         <w:textAlignment w:val="baseline"/>
         <w:rPr>
-          <w:rFonts w:ascii="宋体" w:eastAsia="宋体" w:hAnsi="宋体" w:cs="宋体"/>
+          <w:rFonts w:ascii="宋体" w:hAnsi="宋体" w:eastAsia="宋体" w:cs="宋体"/>
           <w:sz w:val="24"/>
           <w:szCs w:val="24"/>
         </w:rPr>
@@ -6426,7 +6233,7 @@
                     </pic:cNvPicPr>
                   </pic:nvPicPr>
                   <pic:blipFill>
-                    <a:blip xmlns:r="http://schemas.openxmlformats.org/officeDocument/2006/relationships" r:embed="rId10"/>
+                    <a:blip r:embed="rId12"/>
                     <a:stretch>
                       <a:fillRect/>
                     </a:stretch>
@@ -6488,7 +6295,7 @@
                     </pic:cNvPicPr>
                   </pic:nvPicPr>
                   <pic:blipFill>
-                    <a:blip xmlns:r="http://schemas.openxmlformats.org/officeDocument/2006/relationships" r:embed="rId11"/>
+                    <a:blip r:embed="rId13"/>
                     <a:stretch>
                       <a:fillRect/>
                     </a:stretch>
@@ -6550,7 +6357,6 @@
         <w:spacing w:line="219" w:lineRule="auto"/>
         <w:textAlignment w:val="baseline"/>
       </w:pPr>
-      <w:bookmarkStart w:id="13" w:name="_Toc186"/>
       <w:r>
         <w:drawing>
           <wp:inline distT="0" distB="0" distL="114300" distR="114300">
@@ -6570,7 +6376,7 @@
                     </pic:cNvPicPr>
                   </pic:nvPicPr>
                   <pic:blipFill>
-                    <a:blip xmlns:r="http://schemas.openxmlformats.org/officeDocument/2006/relationships" r:embed="rId12"/>
+                    <a:blip r:embed="rId14"/>
                     <a:stretch>
                       <a:fillRect/>
                     </a:stretch>
@@ -6597,9 +6403,10 @@
     </w:p>
     <w:p>
       <w:pPr>
-        <w:pStyle w:val="3"/>
+        <w:pStyle w:val="29"/>
         <w:bidi w:val="0"/>
       </w:pPr>
+      <w:bookmarkStart w:id="13" w:name="_Toc19471"/>
       <w:r>
         <w:t>发布的来源</w:t>
       </w:r>
@@ -6625,10 +6432,10 @@
         <w:adjustRightInd w:val="0"/>
         <w:snapToGrid w:val="0"/>
         <w:spacing w:line="360" w:lineRule="auto"/>
-        <w:ind w:left="425" w:right="0" w:hanging="425" w:leftChars="0" w:firstLineChars="0"/>
+        <w:ind w:left="425" w:leftChars="0" w:right="0" w:hanging="425" w:firstLineChars="0"/>
         <w:textAlignment w:val="baseline"/>
         <w:rPr>
-          <w:rFonts w:ascii="宋体" w:eastAsia="宋体" w:hAnsi="宋体" w:cs="宋体"/>
+          <w:rFonts w:ascii="宋体" w:hAnsi="宋体" w:eastAsia="宋体" w:cs="宋体"/>
           <w:spacing w:val="-3"/>
           <w:sz w:val="24"/>
           <w:szCs w:val="24"/>
@@ -6636,7 +6443,7 @@
       </w:pPr>
       <w:r>
         <w:rPr>
-          <w:rFonts w:ascii="宋体" w:eastAsia="宋体" w:hAnsi="宋体" w:cs="宋体"/>
+          <w:rFonts w:ascii="宋体" w:hAnsi="宋体" w:eastAsia="宋体" w:cs="宋体"/>
           <w:spacing w:val="-3"/>
           <w:sz w:val="24"/>
           <w:szCs w:val="24"/>
@@ -6664,10 +6471,10 @@
         <w:adjustRightInd w:val="0"/>
         <w:snapToGrid w:val="0"/>
         <w:spacing w:line="360" w:lineRule="auto"/>
-        <w:ind w:left="425" w:right="0" w:hanging="425" w:leftChars="0" w:firstLineChars="0"/>
+        <w:ind w:left="425" w:leftChars="0" w:right="0" w:hanging="425" w:firstLineChars="0"/>
         <w:textAlignment w:val="baseline"/>
         <w:rPr>
-          <w:rFonts w:ascii="宋体" w:eastAsia="宋体" w:hAnsi="宋体" w:cs="宋体"/>
+          <w:rFonts w:ascii="宋体" w:hAnsi="宋体" w:eastAsia="宋体" w:cs="宋体"/>
           <w:spacing w:val="-3"/>
           <w:sz w:val="24"/>
           <w:szCs w:val="24"/>
@@ -6675,7 +6482,7 @@
       </w:pPr>
       <w:r>
         <w:rPr>
-          <w:rFonts w:ascii="宋体" w:eastAsia="宋体" w:hAnsi="宋体" w:cs="宋体"/>
+          <w:rFonts w:ascii="宋体" w:hAnsi="宋体" w:eastAsia="宋体" w:cs="宋体"/>
           <w:spacing w:val="-3"/>
           <w:sz w:val="24"/>
           <w:szCs w:val="24"/>
@@ -6703,10 +6510,10 @@
         <w:adjustRightInd w:val="0"/>
         <w:snapToGrid w:val="0"/>
         <w:spacing w:line="360" w:lineRule="auto"/>
-        <w:ind w:left="425" w:right="0" w:hanging="425" w:leftChars="0" w:firstLineChars="0"/>
+        <w:ind w:left="425" w:leftChars="0" w:right="0" w:hanging="425" w:firstLineChars="0"/>
         <w:textAlignment w:val="baseline"/>
         <w:rPr>
-          <w:rFonts w:ascii="宋体" w:eastAsia="宋体" w:hAnsi="宋体" w:cs="宋体"/>
+          <w:rFonts w:ascii="宋体" w:hAnsi="宋体" w:eastAsia="宋体" w:cs="宋体"/>
           <w:spacing w:val="-3"/>
           <w:sz w:val="24"/>
           <w:szCs w:val="24"/>
@@ -6714,7 +6521,7 @@
       </w:pPr>
       <w:r>
         <w:rPr>
-          <w:rFonts w:ascii="宋体" w:eastAsia="宋体" w:hAnsi="宋体" w:cs="宋体"/>
+          <w:rFonts w:ascii="宋体" w:hAnsi="宋体" w:eastAsia="宋体" w:cs="宋体"/>
           <w:spacing w:val="-3"/>
           <w:sz w:val="24"/>
           <w:szCs w:val="24"/>
@@ -6742,10 +6549,10 @@
         <w:adjustRightInd w:val="0"/>
         <w:snapToGrid w:val="0"/>
         <w:spacing w:line="360" w:lineRule="auto"/>
-        <w:ind w:left="425" w:right="0" w:hanging="425" w:leftChars="0" w:firstLineChars="0"/>
+        <w:ind w:left="425" w:leftChars="0" w:right="0" w:hanging="425" w:firstLineChars="0"/>
         <w:textAlignment w:val="baseline"/>
         <w:rPr>
-          <w:rFonts w:ascii="宋体" w:eastAsia="宋体" w:hAnsi="宋体" w:cs="宋体"/>
+          <w:rFonts w:ascii="宋体" w:hAnsi="宋体" w:eastAsia="宋体" w:cs="宋体"/>
           <w:spacing w:val="-3"/>
           <w:sz w:val="24"/>
           <w:szCs w:val="24"/>
@@ -6753,7 +6560,7 @@
       </w:pPr>
       <w:r>
         <w:rPr>
-          <w:rFonts w:ascii="宋体" w:eastAsia="宋体" w:hAnsi="宋体" w:cs="宋体"/>
+          <w:rFonts w:ascii="宋体" w:hAnsi="宋体" w:eastAsia="宋体" w:cs="宋体"/>
           <w:spacing w:val="-3"/>
           <w:sz w:val="24"/>
           <w:szCs w:val="24"/>
@@ -6763,7 +6570,7 @@
     </w:p>
     <w:p>
       <w:pPr>
-        <w:pStyle w:val="3"/>
+        <w:pStyle w:val="29"/>
         <w:keepNext w:val="0"/>
         <w:keepLines w:val="0"/>
         <w:pageBreakBefore w:val="0"/>
@@ -6779,7 +6586,7 @@
         <w:snapToGrid w:val="0"/>
         <w:textAlignment w:val="baseline"/>
       </w:pPr>
-      <w:bookmarkStart w:id="14" w:name="_Toc27137"/>
+      <w:bookmarkStart w:id="14" w:name="_Toc31578"/>
       <w:r>
         <w:t>制定发布策略</w:t>
       </w:r>
@@ -6787,7 +6594,7 @@
     </w:p>
     <w:p>
       <w:pPr>
-        <w:pStyle w:val="a"/>
+        <w:pStyle w:val="27"/>
         <w:keepNext w:val="0"/>
         <w:keepLines w:val="0"/>
         <w:pageBreakBefore w:val="0"/>
@@ -6809,7 +6616,7 @@
     </w:p>
     <w:p>
       <w:pPr>
-        <w:pStyle w:val="a3"/>
+        <w:pStyle w:val="39"/>
         <w:keepNext w:val="0"/>
         <w:keepLines w:val="0"/>
         <w:pageBreakBefore w:val="0"/>
@@ -6827,7 +6634,7 @@
         <w:bidi w:val="0"/>
         <w:adjustRightInd w:val="0"/>
         <w:snapToGrid w:val="0"/>
-        <w:ind w:left="425" w:hanging="425" w:leftChars="0" w:firstLineChars="0"/>
+        <w:ind w:left="425" w:leftChars="0" w:hanging="425" w:firstLineChars="0"/>
         <w:textAlignment w:val="baseline"/>
       </w:pPr>
       <w:r>
@@ -6836,7 +6643,7 @@
     </w:p>
     <w:p>
       <w:pPr>
-        <w:pStyle w:val="a3"/>
+        <w:pStyle w:val="39"/>
         <w:keepNext w:val="0"/>
         <w:keepLines w:val="0"/>
         <w:pageBreakBefore w:val="0"/>
@@ -6854,7 +6661,7 @@
         <w:bidi w:val="0"/>
         <w:adjustRightInd w:val="0"/>
         <w:snapToGrid w:val="0"/>
-        <w:ind w:left="425" w:hanging="425" w:leftChars="0" w:firstLineChars="0"/>
+        <w:ind w:left="425" w:leftChars="0" w:hanging="425" w:firstLineChars="0"/>
         <w:textAlignment w:val="baseline"/>
       </w:pPr>
       <w:r>
@@ -6863,7 +6670,7 @@
     </w:p>
     <w:p>
       <w:pPr>
-        <w:pStyle w:val="a3"/>
+        <w:pStyle w:val="39"/>
         <w:keepNext w:val="0"/>
         <w:keepLines w:val="0"/>
         <w:pageBreakBefore w:val="0"/>
@@ -6881,7 +6688,7 @@
         <w:bidi w:val="0"/>
         <w:adjustRightInd w:val="0"/>
         <w:snapToGrid w:val="0"/>
-        <w:ind w:left="425" w:hanging="425" w:leftChars="0" w:firstLineChars="0"/>
+        <w:ind w:left="425" w:leftChars="0" w:hanging="425" w:firstLineChars="0"/>
         <w:textAlignment w:val="baseline"/>
       </w:pPr>
       <w:r>
@@ -6890,7 +6697,7 @@
     </w:p>
     <w:p>
       <w:pPr>
-        <w:pStyle w:val="a3"/>
+        <w:pStyle w:val="39"/>
         <w:keepNext w:val="0"/>
         <w:keepLines w:val="0"/>
         <w:pageBreakBefore w:val="0"/>
@@ -6908,7 +6715,7 @@
         <w:bidi w:val="0"/>
         <w:adjustRightInd w:val="0"/>
         <w:snapToGrid w:val="0"/>
-        <w:ind w:left="425" w:hanging="425" w:leftChars="0" w:firstLineChars="0"/>
+        <w:ind w:left="425" w:leftChars="0" w:hanging="425" w:firstLineChars="0"/>
         <w:textAlignment w:val="baseline"/>
       </w:pPr>
       <w:r>
@@ -6917,7 +6724,7 @@
     </w:p>
     <w:p>
       <w:pPr>
-        <w:pStyle w:val="a3"/>
+        <w:pStyle w:val="39"/>
         <w:keepNext w:val="0"/>
         <w:keepLines w:val="0"/>
         <w:pageBreakBefore w:val="0"/>
@@ -6935,7 +6742,7 @@
         <w:bidi w:val="0"/>
         <w:adjustRightInd w:val="0"/>
         <w:snapToGrid w:val="0"/>
-        <w:ind w:left="425" w:hanging="425" w:leftChars="0" w:firstLineChars="0"/>
+        <w:ind w:left="425" w:leftChars="0" w:hanging="425" w:firstLineChars="0"/>
         <w:textAlignment w:val="baseline"/>
       </w:pPr>
       <w:r>
@@ -6944,7 +6751,7 @@
     </w:p>
     <w:p>
       <w:pPr>
-        <w:pStyle w:val="3"/>
+        <w:pStyle w:val="29"/>
         <w:keepNext w:val="0"/>
         <w:keepLines w:val="0"/>
         <w:pageBreakBefore w:val="0"/>
@@ -6960,7 +6767,7 @@
         <w:snapToGrid w:val="0"/>
         <w:textAlignment w:val="baseline"/>
       </w:pPr>
-      <w:bookmarkStart w:id="15" w:name="_Toc137"/>
+      <w:bookmarkStart w:id="15" w:name="_Toc21110"/>
       <w:r>
         <w:t>发布的设计、构建和配置</w:t>
       </w:r>
@@ -6968,7 +6775,7 @@
     </w:p>
     <w:p>
       <w:pPr>
-        <w:pStyle w:val="a"/>
+        <w:pStyle w:val="27"/>
         <w:keepNext w:val="0"/>
         <w:keepLines w:val="0"/>
         <w:pageBreakBefore w:val="0"/>
@@ -6997,7 +6804,7 @@
     </w:p>
     <w:p>
       <w:pPr>
-        <w:pStyle w:val="a"/>
+        <w:pStyle w:val="27"/>
         <w:keepNext w:val="0"/>
         <w:keepLines w:val="0"/>
         <w:pageBreakBefore w:val="0"/>
@@ -7019,7 +6826,7 @@
     </w:p>
     <w:p>
       <w:pPr>
-        <w:pStyle w:val="3"/>
+        <w:pStyle w:val="29"/>
         <w:keepNext w:val="0"/>
         <w:keepLines w:val="0"/>
         <w:pageBreakBefore w:val="0"/>
@@ -7035,7 +6842,7 @@
         <w:snapToGrid w:val="0"/>
         <w:textAlignment w:val="baseline"/>
       </w:pPr>
-      <w:bookmarkStart w:id="16" w:name="_Toc24519"/>
+      <w:bookmarkStart w:id="16" w:name="_Toc14361"/>
       <w:r>
         <w:t>发布测试和验收</w:t>
       </w:r>
@@ -7043,7 +6850,7 @@
     </w:p>
     <w:p>
       <w:pPr>
-        <w:pStyle w:val="a"/>
+        <w:pStyle w:val="27"/>
         <w:keepNext w:val="0"/>
         <w:keepLines w:val="0"/>
         <w:pageBreakBefore w:val="0"/>
@@ -7073,7 +6880,7 @@
     </w:p>
     <w:p>
       <w:pPr>
-        <w:pStyle w:val="a"/>
+        <w:pStyle w:val="27"/>
         <w:keepNext w:val="0"/>
         <w:keepLines w:val="0"/>
         <w:pageBreakBefore w:val="0"/>
@@ -7103,7 +6910,7 @@
     </w:p>
     <w:p>
       <w:pPr>
-        <w:pStyle w:val="a"/>
+        <w:pStyle w:val="27"/>
         <w:keepNext w:val="0"/>
         <w:keepLines w:val="0"/>
         <w:pageBreakBefore w:val="0"/>
@@ -7133,7 +6940,7 @@
     </w:p>
     <w:p>
       <w:pPr>
-        <w:pStyle w:val="3"/>
+        <w:pStyle w:val="29"/>
         <w:keepNext w:val="0"/>
         <w:keepLines w:val="0"/>
         <w:pageBreakBefore w:val="0"/>
@@ -7149,7 +6956,7 @@
         <w:snapToGrid w:val="0"/>
         <w:textAlignment w:val="baseline"/>
       </w:pPr>
-      <w:bookmarkStart w:id="17" w:name="_Toc19385"/>
+      <w:bookmarkStart w:id="17" w:name="_Toc14459"/>
       <w:r>
         <w:t>发布验证</w:t>
       </w:r>
@@ -7157,7 +6964,7 @@
     </w:p>
     <w:p>
       <w:pPr>
-        <w:pStyle w:val="a"/>
+        <w:pStyle w:val="27"/>
         <w:keepNext w:val="0"/>
         <w:keepLines w:val="0"/>
         <w:pageBreakBefore w:val="0"/>
@@ -7187,7 +6994,7 @@
     </w:p>
     <w:p>
       <w:pPr>
-        <w:pStyle w:val="3"/>
+        <w:pStyle w:val="29"/>
         <w:keepNext w:val="0"/>
         <w:keepLines w:val="0"/>
         <w:pageBreakBefore w:val="0"/>
@@ -7203,7 +7010,7 @@
         <w:snapToGrid w:val="0"/>
         <w:textAlignment w:val="baseline"/>
       </w:pPr>
-      <w:bookmarkStart w:id="18" w:name="_Toc21584"/>
+      <w:bookmarkStart w:id="18" w:name="_Toc3299"/>
       <w:r>
         <w:t>发布回退</w:t>
       </w:r>
@@ -7211,7 +7018,7 @@
     </w:p>
     <w:p>
       <w:pPr>
-        <w:pStyle w:val="a"/>
+        <w:pStyle w:val="27"/>
         <w:keepNext w:val="0"/>
         <w:keepLines w:val="0"/>
         <w:pageBreakBefore w:val="0"/>
@@ -7241,7 +7048,7 @@
     </w:p>
     <w:p>
       <w:pPr>
-        <w:pStyle w:val="3"/>
+        <w:pStyle w:val="29"/>
         <w:keepNext w:val="0"/>
         <w:keepLines w:val="0"/>
         <w:pageBreakBefore w:val="0"/>
@@ -7257,7 +7064,7 @@
         <w:snapToGrid w:val="0"/>
         <w:textAlignment w:val="baseline"/>
       </w:pPr>
-      <w:bookmarkStart w:id="19" w:name="_Toc22771"/>
+      <w:bookmarkStart w:id="19" w:name="_Toc4788"/>
       <w:r>
         <w:t>分发和安装</w:t>
       </w:r>
@@ -7265,7 +7072,7 @@
     </w:p>
     <w:p>
       <w:pPr>
-        <w:pStyle w:val="a3"/>
+        <w:pStyle w:val="39"/>
         <w:keepNext w:val="0"/>
         <w:keepLines w:val="0"/>
         <w:pageBreakBefore w:val="0"/>
@@ -7283,7 +7090,7 @@
         <w:bidi w:val="0"/>
         <w:adjustRightInd w:val="0"/>
         <w:snapToGrid w:val="0"/>
-        <w:ind w:left="425" w:hanging="425" w:leftChars="0" w:firstLineChars="0"/>
+        <w:ind w:left="425" w:leftChars="0" w:hanging="425" w:firstLineChars="0"/>
         <w:textAlignment w:val="baseline"/>
       </w:pPr>
       <w:r>
@@ -7302,7 +7109,7 @@
     </w:p>
     <w:p>
       <w:pPr>
-        <w:pStyle w:val="a3"/>
+        <w:pStyle w:val="39"/>
         <w:keepNext w:val="0"/>
         <w:keepLines w:val="0"/>
         <w:pageBreakBefore w:val="0"/>
@@ -7320,7 +7127,7 @@
         <w:bidi w:val="0"/>
         <w:adjustRightInd w:val="0"/>
         <w:snapToGrid w:val="0"/>
-        <w:ind w:left="425" w:hanging="425" w:leftChars="0" w:firstLineChars="0"/>
+        <w:ind w:left="425" w:leftChars="0" w:hanging="425" w:firstLineChars="0"/>
         <w:textAlignment w:val="baseline"/>
       </w:pPr>
       <w:r>
@@ -7329,7 +7136,7 @@
     </w:p>
     <w:p>
       <w:pPr>
-        <w:pStyle w:val="a3"/>
+        <w:pStyle w:val="39"/>
         <w:keepNext w:val="0"/>
         <w:keepLines w:val="0"/>
         <w:pageBreakBefore w:val="0"/>
@@ -7347,7 +7154,7 @@
         <w:bidi w:val="0"/>
         <w:adjustRightInd w:val="0"/>
         <w:snapToGrid w:val="0"/>
-        <w:ind w:left="425" w:hanging="425" w:leftChars="0" w:firstLineChars="0"/>
+        <w:ind w:left="425" w:leftChars="0" w:hanging="425" w:firstLineChars="0"/>
         <w:textAlignment w:val="baseline"/>
       </w:pPr>
       <w:r>
@@ -7356,7 +7163,7 @@
     </w:p>
     <w:p>
       <w:pPr>
-        <w:pStyle w:val="3"/>
+        <w:pStyle w:val="29"/>
         <w:keepNext w:val="0"/>
         <w:keepLines w:val="0"/>
         <w:pageBreakBefore w:val="0"/>
@@ -7374,7 +7181,7 @@
       </w:pPr>
       <w:bookmarkStart w:id="20" w:name="bookmark22"/>
       <w:bookmarkEnd w:id="20"/>
-      <w:bookmarkStart w:id="21" w:name="_Toc9409"/>
+      <w:bookmarkStart w:id="21" w:name="_Toc11543"/>
       <w:r>
         <w:t>发布总结、关闭</w:t>
       </w:r>
@@ -7382,7 +7189,7 @@
     </w:p>
     <w:p>
       <w:pPr>
-        <w:pStyle w:val="a"/>
+        <w:pStyle w:val="27"/>
         <w:keepNext w:val="0"/>
         <w:keepLines w:val="0"/>
         <w:pageBreakBefore w:val="0"/>
@@ -7412,7 +7219,7 @@
     </w:p>
     <w:p>
       <w:pPr>
-        <w:pStyle w:val="1"/>
+        <w:pStyle w:val="26"/>
         <w:keepNext w:val="0"/>
         <w:keepLines w:val="0"/>
         <w:pageBreakBefore w:val="0"/>
@@ -7428,7 +7235,7 @@
         <w:snapToGrid w:val="0"/>
         <w:textAlignment w:val="baseline"/>
       </w:pPr>
-      <w:bookmarkStart w:id="22" w:name="_Toc21861"/>
+      <w:bookmarkStart w:id="22" w:name="_Toc31641"/>
       <w:r>
         <w:t>与其他流程关系</w:t>
       </w:r>
@@ -7450,10 +7257,10 @@
         <w:adjustRightInd w:val="0"/>
         <w:snapToGrid w:val="0"/>
         <w:spacing w:line="360" w:lineRule="auto"/>
-        <w:ind w:left="0" w:right="0" w:firstLine="420" w:firstLineChars="200"/>
+        <w:ind w:left="0" w:right="0" w:firstLine="476" w:firstLineChars="200"/>
         <w:textAlignment w:val="baseline"/>
         <w:rPr>
-          <w:rFonts w:ascii="宋体" w:eastAsia="宋体" w:hAnsi="宋体" w:cs="宋体" w:hint="eastAsia"/>
+          <w:rFonts w:hint="eastAsia" w:ascii="宋体" w:hAnsi="宋体" w:eastAsia="宋体" w:cs="宋体"/>
           <w:spacing w:val="-1"/>
           <w:sz w:val="24"/>
           <w:szCs w:val="24"/>
@@ -7462,7 +7269,7 @@
       </w:pPr>
       <w:r>
         <w:rPr>
-          <w:rFonts w:ascii="宋体" w:eastAsia="宋体" w:hAnsi="宋体" w:cs="宋体" w:hint="eastAsia"/>
+          <w:rFonts w:hint="eastAsia" w:ascii="宋体" w:hAnsi="宋体" w:eastAsia="宋体" w:cs="宋体"/>
           <w:spacing w:val="-1"/>
           <w:sz w:val="24"/>
           <w:szCs w:val="24"/>
@@ -7487,10 +7294,10 @@
         <w:adjustRightInd w:val="0"/>
         <w:snapToGrid w:val="0"/>
         <w:spacing w:line="360" w:lineRule="auto"/>
-        <w:ind w:left="0" w:right="0" w:firstLine="420" w:firstLineChars="200"/>
+        <w:ind w:left="0" w:right="0" w:firstLine="476" w:firstLineChars="200"/>
         <w:textAlignment w:val="baseline"/>
         <w:rPr>
-          <w:rFonts w:ascii="宋体" w:eastAsia="宋体" w:hAnsi="宋体" w:cs="宋体" w:hint="eastAsia"/>
+          <w:rFonts w:hint="eastAsia" w:ascii="宋体" w:hAnsi="宋体" w:eastAsia="宋体" w:cs="宋体"/>
           <w:spacing w:val="-1"/>
           <w:sz w:val="24"/>
           <w:szCs w:val="24"/>
@@ -7499,7 +7306,7 @@
       </w:pPr>
       <w:r>
         <w:rPr>
-          <w:rFonts w:ascii="宋体" w:eastAsia="宋体" w:hAnsi="宋体" w:cs="宋体" w:hint="eastAsia"/>
+          <w:rFonts w:hint="eastAsia" w:ascii="宋体" w:hAnsi="宋体" w:eastAsia="宋体" w:cs="宋体"/>
           <w:spacing w:val="-1"/>
           <w:sz w:val="24"/>
           <w:szCs w:val="24"/>
@@ -7524,10 +7331,10 @@
         <w:adjustRightInd w:val="0"/>
         <w:snapToGrid w:val="0"/>
         <w:spacing w:line="360" w:lineRule="auto"/>
-        <w:ind w:left="0" w:right="0" w:firstLine="420" w:firstLineChars="200"/>
+        <w:ind w:left="0" w:right="0" w:firstLine="476" w:firstLineChars="200"/>
         <w:textAlignment w:val="baseline"/>
         <w:rPr>
-          <w:rFonts w:ascii="宋体" w:eastAsia="宋体" w:hAnsi="宋体" w:cs="宋体" w:hint="eastAsia"/>
+          <w:rFonts w:hint="eastAsia" w:ascii="宋体" w:hAnsi="宋体" w:eastAsia="宋体" w:cs="宋体"/>
           <w:spacing w:val="-1"/>
           <w:sz w:val="24"/>
           <w:szCs w:val="24"/>
@@ -7536,7 +7343,7 @@
       </w:pPr>
       <w:r>
         <w:rPr>
-          <w:rFonts w:ascii="宋体" w:eastAsia="宋体" w:hAnsi="宋体" w:cs="宋体" w:hint="eastAsia"/>
+          <w:rFonts w:hint="eastAsia" w:ascii="宋体" w:hAnsi="宋体" w:eastAsia="宋体" w:cs="宋体"/>
           <w:spacing w:val="-1"/>
           <w:sz w:val="24"/>
           <w:szCs w:val="24"/>
@@ -7547,7 +7354,7 @@
     </w:p>
     <w:p>
       <w:pPr>
-        <w:pStyle w:val="1"/>
+        <w:pStyle w:val="26"/>
         <w:keepNext w:val="0"/>
         <w:keepLines w:val="0"/>
         <w:pageBreakBefore w:val="0"/>
@@ -7568,7 +7375,7 @@
         </w:rPr>
       </w:pPr>
       <w:bookmarkStart w:id="23" w:name="_Toc21434"/>
-      <w:bookmarkStart w:id="24" w:name="_Toc25540"/>
+      <w:bookmarkStart w:id="24" w:name="_Toc4990"/>
       <w:r>
         <w:rPr>
           <w:rFonts w:hint="default"/>
@@ -7581,16 +7388,16 @@
     </w:p>
     <w:tbl>
       <w:tblPr>
-        <w:tblStyle w:val="TableNormal0"/>
+        <w:tblStyle w:val="24"/>
         <w:tblW w:w="8316" w:type="dxa"/>
         <w:tblInd w:w="130" w:type="dxa"/>
         <w:tblBorders>
-          <w:top w:val="single" w:sz="2" w:space="0" w:color="000000"/>
-          <w:left w:val="single" w:sz="2" w:space="0" w:color="000000"/>
-          <w:bottom w:val="single" w:sz="2" w:space="0" w:color="000000"/>
-          <w:right w:val="single" w:sz="2" w:space="0" w:color="000000"/>
-          <w:insideH w:val="single" w:sz="2" w:space="0" w:color="000000"/>
-          <w:insideV w:val="single" w:sz="2" w:space="0" w:color="000000"/>
+          <w:top w:val="single" w:color="000000" w:sz="2" w:space="0"/>
+          <w:left w:val="single" w:color="000000" w:sz="2" w:space="0"/>
+          <w:bottom w:val="single" w:color="000000" w:sz="2" w:space="0"/>
+          <w:right w:val="single" w:color="000000" w:sz="2" w:space="0"/>
+          <w:insideH w:val="single" w:color="000000" w:sz="2" w:space="0"/>
+          <w:insideV w:val="single" w:color="000000" w:sz="2" w:space="0"/>
         </w:tblBorders>
         <w:tblLayout w:type="fixed"/>
         <w:tblCellMar>
@@ -7609,17 +7416,14 @@
       </w:tblGrid>
       <w:tr>
         <w:tblPrEx>
-          <w:tblW w:w="8316" w:type="dxa"/>
-          <w:tblInd w:w="130" w:type="dxa"/>
           <w:tblBorders>
-            <w:top w:val="single" w:sz="2" w:space="0" w:color="000000"/>
-            <w:left w:val="single" w:sz="2" w:space="0" w:color="000000"/>
-            <w:bottom w:val="single" w:sz="2" w:space="0" w:color="000000"/>
-            <w:right w:val="single" w:sz="2" w:space="0" w:color="000000"/>
-            <w:insideH w:val="single" w:sz="2" w:space="0" w:color="000000"/>
-            <w:insideV w:val="single" w:sz="2" w:space="0" w:color="000000"/>
+            <w:top w:val="single" w:color="000000" w:sz="2" w:space="0"/>
+            <w:left w:val="single" w:color="000000" w:sz="2" w:space="0"/>
+            <w:bottom w:val="single" w:color="000000" w:sz="2" w:space="0"/>
+            <w:right w:val="single" w:color="000000" w:sz="2" w:space="0"/>
+            <w:insideH w:val="single" w:color="000000" w:sz="2" w:space="0"/>
+            <w:insideV w:val="single" w:color="000000" w:sz="2" w:space="0"/>
           </w:tblBorders>
-          <w:tblLayout w:type="fixed"/>
           <w:tblCellMar>
             <w:top w:w="0" w:type="dxa"/>
             <w:left w:w="0" w:type="dxa"/>
@@ -7628,15 +7432,15 @@
           </w:tblCellMar>
         </w:tblPrEx>
         <w:trPr>
-          <w:trHeight w:val="583"/>
+          <w:trHeight w:val="583" w:hRule="atLeast"/>
         </w:trPr>
         <w:tc>
           <w:tcPr>
             <w:tcW w:w="727" w:type="dxa"/>
             <w:tcBorders>
-              <w:top w:val="single" w:sz="6" w:space="0" w:color="000000"/>
-              <w:left w:val="single" w:sz="6" w:space="0" w:color="000000"/>
-              <w:bottom w:val="single" w:sz="6" w:space="0" w:color="000000"/>
+              <w:top w:val="single" w:color="000000" w:sz="6" w:space="0"/>
+              <w:left w:val="single" w:color="000000" w:sz="6" w:space="0"/>
+              <w:bottom w:val="single" w:color="000000" w:sz="6" w:space="0"/>
             </w:tcBorders>
             <w:shd w:val="clear" w:color="auto" w:fill="C0C0C0"/>
           </w:tcPr>
@@ -7659,7 +7463,7 @@
               <w:ind w:left="195"/>
               <w:textAlignment w:val="baseline"/>
               <w:rPr>
-                <w:rFonts w:ascii="宋体" w:eastAsia="宋体" w:hAnsi="宋体" w:cs="宋体"/>
+                <w:rFonts w:ascii="宋体" w:hAnsi="宋体" w:eastAsia="宋体" w:cs="宋体"/>
                 <w:b/>
                 <w:bCs/>
                 <w:spacing w:val="-7"/>
@@ -7669,7 +7473,7 @@
             </w:pPr>
             <w:r>
               <w:rPr>
-                <w:rFonts w:ascii="宋体" w:eastAsia="宋体" w:hAnsi="宋体" w:cs="宋体"/>
+                <w:rFonts w:ascii="宋体" w:hAnsi="宋体" w:eastAsia="宋体" w:cs="宋体"/>
                 <w:b/>
                 <w:bCs/>
                 <w:spacing w:val="-7"/>
@@ -7684,8 +7488,8 @@
           <w:tcPr>
             <w:tcW w:w="1337" w:type="dxa"/>
             <w:tcBorders>
-              <w:top w:val="single" w:sz="6" w:space="0" w:color="000000"/>
-              <w:bottom w:val="single" w:sz="6" w:space="0" w:color="000000"/>
+              <w:top w:val="single" w:color="000000" w:sz="6" w:space="0"/>
+              <w:bottom w:val="single" w:color="000000" w:sz="6" w:space="0"/>
             </w:tcBorders>
             <w:shd w:val="clear" w:color="auto" w:fill="C0C0C0"/>
           </w:tcPr>
@@ -7708,7 +7512,7 @@
               <w:ind w:left="195"/>
               <w:textAlignment w:val="baseline"/>
               <w:rPr>
-                <w:rFonts w:ascii="宋体" w:eastAsia="宋体" w:hAnsi="宋体" w:cs="宋体"/>
+                <w:rFonts w:ascii="宋体" w:hAnsi="宋体" w:eastAsia="宋体" w:cs="宋体"/>
                 <w:b/>
                 <w:bCs/>
                 <w:spacing w:val="-7"/>
@@ -7718,7 +7522,7 @@
             </w:pPr>
             <w:r>
               <w:rPr>
-                <w:rFonts w:ascii="宋体" w:eastAsia="宋体" w:hAnsi="宋体" w:cs="宋体"/>
+                <w:rFonts w:ascii="宋体" w:hAnsi="宋体" w:eastAsia="宋体" w:cs="宋体"/>
                 <w:b/>
                 <w:bCs/>
                 <w:spacing w:val="-7"/>
@@ -7733,9 +7537,9 @@
           <w:tcPr>
             <w:tcW w:w="3832" w:type="dxa"/>
             <w:tcBorders>
-              <w:top w:val="single" w:sz="6" w:space="0" w:color="000000"/>
-              <w:bottom w:val="single" w:sz="6" w:space="0" w:color="000000"/>
-              <w:right w:val="single" w:sz="6" w:space="0" w:color="000000"/>
+              <w:top w:val="single" w:color="000000" w:sz="6" w:space="0"/>
+              <w:bottom w:val="single" w:color="000000" w:sz="6" w:space="0"/>
+              <w:right w:val="single" w:color="000000" w:sz="6" w:space="0"/>
             </w:tcBorders>
             <w:shd w:val="clear" w:color="auto" w:fill="C0C0C0"/>
           </w:tcPr>
@@ -7758,7 +7562,7 @@
               <w:ind w:left="195"/>
               <w:textAlignment w:val="baseline"/>
               <w:rPr>
-                <w:rFonts w:ascii="宋体" w:eastAsia="宋体" w:hAnsi="宋体" w:cs="宋体"/>
+                <w:rFonts w:ascii="宋体" w:hAnsi="宋体" w:eastAsia="宋体" w:cs="宋体"/>
                 <w:b/>
                 <w:bCs/>
                 <w:spacing w:val="-7"/>
@@ -7768,7 +7572,7 @@
             </w:pPr>
             <w:r>
               <w:rPr>
-                <w:rFonts w:ascii="宋体" w:eastAsia="宋体" w:hAnsi="宋体" w:cs="宋体"/>
+                <w:rFonts w:ascii="宋体" w:hAnsi="宋体" w:eastAsia="宋体" w:cs="宋体"/>
                 <w:b/>
                 <w:bCs/>
                 <w:spacing w:val="-7"/>
@@ -7783,9 +7587,9 @@
           <w:tcPr>
             <w:tcW w:w="1210" w:type="dxa"/>
             <w:tcBorders>
-              <w:top w:val="single" w:sz="6" w:space="0" w:color="000000"/>
-              <w:bottom w:val="single" w:sz="6" w:space="0" w:color="000000"/>
-              <w:right w:val="single" w:sz="6" w:space="0" w:color="000000"/>
+              <w:top w:val="single" w:color="000000" w:sz="6" w:space="0"/>
+              <w:bottom w:val="single" w:color="000000" w:sz="6" w:space="0"/>
+              <w:right w:val="single" w:color="000000" w:sz="6" w:space="0"/>
             </w:tcBorders>
             <w:shd w:val="clear" w:color="auto" w:fill="C0C0C0"/>
           </w:tcPr>
@@ -7808,7 +7612,7 @@
               <w:ind w:left="195"/>
               <w:textAlignment w:val="baseline"/>
               <w:rPr>
-                <w:rFonts w:ascii="宋体" w:eastAsia="宋体" w:hAnsi="宋体" w:cs="宋体" w:hint="default"/>
+                <w:rFonts w:hint="default" w:ascii="宋体" w:hAnsi="宋体" w:eastAsia="宋体" w:cs="宋体"/>
                 <w:b/>
                 <w:bCs/>
                 <w:spacing w:val="-7"/>
@@ -7819,7 +7623,7 @@
             </w:pPr>
             <w:r>
               <w:rPr>
-                <w:rFonts w:ascii="宋体" w:eastAsia="宋体" w:hAnsi="宋体" w:cs="宋体" w:hint="eastAsia"/>
+                <w:rFonts w:hint="eastAsia" w:ascii="宋体" w:hAnsi="宋体" w:eastAsia="宋体" w:cs="宋体"/>
                 <w:b/>
                 <w:bCs/>
                 <w:spacing w:val="-7"/>
@@ -7835,9 +7639,9 @@
           <w:tcPr>
             <w:tcW w:w="1210" w:type="dxa"/>
             <w:tcBorders>
-              <w:top w:val="single" w:sz="6" w:space="0" w:color="000000"/>
-              <w:bottom w:val="single" w:sz="6" w:space="0" w:color="000000"/>
-              <w:right w:val="single" w:sz="6" w:space="0" w:color="000000"/>
+              <w:top w:val="single" w:color="000000" w:sz="6" w:space="0"/>
+              <w:bottom w:val="single" w:color="000000" w:sz="6" w:space="0"/>
+              <w:right w:val="single" w:color="000000" w:sz="6" w:space="0"/>
             </w:tcBorders>
             <w:shd w:val="clear" w:color="auto" w:fill="C0C0C0"/>
           </w:tcPr>
@@ -7860,7 +7664,7 @@
               <w:ind w:left="195"/>
               <w:textAlignment w:val="baseline"/>
               <w:rPr>
-                <w:rFonts w:ascii="宋体" w:eastAsia="宋体" w:hAnsi="宋体" w:cs="宋体" w:hint="default"/>
+                <w:rFonts w:hint="default" w:ascii="宋体" w:hAnsi="宋体" w:eastAsia="宋体" w:cs="宋体"/>
                 <w:b/>
                 <w:bCs/>
                 <w:spacing w:val="-7"/>
@@ -7871,7 +7675,7 @@
             </w:pPr>
             <w:r>
               <w:rPr>
-                <w:rFonts w:ascii="宋体" w:hAnsi="宋体" w:cs="宋体" w:hint="eastAsia"/>
+                <w:rFonts w:hint="eastAsia" w:ascii="宋体" w:hAnsi="宋体" w:cs="宋体"/>
                 <w:b/>
                 <w:bCs/>
                 <w:spacing w:val="-7"/>
@@ -7886,9 +7690,14 @@
       </w:tr>
       <w:tr>
         <w:tblPrEx>
-          <w:tblW w:w="8316" w:type="dxa"/>
-          <w:tblInd w:w="130" w:type="dxa"/>
-          <w:tblLayout w:type="fixed"/>
+          <w:tblBorders>
+            <w:top w:val="single" w:color="000000" w:sz="2" w:space="0"/>
+            <w:left w:val="single" w:color="000000" w:sz="2" w:space="0"/>
+            <w:bottom w:val="single" w:color="000000" w:sz="2" w:space="0"/>
+            <w:right w:val="single" w:color="000000" w:sz="2" w:space="0"/>
+            <w:insideH w:val="single" w:color="000000" w:sz="2" w:space="0"/>
+            <w:insideV w:val="single" w:color="000000" w:sz="2" w:space="0"/>
+          </w:tblBorders>
           <w:tblCellMar>
             <w:top w:w="0" w:type="dxa"/>
             <w:left w:w="0" w:type="dxa"/>
@@ -7897,14 +7706,14 @@
           </w:tblCellMar>
         </w:tblPrEx>
         <w:trPr>
-          <w:trHeight w:val="549"/>
+          <w:trHeight w:val="549" w:hRule="atLeast"/>
         </w:trPr>
         <w:tc>
           <w:tcPr>
             <w:tcW w:w="727" w:type="dxa"/>
             <w:tcBorders>
-              <w:top w:val="single" w:sz="6" w:space="0" w:color="000000"/>
-              <w:left w:val="single" w:sz="6" w:space="0" w:color="000000"/>
+              <w:top w:val="single" w:color="000000" w:sz="6" w:space="0"/>
+              <w:left w:val="single" w:color="000000" w:sz="6" w:space="0"/>
             </w:tcBorders>
           </w:tcPr>
           <w:p>
@@ -7926,7 +7735,7 @@
               <w:ind w:left="123"/>
               <w:textAlignment w:val="baseline"/>
               <w:rPr>
-                <w:rFonts w:ascii="宋体" w:eastAsia="宋体" w:hAnsi="宋体" w:cs="宋体" w:hint="eastAsia"/>
+                <w:rFonts w:hint="eastAsia" w:ascii="宋体" w:hAnsi="宋体" w:eastAsia="宋体" w:cs="宋体"/>
                 <w:spacing w:val="-2"/>
                 <w:sz w:val="24"/>
                 <w:szCs w:val="24"/>
@@ -7935,7 +7744,7 @@
             </w:pPr>
             <w:r>
               <w:rPr>
-                <w:rFonts w:ascii="宋体" w:eastAsia="宋体" w:hAnsi="宋体" w:cs="宋体" w:hint="eastAsia"/>
+                <w:rFonts w:hint="eastAsia" w:ascii="宋体" w:hAnsi="宋体" w:eastAsia="宋体" w:cs="宋体"/>
                 <w:spacing w:val="-2"/>
                 <w:sz w:val="24"/>
                 <w:szCs w:val="24"/>
@@ -7949,7 +7758,7 @@
           <w:tcPr>
             <w:tcW w:w="1337" w:type="dxa"/>
             <w:tcBorders>
-              <w:top w:val="single" w:sz="6" w:space="0" w:color="000000"/>
+              <w:top w:val="single" w:color="000000" w:sz="6" w:space="0"/>
             </w:tcBorders>
           </w:tcPr>
           <w:p>
@@ -7971,7 +7780,7 @@
               <w:ind w:left="123"/>
               <w:textAlignment w:val="baseline"/>
               <w:rPr>
-                <w:rFonts w:ascii="宋体" w:eastAsia="宋体" w:hAnsi="宋体" w:cs="宋体" w:hint="default"/>
+                <w:rFonts w:hint="default" w:ascii="宋体" w:hAnsi="宋体" w:eastAsia="宋体" w:cs="宋体"/>
                 <w:spacing w:val="-2"/>
                 <w:sz w:val="24"/>
                 <w:szCs w:val="24"/>
@@ -7980,7 +7789,7 @@
             </w:pPr>
             <w:r>
               <w:rPr>
-                <w:rFonts w:ascii="宋体" w:eastAsia="宋体" w:hAnsi="宋体" w:cs="宋体" w:hint="eastAsia"/>
+                <w:rFonts w:hint="eastAsia" w:ascii="宋体" w:hAnsi="宋体" w:eastAsia="宋体" w:cs="宋体"/>
                 <w:spacing w:val="-2"/>
                 <w:sz w:val="24"/>
                 <w:szCs w:val="24"/>
@@ -7994,8 +7803,8 @@
           <w:tcPr>
             <w:tcW w:w="3832" w:type="dxa"/>
             <w:tcBorders>
-              <w:top w:val="single" w:sz="6" w:space="0" w:color="000000"/>
-              <w:right w:val="single" w:sz="6" w:space="0" w:color="000000"/>
+              <w:top w:val="single" w:color="000000" w:sz="6" w:space="0"/>
+              <w:right w:val="single" w:color="000000" w:sz="6" w:space="0"/>
             </w:tcBorders>
           </w:tcPr>
           <w:p>
@@ -8017,7 +7826,7 @@
               <w:ind w:left="123"/>
               <w:textAlignment w:val="baseline"/>
               <w:rPr>
-                <w:rFonts w:ascii="宋体" w:eastAsia="宋体" w:hAnsi="宋体" w:cs="宋体" w:hint="default"/>
+                <w:rFonts w:hint="default" w:ascii="宋体" w:hAnsi="宋体" w:eastAsia="宋体" w:cs="宋体"/>
                 <w:spacing w:val="-2"/>
                 <w:sz w:val="24"/>
                 <w:szCs w:val="24"/>
@@ -8026,7 +7835,7 @@
             </w:pPr>
             <w:r>
               <w:rPr>
-                <w:rFonts w:ascii="宋体" w:eastAsia="宋体" w:hAnsi="宋体" w:cs="宋体" w:hint="default"/>
+                <w:rFonts w:hint="default" w:ascii="宋体" w:hAnsi="宋体" w:eastAsia="宋体" w:cs="宋体"/>
                 <w:spacing w:val="-2"/>
                 <w:sz w:val="24"/>
                 <w:szCs w:val="24"/>
@@ -8040,8 +7849,8 @@
           <w:tcPr>
             <w:tcW w:w="1210" w:type="dxa"/>
             <w:tcBorders>
-              <w:top w:val="single" w:sz="6" w:space="0" w:color="000000"/>
-              <w:right w:val="single" w:sz="6" w:space="0" w:color="000000"/>
+              <w:top w:val="single" w:color="000000" w:sz="6" w:space="0"/>
+              <w:right w:val="single" w:color="000000" w:sz="6" w:space="0"/>
             </w:tcBorders>
           </w:tcPr>
           <w:p>
@@ -8060,11 +7869,11 @@
               <w:adjustRightInd w:val="0"/>
               <w:snapToGrid w:val="0"/>
               <w:spacing w:before="194" w:line="219" w:lineRule="auto"/>
-              <w:ind w:left="0" w:right="0" w:firstLine="0" w:leftChars="0" w:rightChars="0" w:firstLineChars="0"/>
+              <w:ind w:left="0" w:leftChars="0" w:right="0" w:rightChars="0" w:firstLine="0" w:firstLineChars="0"/>
               <w:jc w:val="center"/>
               <w:textAlignment w:val="baseline"/>
               <w:rPr>
-                <w:rFonts w:ascii="宋体" w:eastAsia="宋体" w:hAnsi="宋体" w:cs="宋体" w:hint="default"/>
+                <w:rFonts w:hint="default" w:ascii="宋体" w:hAnsi="宋体" w:eastAsia="宋体" w:cs="宋体"/>
                 <w:spacing w:val="-2"/>
                 <w:sz w:val="24"/>
                 <w:szCs w:val="24"/>
@@ -8073,7 +7882,7 @@
             </w:pPr>
             <w:r>
               <w:rPr>
-                <w:rFonts w:ascii="宋体" w:eastAsia="宋体" w:hAnsi="宋体" w:cs="宋体" w:hint="eastAsia"/>
+                <w:rFonts w:hint="eastAsia" w:ascii="宋体" w:hAnsi="宋体" w:eastAsia="宋体" w:cs="宋体"/>
                 <w:spacing w:val="-2"/>
                 <w:sz w:val="24"/>
                 <w:szCs w:val="24"/>
@@ -8087,8 +7896,8 @@
           <w:tcPr>
             <w:tcW w:w="1210" w:type="dxa"/>
             <w:tcBorders>
-              <w:top w:val="single" w:sz="6" w:space="0" w:color="000000"/>
-              <w:right w:val="single" w:sz="6" w:space="0" w:color="000000"/>
+              <w:top w:val="single" w:color="000000" w:sz="6" w:space="0"/>
+              <w:right w:val="single" w:color="000000" w:sz="6" w:space="0"/>
             </w:tcBorders>
           </w:tcPr>
           <w:p>
@@ -8107,11 +7916,11 @@
               <w:adjustRightInd w:val="0"/>
               <w:snapToGrid w:val="0"/>
               <w:spacing w:before="194" w:line="219" w:lineRule="auto"/>
-              <w:ind w:left="0" w:right="0" w:firstLine="0" w:leftChars="0" w:rightChars="0" w:firstLineChars="0"/>
+              <w:ind w:left="0" w:leftChars="0" w:right="0" w:rightChars="0" w:firstLine="0" w:firstLineChars="0"/>
               <w:jc w:val="center"/>
               <w:textAlignment w:val="baseline"/>
               <w:rPr>
-                <w:rFonts w:ascii="宋体" w:eastAsia="宋体" w:hAnsi="宋体" w:cs="宋体" w:hint="eastAsia"/>
+                <w:rFonts w:hint="eastAsia" w:ascii="宋体" w:hAnsi="宋体" w:eastAsia="宋体" w:cs="宋体"/>
                 <w:spacing w:val="-2"/>
                 <w:sz w:val="24"/>
                 <w:szCs w:val="24"/>
@@ -8120,7 +7929,7 @@
             </w:pPr>
             <w:r>
               <w:rPr>
-                <w:rFonts w:ascii="宋体" w:eastAsia="宋体" w:hAnsi="宋体" w:cs="宋体" w:hint="eastAsia"/>
+                <w:rFonts w:hint="eastAsia" w:ascii="宋体" w:hAnsi="宋体" w:eastAsia="宋体" w:cs="宋体"/>
                 <w:spacing w:val="-2"/>
                 <w:sz w:val="24"/>
                 <w:szCs w:val="24"/>
@@ -8134,7 +7943,7 @@
     </w:tbl>
     <w:p>
       <w:pPr>
-        <w:pStyle w:val="1"/>
+        <w:pStyle w:val="26"/>
         <w:keepNext w:val="0"/>
         <w:keepLines w:val="0"/>
         <w:pageBreakBefore w:val="0"/>
@@ -8150,7 +7959,7 @@
         <w:snapToGrid w:val="0"/>
         <w:textAlignment w:val="baseline"/>
       </w:pPr>
-      <w:bookmarkStart w:id="25" w:name="_Toc629"/>
+      <w:bookmarkStart w:id="25" w:name="_Toc27712"/>
       <w:r>
         <w:t>相关模板</w:t>
       </w:r>
@@ -8176,17 +7985,17 @@
         <w:adjustRightInd w:val="0"/>
         <w:snapToGrid w:val="0"/>
         <w:spacing w:before="114" w:line="220" w:lineRule="auto"/>
-        <w:ind w:left="425" w:hanging="425" w:leftChars="0" w:firstLineChars="0"/>
+        <w:ind w:left="425" w:leftChars="0" w:hanging="425" w:firstLineChars="0"/>
         <w:textAlignment w:val="baseline"/>
         <w:rPr>
-          <w:rFonts w:ascii="宋体" w:eastAsia="宋体" w:hAnsi="宋体" w:cs="宋体"/>
+          <w:rFonts w:ascii="宋体" w:hAnsi="宋体" w:eastAsia="宋体" w:cs="宋体"/>
           <w:sz w:val="24"/>
           <w:szCs w:val="24"/>
         </w:rPr>
       </w:pPr>
       <w:r>
         <w:rPr>
-          <w:rFonts w:ascii="宋体" w:eastAsia="宋体" w:hAnsi="宋体" w:cs="宋体"/>
+          <w:rFonts w:ascii="宋体" w:hAnsi="宋体" w:eastAsia="宋体" w:cs="宋体"/>
           <w:spacing w:val="-2"/>
           <w:sz w:val="24"/>
           <w:szCs w:val="24"/>
@@ -8196,7 +8005,7 @@
     </w:p>
     <w:p>
       <w:pPr>
-        <w:pStyle w:val="2"/>
+        <w:pStyle w:val="28"/>
         <w:keepNext w:val="0"/>
         <w:keepLines w:val="0"/>
         <w:pageBreakBefore w:val="0"/>
@@ -8212,21 +8021,21 @@
         <w:snapToGrid w:val="0"/>
         <w:textAlignment w:val="baseline"/>
         <w:rPr>
-          <w:rFonts w:ascii="宋体" w:eastAsia="宋体" w:hAnsi="宋体" w:cs="宋体"/>
+          <w:rFonts w:ascii="宋体" w:hAnsi="宋体" w:eastAsia="宋体" w:cs="宋体"/>
           <w:sz w:val="24"/>
           <w:szCs w:val="24"/>
         </w:rPr>
       </w:pPr>
+      <w:bookmarkStart w:id="26" w:name="_Toc16541"/>
       <w:r>
         <w:rPr>
-          <w:rFonts w:ascii="宋体" w:eastAsia="宋体" w:hAnsi="宋体" w:cs="宋体"/>
+          <w:rFonts w:ascii="宋体" w:hAnsi="宋体" w:eastAsia="宋体" w:cs="宋体"/>
           <w:spacing w:val="-2"/>
           <w:sz w:val="24"/>
           <w:szCs w:val="24"/>
         </w:rPr>
         <w:t>《发布计划》</w:t>
       </w:r>
-      <w:bookmarkStart w:id="26" w:name="_GoBack"/>
       <w:bookmarkEnd w:id="26"/>
     </w:p>
     <w:p>
@@ -8249,17 +8058,17 @@
         <w:adjustRightInd w:val="0"/>
         <w:snapToGrid w:val="0"/>
         <w:spacing w:before="182" w:line="220" w:lineRule="auto"/>
-        <w:ind w:left="425" w:hanging="425" w:leftChars="0" w:firstLineChars="0"/>
+        <w:ind w:left="425" w:leftChars="0" w:hanging="425" w:firstLineChars="0"/>
         <w:textAlignment w:val="baseline"/>
         <w:rPr>
-          <w:rFonts w:ascii="宋体" w:eastAsia="宋体" w:hAnsi="宋体" w:cs="宋体"/>
+          <w:rFonts w:ascii="宋体" w:hAnsi="宋体" w:eastAsia="宋体" w:cs="宋体"/>
           <w:sz w:val="24"/>
           <w:szCs w:val="24"/>
         </w:rPr>
       </w:pPr>
       <w:r>
         <w:rPr>
-          <w:rFonts w:ascii="宋体" w:eastAsia="宋体" w:hAnsi="宋体" w:cs="宋体"/>
+          <w:rFonts w:ascii="宋体" w:hAnsi="宋体" w:eastAsia="宋体" w:cs="宋体"/>
           <w:spacing w:val="-2"/>
           <w:sz w:val="24"/>
           <w:szCs w:val="24"/>
@@ -8287,17 +8096,17 @@
         <w:adjustRightInd w:val="0"/>
         <w:snapToGrid w:val="0"/>
         <w:spacing w:before="182" w:line="220" w:lineRule="auto"/>
-        <w:ind w:left="425" w:hanging="425" w:leftChars="0" w:firstLineChars="0"/>
+        <w:ind w:left="425" w:leftChars="0" w:hanging="425" w:firstLineChars="0"/>
         <w:textAlignment w:val="baseline"/>
         <w:rPr>
-          <w:rFonts w:ascii="宋体" w:eastAsia="宋体" w:hAnsi="宋体" w:cs="宋体"/>
+          <w:rFonts w:ascii="宋体" w:hAnsi="宋体" w:eastAsia="宋体" w:cs="宋体"/>
           <w:sz w:val="24"/>
           <w:szCs w:val="24"/>
         </w:rPr>
       </w:pPr>
       <w:r>
         <w:rPr>
-          <w:rFonts w:ascii="宋体" w:eastAsia="宋体" w:hAnsi="宋体" w:cs="宋体"/>
+          <w:rFonts w:ascii="宋体" w:hAnsi="宋体" w:eastAsia="宋体" w:cs="宋体"/>
           <w:spacing w:val="-2"/>
           <w:sz w:val="24"/>
           <w:szCs w:val="24"/>
@@ -8325,17 +8134,17 @@
         <w:adjustRightInd w:val="0"/>
         <w:snapToGrid w:val="0"/>
         <w:spacing w:before="144" w:line="220" w:lineRule="auto"/>
-        <w:ind w:left="425" w:hanging="425" w:leftChars="0" w:firstLineChars="0"/>
+        <w:ind w:left="425" w:leftChars="0" w:hanging="425" w:firstLineChars="0"/>
         <w:textAlignment w:val="baseline"/>
         <w:rPr>
-          <w:rFonts w:ascii="宋体" w:eastAsia="宋体" w:hAnsi="宋体" w:cs="宋体"/>
+          <w:rFonts w:ascii="宋体" w:hAnsi="宋体" w:eastAsia="宋体" w:cs="宋体"/>
           <w:sz w:val="24"/>
           <w:szCs w:val="24"/>
         </w:rPr>
       </w:pPr>
       <w:r>
         <w:rPr>
-          <w:rFonts w:ascii="宋体" w:eastAsia="宋体" w:hAnsi="宋体" w:cs="宋体"/>
+          <w:rFonts w:ascii="宋体" w:hAnsi="宋体" w:eastAsia="宋体" w:cs="宋体"/>
           <w:spacing w:val="-2"/>
           <w:sz w:val="24"/>
           <w:szCs w:val="24"/>
@@ -8363,17 +8172,17 @@
         <w:adjustRightInd w:val="0"/>
         <w:snapToGrid w:val="0"/>
         <w:spacing w:before="176" w:line="220" w:lineRule="auto"/>
-        <w:ind w:left="425" w:hanging="425" w:leftChars="0" w:firstLineChars="0"/>
+        <w:ind w:left="425" w:leftChars="0" w:hanging="425" w:firstLineChars="0"/>
         <w:textAlignment w:val="baseline"/>
         <w:rPr>
-          <w:rFonts w:ascii="宋体" w:eastAsia="宋体" w:hAnsi="宋体" w:cs="宋体"/>
+          <w:rFonts w:ascii="宋体" w:hAnsi="宋体" w:eastAsia="宋体" w:cs="宋体"/>
           <w:sz w:val="24"/>
           <w:szCs w:val="24"/>
         </w:rPr>
       </w:pPr>
       <w:r>
         <w:rPr>
-          <w:rFonts w:ascii="宋体" w:eastAsia="宋体" w:hAnsi="宋体" w:cs="宋体"/>
+          <w:rFonts w:ascii="宋体" w:hAnsi="宋体" w:eastAsia="宋体" w:cs="宋体"/>
           <w:spacing w:val="-2"/>
           <w:sz w:val="24"/>
           <w:szCs w:val="24"/>
@@ -8382,23 +8191,48 @@
       </w:r>
     </w:p>
     <w:sectPr>
-      <w:footerReference w:type="default" r:id="rId13"/>
+      <w:footerReference r:id="rId10" w:type="default"/>
       <w:pgSz w:w="11906" w:h="16839"/>
       <w:pgMar w:top="1040" w:right="1785" w:bottom="1375" w:left="1662" w:header="0" w:footer="1211" w:gutter="0"/>
-      <w:cols w:num="1" w:space="720"/>
+      <w:cols w:space="720" w:num="1"/>
     </w:sectPr>
   </w:body>
 </w:document>
 </file>
 
+<file path=word/endnotes.xml><?xml version="1.0" encoding="utf-8"?>
+<w:endnotes xmlns:wpc="http://schemas.microsoft.com/office/word/2010/wordprocessingCanvas" xmlns:mc="http://schemas.openxmlformats.org/markup-compatibility/2006" xmlns:o="urn:schemas-microsoft-com:office:office" xmlns:r="http://schemas.openxmlformats.org/officeDocument/2006/relationships" xmlns:m="http://schemas.openxmlformats.org/officeDocument/2006/math" xmlns:v="urn:schemas-microsoft-com:vml" xmlns:wp14="http://schemas.microsoft.com/office/word/2010/wordprocessingDrawing" xmlns:wp="http://schemas.openxmlformats.org/drawingml/2006/wordprocessingDrawing" xmlns:w="http://schemas.openxmlformats.org/wordprocessingml/2006/main" xmlns:w14="http://schemas.microsoft.com/office/word/2010/wordml" xmlns:w15="http://schemas.microsoft.com/office/word/2012/wordml" xmlns:w10="urn:schemas-microsoft-com:office:word" xmlns:wpg="http://schemas.microsoft.com/office/word/2010/wordprocessingGroup" xmlns:wpi="http://schemas.microsoft.com/office/word/2010/wordprocessingInk" xmlns:wne="http://schemas.microsoft.com/office/word/2006/wordml" xmlns:wps="http://schemas.microsoft.com/office/word/2010/wordprocessingShape" xmlns:wpsCustomData="http://www.wps.cn/officeDocument/2013/wpsCustomData" mc:Ignorable="w14 w15 wp14">
+  <w:endnote w:type="separator" w:id="0">
+    <w:p>
+      <w:pPr>
+        <w:spacing w:line="240" w:lineRule="auto"/>
+      </w:pPr>
+      <w:r>
+        <w:separator/>
+      </w:r>
+    </w:p>
+  </w:endnote>
+  <w:endnote w:type="continuationSeparator" w:id="1">
+    <w:p>
+      <w:pPr>
+        <w:spacing w:line="240" w:lineRule="auto"/>
+      </w:pPr>
+      <w:r>
+        <w:continuationSeparator/>
+      </w:r>
+    </w:p>
+  </w:endnote>
+</w:endnotes>
+</file>
+
 <file path=word/footer1.xml><?xml version="1.0" encoding="utf-8"?>
-<w:ftr xmlns:wpc="http://schemas.microsoft.com/office/word/2010/wordprocessingCanvas" xmlns:mc="http://schemas.openxmlformats.org/markup-compatibility/2006" xmlns:o="urn:schemas-microsoft-com:office:office" xmlns:r="http://schemas.openxmlformats.org/officeDocument/2006/relationships" xmlns:m="http://schemas.openxmlformats.org/officeDocument/2006/math" xmlns:v="urn:schemas-microsoft-com:vml" xmlns:wp14="http://schemas.microsoft.com/office/word/2010/wordprocessingDrawing" xmlns:wp="http://schemas.openxmlformats.org/drawingml/2006/wordprocessingDrawing" xmlns:w10="urn:schemas-microsoft-com:office:word" xmlns:w="http://schemas.openxmlformats.org/wordprocessingml/2006/main" xmlns:w14="http://schemas.microsoft.com/office/word/2010/wordml" xmlns:w15="http://schemas.microsoft.com/office/word/2012/wordml" xmlns:wne="http://schemas.microsoft.com/office/word/2006/wordml" xmlns:wpg="http://schemas.microsoft.com/office/word/2010/wordprocessingGroup" xmlns:wpi="http://schemas.microsoft.com/office/word/2010/wordprocessingInk" xmlns:wps="http://schemas.microsoft.com/office/word/2010/wordprocessingShape" mc:Ignorable="w14 w15 wp14">
+<w:ftr xmlns:wpc="http://schemas.microsoft.com/office/word/2010/wordprocessingCanvas" xmlns:mc="http://schemas.openxmlformats.org/markup-compatibility/2006" xmlns:o="urn:schemas-microsoft-com:office:office" xmlns:r="http://schemas.openxmlformats.org/officeDocument/2006/relationships" xmlns:m="http://schemas.openxmlformats.org/officeDocument/2006/math" xmlns:v="urn:schemas-microsoft-com:vml" xmlns:wp14="http://schemas.microsoft.com/office/word/2010/wordprocessingDrawing" xmlns:wp="http://schemas.openxmlformats.org/drawingml/2006/wordprocessingDrawing" xmlns:w10="urn:schemas-microsoft-com:office:word" xmlns:w="http://schemas.openxmlformats.org/wordprocessingml/2006/main" xmlns:w14="http://schemas.microsoft.com/office/word/2010/wordml" xmlns:w15="http://schemas.microsoft.com/office/word/2012/wordml" xmlns:wpg="http://schemas.microsoft.com/office/word/2010/wordprocessingGroup" xmlns:wpi="http://schemas.microsoft.com/office/word/2010/wordprocessingInk" xmlns:wne="http://schemas.microsoft.com/office/word/2006/wordml" xmlns:wps="http://schemas.microsoft.com/office/word/2010/wordprocessingShape" xmlns:wpsCustomData="http://www.wps.cn/officeDocument/2013/wpsCustomData" mc:Ignorable="w14 w15 wp14">
   <w:p>
     <w:pPr>
       <w:spacing w:line="233" w:lineRule="auto"/>
       <w:ind w:left="3696"/>
       <w:rPr>
-        <w:rFonts w:ascii="宋体" w:eastAsia="宋体" w:hAnsi="宋体" w:cs="宋体"/>
+        <w:rFonts w:ascii="宋体" w:hAnsi="宋体" w:eastAsia="宋体" w:cs="宋体"/>
         <w:sz w:val="30"/>
         <w:szCs w:val="30"/>
       </w:rPr>
@@ -8408,20 +8242,20 @@
 </file>
 
 <file path=word/footer2.xml><?xml version="1.0" encoding="utf-8"?>
-<w:ftr xmlns:wpc="http://schemas.microsoft.com/office/word/2010/wordprocessingCanvas" xmlns:mc="http://schemas.openxmlformats.org/markup-compatibility/2006" xmlns:o="urn:schemas-microsoft-com:office:office" xmlns:r="http://schemas.openxmlformats.org/officeDocument/2006/relationships" xmlns:m="http://schemas.openxmlformats.org/officeDocument/2006/math" xmlns:v="urn:schemas-microsoft-com:vml" xmlns:wp14="http://schemas.microsoft.com/office/word/2010/wordprocessingDrawing" xmlns:wp="http://schemas.openxmlformats.org/drawingml/2006/wordprocessingDrawing" xmlns:w10="urn:schemas-microsoft-com:office:word" xmlns:w="http://schemas.openxmlformats.org/wordprocessingml/2006/main" xmlns:w14="http://schemas.microsoft.com/office/word/2010/wordml" xmlns:w15="http://schemas.microsoft.com/office/word/2012/wordml" xmlns:wne="http://schemas.microsoft.com/office/word/2006/wordml" xmlns:wpg="http://schemas.microsoft.com/office/word/2010/wordprocessingGroup" xmlns:wpi="http://schemas.microsoft.com/office/word/2010/wordprocessingInk" xmlns:wps="http://schemas.microsoft.com/office/word/2010/wordprocessingShape" mc:Ignorable="w14 w15 wp14">
+<w:ftr xmlns:wpc="http://schemas.microsoft.com/office/word/2010/wordprocessingCanvas" xmlns:mc="http://schemas.openxmlformats.org/markup-compatibility/2006" xmlns:o="urn:schemas-microsoft-com:office:office" xmlns:r="http://schemas.openxmlformats.org/officeDocument/2006/relationships" xmlns:m="http://schemas.openxmlformats.org/officeDocument/2006/math" xmlns:v="urn:schemas-microsoft-com:vml" xmlns:wp14="http://schemas.microsoft.com/office/word/2010/wordprocessingDrawing" xmlns:wp="http://schemas.openxmlformats.org/drawingml/2006/wordprocessingDrawing" xmlns:w10="urn:schemas-microsoft-com:office:word" xmlns:w="http://schemas.openxmlformats.org/wordprocessingml/2006/main" xmlns:w14="http://schemas.microsoft.com/office/word/2010/wordml" xmlns:w15="http://schemas.microsoft.com/office/word/2012/wordml" xmlns:wpg="http://schemas.microsoft.com/office/word/2010/wordprocessingGroup" xmlns:wpi="http://schemas.microsoft.com/office/word/2010/wordprocessingInk" xmlns:wne="http://schemas.microsoft.com/office/word/2006/wordml" xmlns:wps="http://schemas.microsoft.com/office/word/2010/wordprocessingShape" xmlns:wpsCustomData="http://www.wps.cn/officeDocument/2013/wpsCustomData" mc:Ignorable="w14 w15 wp14">
   <w:p>
     <w:pPr>
       <w:spacing w:line="167" w:lineRule="auto"/>
       <w:ind w:left="4221"/>
       <w:rPr>
-        <w:rFonts w:ascii="Calibri" w:eastAsia="Calibri" w:hAnsi="Calibri" w:cs="Calibri"/>
+        <w:rFonts w:ascii="Calibri" w:hAnsi="Calibri" w:eastAsia="Calibri" w:cs="Calibri"/>
         <w:sz w:val="18"/>
         <w:szCs w:val="18"/>
       </w:rPr>
     </w:pPr>
     <w:r>
       <w:rPr>
-        <w:rFonts w:ascii="Calibri" w:eastAsia="Calibri" w:hAnsi="Calibri" w:cs="Calibri"/>
+        <w:rFonts w:ascii="Calibri" w:hAnsi="Calibri" w:eastAsia="Calibri" w:cs="Calibri"/>
         <w:sz w:val="18"/>
         <w:szCs w:val="18"/>
       </w:rPr>
@@ -8432,20 +8266,20 @@
 </file>
 
 <file path=word/footer3.xml><?xml version="1.0" encoding="utf-8"?>
-<w:ftr xmlns:wpc="http://schemas.microsoft.com/office/word/2010/wordprocessingCanvas" xmlns:mc="http://schemas.openxmlformats.org/markup-compatibility/2006" xmlns:o="urn:schemas-microsoft-com:office:office" xmlns:r="http://schemas.openxmlformats.org/officeDocument/2006/relationships" xmlns:m="http://schemas.openxmlformats.org/officeDocument/2006/math" xmlns:v="urn:schemas-microsoft-com:vml" xmlns:wp14="http://schemas.microsoft.com/office/word/2010/wordprocessingDrawing" xmlns:wp="http://schemas.openxmlformats.org/drawingml/2006/wordprocessingDrawing" xmlns:w10="urn:schemas-microsoft-com:office:word" xmlns:w="http://schemas.openxmlformats.org/wordprocessingml/2006/main" xmlns:w14="http://schemas.microsoft.com/office/word/2010/wordml" xmlns:w15="http://schemas.microsoft.com/office/word/2012/wordml" xmlns:wne="http://schemas.microsoft.com/office/word/2006/wordml" xmlns:wpg="http://schemas.microsoft.com/office/word/2010/wordprocessingGroup" xmlns:wpi="http://schemas.microsoft.com/office/word/2010/wordprocessingInk" xmlns:wps="http://schemas.microsoft.com/office/word/2010/wordprocessingShape" mc:Ignorable="w14 w15 wp14">
+<w:ftr xmlns:wpc="http://schemas.microsoft.com/office/word/2010/wordprocessingCanvas" xmlns:mc="http://schemas.openxmlformats.org/markup-compatibility/2006" xmlns:o="urn:schemas-microsoft-com:office:office" xmlns:r="http://schemas.openxmlformats.org/officeDocument/2006/relationships" xmlns:m="http://schemas.openxmlformats.org/officeDocument/2006/math" xmlns:v="urn:schemas-microsoft-com:vml" xmlns:wp14="http://schemas.microsoft.com/office/word/2010/wordprocessingDrawing" xmlns:wp="http://schemas.openxmlformats.org/drawingml/2006/wordprocessingDrawing" xmlns:w10="urn:schemas-microsoft-com:office:word" xmlns:w="http://schemas.openxmlformats.org/wordprocessingml/2006/main" xmlns:w14="http://schemas.microsoft.com/office/word/2010/wordml" xmlns:w15="http://schemas.microsoft.com/office/word/2012/wordml" xmlns:wpg="http://schemas.microsoft.com/office/word/2010/wordprocessingGroup" xmlns:wpi="http://schemas.microsoft.com/office/word/2010/wordprocessingInk" xmlns:wne="http://schemas.microsoft.com/office/word/2006/wordml" xmlns:wps="http://schemas.microsoft.com/office/word/2010/wordprocessingShape" xmlns:wpsCustomData="http://www.wps.cn/officeDocument/2013/wpsCustomData" mc:Ignorable="w14 w15 wp14">
   <w:p>
     <w:pPr>
       <w:spacing w:line="167" w:lineRule="auto"/>
       <w:ind w:left="4211"/>
       <w:rPr>
-        <w:rFonts w:ascii="Calibri" w:eastAsia="Calibri" w:hAnsi="Calibri" w:cs="Calibri"/>
+        <w:rFonts w:ascii="Calibri" w:hAnsi="Calibri" w:eastAsia="Calibri" w:cs="Calibri"/>
         <w:sz w:val="18"/>
         <w:szCs w:val="18"/>
       </w:rPr>
     </w:pPr>
     <w:r>
       <w:rPr>
-        <w:rFonts w:ascii="Calibri" w:eastAsia="Calibri" w:hAnsi="Calibri" w:cs="Calibri"/>
+        <w:rFonts w:ascii="Calibri" w:hAnsi="Calibri" w:eastAsia="Calibri" w:cs="Calibri"/>
         <w:sz w:val="18"/>
         <w:szCs w:val="18"/>
       </w:rPr>
@@ -8456,20 +8290,20 @@
 </file>
 
 <file path=word/footer4.xml><?xml version="1.0" encoding="utf-8"?>
-<w:ftr xmlns:wpc="http://schemas.microsoft.com/office/word/2010/wordprocessingCanvas" xmlns:mc="http://schemas.openxmlformats.org/markup-compatibility/2006" xmlns:o="urn:schemas-microsoft-com:office:office" xmlns:r="http://schemas.openxmlformats.org/officeDocument/2006/relationships" xmlns:m="http://schemas.openxmlformats.org/officeDocument/2006/math" xmlns:v="urn:schemas-microsoft-com:vml" xmlns:wp14="http://schemas.microsoft.com/office/word/2010/wordprocessingDrawing" xmlns:wp="http://schemas.openxmlformats.org/drawingml/2006/wordprocessingDrawing" xmlns:w10="urn:schemas-microsoft-com:office:word" xmlns:w="http://schemas.openxmlformats.org/wordprocessingml/2006/main" xmlns:w14="http://schemas.microsoft.com/office/word/2010/wordml" xmlns:w15="http://schemas.microsoft.com/office/word/2012/wordml" xmlns:wne="http://schemas.microsoft.com/office/word/2006/wordml" xmlns:wpg="http://schemas.microsoft.com/office/word/2010/wordprocessingGroup" xmlns:wpi="http://schemas.microsoft.com/office/word/2010/wordprocessingInk" xmlns:wps="http://schemas.microsoft.com/office/word/2010/wordprocessingShape" mc:Ignorable="w14 w15 wp14">
+<w:ftr xmlns:wpc="http://schemas.microsoft.com/office/word/2010/wordprocessingCanvas" xmlns:mc="http://schemas.openxmlformats.org/markup-compatibility/2006" xmlns:o="urn:schemas-microsoft-com:office:office" xmlns:r="http://schemas.openxmlformats.org/officeDocument/2006/relationships" xmlns:m="http://schemas.openxmlformats.org/officeDocument/2006/math" xmlns:v="urn:schemas-microsoft-com:vml" xmlns:wp14="http://schemas.microsoft.com/office/word/2010/wordprocessingDrawing" xmlns:wp="http://schemas.openxmlformats.org/drawingml/2006/wordprocessingDrawing" xmlns:w10="urn:schemas-microsoft-com:office:word" xmlns:w="http://schemas.openxmlformats.org/wordprocessingml/2006/main" xmlns:w14="http://schemas.microsoft.com/office/word/2010/wordml" xmlns:w15="http://schemas.microsoft.com/office/word/2012/wordml" xmlns:wpg="http://schemas.microsoft.com/office/word/2010/wordprocessingGroup" xmlns:wpi="http://schemas.microsoft.com/office/word/2010/wordprocessingInk" xmlns:wne="http://schemas.microsoft.com/office/word/2006/wordml" xmlns:wps="http://schemas.microsoft.com/office/word/2010/wordprocessingShape" xmlns:wpsCustomData="http://www.wps.cn/officeDocument/2013/wpsCustomData" mc:Ignorable="w14 w15 wp14">
   <w:p>
     <w:pPr>
       <w:spacing w:line="167" w:lineRule="auto"/>
       <w:ind w:left="4252"/>
       <w:rPr>
-        <w:rFonts w:ascii="Calibri" w:eastAsia="Calibri" w:hAnsi="Calibri" w:cs="Calibri"/>
+        <w:rFonts w:ascii="Calibri" w:hAnsi="Calibri" w:eastAsia="Calibri" w:cs="Calibri"/>
         <w:sz w:val="18"/>
         <w:szCs w:val="18"/>
       </w:rPr>
     </w:pPr>
     <w:r>
       <w:rPr>
-        <w:rFonts w:ascii="Calibri" w:eastAsia="Calibri" w:hAnsi="Calibri" w:cs="Calibri"/>
+        <w:rFonts w:ascii="Calibri" w:hAnsi="Calibri" w:eastAsia="Calibri" w:cs="Calibri"/>
         <w:sz w:val="18"/>
         <w:szCs w:val="18"/>
       </w:rPr>
@@ -8479,11 +8313,36 @@
 </w:ftr>
 </file>
 
+<file path=word/footnotes.xml><?xml version="1.0" encoding="utf-8"?>
+<w:footnotes xmlns:wpc="http://schemas.microsoft.com/office/word/2010/wordprocessingCanvas" xmlns:mc="http://schemas.openxmlformats.org/markup-compatibility/2006" xmlns:o="urn:schemas-microsoft-com:office:office" xmlns:r="http://schemas.openxmlformats.org/officeDocument/2006/relationships" xmlns:m="http://schemas.openxmlformats.org/officeDocument/2006/math" xmlns:v="urn:schemas-microsoft-com:vml" xmlns:wp14="http://schemas.microsoft.com/office/word/2010/wordprocessingDrawing" xmlns:wp="http://schemas.openxmlformats.org/drawingml/2006/wordprocessingDrawing" xmlns:w="http://schemas.openxmlformats.org/wordprocessingml/2006/main" xmlns:w14="http://schemas.microsoft.com/office/word/2010/wordml" xmlns:w15="http://schemas.microsoft.com/office/word/2012/wordml" xmlns:w10="urn:schemas-microsoft-com:office:word" xmlns:wpg="http://schemas.microsoft.com/office/word/2010/wordprocessingGroup" xmlns:wpi="http://schemas.microsoft.com/office/word/2010/wordprocessingInk" xmlns:wne="http://schemas.microsoft.com/office/word/2006/wordml" xmlns:wps="http://schemas.microsoft.com/office/word/2010/wordprocessingShape" xmlns:wpsCustomData="http://www.wps.cn/officeDocument/2013/wpsCustomData" mc:Ignorable="w14 w15 wp14">
+  <w:footnote w:type="separator" w:id="0">
+    <w:p>
+      <w:pPr>
+        <w:spacing w:line="360" w:lineRule="auto"/>
+      </w:pPr>
+      <w:r>
+        <w:separator/>
+      </w:r>
+    </w:p>
+  </w:footnote>
+  <w:footnote w:type="continuationSeparator" w:id="1">
+    <w:p>
+      <w:pPr>
+        <w:spacing w:line="360" w:lineRule="auto"/>
+      </w:pPr>
+      <w:r>
+        <w:continuationSeparator/>
+      </w:r>
+    </w:p>
+  </w:footnote>
+</w:footnotes>
+</file>
+
 <file path=word/header1.xml><?xml version="1.0" encoding="utf-8"?>
-<w:hdr xmlns:wpc="http://schemas.microsoft.com/office/word/2010/wordprocessingCanvas" xmlns:mc="http://schemas.openxmlformats.org/markup-compatibility/2006" xmlns:o="urn:schemas-microsoft-com:office:office" xmlns:r="http://schemas.openxmlformats.org/officeDocument/2006/relationships" xmlns:m="http://schemas.openxmlformats.org/officeDocument/2006/math" xmlns:v="urn:schemas-microsoft-com:vml" xmlns:wp14="http://schemas.microsoft.com/office/word/2010/wordprocessingDrawing" xmlns:wp="http://schemas.openxmlformats.org/drawingml/2006/wordprocessingDrawing" xmlns:w10="urn:schemas-microsoft-com:office:word" xmlns:w="http://schemas.openxmlformats.org/wordprocessingml/2006/main" xmlns:w14="http://schemas.microsoft.com/office/word/2010/wordml" xmlns:w15="http://schemas.microsoft.com/office/word/2012/wordml" xmlns:wne="http://schemas.microsoft.com/office/word/2006/wordml" xmlns:wpg="http://schemas.microsoft.com/office/word/2010/wordprocessingGroup" xmlns:wpi="http://schemas.microsoft.com/office/word/2010/wordprocessingInk" xmlns:wps="http://schemas.microsoft.com/office/word/2010/wordprocessingShape" mc:Ignorable="w14 w15 wp14">
+<w:hdr xmlns:wpc="http://schemas.microsoft.com/office/word/2010/wordprocessingCanvas" xmlns:mc="http://schemas.openxmlformats.org/markup-compatibility/2006" xmlns:o="urn:schemas-microsoft-com:office:office" xmlns:r="http://schemas.openxmlformats.org/officeDocument/2006/relationships" xmlns:m="http://schemas.openxmlformats.org/officeDocument/2006/math" xmlns:v="urn:schemas-microsoft-com:vml" xmlns:wp14="http://schemas.microsoft.com/office/word/2010/wordprocessingDrawing" xmlns:wp="http://schemas.openxmlformats.org/drawingml/2006/wordprocessingDrawing" xmlns:w10="urn:schemas-microsoft-com:office:word" xmlns:w="http://schemas.openxmlformats.org/wordprocessingml/2006/main" xmlns:w14="http://schemas.microsoft.com/office/word/2010/wordml" xmlns:w15="http://schemas.microsoft.com/office/word/2012/wordml" xmlns:wpg="http://schemas.microsoft.com/office/word/2010/wordprocessingGroup" xmlns:wpi="http://schemas.microsoft.com/office/word/2010/wordprocessingInk" xmlns:wne="http://schemas.microsoft.com/office/word/2006/wordml" xmlns:wps="http://schemas.microsoft.com/office/word/2010/wordprocessingShape" xmlns:wpsCustomData="http://www.wps.cn/officeDocument/2013/wpsCustomData" mc:Ignorable="w14 w15 wp14">
   <w:p>
     <w:pPr>
-      <w:pStyle w:val="BodyText"/>
+      <w:pStyle w:val="12"/>
       <w:spacing w:line="52" w:lineRule="auto"/>
       <w:rPr>
         <w:sz w:val="2"/>
@@ -8491,8 +8350,11 @@
     </w:pPr>
     <w:r>
       <w:pict>
-        <v:shape id="_x0000_s2049" o:spid="_x0000_s2049" style="height:0.75pt;margin-left:83.6pt;margin-top:54.5pt;mso-height-relative:page;mso-position-horizontal-relative:page;mso-position-vertical-relative:page;mso-width-relative:page;position:absolute;width:428.15pt;z-index:251658240" coordsize="8562,15" o:allowincell="f" path="m,7l8562,7e" filled="f" stroked="t">
+        <v:shape id="_x0000_s2049" o:spid="_x0000_s2049" style="position:absolute;left:0pt;margin-left:83.6pt;margin-top:54.5pt;height:0.75pt;width:428.15pt;mso-position-horizontal-relative:page;mso-position-vertical-relative:page;z-index:251659264;mso-width-relative:page;mso-height-relative:page;" filled="f" stroked="t" coordsize="8562,15" o:allowincell="f" path="m0,7l8562,7e">
+          <v:fill on="f" focussize="0,0"/>
           <v:stroke joinstyle="miter"/>
+          <v:imagedata o:title=""/>
+          <o:lock v:ext="edit"/>
         </v:shape>
       </w:pict>
     </w:r>
@@ -8501,10 +8363,10 @@
 </file>
 
 <file path=word/header2.xml><?xml version="1.0" encoding="utf-8"?>
-<w:hdr xmlns:wpc="http://schemas.microsoft.com/office/word/2010/wordprocessingCanvas" xmlns:mc="http://schemas.openxmlformats.org/markup-compatibility/2006" xmlns:o="urn:schemas-microsoft-com:office:office" xmlns:r="http://schemas.openxmlformats.org/officeDocument/2006/relationships" xmlns:m="http://schemas.openxmlformats.org/officeDocument/2006/math" xmlns:v="urn:schemas-microsoft-com:vml" xmlns:wp14="http://schemas.microsoft.com/office/word/2010/wordprocessingDrawing" xmlns:wp="http://schemas.openxmlformats.org/drawingml/2006/wordprocessingDrawing" xmlns:w10="urn:schemas-microsoft-com:office:word" xmlns:w="http://schemas.openxmlformats.org/wordprocessingml/2006/main" xmlns:w14="http://schemas.microsoft.com/office/word/2010/wordml" xmlns:w15="http://schemas.microsoft.com/office/word/2012/wordml" xmlns:wne="http://schemas.microsoft.com/office/word/2006/wordml" xmlns:wpg="http://schemas.microsoft.com/office/word/2010/wordprocessingGroup" xmlns:wpi="http://schemas.microsoft.com/office/word/2010/wordprocessingInk" xmlns:wps="http://schemas.microsoft.com/office/word/2010/wordprocessingShape" mc:Ignorable="w14 w15 wp14">
+<w:hdr xmlns:wpc="http://schemas.microsoft.com/office/word/2010/wordprocessingCanvas" xmlns:mc="http://schemas.openxmlformats.org/markup-compatibility/2006" xmlns:o="urn:schemas-microsoft-com:office:office" xmlns:r="http://schemas.openxmlformats.org/officeDocument/2006/relationships" xmlns:m="http://schemas.openxmlformats.org/officeDocument/2006/math" xmlns:v="urn:schemas-microsoft-com:vml" xmlns:wp14="http://schemas.microsoft.com/office/word/2010/wordprocessingDrawing" xmlns:wp="http://schemas.openxmlformats.org/drawingml/2006/wordprocessingDrawing" xmlns:w10="urn:schemas-microsoft-com:office:word" xmlns:w="http://schemas.openxmlformats.org/wordprocessingml/2006/main" xmlns:w14="http://schemas.microsoft.com/office/word/2010/wordml" xmlns:w15="http://schemas.microsoft.com/office/word/2012/wordml" xmlns:wpg="http://schemas.microsoft.com/office/word/2010/wordprocessingGroup" xmlns:wpi="http://schemas.microsoft.com/office/word/2010/wordprocessingInk" xmlns:wne="http://schemas.microsoft.com/office/word/2006/wordml" xmlns:wps="http://schemas.microsoft.com/office/word/2010/wordprocessingShape" xmlns:wpsCustomData="http://www.wps.cn/officeDocument/2013/wpsCustomData" mc:Ignorable="w14 w15 wp14">
   <w:p>
     <w:pPr>
-      <w:pStyle w:val="BodyText"/>
+      <w:pStyle w:val="12"/>
       <w:spacing w:line="14" w:lineRule="auto"/>
       <w:rPr>
         <w:sz w:val="2"/>
@@ -8515,15 +8377,15 @@
 </file>
 
 <file path=word/numbering.xml><?xml version="1.0" encoding="utf-8"?>
-<w:numbering xmlns:wpc="http://schemas.microsoft.com/office/word/2010/wordprocessingCanvas" xmlns:mc="http://schemas.openxmlformats.org/markup-compatibility/2006" xmlns:o="urn:schemas-microsoft-com:office:office" xmlns:r="http://schemas.openxmlformats.org/officeDocument/2006/relationships" xmlns:m="http://schemas.openxmlformats.org/officeDocument/2006/math" xmlns:v="urn:schemas-microsoft-com:vml" xmlns:wp14="http://schemas.microsoft.com/office/word/2010/wordprocessingDrawing" xmlns:wp="http://schemas.openxmlformats.org/drawingml/2006/wordprocessingDrawing" xmlns:w10="urn:schemas-microsoft-com:office:word" xmlns:w="http://schemas.openxmlformats.org/wordprocessingml/2006/main" xmlns:w14="http://schemas.microsoft.com/office/word/2010/wordml" xmlns:w15="http://schemas.microsoft.com/office/word/2012/wordml" xmlns:wne="http://schemas.microsoft.com/office/word/2006/wordml" xmlns:wpg="http://schemas.microsoft.com/office/word/2010/wordprocessingGroup" xmlns:wpi="http://schemas.microsoft.com/office/word/2010/wordprocessingInk" xmlns:wps="http://schemas.microsoft.com/office/word/2010/wordprocessingShape" mc:Ignorable="w14 w15 wp14">
+<w:numbering xmlns:wpc="http://schemas.microsoft.com/office/word/2010/wordprocessingCanvas" xmlns:mc="http://schemas.openxmlformats.org/markup-compatibility/2006" xmlns:o="urn:schemas-microsoft-com:office:office" xmlns:r="http://schemas.openxmlformats.org/officeDocument/2006/relationships" xmlns:m="http://schemas.openxmlformats.org/officeDocument/2006/math" xmlns:v="urn:schemas-microsoft-com:vml" xmlns:wp14="http://schemas.microsoft.com/office/word/2010/wordprocessingDrawing" xmlns:wp="http://schemas.openxmlformats.org/drawingml/2006/wordprocessingDrawing" xmlns:w10="urn:schemas-microsoft-com:office:word" xmlns:w="http://schemas.openxmlformats.org/wordprocessingml/2006/main" xmlns:w14="http://schemas.microsoft.com/office/word/2010/wordml" xmlns:wpg="http://schemas.microsoft.com/office/word/2010/wordprocessingGroup" xmlns:wpi="http://schemas.microsoft.com/office/word/2010/wordprocessingInk" xmlns:wne="http://schemas.microsoft.com/office/word/2006/wordml" xmlns:wps="http://schemas.microsoft.com/office/word/2010/wordprocessingShape" xmlns:wpsCustomData="http://www.wps.cn/officeDocument/2013/wpsCustomData" mc:Ignorable="w14 wp14">
   <w:abstractNum w:abstractNumId="0">
     <w:nsid w:val="8E964DCE"/>
     <w:multiLevelType w:val="multilevel"/>
     <w:tmpl w:val="8E964DCE"/>
-    <w:lvl w:ilvl="0">
+    <w:lvl w:ilvl="0" w:tentative="0">
       <w:start w:val="1"/>
       <w:numFmt w:val="decimal"/>
-      <w:pStyle w:val="Heading1"/>
+      <w:pStyle w:val="2"/>
       <w:lvlText w:val="%1."/>
       <w:lvlJc w:val="left"/>
       <w:pPr>
@@ -8533,10 +8395,10 @@
         <w:rFonts w:hint="default"/>
       </w:rPr>
     </w:lvl>
-    <w:lvl w:ilvl="1">
+    <w:lvl w:ilvl="1" w:tentative="0">
       <w:start w:val="1"/>
       <w:numFmt w:val="decimal"/>
-      <w:pStyle w:val="Heading2"/>
+      <w:pStyle w:val="3"/>
       <w:lvlText w:val="%1.%2."/>
       <w:lvlJc w:val="left"/>
       <w:pPr>
@@ -8546,10 +8408,10 @@
         <w:rFonts w:hint="default"/>
       </w:rPr>
     </w:lvl>
-    <w:lvl w:ilvl="2">
+    <w:lvl w:ilvl="2" w:tentative="0">
       <w:start w:val="1"/>
       <w:numFmt w:val="decimal"/>
-      <w:pStyle w:val="Heading3"/>
+      <w:pStyle w:val="4"/>
       <w:lvlText w:val="%1.%2.%3."/>
       <w:lvlJc w:val="left"/>
       <w:pPr>
@@ -8559,10 +8421,10 @@
         <w:rFonts w:hint="default"/>
       </w:rPr>
     </w:lvl>
-    <w:lvl w:ilvl="3">
+    <w:lvl w:ilvl="3" w:tentative="0">
       <w:start w:val="1"/>
       <w:numFmt w:val="decimal"/>
-      <w:pStyle w:val="Heading4"/>
+      <w:pStyle w:val="5"/>
       <w:lvlText w:val="%1.%2.%3.%4."/>
       <w:lvlJc w:val="left"/>
       <w:pPr>
@@ -8572,10 +8434,10 @@
         <w:rFonts w:hint="default"/>
       </w:rPr>
     </w:lvl>
-    <w:lvl w:ilvl="4">
+    <w:lvl w:ilvl="4" w:tentative="0">
       <w:start w:val="1"/>
       <w:numFmt w:val="decimal"/>
-      <w:pStyle w:val="Heading5"/>
+      <w:pStyle w:val="6"/>
       <w:lvlText w:val="%1.%2.%3.%4.%5."/>
       <w:lvlJc w:val="left"/>
       <w:pPr>
@@ -8585,10 +8447,10 @@
         <w:rFonts w:hint="default"/>
       </w:rPr>
     </w:lvl>
-    <w:lvl w:ilvl="5">
+    <w:lvl w:ilvl="5" w:tentative="0">
       <w:start w:val="1"/>
       <w:numFmt w:val="decimal"/>
-      <w:pStyle w:val="Heading6"/>
+      <w:pStyle w:val="7"/>
       <w:lvlText w:val="%1.%2.%3.%4.%5.%6."/>
       <w:lvlJc w:val="left"/>
       <w:pPr>
@@ -8598,10 +8460,10 @@
         <w:rFonts w:hint="default"/>
       </w:rPr>
     </w:lvl>
-    <w:lvl w:ilvl="6">
+    <w:lvl w:ilvl="6" w:tentative="0">
       <w:start w:val="1"/>
       <w:numFmt w:val="decimal"/>
-      <w:pStyle w:val="Heading7"/>
+      <w:pStyle w:val="8"/>
       <w:lvlText w:val="%1.%2.%3.%4.%5.%6.%7."/>
       <w:lvlJc w:val="left"/>
       <w:pPr>
@@ -8611,10 +8473,10 @@
         <w:rFonts w:hint="default"/>
       </w:rPr>
     </w:lvl>
-    <w:lvl w:ilvl="7">
+    <w:lvl w:ilvl="7" w:tentative="0">
       <w:start w:val="1"/>
       <w:numFmt w:val="decimal"/>
-      <w:pStyle w:val="Heading8"/>
+      <w:pStyle w:val="9"/>
       <w:lvlText w:val="%1.%2.%3.%4.%5.%6.%7.%8."/>
       <w:lvlJc w:val="left"/>
       <w:pPr>
@@ -8624,10 +8486,10 @@
         <w:rFonts w:hint="default"/>
       </w:rPr>
     </w:lvl>
-    <w:lvl w:ilvl="8">
+    <w:lvl w:ilvl="8" w:tentative="0">
       <w:start w:val="1"/>
       <w:numFmt w:val="decimal"/>
-      <w:pStyle w:val="Heading9"/>
+      <w:pStyle w:val="10"/>
       <w:lvlText w:val="%1.%2.%3.%4.%5.%6.%7.%8.%9."/>
       <w:lvlJc w:val="left"/>
       <w:pPr>
@@ -8642,7 +8504,7 @@
     <w:nsid w:val="9D5C4F7B"/>
     <w:multiLevelType w:val="singleLevel"/>
     <w:tmpl w:val="9D5C4F7B"/>
-    <w:lvl w:ilvl="0">
+    <w:lvl w:ilvl="0" w:tentative="0">
       <w:start w:val="1"/>
       <w:numFmt w:val="decimal"/>
       <w:lvlText w:val="%1."/>
@@ -8659,7 +8521,7 @@
     <w:nsid w:val="EFE178A4"/>
     <w:multiLevelType w:val="singleLevel"/>
     <w:tmpl w:val="EFE178A4"/>
-    <w:lvl w:ilvl="0">
+    <w:lvl w:ilvl="0" w:tentative="0">
       <w:start w:val="1"/>
       <w:numFmt w:val="decimal"/>
       <w:lvlText w:val="%1."/>
@@ -8676,7 +8538,7 @@
     <w:nsid w:val="F54D0DA5"/>
     <w:multiLevelType w:val="singleLevel"/>
     <w:tmpl w:val="F54D0DA5"/>
-    <w:lvl w:ilvl="0">
+    <w:lvl w:ilvl="0" w:tentative="0">
       <w:start w:val="1"/>
       <w:numFmt w:val="decimal"/>
       <w:lvlText w:val="%1."/>
@@ -8693,7 +8555,7 @@
     <w:nsid w:val="F64C4081"/>
     <w:multiLevelType w:val="singleLevel"/>
     <w:tmpl w:val="F64C4081"/>
-    <w:lvl w:ilvl="0">
+    <w:lvl w:ilvl="0" w:tentative="0">
       <w:start w:val="1"/>
       <w:numFmt w:val="decimal"/>
       <w:lvlText w:val="%1."/>
@@ -8710,7 +8572,7 @@
     <w:nsid w:val="327F71E4"/>
     <w:multiLevelType w:val="singleLevel"/>
     <w:tmpl w:val="327F71E4"/>
-    <w:lvl w:ilvl="0">
+    <w:lvl w:ilvl="0" w:tentative="0">
       <w:start w:val="1"/>
       <w:numFmt w:val="decimal"/>
       <w:lvlText w:val="%1."/>
@@ -8727,7 +8589,7 @@
     <w:nsid w:val="44247929"/>
     <w:multiLevelType w:val="singleLevel"/>
     <w:tmpl w:val="44247929"/>
-    <w:lvl w:ilvl="0">
+    <w:lvl w:ilvl="0" w:tentative="0">
       <w:start w:val="1"/>
       <w:numFmt w:val="decimal"/>
       <w:lvlText w:val="%1."/>
@@ -8744,7 +8606,7 @@
     <w:nsid w:val="4E62534A"/>
     <w:multiLevelType w:val="singleLevel"/>
     <w:tmpl w:val="4E62534A"/>
-    <w:lvl w:ilvl="0">
+    <w:lvl w:ilvl="0" w:tentative="0">
       <w:start w:val="1"/>
       <w:numFmt w:val="decimal"/>
       <w:lvlText w:val="%1."/>
@@ -8761,7 +8623,7 @@
     <w:nsid w:val="4F1E96E7"/>
     <w:multiLevelType w:val="singleLevel"/>
     <w:tmpl w:val="4F1E96E7"/>
-    <w:lvl w:ilvl="0">
+    <w:lvl w:ilvl="0" w:tentative="0">
       <w:start w:val="1"/>
       <w:numFmt w:val="decimal"/>
       <w:lvlText w:val="%1."/>
@@ -8805,267 +8667,269 @@
 </file>
 
 <file path=word/styles.xml><?xml version="1.0" encoding="utf-8"?>
-<w:styles xmlns:mc="http://schemas.openxmlformats.org/markup-compatibility/2006" xmlns:r="http://schemas.openxmlformats.org/officeDocument/2006/relationships" xmlns:w="http://schemas.openxmlformats.org/wordprocessingml/2006/main" xmlns:w14="http://schemas.microsoft.com/office/word/2010/wordml" xmlns:w15="http://schemas.microsoft.com/office/word/2012/wordml" mc:Ignorable="w14 w15">
+<w:styles xmlns:mc="http://schemas.openxmlformats.org/markup-compatibility/2006" xmlns:o="urn:schemas-microsoft-com:office:office" xmlns:r="http://schemas.openxmlformats.org/officeDocument/2006/relationships" xmlns:m="http://schemas.openxmlformats.org/officeDocument/2006/math" xmlns:v="urn:schemas-microsoft-com:vml" xmlns:w="http://schemas.openxmlformats.org/wordprocessingml/2006/main" xmlns:w14="http://schemas.microsoft.com/office/word/2010/wordml" xmlns:w10="urn:schemas-microsoft-com:office:word" xmlns:sl="http://schemas.openxmlformats.org/schemaLibrary/2006/main" xmlns:wpsCustomData="http://www.wps.cn/officeDocument/2013/wpsCustomData" mc:Ignorable="w14">
   <w:docDefaults>
     <w:rPrDefault>
       <w:rPr>
-        <w:rFonts w:ascii="Arial" w:eastAsia="Arial" w:hAnsi="Arial" w:cs="Arial"/>
+        <w:rFonts w:ascii="Arial" w:hAnsi="Arial" w:eastAsia="Arial" w:cs="Arial"/>
       </w:rPr>
     </w:rPrDefault>
     <w:pPrDefault/>
   </w:docDefaults>
-  <w:latentStyles w:defLockedState="0" w:defUIPriority="99" w:defSemiHidden="1" w:defUnhideWhenUsed="1" w:defQFormat="0" w:count="260">
-    <w:lsdException w:name="Normal" w:semiHidden="0" w:uiPriority="0" w:unhideWhenUsed="0" w:qFormat="1"/>
-    <w:lsdException w:name="heading 1" w:semiHidden="0" w:uiPriority="0" w:unhideWhenUsed="0" w:qFormat="1"/>
-    <w:lsdException w:name="heading 2" w:semiHidden="0" w:uiPriority="0" w:qFormat="1"/>
-    <w:lsdException w:name="heading 3" w:uiPriority="0" w:qFormat="1"/>
-    <w:lsdException w:name="heading 4" w:semiHidden="0" w:uiPriority="0" w:qFormat="1"/>
-    <w:lsdException w:name="heading 5" w:uiPriority="0" w:qFormat="1"/>
-    <w:lsdException w:name="heading 6" w:uiPriority="0" w:qFormat="1"/>
-    <w:lsdException w:name="heading 7" w:uiPriority="0" w:qFormat="1"/>
-    <w:lsdException w:name="heading 8" w:uiPriority="0" w:qFormat="1"/>
-    <w:lsdException w:name="heading 9" w:uiPriority="0" w:qFormat="1"/>
-    <w:lsdException w:name="index 1" w:semiHidden="0" w:uiPriority="0" w:unhideWhenUsed="0"/>
-    <w:lsdException w:name="index 2" w:semiHidden="0" w:uiPriority="0" w:unhideWhenUsed="0"/>
-    <w:lsdException w:name="index 3" w:semiHidden="0" w:uiPriority="0" w:unhideWhenUsed="0"/>
-    <w:lsdException w:name="index 4" w:semiHidden="0" w:uiPriority="0" w:unhideWhenUsed="0"/>
-    <w:lsdException w:name="index 5" w:semiHidden="0" w:uiPriority="0" w:unhideWhenUsed="0"/>
-    <w:lsdException w:name="index 6" w:semiHidden="0" w:uiPriority="0" w:unhideWhenUsed="0"/>
-    <w:lsdException w:name="index 7" w:semiHidden="0" w:uiPriority="0" w:unhideWhenUsed="0"/>
-    <w:lsdException w:name="index 8" w:semiHidden="0" w:uiPriority="0" w:unhideWhenUsed="0"/>
-    <w:lsdException w:name="index 9" w:semiHidden="0" w:uiPriority="0" w:unhideWhenUsed="0"/>
-    <w:lsdException w:name="toc 1" w:semiHidden="0" w:uiPriority="0" w:unhideWhenUsed="0" w:qFormat="1"/>
-    <w:lsdException w:name="toc 2" w:semiHidden="0" w:uiPriority="0" w:unhideWhenUsed="0" w:qFormat="1"/>
-    <w:lsdException w:name="toc 3" w:semiHidden="0" w:uiPriority="0" w:unhideWhenUsed="0" w:qFormat="1"/>
-    <w:lsdException w:name="toc 4" w:semiHidden="0" w:uiPriority="0" w:unhideWhenUsed="0"/>
-    <w:lsdException w:name="toc 5" w:semiHidden="0" w:uiPriority="0" w:unhideWhenUsed="0"/>
-    <w:lsdException w:name="toc 6" w:semiHidden="0" w:uiPriority="0" w:unhideWhenUsed="0"/>
-    <w:lsdException w:name="toc 7" w:semiHidden="0" w:uiPriority="0" w:unhideWhenUsed="0"/>
-    <w:lsdException w:name="toc 8" w:semiHidden="0" w:uiPriority="0" w:unhideWhenUsed="0"/>
-    <w:lsdException w:name="toc 9" w:semiHidden="0" w:uiPriority="0" w:unhideWhenUsed="0"/>
-    <w:lsdException w:name="Normal Indent" w:semiHidden="0" w:uiPriority="0" w:unhideWhenUsed="0"/>
-    <w:lsdException w:name="footnote text" w:semiHidden="0" w:uiPriority="0" w:unhideWhenUsed="0"/>
-    <w:lsdException w:name="annotation text" w:semiHidden="0" w:uiPriority="0" w:unhideWhenUsed="0" w:qFormat="1"/>
-    <w:lsdException w:name="header" w:semiHidden="0" w:uiPriority="0" w:unhideWhenUsed="0" w:qFormat="1"/>
-    <w:lsdException w:name="footer" w:semiHidden="0" w:uiPriority="0" w:unhideWhenUsed="0" w:qFormat="1"/>
-    <w:lsdException w:name="index heading" w:semiHidden="0" w:uiPriority="0" w:unhideWhenUsed="0"/>
-    <w:lsdException w:name="caption" w:uiPriority="0" w:qFormat="1"/>
-    <w:lsdException w:name="table of figures" w:semiHidden="0" w:uiPriority="0" w:unhideWhenUsed="0"/>
-    <w:lsdException w:name="envelope address" w:semiHidden="0" w:uiPriority="0" w:unhideWhenUsed="0"/>
-    <w:lsdException w:name="envelope return" w:semiHidden="0" w:uiPriority="0" w:unhideWhenUsed="0"/>
-    <w:lsdException w:name="footnote reference" w:semiHidden="0" w:uiPriority="0" w:unhideWhenUsed="0"/>
-    <w:lsdException w:name="annotation reference" w:semiHidden="0" w:uiPriority="0" w:unhideWhenUsed="0"/>
-    <w:lsdException w:name="line number" w:semiHidden="0" w:uiPriority="0" w:unhideWhenUsed="0"/>
-    <w:lsdException w:name="page number" w:semiHidden="0" w:uiPriority="0" w:unhideWhenUsed="0"/>
-    <w:lsdException w:name="endnote reference" w:semiHidden="0" w:uiPriority="0" w:unhideWhenUsed="0"/>
-    <w:lsdException w:name="endnote text" w:semiHidden="0" w:uiPriority="0" w:unhideWhenUsed="0"/>
-    <w:lsdException w:name="table of authorities" w:semiHidden="0" w:uiPriority="0" w:unhideWhenUsed="0"/>
-    <w:lsdException w:name="macro" w:semiHidden="0" w:uiPriority="0" w:unhideWhenUsed="0"/>
-    <w:lsdException w:name="toa heading" w:semiHidden="0" w:uiPriority="0" w:unhideWhenUsed="0"/>
-    <w:lsdException w:name="List" w:semiHidden="0" w:uiPriority="0" w:unhideWhenUsed="0"/>
-    <w:lsdException w:name="List Bullet" w:semiHidden="0" w:uiPriority="0" w:unhideWhenUsed="0"/>
-    <w:lsdException w:name="List Number" w:semiHidden="0" w:uiPriority="0" w:unhideWhenUsed="0"/>
-    <w:lsdException w:name="List 2" w:semiHidden="0" w:uiPriority="0" w:unhideWhenUsed="0"/>
-    <w:lsdException w:name="List 3" w:semiHidden="0" w:uiPriority="0" w:unhideWhenUsed="0"/>
-    <w:lsdException w:name="List 4" w:semiHidden="0" w:uiPriority="0" w:unhideWhenUsed="0"/>
-    <w:lsdException w:name="List 5" w:semiHidden="0" w:uiPriority="0" w:unhideWhenUsed="0"/>
-    <w:lsdException w:name="List Bullet 2" w:semiHidden="0" w:uiPriority="0" w:unhideWhenUsed="0"/>
-    <w:lsdException w:name="List Bullet 3" w:semiHidden="0" w:uiPriority="0" w:unhideWhenUsed="0"/>
-    <w:lsdException w:name="List Bullet 4" w:semiHidden="0" w:uiPriority="0" w:unhideWhenUsed="0"/>
-    <w:lsdException w:name="List Bullet 5" w:semiHidden="0" w:uiPriority="0" w:unhideWhenUsed="0"/>
-    <w:lsdException w:name="List Number 2" w:semiHidden="0" w:uiPriority="0" w:unhideWhenUsed="0"/>
-    <w:lsdException w:name="List Number 3" w:semiHidden="0" w:uiPriority="0" w:unhideWhenUsed="0"/>
-    <w:lsdException w:name="List Number 4" w:semiHidden="0" w:uiPriority="0" w:unhideWhenUsed="0"/>
-    <w:lsdException w:name="List Number 5" w:semiHidden="0" w:uiPriority="0" w:unhideWhenUsed="0"/>
-    <w:lsdException w:name="Title" w:semiHidden="0" w:uiPriority="0" w:unhideWhenUsed="0" w:qFormat="1"/>
-    <w:lsdException w:name="Closing" w:semiHidden="0" w:uiPriority="0" w:unhideWhenUsed="0"/>
-    <w:lsdException w:name="Signature" w:semiHidden="0" w:uiPriority="0" w:unhideWhenUsed="0"/>
-    <w:lsdException w:name="Default Paragraph Font" w:uiPriority="0" w:unhideWhenUsed="0" w:qFormat="1"/>
-    <w:lsdException w:name="Body Text" w:uiPriority="0" w:unhideWhenUsed="0" w:qFormat="1"/>
-    <w:lsdException w:name="Body Text Indent" w:semiHidden="0" w:uiPriority="0" w:unhideWhenUsed="0"/>
-    <w:lsdException w:name="List Continue" w:semiHidden="0" w:uiPriority="0" w:unhideWhenUsed="0"/>
-    <w:lsdException w:name="List Continue 2" w:semiHidden="0" w:uiPriority="0" w:unhideWhenUsed="0"/>
-    <w:lsdException w:name="List Continue 3" w:semiHidden="0" w:uiPriority="0" w:unhideWhenUsed="0"/>
-    <w:lsdException w:name="List Continue 4" w:semiHidden="0" w:uiPriority="0" w:unhideWhenUsed="0"/>
-    <w:lsdException w:name="List Continue 5" w:semiHidden="0" w:uiPriority="0" w:unhideWhenUsed="0"/>
-    <w:lsdException w:name="Message Header" w:semiHidden="0" w:uiPriority="0" w:unhideWhenUsed="0"/>
-    <w:lsdException w:name="Subtitle" w:semiHidden="0" w:uiPriority="0" w:unhideWhenUsed="0" w:qFormat="1"/>
-    <w:lsdException w:name="Salutation" w:semiHidden="0" w:uiPriority="0" w:unhideWhenUsed="0"/>
-    <w:lsdException w:name="Date" w:semiHidden="0" w:uiPriority="0" w:unhideWhenUsed="0"/>
-    <w:lsdException w:name="Body Text First Indent" w:semiHidden="0" w:uiPriority="0" w:unhideWhenUsed="0"/>
-    <w:lsdException w:name="Body Text First Indent 2" w:semiHidden="0" w:uiPriority="0" w:unhideWhenUsed="0"/>
-    <w:lsdException w:name="Body Text 2" w:semiHidden="0" w:uiPriority="0" w:unhideWhenUsed="0"/>
-    <w:lsdException w:name="Body Text 3" w:semiHidden="0" w:uiPriority="0" w:unhideWhenUsed="0"/>
-    <w:lsdException w:name="Body Text Indent 2" w:semiHidden="0" w:uiPriority="0" w:unhideWhenUsed="0"/>
-    <w:lsdException w:name="Body Text Indent 3" w:semiHidden="0" w:uiPriority="0" w:unhideWhenUsed="0"/>
-    <w:lsdException w:name="Block Text" w:semiHidden="0" w:uiPriority="0" w:unhideWhenUsed="0"/>
-    <w:lsdException w:name="Hyperlink" w:semiHidden="0" w:uiPriority="0" w:unhideWhenUsed="0"/>
-    <w:lsdException w:name="FollowedHyperlink" w:semiHidden="0" w:uiPriority="0" w:unhideWhenUsed="0"/>
-    <w:lsdException w:name="Strong" w:semiHidden="0" w:uiPriority="0" w:unhideWhenUsed="0" w:qFormat="1"/>
-    <w:lsdException w:name="Emphasis" w:semiHidden="0" w:uiPriority="0" w:unhideWhenUsed="0" w:qFormat="1"/>
-    <w:lsdException w:name="Document Map" w:semiHidden="0" w:uiPriority="0" w:unhideWhenUsed="0"/>
-    <w:lsdException w:name="Plain Text" w:semiHidden="0" w:uiPriority="0" w:unhideWhenUsed="0"/>
-    <w:lsdException w:name="E-mail Signature" w:semiHidden="0" w:uiPriority="0" w:unhideWhenUsed="0"/>
-    <w:lsdException w:name="Normal (Web)" w:semiHidden="0" w:uiPriority="0" w:unhideWhenUsed="0" w:qFormat="1"/>
-    <w:lsdException w:name="HTML Acronym" w:semiHidden="0" w:uiPriority="0" w:unhideWhenUsed="0"/>
-    <w:lsdException w:name="HTML Address" w:semiHidden="0" w:uiPriority="0" w:unhideWhenUsed="0"/>
-    <w:lsdException w:name="HTML Cite" w:semiHidden="0" w:uiPriority="0" w:unhideWhenUsed="0"/>
-    <w:lsdException w:name="HTML Code" w:semiHidden="0" w:uiPriority="0" w:unhideWhenUsed="0"/>
-    <w:lsdException w:name="HTML Definition" w:semiHidden="0" w:uiPriority="0" w:unhideWhenUsed="0"/>
-    <w:lsdException w:name="HTML Keyboard" w:semiHidden="0" w:uiPriority="0" w:unhideWhenUsed="0"/>
-    <w:lsdException w:name="HTML Preformatted" w:semiHidden="0" w:uiPriority="0" w:unhideWhenUsed="0"/>
-    <w:lsdException w:name="HTML Sample" w:semiHidden="0" w:uiPriority="0" w:unhideWhenUsed="0"/>
-    <w:lsdException w:name="HTML Typewriter" w:semiHidden="0" w:uiPriority="0" w:unhideWhenUsed="0"/>
-    <w:lsdException w:name="HTML Variable" w:semiHidden="0" w:uiPriority="0" w:unhideWhenUsed="0"/>
-    <w:lsdException w:name="Normal Table" w:uiPriority="0" w:unhideWhenUsed="0" w:qFormat="1"/>
-    <w:lsdException w:name="annotation subject" w:semiHidden="0" w:uiPriority="0" w:unhideWhenUsed="0"/>
-    <w:lsdException w:name="Table Simple 1" w:semiHidden="0" w:uiPriority="0" w:unhideWhenUsed="0"/>
-    <w:lsdException w:name="Table Simple 2" w:semiHidden="0" w:uiPriority="0" w:unhideWhenUsed="0"/>
-    <w:lsdException w:name="Table Simple 3" w:semiHidden="0" w:uiPriority="0" w:unhideWhenUsed="0"/>
-    <w:lsdException w:name="Table Classic 1" w:semiHidden="0" w:uiPriority="0" w:unhideWhenUsed="0"/>
-    <w:lsdException w:name="Table Classic 2" w:semiHidden="0" w:uiPriority="0" w:unhideWhenUsed="0"/>
-    <w:lsdException w:name="Table Classic 3" w:semiHidden="0" w:uiPriority="0" w:unhideWhenUsed="0"/>
-    <w:lsdException w:name="Table Classic 4" w:semiHidden="0" w:uiPriority="0" w:unhideWhenUsed="0"/>
-    <w:lsdException w:name="Table Colorful 1" w:semiHidden="0" w:uiPriority="0" w:unhideWhenUsed="0"/>
-    <w:lsdException w:name="Table Colorful 2" w:semiHidden="0" w:uiPriority="0" w:unhideWhenUsed="0"/>
-    <w:lsdException w:name="Table Colorful 3" w:semiHidden="0" w:uiPriority="0" w:unhideWhenUsed="0"/>
-    <w:lsdException w:name="Table Columns 1" w:semiHidden="0" w:uiPriority="0" w:unhideWhenUsed="0"/>
-    <w:lsdException w:name="Table Columns 2" w:semiHidden="0" w:uiPriority="0" w:unhideWhenUsed="0"/>
-    <w:lsdException w:name="Table Columns 3" w:semiHidden="0" w:uiPriority="0" w:unhideWhenUsed="0"/>
-    <w:lsdException w:name="Table Columns 4" w:semiHidden="0" w:uiPriority="0" w:unhideWhenUsed="0"/>
-    <w:lsdException w:name="Table Columns 5" w:semiHidden="0" w:uiPriority="0" w:unhideWhenUsed="0"/>
-    <w:lsdException w:name="Table Grid 1" w:semiHidden="0" w:uiPriority="0" w:unhideWhenUsed="0"/>
-    <w:lsdException w:name="Table Grid 2" w:semiHidden="0" w:uiPriority="0" w:unhideWhenUsed="0"/>
-    <w:lsdException w:name="Table Grid 3" w:semiHidden="0" w:uiPriority="0" w:unhideWhenUsed="0"/>
-    <w:lsdException w:name="Table Grid 4" w:semiHidden="0" w:uiPriority="0" w:unhideWhenUsed="0"/>
-    <w:lsdException w:name="Table Grid 5" w:semiHidden="0" w:uiPriority="0" w:unhideWhenUsed="0"/>
-    <w:lsdException w:name="Table Grid 6" w:semiHidden="0" w:uiPriority="0" w:unhideWhenUsed="0"/>
-    <w:lsdException w:name="Table Grid 7" w:semiHidden="0" w:uiPriority="0" w:unhideWhenUsed="0"/>
-    <w:lsdException w:name="Table Grid 8" w:semiHidden="0" w:uiPriority="0" w:unhideWhenUsed="0"/>
-    <w:lsdException w:name="Table List 1" w:semiHidden="0" w:uiPriority="0" w:unhideWhenUsed="0"/>
-    <w:lsdException w:name="Table List 2" w:semiHidden="0" w:uiPriority="0" w:unhideWhenUsed="0"/>
-    <w:lsdException w:name="Table List 3" w:semiHidden="0" w:uiPriority="0" w:unhideWhenUsed="0"/>
-    <w:lsdException w:name="Table List 4" w:semiHidden="0" w:uiPriority="0" w:unhideWhenUsed="0"/>
-    <w:lsdException w:name="Table List 5" w:semiHidden="0" w:uiPriority="0" w:unhideWhenUsed="0"/>
-    <w:lsdException w:name="Table List 6" w:semiHidden="0" w:uiPriority="0" w:unhideWhenUsed="0"/>
-    <w:lsdException w:name="Table List 7" w:semiHidden="0" w:uiPriority="0" w:unhideWhenUsed="0"/>
-    <w:lsdException w:name="Table List 8" w:semiHidden="0" w:uiPriority="0" w:unhideWhenUsed="0"/>
-    <w:lsdException w:name="Table 3D effects 1" w:semiHidden="0" w:uiPriority="0" w:unhideWhenUsed="0"/>
-    <w:lsdException w:name="Table 3D effects 2" w:semiHidden="0" w:uiPriority="0" w:unhideWhenUsed="0"/>
-    <w:lsdException w:name="Table 3D effects 3" w:semiHidden="0" w:uiPriority="0" w:unhideWhenUsed="0"/>
-    <w:lsdException w:name="Table Contemporary" w:semiHidden="0" w:uiPriority="0" w:unhideWhenUsed="0"/>
-    <w:lsdException w:name="Table Elegant" w:semiHidden="0" w:uiPriority="0" w:unhideWhenUsed="0"/>
-    <w:lsdException w:name="Table Professional" w:semiHidden="0" w:uiPriority="0" w:unhideWhenUsed="0"/>
-    <w:lsdException w:name="Table Subtle 1" w:semiHidden="0" w:uiPriority="0" w:unhideWhenUsed="0"/>
-    <w:lsdException w:name="Table Subtle 2" w:semiHidden="0" w:uiPriority="0" w:unhideWhenUsed="0"/>
-    <w:lsdException w:name="Table Web 1" w:semiHidden="0" w:uiPriority="0" w:unhideWhenUsed="0"/>
-    <w:lsdException w:name="Table Web 2" w:semiHidden="0" w:uiPriority="0" w:unhideWhenUsed="0"/>
-    <w:lsdException w:name="Table Web 3" w:semiHidden="0" w:uiPriority="0" w:unhideWhenUsed="0"/>
-    <w:lsdException w:name="Balloon Text" w:semiHidden="0" w:uiPriority="0" w:unhideWhenUsed="0"/>
-    <w:lsdException w:name="Table Grid" w:semiHidden="0" w:uiPriority="0" w:unhideWhenUsed="0" w:qFormat="1"/>
-    <w:lsdException w:name="Table Theme" w:semiHidden="0" w:uiPriority="0" w:unhideWhenUsed="0"/>
-    <w:lsdException w:name="Light Shading" w:semiHidden="0" w:uiPriority="60" w:unhideWhenUsed="0"/>
-    <w:lsdException w:name="Light List" w:semiHidden="0" w:uiPriority="61" w:unhideWhenUsed="0"/>
-    <w:lsdException w:name="Light Grid" w:semiHidden="0" w:uiPriority="62" w:unhideWhenUsed="0"/>
-    <w:lsdException w:name="Medium Shading 1" w:semiHidden="0" w:uiPriority="63" w:unhideWhenUsed="0"/>
-    <w:lsdException w:name="Medium Shading 2" w:semiHidden="0" w:uiPriority="64" w:unhideWhenUsed="0"/>
-    <w:lsdException w:name="Medium List 1" w:semiHidden="0" w:uiPriority="65" w:unhideWhenUsed="0"/>
-    <w:lsdException w:name="Medium List 2" w:semiHidden="0" w:uiPriority="66" w:unhideWhenUsed="0"/>
-    <w:lsdException w:name="Medium Grid 1" w:semiHidden="0" w:uiPriority="67" w:unhideWhenUsed="0"/>
-    <w:lsdException w:name="Medium Grid 2" w:semiHidden="0" w:uiPriority="68" w:unhideWhenUsed="0"/>
-    <w:lsdException w:name="Medium Grid 3" w:semiHidden="0" w:uiPriority="69" w:unhideWhenUsed="0"/>
-    <w:lsdException w:name="Dark List" w:semiHidden="0" w:uiPriority="70" w:unhideWhenUsed="0"/>
-    <w:lsdException w:name="Colorful Shading" w:semiHidden="0" w:uiPriority="71" w:unhideWhenUsed="0"/>
-    <w:lsdException w:name="Colorful List" w:semiHidden="0" w:uiPriority="72" w:unhideWhenUsed="0"/>
-    <w:lsdException w:name="Colorful Grid" w:semiHidden="0" w:uiPriority="73" w:unhideWhenUsed="0"/>
-    <w:lsdException w:name="Light Shading Accent 1" w:semiHidden="0" w:uiPriority="60" w:unhideWhenUsed="0"/>
-    <w:lsdException w:name="Light List Accent 1" w:semiHidden="0" w:uiPriority="61" w:unhideWhenUsed="0"/>
-    <w:lsdException w:name="Light Grid Accent 1" w:semiHidden="0" w:uiPriority="62" w:unhideWhenUsed="0"/>
-    <w:lsdException w:name="Medium Shading 1 Accent 1" w:semiHidden="0" w:uiPriority="63" w:unhideWhenUsed="0"/>
-    <w:lsdException w:name="Medium Shading 2 Accent 1" w:semiHidden="0" w:uiPriority="64" w:unhideWhenUsed="0"/>
-    <w:lsdException w:name="Medium List 1 Accent 1" w:semiHidden="0" w:uiPriority="65" w:unhideWhenUsed="0"/>
-    <w:lsdException w:name="Medium List 2 Accent 1" w:semiHidden="0" w:uiPriority="66" w:unhideWhenUsed="0"/>
-    <w:lsdException w:name="Medium Grid 1 Accent 1" w:semiHidden="0" w:uiPriority="67" w:unhideWhenUsed="0"/>
-    <w:lsdException w:name="Medium Grid 2 Accent 1" w:semiHidden="0" w:uiPriority="68" w:unhideWhenUsed="0"/>
-    <w:lsdException w:name="Medium Grid 3 Accent 1" w:semiHidden="0" w:uiPriority="69" w:unhideWhenUsed="0"/>
-    <w:lsdException w:name="Dark List Accent 1" w:semiHidden="0" w:uiPriority="70" w:unhideWhenUsed="0"/>
-    <w:lsdException w:name="Colorful Shading Accent 1" w:semiHidden="0" w:uiPriority="71" w:unhideWhenUsed="0"/>
-    <w:lsdException w:name="Colorful List Accent 1" w:semiHidden="0" w:uiPriority="72" w:unhideWhenUsed="0"/>
-    <w:lsdException w:name="Colorful Grid Accent 1" w:semiHidden="0" w:uiPriority="73" w:unhideWhenUsed="0"/>
-    <w:lsdException w:name="Light Shading Accent 2" w:semiHidden="0" w:uiPriority="60" w:unhideWhenUsed="0"/>
-    <w:lsdException w:name="Light List Accent 2" w:semiHidden="0" w:uiPriority="61" w:unhideWhenUsed="0"/>
-    <w:lsdException w:name="Light Grid Accent 2" w:semiHidden="0" w:uiPriority="62" w:unhideWhenUsed="0"/>
-    <w:lsdException w:name="Medium Shading 1 Accent 2" w:semiHidden="0" w:uiPriority="63" w:unhideWhenUsed="0"/>
-    <w:lsdException w:name="Medium Shading 2 Accent 2" w:semiHidden="0" w:uiPriority="64" w:unhideWhenUsed="0"/>
-    <w:lsdException w:name="Medium List 1 Accent 2" w:semiHidden="0" w:uiPriority="65" w:unhideWhenUsed="0"/>
-    <w:lsdException w:name="Medium List 2 Accent 2" w:semiHidden="0" w:uiPriority="66" w:unhideWhenUsed="0"/>
-    <w:lsdException w:name="Medium Grid 1 Accent 2" w:semiHidden="0" w:uiPriority="67" w:unhideWhenUsed="0"/>
-    <w:lsdException w:name="Medium Grid 2 Accent 2" w:semiHidden="0" w:uiPriority="68" w:unhideWhenUsed="0"/>
-    <w:lsdException w:name="Medium Grid 3 Accent 2" w:semiHidden="0" w:uiPriority="69" w:unhideWhenUsed="0"/>
-    <w:lsdException w:name="Dark List Accent 2" w:semiHidden="0" w:uiPriority="70" w:unhideWhenUsed="0"/>
-    <w:lsdException w:name="Colorful Shading Accent 2" w:semiHidden="0" w:uiPriority="71" w:unhideWhenUsed="0"/>
-    <w:lsdException w:name="Colorful List Accent 2" w:semiHidden="0" w:uiPriority="72" w:unhideWhenUsed="0"/>
-    <w:lsdException w:name="Colorful Grid Accent 2" w:semiHidden="0" w:uiPriority="73" w:unhideWhenUsed="0"/>
-    <w:lsdException w:name="Light Shading Accent 3" w:semiHidden="0" w:uiPriority="60" w:unhideWhenUsed="0"/>
-    <w:lsdException w:name="Light List Accent 3" w:semiHidden="0" w:uiPriority="61" w:unhideWhenUsed="0"/>
-    <w:lsdException w:name="Light Grid Accent 3" w:semiHidden="0" w:uiPriority="62" w:unhideWhenUsed="0"/>
-    <w:lsdException w:name="Medium Shading 1 Accent 3" w:semiHidden="0" w:uiPriority="63" w:unhideWhenUsed="0"/>
-    <w:lsdException w:name="Medium Shading 2 Accent 3" w:semiHidden="0" w:uiPriority="64" w:unhideWhenUsed="0"/>
-    <w:lsdException w:name="Medium List 1 Accent 3" w:semiHidden="0" w:uiPriority="65" w:unhideWhenUsed="0"/>
-    <w:lsdException w:name="Medium List 2 Accent 3" w:semiHidden="0" w:uiPriority="66" w:unhideWhenUsed="0"/>
-    <w:lsdException w:name="Medium Grid 1 Accent 3" w:semiHidden="0" w:uiPriority="67" w:unhideWhenUsed="0"/>
-    <w:lsdException w:name="Medium Grid 2 Accent 3" w:semiHidden="0" w:uiPriority="68" w:unhideWhenUsed="0"/>
-    <w:lsdException w:name="Medium Grid 3 Accent 3" w:semiHidden="0" w:uiPriority="69" w:unhideWhenUsed="0"/>
-    <w:lsdException w:name="Dark List Accent 3" w:semiHidden="0" w:uiPriority="70" w:unhideWhenUsed="0"/>
-    <w:lsdException w:name="Colorful Shading Accent 3" w:semiHidden="0" w:uiPriority="71" w:unhideWhenUsed="0"/>
-    <w:lsdException w:name="Colorful List Accent 3" w:semiHidden="0" w:uiPriority="72" w:unhideWhenUsed="0"/>
-    <w:lsdException w:name="Colorful Grid Accent 3" w:semiHidden="0" w:uiPriority="73" w:unhideWhenUsed="0"/>
-    <w:lsdException w:name="Light Shading Accent 4" w:semiHidden="0" w:uiPriority="60" w:unhideWhenUsed="0"/>
-    <w:lsdException w:name="Light List Accent 4" w:semiHidden="0" w:uiPriority="61" w:unhideWhenUsed="0"/>
-    <w:lsdException w:name="Light Grid Accent 4" w:semiHidden="0" w:uiPriority="62" w:unhideWhenUsed="0"/>
-    <w:lsdException w:name="Medium Shading 1 Accent 4" w:semiHidden="0" w:uiPriority="63" w:unhideWhenUsed="0"/>
-    <w:lsdException w:name="Medium Shading 2 Accent 4" w:semiHidden="0" w:uiPriority="64" w:unhideWhenUsed="0"/>
-    <w:lsdException w:name="Medium List 1 Accent 4" w:semiHidden="0" w:uiPriority="65" w:unhideWhenUsed="0"/>
-    <w:lsdException w:name="Medium List 2 Accent 4" w:semiHidden="0" w:uiPriority="66" w:unhideWhenUsed="0"/>
-    <w:lsdException w:name="Medium Grid 1 Accent 4" w:semiHidden="0" w:uiPriority="67" w:unhideWhenUsed="0"/>
-    <w:lsdException w:name="Medium Grid 2 Accent 4" w:semiHidden="0" w:uiPriority="68" w:unhideWhenUsed="0"/>
-    <w:lsdException w:name="Medium Grid 3 Accent 4" w:semiHidden="0" w:uiPriority="69" w:unhideWhenUsed="0"/>
-    <w:lsdException w:name="Dark List Accent 4" w:semiHidden="0" w:uiPriority="70" w:unhideWhenUsed="0"/>
-    <w:lsdException w:name="Colorful Shading Accent 4" w:semiHidden="0" w:uiPriority="71" w:unhideWhenUsed="0"/>
-    <w:lsdException w:name="Colorful List Accent 4" w:semiHidden="0" w:uiPriority="72" w:unhideWhenUsed="0"/>
-    <w:lsdException w:name="Colorful Grid Accent 4" w:semiHidden="0" w:uiPriority="73" w:unhideWhenUsed="0"/>
-    <w:lsdException w:name="Light Shading Accent 5" w:semiHidden="0" w:uiPriority="60" w:unhideWhenUsed="0"/>
-    <w:lsdException w:name="Light List Accent 5" w:semiHidden="0" w:uiPriority="61" w:unhideWhenUsed="0"/>
-    <w:lsdException w:name="Light Grid Accent 5" w:semiHidden="0" w:uiPriority="62" w:unhideWhenUsed="0"/>
-    <w:lsdException w:name="Medium Shading 1 Accent 5" w:semiHidden="0" w:uiPriority="63" w:unhideWhenUsed="0"/>
-    <w:lsdException w:name="Medium Shading 2 Accent 5" w:semiHidden="0" w:uiPriority="64" w:unhideWhenUsed="0"/>
-    <w:lsdException w:name="Medium List 1 Accent 5" w:semiHidden="0" w:uiPriority="65" w:unhideWhenUsed="0"/>
-    <w:lsdException w:name="Medium List 2 Accent 5" w:semiHidden="0" w:uiPriority="66" w:unhideWhenUsed="0"/>
-    <w:lsdException w:name="Medium Grid 1 Accent 5" w:semiHidden="0" w:uiPriority="67" w:unhideWhenUsed="0"/>
-    <w:lsdException w:name="Medium Grid 2 Accent 5" w:semiHidden="0" w:uiPriority="68" w:unhideWhenUsed="0"/>
-    <w:lsdException w:name="Medium Grid 3 Accent 5" w:semiHidden="0" w:uiPriority="69" w:unhideWhenUsed="0"/>
-    <w:lsdException w:name="Dark List Accent 5" w:semiHidden="0" w:uiPriority="70" w:unhideWhenUsed="0"/>
-    <w:lsdException w:name="Colorful Shading Accent 5" w:semiHidden="0" w:uiPriority="71" w:unhideWhenUsed="0"/>
-    <w:lsdException w:name="Colorful List Accent 5" w:semiHidden="0" w:uiPriority="72" w:unhideWhenUsed="0"/>
-    <w:lsdException w:name="Colorful Grid Accent 5" w:semiHidden="0" w:uiPriority="73" w:unhideWhenUsed="0"/>
-    <w:lsdException w:name="Light Shading Accent 6" w:semiHidden="0" w:uiPriority="60" w:unhideWhenUsed="0"/>
-    <w:lsdException w:name="Light List Accent 6" w:semiHidden="0" w:uiPriority="61" w:unhideWhenUsed="0"/>
-    <w:lsdException w:name="Light Grid Accent 6" w:semiHidden="0" w:uiPriority="62" w:unhideWhenUsed="0"/>
-    <w:lsdException w:name="Medium Shading 1 Accent 6" w:semiHidden="0" w:uiPriority="63" w:unhideWhenUsed="0"/>
-    <w:lsdException w:name="Medium Shading 2 Accent 6" w:semiHidden="0" w:uiPriority="64" w:unhideWhenUsed="0"/>
-    <w:lsdException w:name="Medium List 1 Accent 6" w:semiHidden="0" w:uiPriority="65" w:unhideWhenUsed="0"/>
-    <w:lsdException w:name="Medium List 2 Accent 6" w:semiHidden="0" w:uiPriority="66" w:unhideWhenUsed="0"/>
-    <w:lsdException w:name="Medium Grid 1 Accent 6" w:semiHidden="0" w:uiPriority="67" w:unhideWhenUsed="0"/>
-    <w:lsdException w:name="Medium Grid 2 Accent 6" w:semiHidden="0" w:uiPriority="68" w:unhideWhenUsed="0"/>
-    <w:lsdException w:name="Medium Grid 3 Accent 6" w:semiHidden="0" w:uiPriority="69" w:unhideWhenUsed="0"/>
-    <w:lsdException w:name="Dark List Accent 6" w:semiHidden="0" w:uiPriority="70" w:unhideWhenUsed="0"/>
-    <w:lsdException w:name="Colorful Shading Accent 6" w:semiHidden="0" w:uiPriority="71" w:unhideWhenUsed="0"/>
-    <w:lsdException w:name="Colorful List Accent 6" w:semiHidden="0" w:uiPriority="72" w:unhideWhenUsed="0"/>
-    <w:lsdException w:name="Colorful Grid Accent 6" w:semiHidden="0" w:uiPriority="73" w:unhideWhenUsed="0"/>
+  <w:latentStyles w:count="260" w:defQFormat="0" w:defUnhideWhenUsed="1" w:defSemiHidden="1" w:defUIPriority="99" w:defLockedState="0">
+    <w:lsdException w:qFormat="1" w:unhideWhenUsed="0" w:uiPriority="0" w:semiHidden="0" w:name="Normal"/>
+    <w:lsdException w:qFormat="1" w:unhideWhenUsed="0" w:uiPriority="0" w:semiHidden="0" w:name="heading 1"/>
+    <w:lsdException w:qFormat="1" w:uiPriority="0" w:semiHidden="0" w:name="heading 2"/>
+    <w:lsdException w:qFormat="1" w:uiPriority="0" w:name="heading 3"/>
+    <w:lsdException w:qFormat="1" w:uiPriority="0" w:semiHidden="0" w:name="heading 4"/>
+    <w:lsdException w:qFormat="1" w:uiPriority="0" w:name="heading 5"/>
+    <w:lsdException w:qFormat="1" w:uiPriority="0" w:name="heading 6"/>
+    <w:lsdException w:qFormat="1" w:uiPriority="0" w:name="heading 7"/>
+    <w:lsdException w:qFormat="1" w:uiPriority="0" w:name="heading 8"/>
+    <w:lsdException w:qFormat="1" w:uiPriority="0" w:name="heading 9"/>
+    <w:lsdException w:unhideWhenUsed="0" w:uiPriority="0" w:semiHidden="0" w:name="index 1"/>
+    <w:lsdException w:unhideWhenUsed="0" w:uiPriority="0" w:semiHidden="0" w:name="index 2"/>
+    <w:lsdException w:unhideWhenUsed="0" w:uiPriority="0" w:semiHidden="0" w:name="index 3"/>
+    <w:lsdException w:unhideWhenUsed="0" w:uiPriority="0" w:semiHidden="0" w:name="index 4"/>
+    <w:lsdException w:unhideWhenUsed="0" w:uiPriority="0" w:semiHidden="0" w:name="index 5"/>
+    <w:lsdException w:unhideWhenUsed="0" w:uiPriority="0" w:semiHidden="0" w:name="index 6"/>
+    <w:lsdException w:unhideWhenUsed="0" w:uiPriority="0" w:semiHidden="0" w:name="index 7"/>
+    <w:lsdException w:unhideWhenUsed="0" w:uiPriority="0" w:semiHidden="0" w:name="index 8"/>
+    <w:lsdException w:unhideWhenUsed="0" w:uiPriority="0" w:semiHidden="0" w:name="index 9"/>
+    <w:lsdException w:qFormat="1" w:unhideWhenUsed="0" w:uiPriority="0" w:semiHidden="0" w:name="toc 1"/>
+    <w:lsdException w:qFormat="1" w:unhideWhenUsed="0" w:uiPriority="0" w:semiHidden="0" w:name="toc 2"/>
+    <w:lsdException w:qFormat="1" w:unhideWhenUsed="0" w:uiPriority="0" w:semiHidden="0" w:name="toc 3"/>
+    <w:lsdException w:unhideWhenUsed="0" w:uiPriority="0" w:semiHidden="0" w:name="toc 4"/>
+    <w:lsdException w:unhideWhenUsed="0" w:uiPriority="0" w:semiHidden="0" w:name="toc 5"/>
+    <w:lsdException w:unhideWhenUsed="0" w:uiPriority="0" w:semiHidden="0" w:name="toc 6"/>
+    <w:lsdException w:unhideWhenUsed="0" w:uiPriority="0" w:semiHidden="0" w:name="toc 7"/>
+    <w:lsdException w:unhideWhenUsed="0" w:uiPriority="0" w:semiHidden="0" w:name="toc 8"/>
+    <w:lsdException w:unhideWhenUsed="0" w:uiPriority="0" w:semiHidden="0" w:name="toc 9"/>
+    <w:lsdException w:unhideWhenUsed="0" w:uiPriority="0" w:semiHidden="0" w:name="Normal Indent"/>
+    <w:lsdException w:unhideWhenUsed="0" w:uiPriority="0" w:semiHidden="0" w:name="footnote text"/>
+    <w:lsdException w:qFormat="1" w:unhideWhenUsed="0" w:uiPriority="0" w:semiHidden="0" w:name="annotation text"/>
+    <w:lsdException w:qFormat="1" w:unhideWhenUsed="0" w:uiPriority="0" w:semiHidden="0" w:name="header"/>
+    <w:lsdException w:qFormat="1" w:unhideWhenUsed="0" w:uiPriority="0" w:semiHidden="0" w:name="footer"/>
+    <w:lsdException w:unhideWhenUsed="0" w:uiPriority="0" w:semiHidden="0" w:name="index heading"/>
+    <w:lsdException w:qFormat="1" w:uiPriority="0" w:name="caption"/>
+    <w:lsdException w:unhideWhenUsed="0" w:uiPriority="0" w:semiHidden="0" w:name="table of figures"/>
+    <w:lsdException w:unhideWhenUsed="0" w:uiPriority="0" w:semiHidden="0" w:name="envelope address"/>
+    <w:lsdException w:unhideWhenUsed="0" w:uiPriority="0" w:semiHidden="0" w:name="envelope return"/>
+    <w:lsdException w:unhideWhenUsed="0" w:uiPriority="0" w:semiHidden="0" w:name="footnote reference"/>
+    <w:lsdException w:unhideWhenUsed="0" w:uiPriority="0" w:semiHidden="0" w:name="annotation reference"/>
+    <w:lsdException w:unhideWhenUsed="0" w:uiPriority="0" w:semiHidden="0" w:name="line number"/>
+    <w:lsdException w:unhideWhenUsed="0" w:uiPriority="0" w:semiHidden="0" w:name="page number"/>
+    <w:lsdException w:unhideWhenUsed="0" w:uiPriority="0" w:semiHidden="0" w:name="endnote reference"/>
+    <w:lsdException w:unhideWhenUsed="0" w:uiPriority="0" w:semiHidden="0" w:name="endnote text"/>
+    <w:lsdException w:unhideWhenUsed="0" w:uiPriority="0" w:semiHidden="0" w:name="table of authorities"/>
+    <w:lsdException w:unhideWhenUsed="0" w:uiPriority="0" w:semiHidden="0" w:name="macro"/>
+    <w:lsdException w:unhideWhenUsed="0" w:uiPriority="0" w:semiHidden="0" w:name="toa heading"/>
+    <w:lsdException w:unhideWhenUsed="0" w:uiPriority="0" w:semiHidden="0" w:name="List"/>
+    <w:lsdException w:unhideWhenUsed="0" w:uiPriority="0" w:semiHidden="0" w:name="List Bullet"/>
+    <w:lsdException w:unhideWhenUsed="0" w:uiPriority="0" w:semiHidden="0" w:name="List Number"/>
+    <w:lsdException w:unhideWhenUsed="0" w:uiPriority="0" w:semiHidden="0" w:name="List 2"/>
+    <w:lsdException w:unhideWhenUsed="0" w:uiPriority="0" w:semiHidden="0" w:name="List 3"/>
+    <w:lsdException w:unhideWhenUsed="0" w:uiPriority="0" w:semiHidden="0" w:name="List 4"/>
+    <w:lsdException w:unhideWhenUsed="0" w:uiPriority="0" w:semiHidden="0" w:name="List 5"/>
+    <w:lsdException w:unhideWhenUsed="0" w:uiPriority="0" w:semiHidden="0" w:name="List Bullet 2"/>
+    <w:lsdException w:unhideWhenUsed="0" w:uiPriority="0" w:semiHidden="0" w:name="List Bullet 3"/>
+    <w:lsdException w:unhideWhenUsed="0" w:uiPriority="0" w:semiHidden="0" w:name="List Bullet 4"/>
+    <w:lsdException w:unhideWhenUsed="0" w:uiPriority="0" w:semiHidden="0" w:name="List Bullet 5"/>
+    <w:lsdException w:unhideWhenUsed="0" w:uiPriority="0" w:semiHidden="0" w:name="List Number 2"/>
+    <w:lsdException w:unhideWhenUsed="0" w:uiPriority="0" w:semiHidden="0" w:name="List Number 3"/>
+    <w:lsdException w:unhideWhenUsed="0" w:uiPriority="0" w:semiHidden="0" w:name="List Number 4"/>
+    <w:lsdException w:unhideWhenUsed="0" w:uiPriority="0" w:semiHidden="0" w:name="List Number 5"/>
+    <w:lsdException w:qFormat="1" w:unhideWhenUsed="0" w:uiPriority="0" w:semiHidden="0" w:name="Title"/>
+    <w:lsdException w:unhideWhenUsed="0" w:uiPriority="0" w:semiHidden="0" w:name="Closing"/>
+    <w:lsdException w:unhideWhenUsed="0" w:uiPriority="0" w:semiHidden="0" w:name="Signature"/>
+    <w:lsdException w:qFormat="1" w:unhideWhenUsed="0" w:uiPriority="0" w:name="Default Paragraph Font"/>
+    <w:lsdException w:qFormat="1" w:unhideWhenUsed="0" w:uiPriority="0" w:name="Body Text"/>
+    <w:lsdException w:unhideWhenUsed="0" w:uiPriority="0" w:semiHidden="0" w:name="Body Text Indent"/>
+    <w:lsdException w:unhideWhenUsed="0" w:uiPriority="0" w:semiHidden="0" w:name="List Continue"/>
+    <w:lsdException w:unhideWhenUsed="0" w:uiPriority="0" w:semiHidden="0" w:name="List Continue 2"/>
+    <w:lsdException w:unhideWhenUsed="0" w:uiPriority="0" w:semiHidden="0" w:name="List Continue 3"/>
+    <w:lsdException w:unhideWhenUsed="0" w:uiPriority="0" w:semiHidden="0" w:name="List Continue 4"/>
+    <w:lsdException w:unhideWhenUsed="0" w:uiPriority="0" w:semiHidden="0" w:name="List Continue 5"/>
+    <w:lsdException w:unhideWhenUsed="0" w:uiPriority="0" w:semiHidden="0" w:name="Message Header"/>
+    <w:lsdException w:qFormat="1" w:unhideWhenUsed="0" w:uiPriority="0" w:semiHidden="0" w:name="Subtitle"/>
+    <w:lsdException w:unhideWhenUsed="0" w:uiPriority="0" w:semiHidden="0" w:name="Salutation"/>
+    <w:lsdException w:unhideWhenUsed="0" w:uiPriority="0" w:semiHidden="0" w:name="Date"/>
+    <w:lsdException w:unhideWhenUsed="0" w:uiPriority="0" w:semiHidden="0" w:name="Body Text First Indent"/>
+    <w:lsdException w:unhideWhenUsed="0" w:uiPriority="0" w:semiHidden="0" w:name="Body Text First Indent 2"/>
+    <w:lsdException w:uiPriority="99" w:name="Note Heading"/>
+    <w:lsdException w:unhideWhenUsed="0" w:uiPriority="0" w:semiHidden="0" w:name="Body Text 2"/>
+    <w:lsdException w:unhideWhenUsed="0" w:uiPriority="0" w:semiHidden="0" w:name="Body Text 3"/>
+    <w:lsdException w:unhideWhenUsed="0" w:uiPriority="0" w:semiHidden="0" w:name="Body Text Indent 2"/>
+    <w:lsdException w:unhideWhenUsed="0" w:uiPriority="0" w:semiHidden="0" w:name="Body Text Indent 3"/>
+    <w:lsdException w:unhideWhenUsed="0" w:uiPriority="0" w:semiHidden="0" w:name="Block Text"/>
+    <w:lsdException w:unhideWhenUsed="0" w:uiPriority="0" w:semiHidden="0" w:name="Hyperlink"/>
+    <w:lsdException w:unhideWhenUsed="0" w:uiPriority="0" w:semiHidden="0" w:name="FollowedHyperlink"/>
+    <w:lsdException w:qFormat="1" w:unhideWhenUsed="0" w:uiPriority="0" w:semiHidden="0" w:name="Strong"/>
+    <w:lsdException w:qFormat="1" w:unhideWhenUsed="0" w:uiPriority="0" w:semiHidden="0" w:name="Emphasis"/>
+    <w:lsdException w:unhideWhenUsed="0" w:uiPriority="0" w:semiHidden="0" w:name="Document Map"/>
+    <w:lsdException w:unhideWhenUsed="0" w:uiPriority="0" w:semiHidden="0" w:name="Plain Text"/>
+    <w:lsdException w:unhideWhenUsed="0" w:uiPriority="0" w:semiHidden="0" w:name="E-mail Signature"/>
+    <w:lsdException w:qFormat="1" w:unhideWhenUsed="0" w:uiPriority="0" w:semiHidden="0" w:name="Normal (Web)"/>
+    <w:lsdException w:unhideWhenUsed="0" w:uiPriority="0" w:semiHidden="0" w:name="HTML Acronym"/>
+    <w:lsdException w:unhideWhenUsed="0" w:uiPriority="0" w:semiHidden="0" w:name="HTML Address"/>
+    <w:lsdException w:unhideWhenUsed="0" w:uiPriority="0" w:semiHidden="0" w:name="HTML Cite"/>
+    <w:lsdException w:unhideWhenUsed="0" w:uiPriority="0" w:semiHidden="0" w:name="HTML Code"/>
+    <w:lsdException w:unhideWhenUsed="0" w:uiPriority="0" w:semiHidden="0" w:name="HTML Definition"/>
+    <w:lsdException w:unhideWhenUsed="0" w:uiPriority="0" w:semiHidden="0" w:name="HTML Keyboard"/>
+    <w:lsdException w:unhideWhenUsed="0" w:uiPriority="0" w:semiHidden="0" w:name="HTML Preformatted"/>
+    <w:lsdException w:unhideWhenUsed="0" w:uiPriority="0" w:semiHidden="0" w:name="HTML Sample"/>
+    <w:lsdException w:unhideWhenUsed="0" w:uiPriority="0" w:semiHidden="0" w:name="HTML Typewriter"/>
+    <w:lsdException w:unhideWhenUsed="0" w:uiPriority="0" w:semiHidden="0" w:name="HTML Variable"/>
+    <w:lsdException w:qFormat="1" w:unhideWhenUsed="0" w:uiPriority="0" w:name="Normal Table"/>
+    <w:lsdException w:unhideWhenUsed="0" w:uiPriority="0" w:semiHidden="0" w:name="annotation subject"/>
+    <w:lsdException w:unhideWhenUsed="0" w:uiPriority="0" w:semiHidden="0" w:name="Table Simple 1"/>
+    <w:lsdException w:unhideWhenUsed="0" w:uiPriority="0" w:semiHidden="0" w:name="Table Simple 2"/>
+    <w:lsdException w:unhideWhenUsed="0" w:uiPriority="0" w:semiHidden="0" w:name="Table Simple 3"/>
+    <w:lsdException w:unhideWhenUsed="0" w:uiPriority="0" w:semiHidden="0" w:name="Table Classic 1"/>
+    <w:lsdException w:unhideWhenUsed="0" w:uiPriority="0" w:semiHidden="0" w:name="Table Classic 2"/>
+    <w:lsdException w:unhideWhenUsed="0" w:uiPriority="0" w:semiHidden="0" w:name="Table Classic 3"/>
+    <w:lsdException w:unhideWhenUsed="0" w:uiPriority="0" w:semiHidden="0" w:name="Table Classic 4"/>
+    <w:lsdException w:unhideWhenUsed="0" w:uiPriority="0" w:semiHidden="0" w:name="Table Colorful 1"/>
+    <w:lsdException w:unhideWhenUsed="0" w:uiPriority="0" w:semiHidden="0" w:name="Table Colorful 2"/>
+    <w:lsdException w:unhideWhenUsed="0" w:uiPriority="0" w:semiHidden="0" w:name="Table Colorful 3"/>
+    <w:lsdException w:unhideWhenUsed="0" w:uiPriority="0" w:semiHidden="0" w:name="Table Columns 1"/>
+    <w:lsdException w:unhideWhenUsed="0" w:uiPriority="0" w:semiHidden="0" w:name="Table Columns 2"/>
+    <w:lsdException w:unhideWhenUsed="0" w:uiPriority="0" w:semiHidden="0" w:name="Table Columns 3"/>
+    <w:lsdException w:unhideWhenUsed="0" w:uiPriority="0" w:semiHidden="0" w:name="Table Columns 4"/>
+    <w:lsdException w:unhideWhenUsed="0" w:uiPriority="0" w:semiHidden="0" w:name="Table Columns 5"/>
+    <w:lsdException w:unhideWhenUsed="0" w:uiPriority="0" w:semiHidden="0" w:name="Table Grid 1"/>
+    <w:lsdException w:unhideWhenUsed="0" w:uiPriority="0" w:semiHidden="0" w:name="Table Grid 2"/>
+    <w:lsdException w:unhideWhenUsed="0" w:uiPriority="0" w:semiHidden="0" w:name="Table Grid 3"/>
+    <w:lsdException w:unhideWhenUsed="0" w:uiPriority="0" w:semiHidden="0" w:name="Table Grid 4"/>
+    <w:lsdException w:unhideWhenUsed="0" w:uiPriority="0" w:semiHidden="0" w:name="Table Grid 5"/>
+    <w:lsdException w:unhideWhenUsed="0" w:uiPriority="0" w:semiHidden="0" w:name="Table Grid 6"/>
+    <w:lsdException w:unhideWhenUsed="0" w:uiPriority="0" w:semiHidden="0" w:name="Table Grid 7"/>
+    <w:lsdException w:unhideWhenUsed="0" w:uiPriority="0" w:semiHidden="0" w:name="Table Grid 8"/>
+    <w:lsdException w:unhideWhenUsed="0" w:uiPriority="0" w:semiHidden="0" w:name="Table List 1"/>
+    <w:lsdException w:unhideWhenUsed="0" w:uiPriority="0" w:semiHidden="0" w:name="Table List 2"/>
+    <w:lsdException w:unhideWhenUsed="0" w:uiPriority="0" w:semiHidden="0" w:name="Table List 3"/>
+    <w:lsdException w:unhideWhenUsed="0" w:uiPriority="0" w:semiHidden="0" w:name="Table List 4"/>
+    <w:lsdException w:unhideWhenUsed="0" w:uiPriority="0" w:semiHidden="0" w:name="Table List 5"/>
+    <w:lsdException w:unhideWhenUsed="0" w:uiPriority="0" w:semiHidden="0" w:name="Table List 6"/>
+    <w:lsdException w:unhideWhenUsed="0" w:uiPriority="0" w:semiHidden="0" w:name="Table List 7"/>
+    <w:lsdException w:unhideWhenUsed="0" w:uiPriority="0" w:semiHidden="0" w:name="Table List 8"/>
+    <w:lsdException w:unhideWhenUsed="0" w:uiPriority="0" w:semiHidden="0" w:name="Table 3D effects 1"/>
+    <w:lsdException w:unhideWhenUsed="0" w:uiPriority="0" w:semiHidden="0" w:name="Table 3D effects 2"/>
+    <w:lsdException w:unhideWhenUsed="0" w:uiPriority="0" w:semiHidden="0" w:name="Table 3D effects 3"/>
+    <w:lsdException w:unhideWhenUsed="0" w:uiPriority="0" w:semiHidden="0" w:name="Table Contemporary"/>
+    <w:lsdException w:unhideWhenUsed="0" w:uiPriority="0" w:semiHidden="0" w:name="Table Elegant"/>
+    <w:lsdException w:unhideWhenUsed="0" w:uiPriority="0" w:semiHidden="0" w:name="Table Professional"/>
+    <w:lsdException w:unhideWhenUsed="0" w:uiPriority="0" w:semiHidden="0" w:name="Table Subtle 1"/>
+    <w:lsdException w:unhideWhenUsed="0" w:uiPriority="0" w:semiHidden="0" w:name="Table Subtle 2"/>
+    <w:lsdException w:unhideWhenUsed="0" w:uiPriority="0" w:semiHidden="0" w:name="Table Web 1"/>
+    <w:lsdException w:unhideWhenUsed="0" w:uiPriority="0" w:semiHidden="0" w:name="Table Web 2"/>
+    <w:lsdException w:unhideWhenUsed="0" w:uiPriority="0" w:semiHidden="0" w:name="Table Web 3"/>
+    <w:lsdException w:unhideWhenUsed="0" w:uiPriority="0" w:semiHidden="0" w:name="Balloon Text"/>
+    <w:lsdException w:qFormat="1" w:unhideWhenUsed="0" w:uiPriority="0" w:semiHidden="0" w:name="Table Grid"/>
+    <w:lsdException w:unhideWhenUsed="0" w:uiPriority="0" w:semiHidden="0" w:name="Table Theme"/>
+    <w:lsdException w:unhideWhenUsed="0" w:uiPriority="60" w:semiHidden="0" w:name="Light Shading"/>
+    <w:lsdException w:unhideWhenUsed="0" w:uiPriority="61" w:semiHidden="0" w:name="Light List"/>
+    <w:lsdException w:unhideWhenUsed="0" w:uiPriority="62" w:semiHidden="0" w:name="Light Grid"/>
+    <w:lsdException w:unhideWhenUsed="0" w:uiPriority="63" w:semiHidden="0" w:name="Medium Shading 1"/>
+    <w:lsdException w:unhideWhenUsed="0" w:uiPriority="64" w:semiHidden="0" w:name="Medium Shading 2"/>
+    <w:lsdException w:unhideWhenUsed="0" w:uiPriority="65" w:semiHidden="0" w:name="Medium List 1"/>
+    <w:lsdException w:unhideWhenUsed="0" w:uiPriority="66" w:semiHidden="0" w:name="Medium List 2"/>
+    <w:lsdException w:unhideWhenUsed="0" w:uiPriority="67" w:semiHidden="0" w:name="Medium Grid 1"/>
+    <w:lsdException w:unhideWhenUsed="0" w:uiPriority="68" w:semiHidden="0" w:name="Medium Grid 2"/>
+    <w:lsdException w:unhideWhenUsed="0" w:uiPriority="69" w:semiHidden="0" w:name="Medium Grid 3"/>
+    <w:lsdException w:unhideWhenUsed="0" w:uiPriority="70" w:semiHidden="0" w:name="Dark List"/>
+    <w:lsdException w:unhideWhenUsed="0" w:uiPriority="71" w:semiHidden="0" w:name="Colorful Shading"/>
+    <w:lsdException w:unhideWhenUsed="0" w:uiPriority="72" w:semiHidden="0" w:name="Colorful List"/>
+    <w:lsdException w:unhideWhenUsed="0" w:uiPriority="73" w:semiHidden="0" w:name="Colorful Grid"/>
+    <w:lsdException w:unhideWhenUsed="0" w:uiPriority="60" w:semiHidden="0" w:name="Light Shading Accent 1"/>
+    <w:lsdException w:unhideWhenUsed="0" w:uiPriority="61" w:semiHidden="0" w:name="Light List Accent 1"/>
+    <w:lsdException w:unhideWhenUsed="0" w:uiPriority="62" w:semiHidden="0" w:name="Light Grid Accent 1"/>
+    <w:lsdException w:unhideWhenUsed="0" w:uiPriority="63" w:semiHidden="0" w:name="Medium Shading 1 Accent 1"/>
+    <w:lsdException w:unhideWhenUsed="0" w:uiPriority="64" w:semiHidden="0" w:name="Medium Shading 2 Accent 1"/>
+    <w:lsdException w:unhideWhenUsed="0" w:uiPriority="65" w:semiHidden="0" w:name="Medium List 1 Accent 1"/>
+    <w:lsdException w:unhideWhenUsed="0" w:uiPriority="66" w:semiHidden="0" w:name="Medium List 2 Accent 1"/>
+    <w:lsdException w:unhideWhenUsed="0" w:uiPriority="67" w:semiHidden="0" w:name="Medium Grid 1 Accent 1"/>
+    <w:lsdException w:unhideWhenUsed="0" w:uiPriority="68" w:semiHidden="0" w:name="Medium Grid 2 Accent 1"/>
+    <w:lsdException w:unhideWhenUsed="0" w:uiPriority="69" w:semiHidden="0" w:name="Medium Grid 3 Accent 1"/>
+    <w:lsdException w:unhideWhenUsed="0" w:uiPriority="70" w:semiHidden="0" w:name="Dark List Accent 1"/>
+    <w:lsdException w:unhideWhenUsed="0" w:uiPriority="71" w:semiHidden="0" w:name="Colorful Shading Accent 1"/>
+    <w:lsdException w:unhideWhenUsed="0" w:uiPriority="72" w:semiHidden="0" w:name="Colorful List Accent 1"/>
+    <w:lsdException w:unhideWhenUsed="0" w:uiPriority="73" w:semiHidden="0" w:name="Colorful Grid Accent 1"/>
+    <w:lsdException w:unhideWhenUsed="0" w:uiPriority="60" w:semiHidden="0" w:name="Light Shading Accent 2"/>
+    <w:lsdException w:unhideWhenUsed="0" w:uiPriority="61" w:semiHidden="0" w:name="Light List Accent 2"/>
+    <w:lsdException w:unhideWhenUsed="0" w:uiPriority="62" w:semiHidden="0" w:name="Light Grid Accent 2"/>
+    <w:lsdException w:unhideWhenUsed="0" w:uiPriority="63" w:semiHidden="0" w:name="Medium Shading 1 Accent 2"/>
+    <w:lsdException w:unhideWhenUsed="0" w:uiPriority="64" w:semiHidden="0" w:name="Medium Shading 2 Accent 2"/>
+    <w:lsdException w:unhideWhenUsed="0" w:uiPriority="65" w:semiHidden="0" w:name="Medium List 1 Accent 2"/>
+    <w:lsdException w:unhideWhenUsed="0" w:uiPriority="66" w:semiHidden="0" w:name="Medium List 2 Accent 2"/>
+    <w:lsdException w:unhideWhenUsed="0" w:uiPriority="67" w:semiHidden="0" w:name="Medium Grid 1 Accent 2"/>
+    <w:lsdException w:unhideWhenUsed="0" w:uiPriority="68" w:semiHidden="0" w:name="Medium Grid 2 Accent 2"/>
+    <w:lsdException w:unhideWhenUsed="0" w:uiPriority="69" w:semiHidden="0" w:name="Medium Grid 3 Accent 2"/>
+    <w:lsdException w:unhideWhenUsed="0" w:uiPriority="70" w:semiHidden="0" w:name="Dark List Accent 2"/>
+    <w:lsdException w:unhideWhenUsed="0" w:uiPriority="71" w:semiHidden="0" w:name="Colorful Shading Accent 2"/>
+    <w:lsdException w:unhideWhenUsed="0" w:uiPriority="72" w:semiHidden="0" w:name="Colorful List Accent 2"/>
+    <w:lsdException w:unhideWhenUsed="0" w:uiPriority="73" w:semiHidden="0" w:name="Colorful Grid Accent 2"/>
+    <w:lsdException w:unhideWhenUsed="0" w:uiPriority="60" w:semiHidden="0" w:name="Light Shading Accent 3"/>
+    <w:lsdException w:unhideWhenUsed="0" w:uiPriority="61" w:semiHidden="0" w:name="Light List Accent 3"/>
+    <w:lsdException w:unhideWhenUsed="0" w:uiPriority="62" w:semiHidden="0" w:name="Light Grid Accent 3"/>
+    <w:lsdException w:unhideWhenUsed="0" w:uiPriority="63" w:semiHidden="0" w:name="Medium Shading 1 Accent 3"/>
+    <w:lsdException w:unhideWhenUsed="0" w:uiPriority="64" w:semiHidden="0" w:name="Medium Shading 2 Accent 3"/>
+    <w:lsdException w:unhideWhenUsed="0" w:uiPriority="65" w:semiHidden="0" w:name="Medium List 1 Accent 3"/>
+    <w:lsdException w:unhideWhenUsed="0" w:uiPriority="66" w:semiHidden="0" w:name="Medium List 2 Accent 3"/>
+    <w:lsdException w:unhideWhenUsed="0" w:uiPriority="67" w:semiHidden="0" w:name="Medium Grid 1 Accent 3"/>
+    <w:lsdException w:unhideWhenUsed="0" w:uiPriority="68" w:semiHidden="0" w:name="Medium Grid 2 Accent 3"/>
+    <w:lsdException w:unhideWhenUsed="0" w:uiPriority="69" w:semiHidden="0" w:name="Medium Grid 3 Accent 3"/>
+    <w:lsdException w:unhideWhenUsed="0" w:uiPriority="70" w:semiHidden="0" w:name="Dark List Accent 3"/>
+    <w:lsdException w:unhideWhenUsed="0" w:uiPriority="71" w:semiHidden="0" w:name="Colorful Shading Accent 3"/>
+    <w:lsdException w:unhideWhenUsed="0" w:uiPriority="72" w:semiHidden="0" w:name="Colorful List Accent 3"/>
+    <w:lsdException w:unhideWhenUsed="0" w:uiPriority="73" w:semiHidden="0" w:name="Colorful Grid Accent 3"/>
+    <w:lsdException w:unhideWhenUsed="0" w:uiPriority="60" w:semiHidden="0" w:name="Light Shading Accent 4"/>
+    <w:lsdException w:unhideWhenUsed="0" w:uiPriority="61" w:semiHidden="0" w:name="Light List Accent 4"/>
+    <w:lsdException w:unhideWhenUsed="0" w:uiPriority="62" w:semiHidden="0" w:name="Light Grid Accent 4"/>
+    <w:lsdException w:unhideWhenUsed="0" w:uiPriority="63" w:semiHidden="0" w:name="Medium Shading 1 Accent 4"/>
+    <w:lsdException w:unhideWhenUsed="0" w:uiPriority="64" w:semiHidden="0" w:name="Medium Shading 2 Accent 4"/>
+    <w:lsdException w:unhideWhenUsed="0" w:uiPriority="65" w:semiHidden="0" w:name="Medium List 1 Accent 4"/>
+    <w:lsdException w:unhideWhenUsed="0" w:uiPriority="66" w:semiHidden="0" w:name="Medium List 2 Accent 4"/>
+    <w:lsdException w:unhideWhenUsed="0" w:uiPriority="67" w:semiHidden="0" w:name="Medium Grid 1 Accent 4"/>
+    <w:lsdException w:unhideWhenUsed="0" w:uiPriority="68" w:semiHidden="0" w:name="Medium Grid 2 Accent 4"/>
+    <w:lsdException w:unhideWhenUsed="0" w:uiPriority="69" w:semiHidden="0" w:name="Medium Grid 3 Accent 4"/>
+    <w:lsdException w:unhideWhenUsed="0" w:uiPriority="70" w:semiHidden="0" w:name="Dark List Accent 4"/>
+    <w:lsdException w:unhideWhenUsed="0" w:uiPriority="71" w:semiHidden="0" w:name="Colorful Shading Accent 4"/>
+    <w:lsdException w:unhideWhenUsed="0" w:uiPriority="72" w:semiHidden="0" w:name="Colorful List Accent 4"/>
+    <w:lsdException w:unhideWhenUsed="0" w:uiPriority="73" w:semiHidden="0" w:name="Colorful Grid Accent 4"/>
+    <w:lsdException w:unhideWhenUsed="0" w:uiPriority="60" w:semiHidden="0" w:name="Light Shading Accent 5"/>
+    <w:lsdException w:unhideWhenUsed="0" w:uiPriority="61" w:semiHidden="0" w:name="Light List Accent 5"/>
+    <w:lsdException w:unhideWhenUsed="0" w:uiPriority="62" w:semiHidden="0" w:name="Light Grid Accent 5"/>
+    <w:lsdException w:unhideWhenUsed="0" w:uiPriority="63" w:semiHidden="0" w:name="Medium Shading 1 Accent 5"/>
+    <w:lsdException w:unhideWhenUsed="0" w:uiPriority="64" w:semiHidden="0" w:name="Medium Shading 2 Accent 5"/>
+    <w:lsdException w:unhideWhenUsed="0" w:uiPriority="65" w:semiHidden="0" w:name="Medium List 1 Accent 5"/>
+    <w:lsdException w:unhideWhenUsed="0" w:uiPriority="66" w:semiHidden="0" w:name="Medium List 2 Accent 5"/>
+    <w:lsdException w:unhideWhenUsed="0" w:uiPriority="67" w:semiHidden="0" w:name="Medium Grid 1 Accent 5"/>
+    <w:lsdException w:unhideWhenUsed="0" w:uiPriority="68" w:semiHidden="0" w:name="Medium Grid 2 Accent 5"/>
+    <w:lsdException w:unhideWhenUsed="0" w:uiPriority="69" w:semiHidden="0" w:name="Medium Grid 3 Accent 5"/>
+    <w:lsdException w:unhideWhenUsed="0" w:uiPriority="70" w:semiHidden="0" w:name="Dark List Accent 5"/>
+    <w:lsdException w:unhideWhenUsed="0" w:uiPriority="71" w:semiHidden="0" w:name="Colorful Shading Accent 5"/>
+    <w:lsdException w:unhideWhenUsed="0" w:uiPriority="72" w:semiHidden="0" w:name="Colorful List Accent 5"/>
+    <w:lsdException w:unhideWhenUsed="0" w:uiPriority="73" w:semiHidden="0" w:name="Colorful Grid Accent 5"/>
+    <w:lsdException w:unhideWhenUsed="0" w:uiPriority="60" w:semiHidden="0" w:name="Light Shading Accent 6"/>
+    <w:lsdException w:unhideWhenUsed="0" w:uiPriority="61" w:semiHidden="0" w:name="Light List Accent 6"/>
+    <w:lsdException w:unhideWhenUsed="0" w:uiPriority="62" w:semiHidden="0" w:name="Light Grid Accent 6"/>
+    <w:lsdException w:unhideWhenUsed="0" w:uiPriority="63" w:semiHidden="0" w:name="Medium Shading 1 Accent 6"/>
+    <w:lsdException w:unhideWhenUsed="0" w:uiPriority="64" w:semiHidden="0" w:name="Medium Shading 2 Accent 6"/>
+    <w:lsdException w:unhideWhenUsed="0" w:uiPriority="65" w:semiHidden="0" w:name="Medium List 1 Accent 6"/>
+    <w:lsdException w:unhideWhenUsed="0" w:uiPriority="66" w:semiHidden="0" w:name="Medium List 2 Accent 6"/>
+    <w:lsdException w:unhideWhenUsed="0" w:uiPriority="67" w:semiHidden="0" w:name="Medium Grid 1 Accent 6"/>
+    <w:lsdException w:unhideWhenUsed="0" w:uiPriority="68" w:semiHidden="0" w:name="Medium Grid 2 Accent 6"/>
+    <w:lsdException w:unhideWhenUsed="0" w:uiPriority="69" w:semiHidden="0" w:name="Medium Grid 3 Accent 6"/>
+    <w:lsdException w:unhideWhenUsed="0" w:uiPriority="70" w:semiHidden="0" w:name="Dark List Accent 6"/>
+    <w:lsdException w:unhideWhenUsed="0" w:uiPriority="71" w:semiHidden="0" w:name="Colorful Shading Accent 6"/>
+    <w:lsdException w:unhideWhenUsed="0" w:uiPriority="72" w:semiHidden="0" w:name="Colorful List Accent 6"/>
+    <w:lsdException w:unhideWhenUsed="0" w:uiPriority="73" w:semiHidden="0" w:name="Colorful Grid Accent 6"/>
   </w:latentStyles>
-  <w:style w:type="paragraph" w:default="1" w:styleId="Normal">
+  <w:style w:type="paragraph" w:default="1" w:styleId="1">
     <w:name w:val="Normal"/>
     <w:qFormat/>
+    <w:uiPriority w:val="0"/>
     <w:pPr>
       <w:kinsoku w:val="0"/>
       <w:autoSpaceDE w:val="0"/>
@@ -9077,7 +8941,7 @@
       <w:textAlignment w:val="baseline"/>
     </w:pPr>
     <w:rPr>
-      <w:rFonts w:ascii="Arial" w:eastAsia="宋体" w:hAnsi="Arial" w:cs="Arial"/>
+      <w:rFonts w:ascii="Arial" w:hAnsi="Arial" w:eastAsia="宋体" w:cs="Arial"/>
       <w:snapToGrid w:val="0"/>
       <w:color w:val="000000"/>
       <w:kern w:val="0"/>
@@ -9086,11 +8950,12 @@
       <w:lang w:val="en-US" w:eastAsia="en-US" w:bidi="ar-SA"/>
     </w:rPr>
   </w:style>
-  <w:style w:type="paragraph" w:styleId="Heading1">
+  <w:style w:type="paragraph" w:styleId="2">
     <w:name w:val="heading 1"/>
-    <w:basedOn w:val="Normal"/>
-    <w:next w:val="Normal"/>
+    <w:basedOn w:val="1"/>
+    <w:next w:val="1"/>
     <w:qFormat/>
+    <w:uiPriority w:val="0"/>
     <w:pPr>
       <w:keepNext/>
       <w:keepLines/>
@@ -9108,12 +8973,13 @@
       <w:sz w:val="44"/>
     </w:rPr>
   </w:style>
-  <w:style w:type="paragraph" w:styleId="Heading2">
+  <w:style w:type="paragraph" w:styleId="3">
     <w:name w:val="heading 2"/>
-    <w:basedOn w:val="Normal"/>
-    <w:next w:val="Normal"/>
+    <w:basedOn w:val="1"/>
+    <w:next w:val="1"/>
     <w:unhideWhenUsed/>
     <w:qFormat/>
+    <w:uiPriority w:val="0"/>
     <w:pPr>
       <w:keepNext/>
       <w:keepLines/>
@@ -9126,18 +8992,19 @@
       <w:outlineLvl w:val="1"/>
     </w:pPr>
     <w:rPr>
-      <w:rFonts w:ascii="Arial" w:eastAsia="黑体" w:hAnsi="Arial"/>
+      <w:rFonts w:ascii="Arial" w:hAnsi="Arial" w:eastAsia="黑体"/>
       <w:b/>
       <w:sz w:val="32"/>
     </w:rPr>
   </w:style>
-  <w:style w:type="paragraph" w:styleId="Heading3">
+  <w:style w:type="paragraph" w:styleId="4">
     <w:name w:val="heading 3"/>
-    <w:basedOn w:val="Normal"/>
-    <w:next w:val="Normal"/>
+    <w:basedOn w:val="1"/>
+    <w:next w:val="1"/>
     <w:semiHidden/>
     <w:unhideWhenUsed/>
     <w:qFormat/>
+    <w:uiPriority w:val="0"/>
     <w:pPr>
       <w:keepNext/>
       <w:keepLines/>
@@ -9154,12 +9021,13 @@
       <w:sz w:val="32"/>
     </w:rPr>
   </w:style>
-  <w:style w:type="paragraph" w:styleId="Heading4">
+  <w:style w:type="paragraph" w:styleId="5">
     <w:name w:val="heading 4"/>
-    <w:basedOn w:val="Normal"/>
-    <w:next w:val="Normal"/>
+    <w:basedOn w:val="1"/>
+    <w:next w:val="1"/>
     <w:unhideWhenUsed/>
     <w:qFormat/>
+    <w:uiPriority w:val="0"/>
     <w:pPr>
       <w:keepNext/>
       <w:keepLines/>
@@ -9172,18 +9040,19 @@
       <w:outlineLvl w:val="3"/>
     </w:pPr>
     <w:rPr>
-      <w:rFonts w:ascii="Arial" w:eastAsia="黑体" w:hAnsi="Arial"/>
+      <w:rFonts w:ascii="Arial" w:hAnsi="Arial" w:eastAsia="黑体"/>
       <w:b/>
       <w:sz w:val="28"/>
     </w:rPr>
   </w:style>
-  <w:style w:type="paragraph" w:styleId="Heading5">
+  <w:style w:type="paragraph" w:styleId="6">
     <w:name w:val="heading 5"/>
-    <w:basedOn w:val="Normal"/>
-    <w:next w:val="Normal"/>
+    <w:basedOn w:val="1"/>
+    <w:next w:val="1"/>
     <w:semiHidden/>
     <w:unhideWhenUsed/>
     <w:qFormat/>
+    <w:uiPriority w:val="0"/>
     <w:pPr>
       <w:keepNext/>
       <w:keepLines/>
@@ -9200,13 +9069,14 @@
       <w:sz w:val="28"/>
     </w:rPr>
   </w:style>
-  <w:style w:type="paragraph" w:styleId="Heading6">
+  <w:style w:type="paragraph" w:styleId="7">
     <w:name w:val="heading 6"/>
-    <w:basedOn w:val="Normal"/>
-    <w:next w:val="Normal"/>
+    <w:basedOn w:val="1"/>
+    <w:next w:val="1"/>
     <w:semiHidden/>
     <w:unhideWhenUsed/>
     <w:qFormat/>
+    <w:uiPriority w:val="0"/>
     <w:pPr>
       <w:keepNext/>
       <w:keepLines/>
@@ -9219,18 +9089,19 @@
       <w:outlineLvl w:val="5"/>
     </w:pPr>
     <w:rPr>
-      <w:rFonts w:ascii="Arial" w:eastAsia="黑体" w:hAnsi="Arial"/>
+      <w:rFonts w:ascii="Arial" w:hAnsi="Arial" w:eastAsia="黑体"/>
       <w:b/>
       <w:sz w:val="24"/>
     </w:rPr>
   </w:style>
-  <w:style w:type="paragraph" w:styleId="Heading7">
+  <w:style w:type="paragraph" w:styleId="8">
     <w:name w:val="heading 7"/>
-    <w:basedOn w:val="Normal"/>
-    <w:next w:val="Normal"/>
+    <w:basedOn w:val="1"/>
+    <w:next w:val="1"/>
     <w:semiHidden/>
     <w:unhideWhenUsed/>
     <w:qFormat/>
+    <w:uiPriority w:val="0"/>
     <w:pPr>
       <w:keepNext/>
       <w:keepLines/>
@@ -9247,13 +9118,14 @@
       <w:sz w:val="24"/>
     </w:rPr>
   </w:style>
-  <w:style w:type="paragraph" w:styleId="Heading8">
+  <w:style w:type="paragraph" w:styleId="9">
     <w:name w:val="heading 8"/>
-    <w:basedOn w:val="Normal"/>
-    <w:next w:val="Normal"/>
+    <w:basedOn w:val="1"/>
+    <w:next w:val="1"/>
     <w:semiHidden/>
     <w:unhideWhenUsed/>
     <w:qFormat/>
+    <w:uiPriority w:val="0"/>
     <w:pPr>
       <w:keepNext/>
       <w:keepLines/>
@@ -9266,17 +9138,18 @@
       <w:outlineLvl w:val="7"/>
     </w:pPr>
     <w:rPr>
-      <w:rFonts w:ascii="Arial" w:eastAsia="黑体" w:hAnsi="Arial"/>
+      <w:rFonts w:ascii="Arial" w:hAnsi="Arial" w:eastAsia="黑体"/>
       <w:sz w:val="24"/>
     </w:rPr>
   </w:style>
-  <w:style w:type="paragraph" w:styleId="Heading9">
+  <w:style w:type="paragraph" w:styleId="10">
     <w:name w:val="heading 9"/>
-    <w:basedOn w:val="Normal"/>
-    <w:next w:val="Normal"/>
+    <w:basedOn w:val="1"/>
+    <w:next w:val="1"/>
     <w:semiHidden/>
     <w:unhideWhenUsed/>
     <w:qFormat/>
+    <w:uiPriority w:val="0"/>
     <w:pPr>
       <w:keepNext/>
       <w:keepLines/>
@@ -9289,19 +9162,21 @@
       <w:outlineLvl w:val="8"/>
     </w:pPr>
     <w:rPr>
-      <w:rFonts w:ascii="Arial" w:eastAsia="黑体" w:hAnsi="Arial"/>
+      <w:rFonts w:ascii="Arial" w:hAnsi="Arial" w:eastAsia="黑体"/>
       <w:sz w:val="21"/>
     </w:rPr>
   </w:style>
-  <w:style w:type="character" w:default="1" w:styleId="DefaultParagraphFont">
+  <w:style w:type="character" w:default="1" w:styleId="22">
     <w:name w:val="Default Paragraph Font"/>
     <w:semiHidden/>
     <w:qFormat/>
+    <w:uiPriority w:val="0"/>
   </w:style>
-  <w:style w:type="table" w:default="1" w:styleId="TableNormal">
+  <w:style w:type="table" w:default="1" w:styleId="20">
     <w:name w:val="Normal Table"/>
     <w:semiHidden/>
     <w:qFormat/>
+    <w:uiPriority w:val="0"/>
     <w:tblPr>
       <w:tblCellMar>
         <w:top w:w="0" w:type="dxa"/>
@@ -9311,39 +9186,43 @@
       </w:tblCellMar>
     </w:tblPr>
   </w:style>
-  <w:style w:type="paragraph" w:styleId="CommentText">
+  <w:style w:type="paragraph" w:styleId="11">
     <w:name w:val="annotation text"/>
-    <w:basedOn w:val="Normal"/>
+    <w:basedOn w:val="1"/>
     <w:qFormat/>
+    <w:uiPriority w:val="0"/>
     <w:pPr>
       <w:jc w:val="left"/>
     </w:pPr>
   </w:style>
-  <w:style w:type="paragraph" w:styleId="BodyText">
+  <w:style w:type="paragraph" w:styleId="12">
     <w:name w:val="Body Text"/>
-    <w:basedOn w:val="Normal"/>
+    <w:basedOn w:val="1"/>
     <w:semiHidden/>
     <w:qFormat/>
+    <w:uiPriority w:val="0"/>
     <w:rPr>
-      <w:rFonts w:ascii="Arial" w:eastAsia="Arial" w:hAnsi="Arial" w:cs="Arial"/>
+      <w:rFonts w:ascii="Arial" w:hAnsi="Arial" w:eastAsia="Arial" w:cs="Arial"/>
       <w:sz w:val="21"/>
       <w:szCs w:val="21"/>
       <w:lang w:val="en-US" w:eastAsia="en-US" w:bidi="ar-SA"/>
     </w:rPr>
   </w:style>
-  <w:style w:type="paragraph" w:styleId="TOC3">
+  <w:style w:type="paragraph" w:styleId="13">
     <w:name w:val="toc 3"/>
-    <w:basedOn w:val="Normal"/>
-    <w:next w:val="Normal"/>
+    <w:basedOn w:val="1"/>
+    <w:next w:val="1"/>
     <w:qFormat/>
+    <w:uiPriority w:val="0"/>
     <w:pPr>
       <w:ind w:left="840" w:leftChars="400"/>
     </w:pPr>
   </w:style>
-  <w:style w:type="paragraph" w:styleId="Footer">
+  <w:style w:type="paragraph" w:styleId="14">
     <w:name w:val="footer"/>
-    <w:basedOn w:val="Normal"/>
+    <w:basedOn w:val="1"/>
     <w:qFormat/>
+    <w:uiPriority w:val="0"/>
     <w:pPr>
       <w:tabs>
         <w:tab w:val="center" w:pos="4153"/>
@@ -9356,16 +9235,17 @@
       <w:sz w:val="18"/>
     </w:rPr>
   </w:style>
-  <w:style w:type="paragraph" w:styleId="Header">
+  <w:style w:type="paragraph" w:styleId="15">
     <w:name w:val="header"/>
-    <w:basedOn w:val="Normal"/>
+    <w:basedOn w:val="1"/>
     <w:qFormat/>
+    <w:uiPriority w:val="0"/>
     <w:pPr>
       <w:pBdr>
-        <w:top w:val="nil"/>
-        <w:left w:val="nil"/>
-        <w:bottom w:val="nil"/>
-        <w:right w:val="nil"/>
+        <w:top w:val="none" w:color="auto" w:sz="0" w:space="0"/>
+        <w:left w:val="none" w:color="auto" w:sz="0" w:space="0"/>
+        <w:bottom w:val="none" w:color="auto" w:sz="0" w:space="0"/>
+        <w:right w:val="none" w:color="auto" w:sz="0" w:space="0"/>
       </w:pBdr>
       <w:tabs>
         <w:tab w:val="center" w:pos="4153"/>
@@ -9380,37 +9260,41 @@
       <w:sz w:val="18"/>
     </w:rPr>
   </w:style>
-  <w:style w:type="paragraph" w:styleId="TOC1">
+  <w:style w:type="paragraph" w:styleId="16">
     <w:name w:val="toc 1"/>
-    <w:basedOn w:val="Normal"/>
-    <w:next w:val="Normal"/>
+    <w:basedOn w:val="1"/>
+    <w:next w:val="1"/>
     <w:qFormat/>
+    <w:uiPriority w:val="0"/>
     <w:rPr>
-      <w:rFonts w:ascii="Arial" w:eastAsia="Microsoft JhengHei" w:hAnsi="Arial"/>
+      <w:rFonts w:ascii="Arial" w:hAnsi="Arial" w:eastAsia="Microsoft JhengHei"/>
       <w:sz w:val="24"/>
     </w:rPr>
   </w:style>
-  <w:style w:type="paragraph" w:styleId="TOC2">
+  <w:style w:type="paragraph" w:styleId="17">
     <w:name w:val="toc 2"/>
-    <w:basedOn w:val="Normal"/>
-    <w:next w:val="Normal"/>
+    <w:basedOn w:val="1"/>
+    <w:next w:val="1"/>
     <w:qFormat/>
+    <w:uiPriority w:val="0"/>
     <w:pPr>
       <w:ind w:left="420" w:leftChars="200"/>
     </w:pPr>
   </w:style>
-  <w:style w:type="paragraph" w:styleId="NormalWeb">
+  <w:style w:type="paragraph" w:styleId="18">
     <w:name w:val="Normal (Web)"/>
-    <w:basedOn w:val="Normal"/>
+    <w:basedOn w:val="1"/>
     <w:qFormat/>
+    <w:uiPriority w:val="0"/>
     <w:rPr>
       <w:sz w:val="24"/>
     </w:rPr>
   </w:style>
-  <w:style w:type="paragraph" w:styleId="Title">
+  <w:style w:type="paragraph" w:styleId="19">
     <w:name w:val="Title"/>
-    <w:basedOn w:val="Normal"/>
+    <w:basedOn w:val="1"/>
     <w:qFormat/>
+    <w:uiPriority w:val="0"/>
     <w:pPr>
       <w:spacing w:before="240" w:beforeLines="0" w:beforeAutospacing="0" w:after="60" w:afterLines="0" w:afterAutospacing="0"/>
       <w:jc w:val="center"/>
@@ -9422,38 +9306,41 @@
       <w:sz w:val="32"/>
     </w:rPr>
   </w:style>
-  <w:style w:type="table" w:styleId="TableGrid">
+  <w:style w:type="table" w:styleId="21">
     <w:name w:val="Table Grid"/>
-    <w:basedOn w:val="TableNormal"/>
+    <w:basedOn w:val="20"/>
     <w:qFormat/>
+    <w:uiPriority w:val="0"/>
     <w:pPr>
       <w:widowControl w:val="0"/>
       <w:jc w:val="both"/>
     </w:pPr>
     <w:tblPr>
       <w:tblBorders>
-        <w:top w:val="single" w:sz="4" w:space="0" w:color="auto"/>
-        <w:left w:val="single" w:sz="4" w:space="0" w:color="auto"/>
-        <w:bottom w:val="single" w:sz="4" w:space="0" w:color="auto"/>
-        <w:right w:val="single" w:sz="4" w:space="0" w:color="auto"/>
-        <w:insideH w:val="single" w:sz="4" w:space="0" w:color="auto"/>
-        <w:insideV w:val="single" w:sz="4" w:space="0" w:color="auto"/>
+        <w:top w:val="single" w:color="auto" w:sz="4" w:space="0"/>
+        <w:left w:val="single" w:color="auto" w:sz="4" w:space="0"/>
+        <w:bottom w:val="single" w:color="auto" w:sz="4" w:space="0"/>
+        <w:right w:val="single" w:color="auto" w:sz="4" w:space="0"/>
+        <w:insideH w:val="single" w:color="auto" w:sz="4" w:space="0"/>
+        <w:insideV w:val="single" w:color="auto" w:sz="4" w:space="0"/>
       </w:tblBorders>
     </w:tblPr>
   </w:style>
-  <w:style w:type="character" w:styleId="Strong">
+  <w:style w:type="character" w:styleId="23">
     <w:name w:val="Strong"/>
-    <w:basedOn w:val="DefaultParagraphFont"/>
+    <w:basedOn w:val="22"/>
     <w:qFormat/>
+    <w:uiPriority w:val="0"/>
     <w:rPr>
       <w:b/>
     </w:rPr>
   </w:style>
-  <w:style w:type="table" w:customStyle="1" w:styleId="TableNormal0">
+  <w:style w:type="table" w:customStyle="1" w:styleId="24">
     <w:name w:val="Table Normal_0"/>
     <w:semiHidden/>
     <w:unhideWhenUsed/>
     <w:qFormat/>
+    <w:uiPriority w:val="0"/>
     <w:tblPr>
       <w:tblCellMar>
         <w:top w:w="0" w:type="dxa"/>
@@ -9463,82 +9350,88 @@
       </w:tblCellMar>
     </w:tblPr>
   </w:style>
-  <w:style w:type="paragraph" w:customStyle="1" w:styleId="TableText">
+  <w:style w:type="paragraph" w:customStyle="1" w:styleId="25">
     <w:name w:val="Table Text"/>
-    <w:basedOn w:val="Normal"/>
+    <w:basedOn w:val="1"/>
     <w:semiHidden/>
     <w:qFormat/>
+    <w:uiPriority w:val="0"/>
     <w:rPr>
-      <w:rFonts w:ascii="宋体" w:eastAsia="宋体" w:hAnsi="宋体" w:cs="宋体"/>
+      <w:rFonts w:ascii="宋体" w:hAnsi="宋体" w:eastAsia="宋体" w:cs="宋体"/>
       <w:sz w:val="21"/>
       <w:szCs w:val="21"/>
       <w:lang w:val="en-US" w:eastAsia="en-US" w:bidi="ar-SA"/>
     </w:rPr>
   </w:style>
-  <w:style w:type="paragraph" w:customStyle="1" w:styleId="1">
+  <w:style w:type="paragraph" w:customStyle="1" w:styleId="26">
     <w:name w:val="柴_标题1"/>
-    <w:basedOn w:val="Heading1"/>
-    <w:next w:val="a"/>
-    <w:link w:val="1Char"/>
+    <w:basedOn w:val="2"/>
+    <w:next w:val="27"/>
+    <w:link w:val="38"/>
     <w:qFormat/>
+    <w:uiPriority w:val="0"/>
     <w:pPr>
       <w:spacing w:before="100" w:after="90" w:line="360" w:lineRule="auto"/>
     </w:pPr>
     <w:rPr>
-      <w:rFonts w:ascii="Arial" w:eastAsia="宋体" w:hAnsi="Arial"/>
+      <w:rFonts w:ascii="Arial" w:hAnsi="Arial" w:eastAsia="宋体"/>
       <w:sz w:val="32"/>
     </w:rPr>
   </w:style>
-  <w:style w:type="paragraph" w:customStyle="1" w:styleId="a">
+  <w:style w:type="paragraph" w:customStyle="1" w:styleId="27">
     <w:name w:val="柴_正文"/>
-    <w:basedOn w:val="BodyText"/>
-    <w:link w:val="Char"/>
+    <w:basedOn w:val="12"/>
+    <w:link w:val="41"/>
     <w:qFormat/>
+    <w:uiPriority w:val="0"/>
     <w:pPr>
       <w:spacing w:line="360" w:lineRule="auto"/>
       <w:ind w:firstLine="470" w:firstLineChars="200"/>
     </w:pPr>
     <w:rPr>
-      <w:rFonts w:ascii="Arial" w:eastAsia="宋体" w:hAnsi="Arial"/>
+      <w:rFonts w:ascii="Arial" w:hAnsi="Arial" w:eastAsia="宋体"/>
       <w:sz w:val="24"/>
       <w:lang w:eastAsia="zh-CN"/>
     </w:rPr>
   </w:style>
-  <w:style w:type="paragraph" w:customStyle="1" w:styleId="2">
+  <w:style w:type="paragraph" w:customStyle="1" w:styleId="28">
     <w:name w:val="柴_标题2"/>
-    <w:basedOn w:val="Heading2"/>
-    <w:next w:val="a"/>
+    <w:basedOn w:val="3"/>
+    <w:next w:val="27"/>
     <w:qFormat/>
+    <w:uiPriority w:val="0"/>
     <w:pPr>
       <w:spacing w:line="360" w:lineRule="auto"/>
     </w:pPr>
     <w:rPr>
-      <w:rFonts w:ascii="Arial" w:eastAsia="宋体" w:hAnsi="Arial"/>
+      <w:rFonts w:ascii="Arial" w:hAnsi="Arial" w:eastAsia="宋体"/>
       <w:sz w:val="28"/>
     </w:rPr>
   </w:style>
-  <w:style w:type="paragraph" w:customStyle="1" w:styleId="3">
+  <w:style w:type="paragraph" w:customStyle="1" w:styleId="29">
     <w:name w:val="柴_标题3"/>
-    <w:basedOn w:val="Heading3"/>
-    <w:next w:val="a"/>
-    <w:link w:val="3Char"/>
+    <w:basedOn w:val="4"/>
+    <w:next w:val="27"/>
+    <w:link w:val="42"/>
     <w:qFormat/>
+    <w:uiPriority w:val="0"/>
     <w:pPr>
       <w:spacing w:line="360" w:lineRule="auto"/>
       <w:ind w:left="0" w:firstLine="472" w:firstLineChars="200"/>
     </w:pPr>
     <w:rPr>
-      <w:rFonts w:ascii="宋体" w:eastAsia="宋体" w:hAnsi="宋体" w:cs="宋体"/>
+      <w:rFonts w:ascii="宋体" w:hAnsi="宋体" w:eastAsia="宋体" w:cs="宋体"/>
       <w:spacing w:val="-2"/>
       <w:sz w:val="24"/>
       <w:szCs w:val="24"/>
     </w:rPr>
   </w:style>
-  <w:style w:type="paragraph" w:customStyle="1" w:styleId="a0">
+  <w:style w:type="paragraph" w:customStyle="1" w:styleId="30">
     <w:name w:val="柴_目录"/>
-    <w:basedOn w:val="Normal"/>
-    <w:next w:val="BodyText"/>
+    <w:basedOn w:val="1"/>
+    <w:next w:val="12"/>
     <w:qFormat/>
+    <w:uiPriority w:val="0"/>
     <w:pPr>
       <w:tabs>
         <w:tab w:val="right" w:leader="dot" w:pos="8442"/>
@@ -9546,89 +9439,96 @@
       <w:ind w:left="0" w:leftChars="0"/>
     </w:pPr>
     <w:rPr>
-      <w:rFonts w:ascii="Arial" w:eastAsia="Microsoft JhengHei" w:hAnsi="Arial"/>
+      <w:rFonts w:ascii="Arial" w:hAnsi="Arial" w:eastAsia="Microsoft JhengHei"/>
       <w:sz w:val="24"/>
     </w:rPr>
   </w:style>
-  <w:style w:type="paragraph" w:customStyle="1" w:styleId="a1">
+  <w:style w:type="paragraph" w:customStyle="1" w:styleId="31">
     <w:name w:val="柴_公司名"/>
-    <w:basedOn w:val="Title"/>
+    <w:basedOn w:val="19"/>
     <w:qFormat/>
+    <w:uiPriority w:val="0"/>
     <w:pPr>
       <w:spacing w:after="600" w:afterLines="600"/>
     </w:pPr>
     <w:rPr>
-      <w:rFonts w:ascii="宋体" w:eastAsia="宋体" w:hAnsi="宋体" w:cs="宋体" w:hint="eastAsia"/>
+      <w:rFonts w:hint="eastAsia" w:ascii="宋体" w:hAnsi="宋体" w:eastAsia="宋体" w:cs="宋体"/>
       <w:bCs/>
       <w:spacing w:val="-6"/>
       <w:sz w:val="52"/>
       <w:szCs w:val="52"/>
     </w:rPr>
   </w:style>
-  <w:style w:type="paragraph" w:customStyle="1" w:styleId="a2">
+  <w:style w:type="paragraph" w:customStyle="1" w:styleId="32">
     <w:name w:val="柴_文档名"/>
-    <w:basedOn w:val="Title"/>
+    <w:basedOn w:val="19"/>
     <w:qFormat/>
+    <w:uiPriority w:val="0"/>
     <w:pPr>
       <w:spacing w:after="900" w:afterLines="900"/>
     </w:pPr>
     <w:rPr>
-      <w:rFonts w:ascii="黑体" w:eastAsia="黑体" w:hAnsi="黑体" w:cs="黑体"/>
+      <w:rFonts w:ascii="黑体" w:hAnsi="黑体" w:eastAsia="黑体" w:cs="黑体"/>
       <w:bCs/>
       <w:spacing w:val="-7"/>
       <w:sz w:val="52"/>
       <w:szCs w:val="52"/>
     </w:rPr>
   </w:style>
-  <w:style w:type="paragraph" w:customStyle="1" w:styleId="WPSOffice1">
+  <w:style w:type="paragraph" w:customStyle="1" w:styleId="33">
     <w:name w:val="WPSOffice手动目录 1"/>
     <w:qFormat/>
+    <w:uiPriority w:val="0"/>
     <w:pPr>
       <w:ind w:leftChars="0"/>
     </w:pPr>
     <w:rPr>
-      <w:rFonts w:ascii="Times New Roman" w:eastAsia="宋体" w:hAnsi="Times New Roman" w:cs="Times New Roman"/>
+      <w:rFonts w:ascii="Times New Roman" w:hAnsi="Times New Roman" w:eastAsia="宋体" w:cs="Times New Roman"/>
       <w:sz w:val="20"/>
       <w:szCs w:val="20"/>
     </w:rPr>
   </w:style>
-  <w:style w:type="paragraph" w:customStyle="1" w:styleId="WPSOffice2">
+  <w:style w:type="paragraph" w:customStyle="1" w:styleId="34">
     <w:name w:val="WPSOffice手动目录 2"/>
     <w:qFormat/>
+    <w:uiPriority w:val="0"/>
     <w:pPr>
       <w:ind w:leftChars="200"/>
     </w:pPr>
     <w:rPr>
-      <w:rFonts w:ascii="Times New Roman" w:eastAsia="宋体" w:hAnsi="Times New Roman" w:cs="Times New Roman"/>
+      <w:rFonts w:ascii="Times New Roman" w:hAnsi="Times New Roman" w:eastAsia="宋体" w:cs="Times New Roman"/>
       <w:sz w:val="20"/>
       <w:szCs w:val="20"/>
     </w:rPr>
   </w:style>
-  <w:style w:type="paragraph" w:customStyle="1" w:styleId="WPSOffice3">
+  <w:style w:type="paragraph" w:customStyle="1" w:styleId="35">
     <w:name w:val="WPSOffice手动目录 3"/>
     <w:qFormat/>
+    <w:uiPriority w:val="0"/>
     <w:pPr>
       <w:ind w:leftChars="400"/>
     </w:pPr>
     <w:rPr>
-      <w:rFonts w:ascii="Times New Roman" w:eastAsia="宋体" w:hAnsi="Times New Roman" w:cs="Times New Roman"/>
+      <w:rFonts w:ascii="Times New Roman" w:hAnsi="Times New Roman" w:eastAsia="宋体" w:cs="Times New Roman"/>
       <w:sz w:val="20"/>
       <w:szCs w:val="20"/>
     </w:rPr>
   </w:style>
-  <w:style w:type="paragraph" w:customStyle="1" w:styleId="Compact">
+  <w:style w:type="paragraph" w:customStyle="1" w:styleId="36">
     <w:name w:val="Compact"/>
-    <w:basedOn w:val="BodyText"/>
+    <w:basedOn w:val="12"/>
     <w:qFormat/>
+    <w:uiPriority w:val="0"/>
     <w:pPr>
       <w:spacing w:before="36" w:after="36"/>
     </w:pPr>
   </w:style>
-  <w:style w:type="table" w:customStyle="1" w:styleId="Table">
+  <w:style w:type="table" w:customStyle="1" w:styleId="37">
     <w:name w:val="Table"/>
     <w:semiHidden/>
     <w:unhideWhenUsed/>
     <w:qFormat/>
+    <w:uiPriority w:val="0"/>
     <w:tblPr>
       <w:tblCellMar>
         <w:top w:w="0" w:type="dxa"/>
@@ -9640,25 +9540,27 @@
     <w:tblStylePr w:type="firstRow">
       <w:tcPr>
         <w:tcBorders>
-          <w:bottom w:val="single" w:sz="0" w:space="0" w:color="auto"/>
+          <w:bottom w:val="single" w:color="auto" w:sz="0" w:space="0"/>
         </w:tcBorders>
         <w:vAlign w:val="bottom"/>
       </w:tcPr>
     </w:tblStylePr>
   </w:style>
-  <w:style w:type="character" w:customStyle="1" w:styleId="1Char">
+  <w:style w:type="character" w:customStyle="1" w:styleId="38">
     <w:name w:val="柴_标题1 Char"/>
-    <w:link w:val="1"/>
+    <w:link w:val="26"/>
     <w:qFormat/>
+    <w:uiPriority w:val="0"/>
     <w:rPr>
-      <w:rFonts w:ascii="Arial" w:eastAsia="宋体" w:hAnsi="Arial"/>
+      <w:rFonts w:ascii="Arial" w:hAnsi="Arial" w:eastAsia="宋体"/>
       <w:sz w:val="32"/>
     </w:rPr>
   </w:style>
-  <w:style w:type="paragraph" w:customStyle="1" w:styleId="a3">
+  <w:style w:type="paragraph" w:customStyle="1" w:styleId="39">
     <w:name w:val="柴_正文_无缩进"/>
-    <w:basedOn w:val="Normal"/>
+    <w:basedOn w:val="1"/>
     <w:qFormat/>
+    <w:uiPriority w:val="0"/>
     <w:pPr>
       <w:ind w:firstLine="0" w:firstLineChars="0"/>
     </w:pPr>
@@ -9668,39 +9570,42 @@
       <w:lang w:eastAsia="zh-CN"/>
     </w:rPr>
   </w:style>
-  <w:style w:type="paragraph" w:customStyle="1" w:styleId="4">
+  <w:style w:type="paragraph" w:customStyle="1" w:styleId="40">
     <w:name w:val="柴_标题4"/>
-    <w:basedOn w:val="Heading4"/>
-    <w:next w:val="Normal"/>
+    <w:basedOn w:val="5"/>
+    <w:next w:val="1"/>
     <w:qFormat/>
+    <w:uiPriority w:val="0"/>
     <w:pPr>
       <w:widowControl w:val="0"/>
       <w:spacing w:before="160" w:line="360" w:lineRule="auto"/>
-      <w:ind w:left="981" w:hanging="862" w:leftChars="300"/>
+      <w:ind w:left="981" w:leftChars="300" w:hanging="862"/>
     </w:pPr>
     <w:rPr>
-      <w:rFonts w:ascii="Calibri" w:eastAsia="宋体" w:hAnsi="Calibri" w:cs="宋体" w:hint="eastAsia"/>
+      <w:rFonts w:hint="eastAsia" w:ascii="Calibri" w:hAnsi="Calibri" w:eastAsia="宋体" w:cs="宋体"/>
       <w:sz w:val="24"/>
       <w:szCs w:val="24"/>
       <w:lang w:eastAsia="zh-CN" w:bidi="zh-CN"/>
     </w:rPr>
   </w:style>
-  <w:style w:type="character" w:customStyle="1" w:styleId="Char">
+  <w:style w:type="character" w:customStyle="1" w:styleId="41">
     <w:name w:val="柴_正文 Char"/>
-    <w:link w:val="a"/>
+    <w:link w:val="27"/>
     <w:qFormat/>
+    <w:uiPriority w:val="0"/>
     <w:rPr>
-      <w:rFonts w:ascii="Arial" w:eastAsia="宋体" w:hAnsi="Arial"/>
+      <w:rFonts w:ascii="Arial" w:hAnsi="Arial" w:eastAsia="宋体"/>
       <w:sz w:val="24"/>
       <w:lang w:eastAsia="zh-CN"/>
     </w:rPr>
   </w:style>
-  <w:style w:type="character" w:customStyle="1" w:styleId="3Char">
+  <w:style w:type="character" w:customStyle="1" w:styleId="42">
     <w:name w:val="柴_标题3 Char"/>
-    <w:link w:val="3"/>
+    <w:link w:val="29"/>
     <w:qFormat/>
+    <w:uiPriority w:val="0"/>
     <w:rPr>
-      <w:rFonts w:ascii="宋体" w:eastAsia="宋体" w:hAnsi="宋体" w:cs="宋体"/>
+      <w:rFonts w:ascii="宋体" w:hAnsi="宋体" w:eastAsia="宋体" w:cs="宋体"/>
       <w:spacing w:val="-2"/>
       <w:sz w:val="24"/>
       <w:szCs w:val="24"/>
@@ -10002,7 +9907,7 @@
   </customSectProps>
   <customShpExts>
     <customShpInfo spid="_x0000_s2049"/>
-    <customShpInfo spid="_x0000_s1026"/>
+    <customShpInfo spid="_x0000_s1025"/>
   </customShpExts>
 </s:customData>
 </file>

--- a/6-过程管理/流程制度规范类文件/060107-发布管理程序.docx
+++ b/6-过程管理/流程制度规范类文件/060107-发布管理程序.docx
@@ -1808,8 +1808,6 @@
               <w:tab w:val="right" w:leader="dot" w:pos="8492"/>
             </w:tabs>
           </w:pPr>
-          <w:bookmarkStart w:id="27" w:name="_GoBack"/>
-          <w:bookmarkEnd w:id="27"/>
           <w:r>
             <w:rPr>
               <w:rFonts w:ascii="Times New Roman" w:hAnsi="Times New Roman" w:eastAsia="Times New Roman" w:cs="Times New Roman"/>
@@ -3388,7 +3386,19 @@
         <w:textAlignment w:val="baseline"/>
       </w:pPr>
       <w:r>
-        <w:t>本文档编写目的是为了建立一个规范的发布流程，使甘肃国邦信息技术有限公司的IT服务团队有一个高效的发布环境，从而为其关联流程提供相关信息和支持，如变更管理流程、配置管理流程等，使IT服务团队能够更加有效、更加规范地提供IT服务。</w:t>
+        <w:t>本文档编写目的是为了建立一个规范的发布流程，使</w:t>
+      </w:r>
+      <w:r>
+        <w:rPr>
+          <w:rFonts w:hint="eastAsia"/>
+          <w:lang w:val="en-US" w:eastAsia="zh-CN"/>
+        </w:rPr>
+        <w:t>得</w:t>
+      </w:r>
+      <w:bookmarkStart w:id="27" w:name="_GoBack"/>
+      <w:bookmarkEnd w:id="27"/>
+      <w:r>
+        <w:t>IT服务团队有一个高效的发布环境，从而为其关联流程提供相关信息和支持，如变更管理流程、配置管理流程等，使IT服务团队能够更加有效、更加规范地提供IT服务。</w:t>
       </w:r>
     </w:p>
     <w:p>
@@ -7374,8 +7384,8 @@
           <w:lang w:val="en-US" w:eastAsia="zh-CN"/>
         </w:rPr>
       </w:pPr>
-      <w:bookmarkStart w:id="23" w:name="_Toc21434"/>
-      <w:bookmarkStart w:id="24" w:name="_Toc4990"/>
+      <w:bookmarkStart w:id="23" w:name="_Toc4990"/>
+      <w:bookmarkStart w:id="24" w:name="_Toc21434"/>
       <w:r>
         <w:rPr>
           <w:rFonts w:hint="default"/>
